--- a/COMP1004-Report.docx
+++ b/COMP1004-Report.docx
@@ -105,7 +105,11 @@
               <w:tab w:val="right" w:leader="dot" w:pos="9016"/>
             </w:tabs>
             <w:rPr>
+              <w:rFonts w:eastAsiaTheme="minorEastAsia"/>
               <w:noProof/>
+              <w:sz w:val="24"/>
+              <w:szCs w:val="24"/>
+              <w:lang w:eastAsia="en-GB"/>
             </w:rPr>
           </w:pPr>
           <w:r>
@@ -117,7 +121,7 @@
           <w:r>
             <w:fldChar w:fldCharType="separate"/>
           </w:r>
-          <w:hyperlink w:anchor="_Toc222398034" w:history="1">
+          <w:hyperlink w:anchor="_Toc224815308" w:history="1">
             <w:r>
               <w:rPr>
                 <w:rStyle w:val="Hyperlink"/>
@@ -144,7 +148,7 @@
                 <w:noProof/>
                 <w:webHidden/>
               </w:rPr>
-              <w:instrText xml:space="preserve"> PAGEREF _Toc222398034 \h </w:instrText>
+              <w:instrText xml:space="preserve"> PAGEREF _Toc224815308 \h </w:instrText>
             </w:r>
             <w:r>
               <w:rPr>
@@ -182,10 +186,14 @@
               <w:tab w:val="right" w:leader="dot" w:pos="9016"/>
             </w:tabs>
             <w:rPr>
+              <w:rFonts w:eastAsiaTheme="minorEastAsia"/>
               <w:noProof/>
+              <w:sz w:val="24"/>
+              <w:szCs w:val="24"/>
+              <w:lang w:eastAsia="en-GB"/>
             </w:rPr>
           </w:pPr>
-          <w:hyperlink w:anchor="_Toc222398035" w:history="1">
+          <w:hyperlink w:anchor="_Toc224815309" w:history="1">
             <w:r>
               <w:rPr>
                 <w:rStyle w:val="Hyperlink"/>
@@ -212,7 +220,7 @@
                 <w:noProof/>
                 <w:webHidden/>
               </w:rPr>
-              <w:instrText xml:space="preserve"> PAGEREF _Toc222398035 \h </w:instrText>
+              <w:instrText xml:space="preserve"> PAGEREF _Toc224815309 \h </w:instrText>
             </w:r>
             <w:r>
               <w:rPr>
@@ -250,10 +258,14 @@
               <w:tab w:val="right" w:leader="dot" w:pos="9016"/>
             </w:tabs>
             <w:rPr>
+              <w:rFonts w:eastAsiaTheme="minorEastAsia"/>
               <w:noProof/>
+              <w:sz w:val="24"/>
+              <w:szCs w:val="24"/>
+              <w:lang w:eastAsia="en-GB"/>
             </w:rPr>
           </w:pPr>
-          <w:hyperlink w:anchor="_Toc222398036" w:history="1">
+          <w:hyperlink w:anchor="_Toc224815310" w:history="1">
             <w:r>
               <w:rPr>
                 <w:rStyle w:val="Hyperlink"/>
@@ -280,7 +292,7 @@
                 <w:noProof/>
                 <w:webHidden/>
               </w:rPr>
-              <w:instrText xml:space="preserve"> PAGEREF _Toc222398036 \h </w:instrText>
+              <w:instrText xml:space="preserve"> PAGEREF _Toc224815310 \h </w:instrText>
             </w:r>
             <w:r>
               <w:rPr>
@@ -318,10 +330,14 @@
               <w:tab w:val="right" w:leader="dot" w:pos="9016"/>
             </w:tabs>
             <w:rPr>
+              <w:rFonts w:eastAsiaTheme="minorEastAsia"/>
               <w:noProof/>
+              <w:sz w:val="24"/>
+              <w:szCs w:val="24"/>
+              <w:lang w:eastAsia="en-GB"/>
             </w:rPr>
           </w:pPr>
-          <w:hyperlink w:anchor="_Toc222398037" w:history="1">
+          <w:hyperlink w:anchor="_Toc224815311" w:history="1">
             <w:r>
               <w:rPr>
                 <w:rStyle w:val="Hyperlink"/>
@@ -348,7 +364,7 @@
                 <w:noProof/>
                 <w:webHidden/>
               </w:rPr>
-              <w:instrText xml:space="preserve"> PAGEREF _Toc222398037 \h </w:instrText>
+              <w:instrText xml:space="preserve"> PAGEREF _Toc224815311 \h </w:instrText>
             </w:r>
             <w:r>
               <w:rPr>
@@ -386,10 +402,14 @@
               <w:tab w:val="right" w:leader="dot" w:pos="9016"/>
             </w:tabs>
             <w:rPr>
+              <w:rFonts w:eastAsiaTheme="minorEastAsia"/>
               <w:noProof/>
+              <w:sz w:val="24"/>
+              <w:szCs w:val="24"/>
+              <w:lang w:eastAsia="en-GB"/>
             </w:rPr>
           </w:pPr>
-          <w:hyperlink w:anchor="_Toc222398038" w:history="1">
+          <w:hyperlink w:anchor="_Toc224815312" w:history="1">
             <w:r>
               <w:rPr>
                 <w:rStyle w:val="Hyperlink"/>
@@ -416,7 +436,7 @@
                 <w:noProof/>
                 <w:webHidden/>
               </w:rPr>
-              <w:instrText xml:space="preserve"> PAGEREF _Toc222398038 \h </w:instrText>
+              <w:instrText xml:space="preserve"> PAGEREF _Toc224815312 \h </w:instrText>
             </w:r>
             <w:r>
               <w:rPr>
@@ -454,16 +474,20 @@
               <w:tab w:val="right" w:leader="dot" w:pos="9016"/>
             </w:tabs>
             <w:rPr>
+              <w:rFonts w:eastAsiaTheme="minorEastAsia"/>
               <w:noProof/>
+              <w:sz w:val="24"/>
+              <w:szCs w:val="24"/>
+              <w:lang w:eastAsia="en-GB"/>
             </w:rPr>
           </w:pPr>
-          <w:hyperlink w:anchor="_Toc222398039" w:history="1">
+          <w:hyperlink w:anchor="_Toc224815313" w:history="1">
             <w:r>
               <w:rPr>
                 <w:rStyle w:val="Hyperlink"/>
                 <w:noProof/>
               </w:rPr>
-              <w:t>UML diagrams etc</w:t>
+              <w:t>UML diagrams</w:t>
             </w:r>
             <w:r>
               <w:rPr>
@@ -484,7 +508,7 @@
                 <w:noProof/>
                 <w:webHidden/>
               </w:rPr>
-              <w:instrText xml:space="preserve"> PAGEREF _Toc222398039 \h </w:instrText>
+              <w:instrText xml:space="preserve"> PAGEREF _Toc224815313 \h </w:instrText>
             </w:r>
             <w:r>
               <w:rPr>
@@ -504,7 +528,288 @@
                 <w:noProof/>
                 <w:webHidden/>
               </w:rPr>
-              <w:t>3</w:t>
+              <w:t>4</w:t>
+            </w:r>
+            <w:r>
+              <w:rPr>
+                <w:noProof/>
+                <w:webHidden/>
+              </w:rPr>
+              <w:fldChar w:fldCharType="end"/>
+            </w:r>
+          </w:hyperlink>
+        </w:p>
+        <w:p>
+          <w:pPr>
+            <w:pStyle w:val="TOC3"/>
+            <w:tabs>
+              <w:tab w:val="right" w:leader="dot" w:pos="9016"/>
+            </w:tabs>
+            <w:rPr>
+              <w:rFonts w:eastAsiaTheme="minorEastAsia"/>
+              <w:noProof/>
+              <w:sz w:val="24"/>
+              <w:szCs w:val="24"/>
+              <w:lang w:eastAsia="en-GB"/>
+            </w:rPr>
+          </w:pPr>
+          <w:hyperlink w:anchor="_Toc224815314" w:history="1">
+            <w:r>
+              <w:rPr>
+                <w:rStyle w:val="Hyperlink"/>
+                <w:noProof/>
+              </w:rPr>
+              <w:t>Sitemap</w:t>
+            </w:r>
+            <w:r>
+              <w:rPr>
+                <w:noProof/>
+                <w:webHidden/>
+              </w:rPr>
+              <w:tab/>
+            </w:r>
+            <w:r>
+              <w:rPr>
+                <w:noProof/>
+                <w:webHidden/>
+              </w:rPr>
+              <w:fldChar w:fldCharType="begin"/>
+            </w:r>
+            <w:r>
+              <w:rPr>
+                <w:noProof/>
+                <w:webHidden/>
+              </w:rPr>
+              <w:instrText xml:space="preserve"> PAGEREF _Toc224815314 \h </w:instrText>
+            </w:r>
+            <w:r>
+              <w:rPr>
+                <w:noProof/>
+                <w:webHidden/>
+              </w:rPr>
+            </w:r>
+            <w:r>
+              <w:rPr>
+                <w:noProof/>
+                <w:webHidden/>
+              </w:rPr>
+              <w:fldChar w:fldCharType="separate"/>
+            </w:r>
+            <w:r>
+              <w:rPr>
+                <w:noProof/>
+                <w:webHidden/>
+              </w:rPr>
+              <w:t>4</w:t>
+            </w:r>
+            <w:r>
+              <w:rPr>
+                <w:noProof/>
+                <w:webHidden/>
+              </w:rPr>
+              <w:fldChar w:fldCharType="end"/>
+            </w:r>
+          </w:hyperlink>
+        </w:p>
+        <w:p>
+          <w:pPr>
+            <w:pStyle w:val="TOC3"/>
+            <w:tabs>
+              <w:tab w:val="right" w:leader="dot" w:pos="9016"/>
+            </w:tabs>
+            <w:rPr>
+              <w:rFonts w:eastAsiaTheme="minorEastAsia"/>
+              <w:noProof/>
+              <w:sz w:val="24"/>
+              <w:szCs w:val="24"/>
+              <w:lang w:eastAsia="en-GB"/>
+            </w:rPr>
+          </w:pPr>
+          <w:hyperlink w:anchor="_Toc224815315" w:history="1">
+            <w:r>
+              <w:rPr>
+                <w:rStyle w:val="Hyperlink"/>
+                <w:noProof/>
+              </w:rPr>
+              <w:t>Wireframes</w:t>
+            </w:r>
+            <w:r>
+              <w:rPr>
+                <w:noProof/>
+                <w:webHidden/>
+              </w:rPr>
+              <w:tab/>
+            </w:r>
+            <w:r>
+              <w:rPr>
+                <w:noProof/>
+                <w:webHidden/>
+              </w:rPr>
+              <w:fldChar w:fldCharType="begin"/>
+            </w:r>
+            <w:r>
+              <w:rPr>
+                <w:noProof/>
+                <w:webHidden/>
+              </w:rPr>
+              <w:instrText xml:space="preserve"> PAGEREF _Toc224815315 \h </w:instrText>
+            </w:r>
+            <w:r>
+              <w:rPr>
+                <w:noProof/>
+                <w:webHidden/>
+              </w:rPr>
+            </w:r>
+            <w:r>
+              <w:rPr>
+                <w:noProof/>
+                <w:webHidden/>
+              </w:rPr>
+              <w:fldChar w:fldCharType="separate"/>
+            </w:r>
+            <w:r>
+              <w:rPr>
+                <w:noProof/>
+                <w:webHidden/>
+              </w:rPr>
+              <w:t>5</w:t>
+            </w:r>
+            <w:r>
+              <w:rPr>
+                <w:noProof/>
+                <w:webHidden/>
+              </w:rPr>
+              <w:fldChar w:fldCharType="end"/>
+            </w:r>
+          </w:hyperlink>
+        </w:p>
+        <w:p>
+          <w:pPr>
+            <w:pStyle w:val="TOC1"/>
+            <w:tabs>
+              <w:tab w:val="right" w:leader="dot" w:pos="9016"/>
+            </w:tabs>
+            <w:rPr>
+              <w:rFonts w:eastAsiaTheme="minorEastAsia"/>
+              <w:noProof/>
+              <w:sz w:val="24"/>
+              <w:szCs w:val="24"/>
+              <w:lang w:eastAsia="en-GB"/>
+            </w:rPr>
+          </w:pPr>
+          <w:hyperlink w:anchor="_Toc224815316" w:history="1">
+            <w:r>
+              <w:rPr>
+                <w:noProof/>
+                <w:webHidden/>
+              </w:rPr>
+              <w:tab/>
+            </w:r>
+            <w:r>
+              <w:rPr>
+                <w:noProof/>
+                <w:webHidden/>
+              </w:rPr>
+              <w:fldChar w:fldCharType="begin"/>
+            </w:r>
+            <w:r>
+              <w:rPr>
+                <w:noProof/>
+                <w:webHidden/>
+              </w:rPr>
+              <w:instrText xml:space="preserve"> PAGEREF _Toc224815316 \h </w:instrText>
+            </w:r>
+            <w:r>
+              <w:rPr>
+                <w:noProof/>
+                <w:webHidden/>
+              </w:rPr>
+            </w:r>
+            <w:r>
+              <w:rPr>
+                <w:noProof/>
+                <w:webHidden/>
+              </w:rPr>
+              <w:fldChar w:fldCharType="separate"/>
+            </w:r>
+            <w:r>
+              <w:rPr>
+                <w:noProof/>
+                <w:webHidden/>
+              </w:rPr>
+              <w:t>5</w:t>
+            </w:r>
+            <w:r>
+              <w:rPr>
+                <w:noProof/>
+                <w:webHidden/>
+              </w:rPr>
+              <w:fldChar w:fldCharType="end"/>
+            </w:r>
+          </w:hyperlink>
+        </w:p>
+        <w:p>
+          <w:pPr>
+            <w:pStyle w:val="TOC1"/>
+            <w:tabs>
+              <w:tab w:val="right" w:leader="dot" w:pos="9016"/>
+            </w:tabs>
+            <w:rPr>
+              <w:rFonts w:eastAsiaTheme="minorEastAsia"/>
+              <w:noProof/>
+              <w:sz w:val="24"/>
+              <w:szCs w:val="24"/>
+              <w:lang w:eastAsia="en-GB"/>
+            </w:rPr>
+          </w:pPr>
+          <w:hyperlink w:anchor="_Toc224815317" w:history="1">
+            <w:r>
+              <w:rPr>
+                <w:rStyle w:val="Hyperlink"/>
+                <w:noProof/>
+              </w:rPr>
+              <w:t>Noted Issues and Constraints</w:t>
+            </w:r>
+            <w:r>
+              <w:rPr>
+                <w:noProof/>
+                <w:webHidden/>
+              </w:rPr>
+              <w:tab/>
+            </w:r>
+            <w:r>
+              <w:rPr>
+                <w:noProof/>
+                <w:webHidden/>
+              </w:rPr>
+              <w:fldChar w:fldCharType="begin"/>
+            </w:r>
+            <w:r>
+              <w:rPr>
+                <w:noProof/>
+                <w:webHidden/>
+              </w:rPr>
+              <w:instrText xml:space="preserve"> PAGEREF _Toc224815317 \h </w:instrText>
+            </w:r>
+            <w:r>
+              <w:rPr>
+                <w:noProof/>
+                <w:webHidden/>
+              </w:rPr>
+            </w:r>
+            <w:r>
+              <w:rPr>
+                <w:noProof/>
+                <w:webHidden/>
+              </w:rPr>
+              <w:fldChar w:fldCharType="separate"/>
+            </w:r>
+            <w:r>
+              <w:rPr>
+                <w:noProof/>
+                <w:webHidden/>
+              </w:rPr>
+              <w:t>5</w:t>
             </w:r>
             <w:r>
               <w:rPr>
@@ -522,16 +827,20 @@
               <w:tab w:val="right" w:leader="dot" w:pos="9016"/>
             </w:tabs>
             <w:rPr>
+              <w:rFonts w:eastAsiaTheme="minorEastAsia"/>
               <w:noProof/>
+              <w:sz w:val="24"/>
+              <w:szCs w:val="24"/>
+              <w:lang w:eastAsia="en-GB"/>
             </w:rPr>
           </w:pPr>
-          <w:hyperlink w:anchor="_Toc222398040" w:history="1">
+          <w:hyperlink w:anchor="_Toc224815318" w:history="1">
             <w:r>
               <w:rPr>
                 <w:rStyle w:val="Hyperlink"/>
                 <w:noProof/>
               </w:rPr>
-              <w:t>Noted Issues and Constraints</w:t>
+              <w:t>Github Repository Link</w:t>
             </w:r>
             <w:r>
               <w:rPr>
@@ -552,7 +861,7 @@
                 <w:noProof/>
                 <w:webHidden/>
               </w:rPr>
-              <w:instrText xml:space="preserve"> PAGEREF _Toc222398040 \h </w:instrText>
+              <w:instrText xml:space="preserve"> PAGEREF _Toc224815318 \h </w:instrText>
             </w:r>
             <w:r>
               <w:rPr>
@@ -572,7 +881,7 @@
                 <w:noProof/>
                 <w:webHidden/>
               </w:rPr>
-              <w:t>3</w:t>
+              <w:t>6</w:t>
             </w:r>
             <w:r>
               <w:rPr>
@@ -590,16 +899,20 @@
               <w:tab w:val="right" w:leader="dot" w:pos="9016"/>
             </w:tabs>
             <w:rPr>
+              <w:rFonts w:eastAsiaTheme="minorEastAsia"/>
               <w:noProof/>
+              <w:sz w:val="24"/>
+              <w:szCs w:val="24"/>
+              <w:lang w:eastAsia="en-GB"/>
             </w:rPr>
           </w:pPr>
-          <w:hyperlink w:anchor="_Toc222398041" w:history="1">
+          <w:hyperlink w:anchor="_Toc224815319" w:history="1">
             <w:r>
               <w:rPr>
                 <w:rStyle w:val="Hyperlink"/>
                 <w:noProof/>
               </w:rPr>
-              <w:t>Github Repository Link</w:t>
+              <w:t>References</w:t>
             </w:r>
             <w:r>
               <w:rPr>
@@ -620,7 +933,7 @@
                 <w:noProof/>
                 <w:webHidden/>
               </w:rPr>
-              <w:instrText xml:space="preserve"> PAGEREF _Toc222398041 \h </w:instrText>
+              <w:instrText xml:space="preserve"> PAGEREF _Toc224815319 \h </w:instrText>
             </w:r>
             <w:r>
               <w:rPr>
@@ -640,75 +953,7 @@
                 <w:noProof/>
                 <w:webHidden/>
               </w:rPr>
-              <w:t>3</w:t>
-            </w:r>
-            <w:r>
-              <w:rPr>
-                <w:noProof/>
-                <w:webHidden/>
-              </w:rPr>
-              <w:fldChar w:fldCharType="end"/>
-            </w:r>
-          </w:hyperlink>
-        </w:p>
-        <w:p>
-          <w:pPr>
-            <w:pStyle w:val="TOC2"/>
-            <w:tabs>
-              <w:tab w:val="right" w:leader="dot" w:pos="9016"/>
-            </w:tabs>
-            <w:rPr>
-              <w:noProof/>
-            </w:rPr>
-          </w:pPr>
-          <w:hyperlink w:anchor="_Toc222398042" w:history="1">
-            <w:r>
-              <w:rPr>
-                <w:rStyle w:val="Hyperlink"/>
-                <w:noProof/>
-              </w:rPr>
-              <w:t>References</w:t>
-            </w:r>
-            <w:r>
-              <w:rPr>
-                <w:noProof/>
-                <w:webHidden/>
-              </w:rPr>
-              <w:tab/>
-            </w:r>
-            <w:r>
-              <w:rPr>
-                <w:noProof/>
-                <w:webHidden/>
-              </w:rPr>
-              <w:fldChar w:fldCharType="begin"/>
-            </w:r>
-            <w:r>
-              <w:rPr>
-                <w:noProof/>
-                <w:webHidden/>
-              </w:rPr>
-              <w:instrText xml:space="preserve"> PAGEREF _Toc222398042 \h </w:instrText>
-            </w:r>
-            <w:r>
-              <w:rPr>
-                <w:noProof/>
-                <w:webHidden/>
-              </w:rPr>
-            </w:r>
-            <w:r>
-              <w:rPr>
-                <w:noProof/>
-                <w:webHidden/>
-              </w:rPr>
-              <w:fldChar w:fldCharType="separate"/>
-            </w:r>
-            <w:r>
-              <w:rPr>
-                <w:noProof/>
-                <w:webHidden/>
-              </w:rPr>
-              <w:t>4</w:t>
+              <w:t>6</w:t>
             </w:r>
             <w:r>
               <w:rPr>
@@ -750,7 +995,7 @@
       <w:pPr>
         <w:pStyle w:val="Heading1"/>
       </w:pPr>
-      <w:bookmarkStart w:id="0" w:name="_Toc222398034"/>
+      <w:bookmarkStart w:id="0" w:name="_Toc224815308"/>
       <w:r>
         <w:lastRenderedPageBreak/>
         <w:t>Introduction</w:t>
@@ -841,7 +1086,7 @@
       <w:pPr>
         <w:pStyle w:val="Heading1"/>
       </w:pPr>
-      <w:bookmarkStart w:id="1" w:name="_Toc222398035"/>
+      <w:bookmarkStart w:id="1" w:name="_Toc224815309"/>
       <w:r>
         <w:t>Software Development Lifecycle</w:t>
       </w:r>
@@ -868,7 +1113,7 @@
       <w:pPr>
         <w:pStyle w:val="Heading1"/>
       </w:pPr>
-      <w:bookmarkStart w:id="2" w:name="_Toc222398036"/>
+      <w:bookmarkStart w:id="2" w:name="_Toc224815310"/>
       <w:r>
         <w:t>Design Document</w:t>
       </w:r>
@@ -883,14 +1128,13 @@
       <w:pPr>
         <w:pStyle w:val="Heading2"/>
       </w:pPr>
-      <w:bookmarkStart w:id="3" w:name="_Toc222398037"/>
+      <w:bookmarkStart w:id="3" w:name="_Toc224815311"/>
       <w:r>
         <w:t>Project Vision</w:t>
       </w:r>
       <w:bookmarkEnd w:id="3"/>
     </w:p>
     <w:p>
-      <w:bookmarkStart w:id="4" w:name="_Toc222398038"/>
       <w:r>
         <w:t>I will develop a notes application that will use the necessary encryption to ensure all notes will be stored securely and will be inaccessible by unauthorised users. It will give users a place to store sensitive data, such as passwords for other applications, or even data that they just want to keep a secret from others, such as present ideas. </w:t>
       </w:r>
@@ -903,7 +1147,10 @@
         <w:t>like</w:t>
       </w:r>
       <w:r>
-        <w:t xml:space="preserve"> my project. I will take some inspiration from them by letting users customise the app, but they will have less options like only changing the theme and font size of the app.</w:t>
+        <w:t xml:space="preserve"> my project. I will take some inspiration from them by letting users customise the app, but they will have less options like only changing the theme and font size of the app</w:t>
+      </w:r>
+      <w:r>
+        <w:t xml:space="preserve"> so the app is easier to navigate.</w:t>
       </w:r>
     </w:p>
     <w:p>
@@ -918,11 +1165,9 @@
       <w:r>
         <w:t>‘</w:t>
       </w:r>
-      <w:proofErr w:type="gramStart"/>
       <w:r>
         <w:t>preview</w:t>
       </w:r>
-      <w:proofErr w:type="gramEnd"/>
       <w:r>
         <w:t>’</w:t>
       </w:r>
@@ -934,46 +1179,155 @@
       <w:pPr>
         <w:pStyle w:val="Heading2"/>
       </w:pPr>
+      <w:bookmarkStart w:id="4" w:name="_Toc224815312"/>
       <w:r>
         <w:t>Background</w:t>
       </w:r>
       <w:bookmarkEnd w:id="4"/>
     </w:p>
     <w:p>
-      <w:r>
-        <w:t>Blah blah blah</w:t>
+      <w:pPr>
+        <w:tabs>
+          <w:tab w:val="center" w:pos="4513"/>
+        </w:tabs>
+      </w:pPr>
+      <w:r>
+        <w:t xml:space="preserve">Accessibility is </w:t>
+      </w:r>
+      <w:r>
+        <w:t>a key part of my website</w:t>
+      </w:r>
+      <w:r>
+        <w:t xml:space="preserve">, as it </w:t>
+      </w:r>
+      <w:r>
+        <w:t>makes it available to more people</w:t>
+      </w:r>
+      <w:r>
+        <w:t>, but it is also a legal requirement (</w:t>
+      </w:r>
+      <w:r>
+        <w:t>Legislation, 2018)</w:t>
       </w:r>
     </w:p>
     <w:p>
       <w:pPr>
         <w:pStyle w:val="Heading2"/>
       </w:pPr>
-      <w:bookmarkStart w:id="5" w:name="_Toc222398039"/>
+      <w:bookmarkStart w:id="5" w:name="_Toc224815313"/>
       <w:r>
         <w:lastRenderedPageBreak/>
-        <w:t xml:space="preserve">UML diagrams </w:t>
+        <w:t>UML diagrams</w:t>
       </w:r>
       <w:bookmarkEnd w:id="5"/>
-    </w:p>
-    <w:p>
-      <w:proofErr w:type="spellStart"/>
-      <w:r>
-        <w:t>Udfbhuafj</w:t>
-      </w:r>
-      <w:proofErr w:type="spellEnd"/>
+      <w:r>
+        <w:t xml:space="preserve"> </w:t>
+      </w:r>
+    </w:p>
+    <w:p>
+      <w:r>
+        <w:t>This section shows all the diagrams I have created to help the implementation of my website.</w:t>
+      </w:r>
     </w:p>
     <w:p>
       <w:pPr>
-        <w:pStyle w:val="Heading2"/>
+        <w:pStyle w:val="Heading3"/>
       </w:pPr>
+      <w:bookmarkStart w:id="6" w:name="_Toc224815314"/>
+      <w:r>
+        <w:t>Sitemap</w:t>
+      </w:r>
+      <w:bookmarkEnd w:id="6"/>
+    </w:p>
+    <w:p>
+      <w:r>
+        <w:t xml:space="preserve">This section shows the sitemap and how I expect my </w:t>
+      </w:r>
+      <w:r>
+        <w:t>single page application ‘pages’</w:t>
+      </w:r>
+      <w:r>
+        <w:t xml:space="preserve"> to be linked together.</w:t>
+      </w:r>
+    </w:p>
+    <w:p>
+      <w:r>
+        <w:rPr>
+          <w:noProof/>
+        </w:rPr>
+        <w:drawing>
+          <wp:inline distT="0" distB="0" distL="0" distR="0" wp14:anchorId="24F24067" wp14:editId="6C698AA1">
+            <wp:extent cx="5067300" cy="3646212"/>
+            <wp:effectExtent l="0" t="0" r="0" b="0"/>
+            <wp:docPr id="1691180801" name="Picture 2"/>
+            <wp:cNvGraphicFramePr>
+              <a:graphicFrameLocks xmlns:a="http://schemas.openxmlformats.org/drawingml/2006/main" noChangeAspect="1"/>
+            </wp:cNvGraphicFramePr>
+            <a:graphic xmlns:a="http://schemas.openxmlformats.org/drawingml/2006/main">
+              <a:graphicData uri="http://schemas.openxmlformats.org/drawingml/2006/picture">
+                <pic:pic xmlns:pic="http://schemas.openxmlformats.org/drawingml/2006/picture">
+                  <pic:nvPicPr>
+                    <pic:cNvPr id="0" name="Picture 1"/>
+                    <pic:cNvPicPr>
+                      <a:picLocks noChangeAspect="1" noChangeArrowheads="1"/>
+                    </pic:cNvPicPr>
+                  </pic:nvPicPr>
+                  <pic:blipFill>
+                    <a:blip r:embed="rId5" cstate="print">
+                      <a:extLst>
+                        <a:ext uri="{28A0092B-C50C-407E-A947-70E740481C1C}">
+                          <a14:useLocalDpi xmlns:a14="http://schemas.microsoft.com/office/drawing/2010/main" val="0"/>
+                        </a:ext>
+                      </a:extLst>
+                    </a:blip>
+                    <a:srcRect/>
+                    <a:stretch>
+                      <a:fillRect/>
+                    </a:stretch>
+                  </pic:blipFill>
+                  <pic:spPr bwMode="auto">
+                    <a:xfrm>
+                      <a:off x="0" y="0"/>
+                      <a:ext cx="5067300" cy="3646212"/>
+                    </a:xfrm>
+                    <a:prstGeom prst="rect">
+                      <a:avLst/>
+                    </a:prstGeom>
+                    <a:noFill/>
+                    <a:ln>
+                      <a:noFill/>
+                    </a:ln>
+                  </pic:spPr>
+                </pic:pic>
+              </a:graphicData>
+            </a:graphic>
+          </wp:inline>
+        </w:drawing>
+      </w:r>
     </w:p>
     <w:p>
       <w:pPr>
-        <w:pStyle w:val="Heading2"/>
+        <w:rPr>
+          <w:rFonts w:eastAsiaTheme="majorEastAsia" w:cstheme="majorBidi"/>
+          <w:color w:val="0F4761" w:themeColor="accent1" w:themeShade="BF"/>
+          <w:sz w:val="28"/>
+          <w:szCs w:val="28"/>
+        </w:rPr>
       </w:pPr>
       <w:r>
+        <w:br w:type="page"/>
+      </w:r>
+    </w:p>
+    <w:p>
+      <w:pPr>
+        <w:pStyle w:val="Heading3"/>
+      </w:pPr>
+      <w:bookmarkStart w:id="7" w:name="_Toc224815315"/>
+      <w:r>
+        <w:lastRenderedPageBreak/>
         <w:t>Wireframes</w:t>
       </w:r>
+      <w:bookmarkEnd w:id="7"/>
     </w:p>
     <w:p>
       <w:r>
@@ -984,6 +1338,73 @@
       </w:r>
     </w:p>
     <w:p>
+      <w:r>
+        <w:rPr>
+          <w:noProof/>
+        </w:rPr>
+        <w:drawing>
+          <wp:anchor distT="0" distB="0" distL="360045" distR="360045" simplePos="0" relativeHeight="251660288" behindDoc="0" locked="0" layoutInCell="1" allowOverlap="1" wp14:anchorId="3EAA9C69" wp14:editId="4EFD4ECA">
+            <wp:simplePos x="0" y="0"/>
+            <wp:positionH relativeFrom="column">
+              <wp:posOffset>3138805</wp:posOffset>
+            </wp:positionH>
+            <wp:positionV relativeFrom="paragraph">
+              <wp:posOffset>238760</wp:posOffset>
+            </wp:positionV>
+            <wp:extent cx="3101340" cy="1860550"/>
+            <wp:effectExtent l="0" t="0" r="3810" b="6350"/>
+            <wp:wrapSquare wrapText="bothSides"/>
+            <wp:docPr id="363856078" name="Picture 2"/>
+            <wp:cNvGraphicFramePr>
+              <a:graphicFrameLocks xmlns:a="http://schemas.openxmlformats.org/drawingml/2006/main" noChangeAspect="1"/>
+            </wp:cNvGraphicFramePr>
+            <a:graphic xmlns:a="http://schemas.openxmlformats.org/drawingml/2006/main">
+              <a:graphicData uri="http://schemas.openxmlformats.org/drawingml/2006/picture">
+                <pic:pic xmlns:pic="http://schemas.openxmlformats.org/drawingml/2006/picture">
+                  <pic:nvPicPr>
+                    <pic:cNvPr id="0" name="Picture 3"/>
+                    <pic:cNvPicPr>
+                      <a:picLocks noChangeAspect="1" noChangeArrowheads="1"/>
+                    </pic:cNvPicPr>
+                  </pic:nvPicPr>
+                  <pic:blipFill>
+                    <a:blip r:embed="rId6" cstate="print">
+                      <a:extLst>
+                        <a:ext uri="{28A0092B-C50C-407E-A947-70E740481C1C}">
+                          <a14:useLocalDpi xmlns:a14="http://schemas.microsoft.com/office/drawing/2010/main" val="0"/>
+                        </a:ext>
+                      </a:extLst>
+                    </a:blip>
+                    <a:srcRect/>
+                    <a:stretch>
+                      <a:fillRect/>
+                    </a:stretch>
+                  </pic:blipFill>
+                  <pic:spPr bwMode="auto">
+                    <a:xfrm>
+                      <a:off x="0" y="0"/>
+                      <a:ext cx="3101340" cy="1860550"/>
+                    </a:xfrm>
+                    <a:prstGeom prst="rect">
+                      <a:avLst/>
+                    </a:prstGeom>
+                    <a:noFill/>
+                    <a:ln>
+                      <a:noFill/>
+                    </a:ln>
+                  </pic:spPr>
+                </pic:pic>
+              </a:graphicData>
+            </a:graphic>
+            <wp14:sizeRelH relativeFrom="margin">
+              <wp14:pctWidth>0</wp14:pctWidth>
+            </wp14:sizeRelH>
+            <wp14:sizeRelV relativeFrom="margin">
+              <wp14:pctHeight>0</wp14:pctHeight>
+            </wp14:sizeRelV>
+          </wp:anchor>
+        </w:drawing>
+      </w:r>
       <w:r>
         <w:rPr>
           <w:noProof/>
@@ -991,28 +1412,28 @@
         <mc:AlternateContent>
           <mc:Choice Requires="wpi">
             <w:drawing>
-              <wp:anchor distT="0" distB="0" distL="114300" distR="114300" simplePos="0" relativeHeight="251669504" behindDoc="0" locked="0" layoutInCell="1" allowOverlap="1" wp14:anchorId="1204D359" wp14:editId="20EA84CE">
+              <wp:anchor distT="0" distB="0" distL="114300" distR="114300" simplePos="0" relativeHeight="251669504" behindDoc="0" locked="0" layoutInCell="1" allowOverlap="1" wp14:anchorId="1204D359" wp14:editId="793AE912">
                 <wp:simplePos x="0" y="0"/>
                 <wp:positionH relativeFrom="column">
-                  <wp:posOffset>1454785</wp:posOffset>
+                  <wp:posOffset>1283335</wp:posOffset>
                 </wp:positionH>
                 <wp:positionV relativeFrom="paragraph">
-                  <wp:posOffset>1393190</wp:posOffset>
+                  <wp:posOffset>1216659</wp:posOffset>
                 </wp:positionV>
-                <wp:extent cx="2473104" cy="349195"/>
-                <wp:effectExtent l="38100" t="38100" r="41910" b="32385"/>
+                <wp:extent cx="2025015" cy="398145"/>
+                <wp:effectExtent l="38100" t="38100" r="32385" b="40005"/>
                 <wp:wrapNone/>
                 <wp:docPr id="1269398004" name="Ink 18"/>
                 <wp:cNvGraphicFramePr/>
                 <a:graphic xmlns:a="http://schemas.openxmlformats.org/drawingml/2006/main">
                   <a:graphicData uri="http://schemas.microsoft.com/office/word/2010/wordprocessingInk">
-                    <w14:contentPart bwMode="auto" r:id="rId5">
+                    <w14:contentPart bwMode="auto" r:id="rId7">
                       <w14:nvContentPartPr>
                         <w14:cNvContentPartPr/>
                       </w14:nvContentPartPr>
                       <w14:xfrm flipV="1">
                         <a:off x="0" y="0"/>
-                        <a:ext cx="2473104" cy="349195"/>
+                        <a:ext cx="2025015" cy="398145"/>
                       </w14:xfrm>
                     </w14:contentPart>
                   </a:graphicData>
@@ -1028,7 +1449,7 @@
           </mc:Choice>
           <mc:Fallback>
             <w:pict>
-              <v:shapetype w14:anchorId="1B251AF3" id="_x0000_t75" coordsize="21600,21600" o:spt="75" o:preferrelative="t" path="m@4@5l@4@11@9@11@9@5xe" filled="f" stroked="f">
+              <v:shapetype w14:anchorId="212D7CA0" id="_x0000_t75" coordsize="21600,21600" o:spt="75" o:preferrelative="t" path="m@4@5l@4@11@9@11@9@5xe" filled="f" stroked="f">
                 <v:stroke joinstyle="miter"/>
                 <v:formulas>
                   <v:f eqn="if lineDrawn pixelLineWidth 0"/>
@@ -1047,8 +1468,8 @@
                 <v:path o:extrusionok="f" gradientshapeok="t" o:connecttype="rect"/>
                 <o:lock v:ext="edit" aspectratio="t"/>
               </v:shapetype>
-              <v:shape id="Ink 18" o:spid="_x0000_s1026" type="#_x0000_t75" style="position:absolute;margin-left:114.2pt;margin-top:109.35pt;width:195.45pt;height:28.2pt;flip:y;z-index:251669504;visibility:visible;mso-wrap-style:square;mso-width-percent:0;mso-height-percent:0;mso-wrap-distance-left:9pt;mso-wrap-distance-top:0;mso-wrap-distance-right:9pt;mso-wrap-distance-bottom:0;mso-position-horizontal:absolute;mso-position-horizontal-relative:text;mso-position-vertical:absolute;mso-position-vertical-relative:text;mso-width-percent:0;mso-height-percent:0;mso-width-relative:margin;mso-height-relative:margin" o:gfxdata="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">
-                <v:imagedata r:id="rId6" o:title=""/>
+              <v:shape id="Ink 18" o:spid="_x0000_s1026" type="#_x0000_t75" style="position:absolute;margin-left:100.7pt;margin-top:95.45pt;width:160.15pt;height:32.05pt;flip:y;z-index:251669504;visibility:visible;mso-wrap-style:square;mso-width-percent:0;mso-height-percent:0;mso-wrap-distance-left:9pt;mso-wrap-distance-top:0;mso-wrap-distance-right:9pt;mso-wrap-distance-bottom:0;mso-position-horizontal:absolute;mso-position-horizontal-relative:text;mso-position-vertical:absolute;mso-position-vertical-relative:text;mso-width-percent:0;mso-height-percent:0;mso-width-relative:margin;mso-height-relative:margin" o:gfxdata="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">
+                <v:imagedata r:id="rId8" o:title=""/>
               </v:shape>
             </w:pict>
           </mc:Fallback>
@@ -1171,7 +1592,7 @@
                     </pic:cNvPicPr>
                   </pic:nvPicPr>
                   <pic:blipFill>
-                    <a:blip r:embed="rId7" cstate="print">
+                    <a:blip r:embed="rId9" cstate="print">
                       <a:extLst>
                         <a:ext uri="{28A0092B-C50C-407E-A947-70E740481C1C}">
                           <a14:useLocalDpi xmlns:a14="http://schemas.microsoft.com/office/drawing/2010/main" val="0"/>
@@ -1215,7 +1636,7 @@
         <mc:AlternateContent>
           <mc:Choice Requires="wpi">
             <w:drawing>
-              <wp:anchor distT="0" distB="0" distL="114300" distR="114300" simplePos="0" relativeHeight="251662336" behindDoc="0" locked="0" layoutInCell="1" allowOverlap="1" wp14:anchorId="30D22623" wp14:editId="7C123B0B">
+              <wp:anchor distT="0" distB="0" distL="114300" distR="114300" simplePos="0" relativeHeight="251662336" behindDoc="0" locked="0" layoutInCell="1" allowOverlap="1" wp14:anchorId="30D22623" wp14:editId="10B242D3">
                 <wp:simplePos x="0" y="0"/>
                 <wp:positionH relativeFrom="column">
                   <wp:posOffset>1375560</wp:posOffset>
@@ -1230,7 +1651,7 @@
                 <wp:cNvGraphicFramePr/>
                 <a:graphic xmlns:a="http://schemas.openxmlformats.org/drawingml/2006/main">
                   <a:graphicData uri="http://schemas.microsoft.com/office/word/2010/wordprocessingInk">
-                    <w14:contentPart bwMode="auto" r:id="rId8">
+                    <w14:contentPart bwMode="auto" r:id="rId10">
                       <w14:nvContentPartPr>
                         <w14:cNvContentPartPr/>
                       </w14:nvContentPartPr>
@@ -1246,28 +1667,89 @@
           </mc:Choice>
           <mc:Fallback>
             <w:pict>
-              <v:shape w14:anchorId="16D5FEC5" id="Ink 11" o:spid="_x0000_s1026" type="#_x0000_t75" style="position:absolute;margin-left:107.95pt;margin-top:135.9pt;width:.75pt;height:.75pt;z-index:251662336;visibility:visible;mso-wrap-style:square;mso-wrap-distance-left:9pt;mso-wrap-distance-top:0;mso-wrap-distance-right:9pt;mso-wrap-distance-bottom:0;mso-position-horizontal:absolute;mso-position-horizontal-relative:text;mso-position-vertical:absolute;mso-position-vertical-relative:text" o:gfxdata="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">
-                <v:imagedata r:id="rId9" o:title=""/>
+              <v:shape w14:anchorId="1FD266B5" id="Ink 11" o:spid="_x0000_s1026" type="#_x0000_t75" style="position:absolute;margin-left:107.95pt;margin-top:135.9pt;width:.75pt;height:.75pt;z-index:251662336;visibility:visible;mso-wrap-style:square;mso-wrap-distance-left:9pt;mso-wrap-distance-top:0;mso-wrap-distance-right:9pt;mso-wrap-distance-bottom:0;mso-position-horizontal:absolute;mso-position-horizontal-relative:text;mso-position-vertical:absolute;mso-position-vertical-relative:text" o:gfxdata="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">
+                <v:imagedata r:id="rId11" o:title=""/>
               </v:shape>
             </w:pict>
           </mc:Fallback>
         </mc:AlternateContent>
       </w:r>
       <w:r>
+        <w:t xml:space="preserve"> </w:t>
+      </w:r>
+    </w:p>
+    <w:bookmarkStart w:id="8" w:name="_Toc224815316"/>
+    <w:p>
+      <w:pPr>
+        <w:pStyle w:val="Heading1"/>
+      </w:pPr>
+      <w:r>
+        <w:rPr>
+          <w:noProof/>
+        </w:rPr>
+        <mc:AlternateContent>
+          <mc:Choice Requires="wpi">
+            <w:drawing>
+              <wp:anchor distT="0" distB="0" distL="114300" distR="114300" simplePos="0" relativeHeight="251671552" behindDoc="0" locked="0" layoutInCell="1" allowOverlap="1" wp14:anchorId="3E3D77BC" wp14:editId="5470C8F1">
+                <wp:simplePos x="0" y="0"/>
+                <wp:positionH relativeFrom="margin">
+                  <wp:posOffset>1409700</wp:posOffset>
+                </wp:positionH>
+                <wp:positionV relativeFrom="paragraph">
+                  <wp:posOffset>1444985</wp:posOffset>
+                </wp:positionV>
+                <wp:extent cx="1028700" cy="977900"/>
+                <wp:effectExtent l="38100" t="38100" r="38100" b="50800"/>
+                <wp:wrapNone/>
+                <wp:docPr id="169102763" name="Ink 18"/>
+                <wp:cNvGraphicFramePr/>
+                <a:graphic xmlns:a="http://schemas.openxmlformats.org/drawingml/2006/main">
+                  <a:graphicData uri="http://schemas.microsoft.com/office/word/2010/wordprocessingInk">
+                    <w14:contentPart bwMode="auto" r:id="rId12">
+                      <w14:nvContentPartPr>
+                        <w14:cNvContentPartPr/>
+                      </w14:nvContentPartPr>
+                      <w14:xfrm>
+                        <a:off x="0" y="0"/>
+                        <a:ext cx="1028700" cy="977900"/>
+                      </w14:xfrm>
+                    </w14:contentPart>
+                  </a:graphicData>
+                </a:graphic>
+                <wp14:sizeRelH relativeFrom="margin">
+                  <wp14:pctWidth>0</wp14:pctWidth>
+                </wp14:sizeRelH>
+                <wp14:sizeRelV relativeFrom="margin">
+                  <wp14:pctHeight>0</wp14:pctHeight>
+                </wp14:sizeRelV>
+              </wp:anchor>
+            </w:drawing>
+          </mc:Choice>
+          <mc:Fallback>
+            <w:pict>
+              <v:shape w14:anchorId="2E957A81" id="Ink 18" o:spid="_x0000_s1026" type="#_x0000_t75" style="position:absolute;margin-left:110.65pt;margin-top:113.45pt;width:81.7pt;height:77.7pt;z-index:251671552;visibility:visible;mso-wrap-style:square;mso-width-percent:0;mso-height-percent:0;mso-wrap-distance-left:9pt;mso-wrap-distance-top:0;mso-wrap-distance-right:9pt;mso-wrap-distance-bottom:0;mso-position-horizontal:absolute;mso-position-horizontal-relative:margin;mso-position-vertical:absolute;mso-position-vertical-relative:text;mso-width-percent:0;mso-height-percent:0;mso-width-relative:margin;mso-height-relative:margin" o:gfxdata="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">
+                <v:imagedata r:id="rId13" o:title=""/>
+                <w10:wrap anchorx="margin"/>
+              </v:shape>
+            </w:pict>
+          </mc:Fallback>
+        </mc:AlternateContent>
+      </w:r>
+      <w:r>
         <w:rPr>
           <w:noProof/>
         </w:rPr>
         <w:drawing>
-          <wp:anchor distT="0" distB="0" distL="114300" distR="114300" simplePos="0" relativeHeight="251659264" behindDoc="0" locked="0" layoutInCell="1" allowOverlap="1" wp14:anchorId="6A5B16E6" wp14:editId="7467EC1D">
+          <wp:anchor distT="0" distB="0" distL="114300" distR="114300" simplePos="0" relativeHeight="251659264" behindDoc="0" locked="0" layoutInCell="1" allowOverlap="1" wp14:anchorId="6A5B16E6" wp14:editId="72E58E20">
             <wp:simplePos x="0" y="0"/>
             <wp:positionH relativeFrom="margin">
-              <wp:posOffset>2806700</wp:posOffset>
+              <wp:align>center</wp:align>
             </wp:positionH>
             <wp:positionV relativeFrom="paragraph">
-              <wp:posOffset>171450</wp:posOffset>
+              <wp:posOffset>1951355</wp:posOffset>
             </wp:positionV>
-            <wp:extent cx="3235325" cy="1939925"/>
-            <wp:effectExtent l="0" t="0" r="3175" b="3175"/>
+            <wp:extent cx="3139440" cy="1882775"/>
+            <wp:effectExtent l="0" t="0" r="3810" b="3175"/>
             <wp:wrapSquare wrapText="bothSides"/>
             <wp:docPr id="1429896336" name="Picture 3"/>
             <wp:cNvGraphicFramePr>
@@ -1283,7 +1765,7 @@
                     </pic:cNvPicPr>
                   </pic:nvPicPr>
                   <pic:blipFill>
-                    <a:blip r:embed="rId10" cstate="print">
+                    <a:blip r:embed="rId14" cstate="print">
                       <a:extLst>
                         <a:ext uri="{28A0092B-C50C-407E-A947-70E740481C1C}">
                           <a14:useLocalDpi xmlns:a14="http://schemas.microsoft.com/office/drawing/2010/main" val="0"/>
@@ -1298,7 +1780,7 @@
                   <pic:spPr bwMode="auto">
                     <a:xfrm>
                       <a:off x="0" y="0"/>
-                      <a:ext cx="3235325" cy="1939925"/>
+                      <a:ext cx="3139440" cy="1882775"/>
                     </a:xfrm>
                     <a:prstGeom prst="rect">
                       <a:avLst/>
@@ -1320,32 +1802,76 @@
           </wp:anchor>
         </w:drawing>
       </w:r>
-      <w:r>
-        <w:t xml:space="preserve"> </w:t>
-      </w:r>
+      <w:bookmarkEnd w:id="8"/>
     </w:p>
     <w:p>
       <w:pPr>
         <w:pStyle w:val="Heading1"/>
       </w:pPr>
-      <w:bookmarkStart w:id="6" w:name="_Toc222398040"/>
+    </w:p>
+    <w:p>
+      <w:pPr>
+        <w:pStyle w:val="Heading1"/>
+      </w:pPr>
+    </w:p>
+    <w:p/>
+    <w:p/>
+    <w:p>
+      <w:pPr>
+        <w:rPr>
+          <w:rFonts w:eastAsiaTheme="majorEastAsia" w:cstheme="majorBidi"/>
+          <w:color w:val="0F4761" w:themeColor="accent1" w:themeShade="BF"/>
+          <w:sz w:val="28"/>
+          <w:szCs w:val="28"/>
+        </w:rPr>
+      </w:pPr>
+      <w:r>
+        <w:br w:type="page"/>
+      </w:r>
+    </w:p>
+    <w:p>
+      <w:pPr>
+        <w:pStyle w:val="Heading3"/>
+      </w:pPr>
+      <w:r>
+        <w:lastRenderedPageBreak/>
+        <w:t>Sequence Diagrams</w:t>
+      </w:r>
+    </w:p>
+    <w:p>
+      <w:r>
+        <w:t>This section is where I will show all my sequence diagrams.</w:t>
+      </w:r>
+    </w:p>
+    <w:p>
+      <w:pPr>
+        <w:pStyle w:val="Heading4"/>
+      </w:pPr>
+      <w:r>
+        <w:t>Log in sequence</w:t>
+      </w:r>
+    </w:p>
+    <w:p>
+      <w:r>
+        <w:t xml:space="preserve">This diagram shows how a user, once they have input their username and password </w:t>
+      </w:r>
+      <w:r>
+        <w:t>and clicked the log in button, wi</w:t>
+      </w:r>
+      <w:r>
+        <w:t>ll be validated against the stored data.</w:t>
+      </w:r>
+    </w:p>
+    <w:p>
       <w:r>
         <w:rPr>
           <w:noProof/>
         </w:rPr>
         <w:drawing>
-          <wp:anchor distT="0" distB="0" distL="360045" distR="360045" simplePos="0" relativeHeight="251660288" behindDoc="0" locked="0" layoutInCell="1" allowOverlap="1" wp14:anchorId="3EAA9C69" wp14:editId="2493CD70">
-            <wp:simplePos x="0" y="0"/>
-            <wp:positionH relativeFrom="column">
-              <wp:posOffset>523047</wp:posOffset>
-            </wp:positionH>
-            <wp:positionV relativeFrom="paragraph">
-              <wp:posOffset>2086223</wp:posOffset>
-            </wp:positionV>
-            <wp:extent cx="4255200" cy="2552400"/>
+          <wp:inline distT="0" distB="0" distL="0" distR="0" wp14:anchorId="2634A18D" wp14:editId="210FE257">
+            <wp:extent cx="4006850" cy="4006850"/>
             <wp:effectExtent l="0" t="0" r="0" b="0"/>
-            <wp:wrapSquare wrapText="bothSides"/>
-            <wp:docPr id="363856078" name="Picture 2"/>
+            <wp:docPr id="866947746" name="Picture 3"/>
             <wp:cNvGraphicFramePr>
               <a:graphicFrameLocks xmlns:a="http://schemas.openxmlformats.org/drawingml/2006/main" noChangeAspect="1"/>
             </wp:cNvGraphicFramePr>
@@ -1359,7 +1885,7 @@
                     </pic:cNvPicPr>
                   </pic:nvPicPr>
                   <pic:blipFill>
-                    <a:blip r:embed="rId11" cstate="print">
+                    <a:blip r:embed="rId15" cstate="print">
                       <a:extLst>
                         <a:ext uri="{28A0092B-C50C-407E-A947-70E740481C1C}">
                           <a14:useLocalDpi xmlns:a14="http://schemas.microsoft.com/office/drawing/2010/main" val="0"/>
@@ -1374,7 +1900,7 @@
                   <pic:spPr bwMode="auto">
                     <a:xfrm>
                       <a:off x="0" y="0"/>
-                      <a:ext cx="4255200" cy="2552400"/>
+                      <a:ext cx="4006850" cy="4006850"/>
                     </a:xfrm>
                     <a:prstGeom prst="rect">
                       <a:avLst/>
@@ -1387,13 +1913,7 @@
                 </pic:pic>
               </a:graphicData>
             </a:graphic>
-            <wp14:sizeRelH relativeFrom="margin">
-              <wp14:pctWidth>0</wp14:pctWidth>
-            </wp14:sizeRelH>
-            <wp14:sizeRelV relativeFrom="margin">
-              <wp14:pctHeight>0</wp14:pctHeight>
-            </wp14:sizeRelV>
-          </wp:anchor>
+          </wp:inline>
         </w:drawing>
       </w:r>
     </w:p>
@@ -1401,34 +1921,15 @@
       <w:pPr>
         <w:pStyle w:val="Heading1"/>
       </w:pPr>
-    </w:p>
-    <w:p>
-      <w:pPr>
-        <w:pStyle w:val="Heading1"/>
-      </w:pPr>
-    </w:p>
-    <w:p>
-      <w:pPr>
-        <w:pStyle w:val="Heading1"/>
-      </w:pPr>
-    </w:p>
-    <w:p>
-      <w:pPr>
-        <w:pStyle w:val="Heading1"/>
-      </w:pPr>
-    </w:p>
-    <w:p>
-      <w:pPr>
-        <w:pStyle w:val="Heading1"/>
-      </w:pPr>
+      <w:bookmarkStart w:id="9" w:name="_Toc224815317"/>
       <w:r>
         <w:t>Noted Issues and Constraints</w:t>
       </w:r>
-      <w:bookmarkEnd w:id="6"/>
-    </w:p>
-    <w:p>
-      <w:r>
-        <w:t xml:space="preserve">One issues I encountered during this project was </w:t>
+      <w:bookmarkEnd w:id="9"/>
+    </w:p>
+    <w:p>
+      <w:r>
+        <w:t xml:space="preserve">One issue I encountered during this project was </w:t>
       </w:r>
       <w:r>
         <w:t xml:space="preserve">due to the constraints given by the allowed technologies list, as well as my limited understanding of node.js and its crypto module. </w:t>
@@ -1479,7 +1980,13 @@
         <w:t xml:space="preserve">fy </w:t>
       </w:r>
       <w:r>
-        <w:t xml:space="preserve">library </w:t>
+        <w:t>library</w:t>
+      </w:r>
+      <w:r>
+        <w:t xml:space="preserve"> (ljharb, 2024)</w:t>
+      </w:r>
+      <w:r>
+        <w:t xml:space="preserve"> </w:t>
       </w:r>
       <w:r>
         <w:t xml:space="preserve">which </w:t>
@@ -1500,25 +2007,75 @@
         <w:t xml:space="preserve"> I could not use it due to it not being on the allowed technologies list. In the end I decided to imp</w:t>
       </w:r>
       <w:r>
-        <w:t xml:space="preserve">lement my </w:t>
+        <w:t>lement my security with my own encryption and hashing algorithms which means the project is not as secure as I’d like</w:t>
+      </w:r>
+      <w:r>
+        <w:t>, but at least it has some security implemented.</w:t>
+      </w:r>
+    </w:p>
+    <w:p>
+      <w:r>
+        <w:t xml:space="preserve">Another issue I encountered </w:t>
+      </w:r>
+      <w:r>
+        <w:t>was time management. Alongside this project I also had 2 other pieces of coursework due within a week of this one’s due date</w:t>
+      </w:r>
+      <w:r>
+        <w:t>. I had to try and balance my focus of all 3 coursework</w:t>
+      </w:r>
+      <w:r>
+        <w:t xml:space="preserve">, however I preferred this coursework as it includes programming </w:t>
+      </w:r>
+      <w:r>
+        <w:t>and I enjoy that</w:t>
+      </w:r>
+      <w:r>
+        <w:t>,</w:t>
+      </w:r>
+      <w:r>
+        <w:t xml:space="preserve"> so I tended to focus on this more than the other ones. </w:t>
+      </w:r>
+      <w:r>
+        <w:t xml:space="preserve"> </w:t>
+      </w:r>
+      <w:r>
+        <w:t xml:space="preserve">As a consequence of this, I </w:t>
+      </w:r>
+      <w:r>
+        <w:t xml:space="preserve">fell </w:t>
       </w:r>
       <w:r>
         <w:lastRenderedPageBreak/>
-        <w:t>security with my own encryption and hashing algorithms which means the project is not as secure as I’d like</w:t>
-      </w:r>
-      <w:r>
-        <w:t>, but at least it has some security implemented.</w:t>
+        <w:t xml:space="preserve">behind on </w:t>
+      </w:r>
+      <w:r>
+        <w:t xml:space="preserve">those two coursework and to fix this I had to set some days aside where I ignored this coursework to focus on the others. </w:t>
+      </w:r>
+      <w:r>
+        <w:t>I also worked for 2 weeks over the easter holidays</w:t>
+      </w:r>
+      <w:r>
+        <w:t>, which meant my sprint during that time was very dialled back and I</w:t>
+      </w:r>
+      <w:r>
+        <w:t xml:space="preserve"> could not </w:t>
+      </w:r>
+      <w:r>
+        <w:t>complete much</w:t>
+      </w:r>
+      <w:r>
+        <w:t>, so the next sprints ended up having more to do.</w:t>
       </w:r>
     </w:p>
     <w:p>
       <w:pPr>
         <w:pStyle w:val="Heading2"/>
       </w:pPr>
-      <w:bookmarkStart w:id="7" w:name="_Toc222398041"/>
+      <w:bookmarkStart w:id="10" w:name="_Toc224815318"/>
       <w:r>
         <w:t>Github Repository Link</w:t>
       </w:r>
-      <w:bookmarkEnd w:id="7"/>
+      <w:bookmarkEnd w:id="10"/>
     </w:p>
     <w:p>
       <w:r>
@@ -1529,15 +2086,96 @@
       <w:pPr>
         <w:pStyle w:val="Heading2"/>
       </w:pPr>
-      <w:bookmarkStart w:id="8" w:name="_Toc222398042"/>
+      <w:bookmarkStart w:id="11" w:name="_Toc224815319"/>
       <w:r>
         <w:t>References</w:t>
       </w:r>
-      <w:bookmarkEnd w:id="8"/>
-    </w:p>
-    <w:p>
-      <w:r>
-        <w:t>Blah blah blah</w:t>
+      <w:bookmarkEnd w:id="11"/>
+    </w:p>
+    <w:p>
+      <w:r>
+        <w:t>L</w:t>
+      </w:r>
+      <w:r>
+        <w:t>jharb</w:t>
+      </w:r>
+      <w:r>
+        <w:t xml:space="preserve"> (2024) </w:t>
+      </w:r>
+      <w:r>
+        <w:rPr>
+          <w:i/>
+          <w:iCs/>
+        </w:rPr>
+        <w:t>Browserify / crypto-browserify</w:t>
+      </w:r>
+      <w:r>
+        <w:rPr>
+          <w:i/>
+          <w:iCs/>
+        </w:rPr>
+        <w:t>.</w:t>
+      </w:r>
+      <w:r>
+        <w:rPr>
+          <w:i/>
+          <w:iCs/>
+        </w:rPr>
+        <w:t xml:space="preserve"> </w:t>
+      </w:r>
+      <w:r>
+        <w:t>Available at:</w:t>
+      </w:r>
+      <w:r>
+        <w:t xml:space="preserve"> </w:t>
+      </w:r>
+      <w:hyperlink r:id="rId16" w:history="1">
+        <w:r>
+          <w:rPr>
+            <w:rStyle w:val="Hyperlink"/>
+          </w:rPr>
+          <w:t>https://github.com/browserify/crypto-browserify</w:t>
+        </w:r>
+      </w:hyperlink>
+      <w:r>
+        <w:t xml:space="preserve"> (Accessed: 19/03/2026)</w:t>
+      </w:r>
+    </w:p>
+    <w:p>
+      <w:r>
+        <w:t xml:space="preserve">Legislation (2025) </w:t>
+      </w:r>
+      <w:r>
+        <w:rPr>
+          <w:i/>
+        </w:rPr>
+        <w:t>The Public Sector Bodies (Websites and Mobile Applications) (No. 2) Accessibility Regulations 2018</w:t>
+      </w:r>
+      <w:r>
+        <w:rPr>
+          <w:i/>
+        </w:rPr>
+        <w:t>.</w:t>
+      </w:r>
+      <w:r>
+        <w:t xml:space="preserve"> </w:t>
+      </w:r>
+      <w:r>
+        <w:t xml:space="preserve">Available at: </w:t>
+      </w:r>
+      <w:hyperlink r:id="rId17" w:history="1">
+        <w:r>
+          <w:rPr>
+            <w:rStyle w:val="Hyperlink"/>
+          </w:rPr>
+          <w:t>https://www.legislation.gov.uk/uksi/2018/952/contents</w:t>
+        </w:r>
+      </w:hyperlink>
+      <w:r>
+        <w:t xml:space="preserve"> </w:t>
+      </w:r>
+      <w:r>
+        <w:t>(Accessed: 19/03/2026)</w:t>
       </w:r>
     </w:p>
     <w:sectPr>
@@ -2000,7 +2638,6 @@
     <w:next w:val="Normal"/>
     <w:link w:val="Heading3Char"/>
     <w:uiPriority w:val="9"/>
-    <w:semiHidden/>
     <w:unhideWhenUsed/>
     <w:qFormat/>
     <w:rsid w:val="00A36231"/>
@@ -2023,7 +2660,6 @@
     <w:next w:val="Normal"/>
     <w:link w:val="Heading4Char"/>
     <w:uiPriority w:val="9"/>
-    <w:semiHidden/>
     <w:unhideWhenUsed/>
     <w:qFormat/>
     <w:rsid w:val="00A36231"/>
@@ -2152,7 +2788,6 @@
   <w:style w:type="character" w:default="1" w:styleId="DefaultParagraphFont">
     <w:name w:val="Default Paragraph Font"/>
     <w:uiPriority w:val="1"/>
-    <w:semiHidden/>
     <w:unhideWhenUsed/>
   </w:style>
   <w:style w:type="table" w:default="1" w:styleId="TableNormal">
@@ -2207,7 +2842,6 @@
     <w:basedOn w:val="DefaultParagraphFont"/>
     <w:link w:val="Heading3"/>
     <w:uiPriority w:val="9"/>
-    <w:semiHidden/>
     <w:rsid w:val="00A36231"/>
     <w:rPr>
       <w:rFonts w:eastAsiaTheme="majorEastAsia" w:cstheme="majorBidi"/>
@@ -2221,7 +2855,6 @@
     <w:basedOn w:val="DefaultParagraphFont"/>
     <w:link w:val="Heading4"/>
     <w:uiPriority w:val="9"/>
-    <w:semiHidden/>
     <w:rsid w:val="00A36231"/>
     <w:rPr>
       <w:rFonts w:eastAsiaTheme="majorEastAsia" w:cstheme="majorBidi"/>
@@ -2520,6 +3153,31 @@
       <w:color w:val="467886" w:themeColor="hyperlink"/>
       <w:u w:val="single"/>
     </w:rPr>
+  </w:style>
+  <w:style w:type="character" w:styleId="UnresolvedMention">
+    <w:name w:val="Unresolved Mention"/>
+    <w:basedOn w:val="DefaultParagraphFont"/>
+    <w:uiPriority w:val="99"/>
+    <w:semiHidden/>
+    <w:unhideWhenUsed/>
+    <w:rsid w:val="00A803D5"/>
+    <w:rPr>
+      <w:color w:val="605E5C"/>
+      <w:shd w:val="clear" w:color="auto" w:fill="E1DFDD"/>
+    </w:rPr>
+  </w:style>
+  <w:style w:type="paragraph" w:styleId="TOC3">
+    <w:name w:val="toc 3"/>
+    <w:basedOn w:val="Normal"/>
+    <w:next w:val="Normal"/>
+    <w:autoRedefine/>
+    <w:uiPriority w:val="39"/>
+    <w:unhideWhenUsed/>
+    <w:rsid w:val="00C87907"/>
+    <w:pPr>
+      <w:spacing w:after="100"/>
+      <w:ind w:left="440"/>
+    </w:pPr>
   </w:style>
 </w:styles>
 </file>
@@ -2547,7 +3205,7 @@
       <inkml:brushProperty name="ignorePressure" value="1"/>
     </inkml:brush>
   </inkml:definitions>
-  <inkml:trace contextRef="#ctx0" brushRef="#br0">0 1358,'6851'-969,"-6832"966</inkml:trace>
+  <inkml:trace contextRef="#ctx0" brushRef="#br0">0 1496,'5611'-1107,"-5596"1104</inkml:trace>
 </inkml:ink>
 </file>
 
@@ -2576,6 +3234,33 @@
     </inkml:brush>
   </inkml:definitions>
   <inkml:trace contextRef="#ctx0" brushRef="#br0">0 0 24575,'0'0'-8191</inkml:trace>
+</inkml:ink>
+</file>
+
+<file path=word/ink/ink3.xml><?xml version="1.0" encoding="utf-8"?>
+<inkml:ink xmlns:inkml="http://www.w3.org/2003/InkML">
+  <inkml:definitions>
+    <inkml:context xml:id="ctx0">
+      <inkml:inkSource xml:id="inkSrc0">
+        <inkml:traceFormat>
+          <inkml:channel name="X" type="integer" min="-2.14748E9" max="2.14748E9" units="cm"/>
+          <inkml:channel name="Y" type="integer" min="-2.14748E9" max="2.14748E9" units="cm"/>
+        </inkml:traceFormat>
+        <inkml:channelProperties>
+          <inkml:channelProperty channel="X" name="resolution" value="1000" units="1/cm"/>
+          <inkml:channelProperty channel="Y" name="resolution" value="1000" units="1/cm"/>
+        </inkml:channelProperties>
+      </inkml:inkSource>
+      <inkml:timestamp xml:id="ts0" timeString="2026-03-19T12:01:20.023"/>
+    </inkml:context>
+    <inkml:brush xml:id="br0">
+      <inkml:brushProperty name="width" value="0.025" units="cm"/>
+      <inkml:brushProperty name="height" value="0.025" units="cm"/>
+      <inkml:brushProperty name="color" value="#E71224"/>
+      <inkml:brushProperty name="ignorePressure" value="1"/>
+    </inkml:brush>
+  </inkml:definitions>
+  <inkml:trace contextRef="#ctx0" brushRef="#br0">0 386,'2850'2714,"-2842"-2706</inkml:trace>
 </inkml:ink>
 </file>
 

--- a/COMP1004-Report.docx
+++ b/COMP1004-Report.docx
@@ -121,7 +121,7 @@
           <w:r>
             <w:fldChar w:fldCharType="separate"/>
           </w:r>
-          <w:hyperlink w:anchor="_Toc224815308" w:history="1">
+          <w:hyperlink w:anchor="_Toc225503010" w:history="1">
             <w:r>
               <w:rPr>
                 <w:rStyle w:val="Hyperlink"/>
@@ -148,7 +148,7 @@
                 <w:noProof/>
                 <w:webHidden/>
               </w:rPr>
-              <w:instrText xml:space="preserve"> PAGEREF _Toc224815308 \h </w:instrText>
+              <w:instrText xml:space="preserve"> PAGEREF _Toc225503010 \h </w:instrText>
             </w:r>
             <w:r>
               <w:rPr>
@@ -193,7 +193,7 @@
               <w:lang w:eastAsia="en-GB"/>
             </w:rPr>
           </w:pPr>
-          <w:hyperlink w:anchor="_Toc224815309" w:history="1">
+          <w:hyperlink w:anchor="_Toc225503011" w:history="1">
             <w:r>
               <w:rPr>
                 <w:rStyle w:val="Hyperlink"/>
@@ -220,7 +220,7 @@
                 <w:noProof/>
                 <w:webHidden/>
               </w:rPr>
-              <w:instrText xml:space="preserve"> PAGEREF _Toc224815309 \h </w:instrText>
+              <w:instrText xml:space="preserve"> PAGEREF _Toc225503011 \h </w:instrText>
             </w:r>
             <w:r>
               <w:rPr>
@@ -241,6 +241,726 @@
                 <w:webHidden/>
               </w:rPr>
               <w:t>3</w:t>
+            </w:r>
+            <w:r>
+              <w:rPr>
+                <w:noProof/>
+                <w:webHidden/>
+              </w:rPr>
+              <w:fldChar w:fldCharType="end"/>
+            </w:r>
+          </w:hyperlink>
+        </w:p>
+        <w:p>
+          <w:pPr>
+            <w:pStyle w:val="TOC2"/>
+            <w:tabs>
+              <w:tab w:val="right" w:leader="dot" w:pos="9016"/>
+            </w:tabs>
+            <w:rPr>
+              <w:rFonts w:eastAsiaTheme="minorEastAsia"/>
+              <w:noProof/>
+              <w:sz w:val="24"/>
+              <w:szCs w:val="24"/>
+              <w:lang w:eastAsia="en-GB"/>
+            </w:rPr>
+          </w:pPr>
+          <w:hyperlink w:anchor="_Toc225503012" w:history="1">
+            <w:r>
+              <w:rPr>
+                <w:rStyle w:val="Hyperlink"/>
+                <w:noProof/>
+              </w:rPr>
+              <w:t>Sprint Backlog</w:t>
+            </w:r>
+            <w:r>
+              <w:rPr>
+                <w:noProof/>
+                <w:webHidden/>
+              </w:rPr>
+              <w:tab/>
+            </w:r>
+            <w:r>
+              <w:rPr>
+                <w:noProof/>
+                <w:webHidden/>
+              </w:rPr>
+              <w:fldChar w:fldCharType="begin"/>
+            </w:r>
+            <w:r>
+              <w:rPr>
+                <w:noProof/>
+                <w:webHidden/>
+              </w:rPr>
+              <w:instrText xml:space="preserve"> PAGEREF _Toc225503012 \h </w:instrText>
+            </w:r>
+            <w:r>
+              <w:rPr>
+                <w:noProof/>
+                <w:webHidden/>
+              </w:rPr>
+            </w:r>
+            <w:r>
+              <w:rPr>
+                <w:noProof/>
+                <w:webHidden/>
+              </w:rPr>
+              <w:fldChar w:fldCharType="separate"/>
+            </w:r>
+            <w:r>
+              <w:rPr>
+                <w:noProof/>
+                <w:webHidden/>
+              </w:rPr>
+              <w:t>5</w:t>
+            </w:r>
+            <w:r>
+              <w:rPr>
+                <w:noProof/>
+                <w:webHidden/>
+              </w:rPr>
+              <w:fldChar w:fldCharType="end"/>
+            </w:r>
+          </w:hyperlink>
+        </w:p>
+        <w:p>
+          <w:pPr>
+            <w:pStyle w:val="TOC3"/>
+            <w:tabs>
+              <w:tab w:val="right" w:leader="dot" w:pos="9016"/>
+            </w:tabs>
+            <w:rPr>
+              <w:rFonts w:eastAsiaTheme="minorEastAsia"/>
+              <w:noProof/>
+              <w:sz w:val="24"/>
+              <w:szCs w:val="24"/>
+              <w:lang w:eastAsia="en-GB"/>
+            </w:rPr>
+          </w:pPr>
+          <w:hyperlink w:anchor="_Toc225503013" w:history="1">
+            <w:r>
+              <w:rPr>
+                <w:rStyle w:val="Hyperlink"/>
+                <w:noProof/>
+              </w:rPr>
+              <w:t>Sprint 1</w:t>
+            </w:r>
+            <w:r>
+              <w:rPr>
+                <w:noProof/>
+                <w:webHidden/>
+              </w:rPr>
+              <w:tab/>
+            </w:r>
+            <w:r>
+              <w:rPr>
+                <w:noProof/>
+                <w:webHidden/>
+              </w:rPr>
+              <w:fldChar w:fldCharType="begin"/>
+            </w:r>
+            <w:r>
+              <w:rPr>
+                <w:noProof/>
+                <w:webHidden/>
+              </w:rPr>
+              <w:instrText xml:space="preserve"> PAGEREF _Toc225503013 \h </w:instrText>
+            </w:r>
+            <w:r>
+              <w:rPr>
+                <w:noProof/>
+                <w:webHidden/>
+              </w:rPr>
+            </w:r>
+            <w:r>
+              <w:rPr>
+                <w:noProof/>
+                <w:webHidden/>
+              </w:rPr>
+              <w:fldChar w:fldCharType="separate"/>
+            </w:r>
+            <w:r>
+              <w:rPr>
+                <w:noProof/>
+                <w:webHidden/>
+              </w:rPr>
+              <w:t>5</w:t>
+            </w:r>
+            <w:r>
+              <w:rPr>
+                <w:noProof/>
+                <w:webHidden/>
+              </w:rPr>
+              <w:fldChar w:fldCharType="end"/>
+            </w:r>
+          </w:hyperlink>
+        </w:p>
+        <w:p>
+          <w:pPr>
+            <w:pStyle w:val="TOC3"/>
+            <w:tabs>
+              <w:tab w:val="right" w:leader="dot" w:pos="9016"/>
+            </w:tabs>
+            <w:rPr>
+              <w:rFonts w:eastAsiaTheme="minorEastAsia"/>
+              <w:noProof/>
+              <w:sz w:val="24"/>
+              <w:szCs w:val="24"/>
+              <w:lang w:eastAsia="en-GB"/>
+            </w:rPr>
+          </w:pPr>
+          <w:hyperlink w:anchor="_Toc225503014" w:history="1">
+            <w:r>
+              <w:rPr>
+                <w:rStyle w:val="Hyperlink"/>
+                <w:noProof/>
+              </w:rPr>
+              <w:t>Sprint 2</w:t>
+            </w:r>
+            <w:r>
+              <w:rPr>
+                <w:noProof/>
+                <w:webHidden/>
+              </w:rPr>
+              <w:tab/>
+            </w:r>
+            <w:r>
+              <w:rPr>
+                <w:noProof/>
+                <w:webHidden/>
+              </w:rPr>
+              <w:fldChar w:fldCharType="begin"/>
+            </w:r>
+            <w:r>
+              <w:rPr>
+                <w:noProof/>
+                <w:webHidden/>
+              </w:rPr>
+              <w:instrText xml:space="preserve"> PAGEREF _Toc225503014 \h </w:instrText>
+            </w:r>
+            <w:r>
+              <w:rPr>
+                <w:noProof/>
+                <w:webHidden/>
+              </w:rPr>
+            </w:r>
+            <w:r>
+              <w:rPr>
+                <w:noProof/>
+                <w:webHidden/>
+              </w:rPr>
+              <w:fldChar w:fldCharType="separate"/>
+            </w:r>
+            <w:r>
+              <w:rPr>
+                <w:noProof/>
+                <w:webHidden/>
+              </w:rPr>
+              <w:t>5</w:t>
+            </w:r>
+            <w:r>
+              <w:rPr>
+                <w:noProof/>
+                <w:webHidden/>
+              </w:rPr>
+              <w:fldChar w:fldCharType="end"/>
+            </w:r>
+          </w:hyperlink>
+        </w:p>
+        <w:p>
+          <w:pPr>
+            <w:pStyle w:val="TOC3"/>
+            <w:tabs>
+              <w:tab w:val="right" w:leader="dot" w:pos="9016"/>
+            </w:tabs>
+            <w:rPr>
+              <w:rFonts w:eastAsiaTheme="minorEastAsia"/>
+              <w:noProof/>
+              <w:sz w:val="24"/>
+              <w:szCs w:val="24"/>
+              <w:lang w:eastAsia="en-GB"/>
+            </w:rPr>
+          </w:pPr>
+          <w:hyperlink w:anchor="_Toc225503015" w:history="1">
+            <w:r>
+              <w:rPr>
+                <w:rStyle w:val="Hyperlink"/>
+                <w:noProof/>
+              </w:rPr>
+              <w:t>Sprint 3</w:t>
+            </w:r>
+            <w:r>
+              <w:rPr>
+                <w:noProof/>
+                <w:webHidden/>
+              </w:rPr>
+              <w:tab/>
+            </w:r>
+            <w:r>
+              <w:rPr>
+                <w:noProof/>
+                <w:webHidden/>
+              </w:rPr>
+              <w:fldChar w:fldCharType="begin"/>
+            </w:r>
+            <w:r>
+              <w:rPr>
+                <w:noProof/>
+                <w:webHidden/>
+              </w:rPr>
+              <w:instrText xml:space="preserve"> PAGEREF _Toc225503015 \h </w:instrText>
+            </w:r>
+            <w:r>
+              <w:rPr>
+                <w:noProof/>
+                <w:webHidden/>
+              </w:rPr>
+            </w:r>
+            <w:r>
+              <w:rPr>
+                <w:noProof/>
+                <w:webHidden/>
+              </w:rPr>
+              <w:fldChar w:fldCharType="separate"/>
+            </w:r>
+            <w:r>
+              <w:rPr>
+                <w:noProof/>
+                <w:webHidden/>
+              </w:rPr>
+              <w:t>5</w:t>
+            </w:r>
+            <w:r>
+              <w:rPr>
+                <w:noProof/>
+                <w:webHidden/>
+              </w:rPr>
+              <w:fldChar w:fldCharType="end"/>
+            </w:r>
+          </w:hyperlink>
+        </w:p>
+        <w:p>
+          <w:pPr>
+            <w:pStyle w:val="TOC3"/>
+            <w:tabs>
+              <w:tab w:val="right" w:leader="dot" w:pos="9016"/>
+            </w:tabs>
+            <w:rPr>
+              <w:rFonts w:eastAsiaTheme="minorEastAsia"/>
+              <w:noProof/>
+              <w:sz w:val="24"/>
+              <w:szCs w:val="24"/>
+              <w:lang w:eastAsia="en-GB"/>
+            </w:rPr>
+          </w:pPr>
+          <w:hyperlink w:anchor="_Toc225503016" w:history="1">
+            <w:r>
+              <w:rPr>
+                <w:rStyle w:val="Hyperlink"/>
+                <w:noProof/>
+              </w:rPr>
+              <w:t>Sprint 4</w:t>
+            </w:r>
+            <w:r>
+              <w:rPr>
+                <w:noProof/>
+                <w:webHidden/>
+              </w:rPr>
+              <w:tab/>
+            </w:r>
+            <w:r>
+              <w:rPr>
+                <w:noProof/>
+                <w:webHidden/>
+              </w:rPr>
+              <w:fldChar w:fldCharType="begin"/>
+            </w:r>
+            <w:r>
+              <w:rPr>
+                <w:noProof/>
+                <w:webHidden/>
+              </w:rPr>
+              <w:instrText xml:space="preserve"> PAGEREF _Toc225503016 \h </w:instrText>
+            </w:r>
+            <w:r>
+              <w:rPr>
+                <w:noProof/>
+                <w:webHidden/>
+              </w:rPr>
+            </w:r>
+            <w:r>
+              <w:rPr>
+                <w:noProof/>
+                <w:webHidden/>
+              </w:rPr>
+              <w:fldChar w:fldCharType="separate"/>
+            </w:r>
+            <w:r>
+              <w:rPr>
+                <w:noProof/>
+                <w:webHidden/>
+              </w:rPr>
+              <w:t>6</w:t>
+            </w:r>
+            <w:r>
+              <w:rPr>
+                <w:noProof/>
+                <w:webHidden/>
+              </w:rPr>
+              <w:fldChar w:fldCharType="end"/>
+            </w:r>
+          </w:hyperlink>
+        </w:p>
+        <w:p>
+          <w:pPr>
+            <w:pStyle w:val="TOC3"/>
+            <w:tabs>
+              <w:tab w:val="right" w:leader="dot" w:pos="9016"/>
+            </w:tabs>
+            <w:rPr>
+              <w:rFonts w:eastAsiaTheme="minorEastAsia"/>
+              <w:noProof/>
+              <w:sz w:val="24"/>
+              <w:szCs w:val="24"/>
+              <w:lang w:eastAsia="en-GB"/>
+            </w:rPr>
+          </w:pPr>
+          <w:hyperlink w:anchor="_Toc225503017" w:history="1">
+            <w:r>
+              <w:rPr>
+                <w:rStyle w:val="Hyperlink"/>
+                <w:noProof/>
+              </w:rPr>
+              <w:t>Sprint 5</w:t>
+            </w:r>
+            <w:r>
+              <w:rPr>
+                <w:noProof/>
+                <w:webHidden/>
+              </w:rPr>
+              <w:tab/>
+            </w:r>
+            <w:r>
+              <w:rPr>
+                <w:noProof/>
+                <w:webHidden/>
+              </w:rPr>
+              <w:fldChar w:fldCharType="begin"/>
+            </w:r>
+            <w:r>
+              <w:rPr>
+                <w:noProof/>
+                <w:webHidden/>
+              </w:rPr>
+              <w:instrText xml:space="preserve"> PAGEREF _Toc225503017 \h </w:instrText>
+            </w:r>
+            <w:r>
+              <w:rPr>
+                <w:noProof/>
+                <w:webHidden/>
+              </w:rPr>
+            </w:r>
+            <w:r>
+              <w:rPr>
+                <w:noProof/>
+                <w:webHidden/>
+              </w:rPr>
+              <w:fldChar w:fldCharType="separate"/>
+            </w:r>
+            <w:r>
+              <w:rPr>
+                <w:noProof/>
+                <w:webHidden/>
+              </w:rPr>
+              <w:t>6</w:t>
+            </w:r>
+            <w:r>
+              <w:rPr>
+                <w:noProof/>
+                <w:webHidden/>
+              </w:rPr>
+              <w:fldChar w:fldCharType="end"/>
+            </w:r>
+          </w:hyperlink>
+        </w:p>
+        <w:p>
+          <w:pPr>
+            <w:pStyle w:val="TOC3"/>
+            <w:tabs>
+              <w:tab w:val="right" w:leader="dot" w:pos="9016"/>
+            </w:tabs>
+            <w:rPr>
+              <w:rFonts w:eastAsiaTheme="minorEastAsia"/>
+              <w:noProof/>
+              <w:sz w:val="24"/>
+              <w:szCs w:val="24"/>
+              <w:lang w:eastAsia="en-GB"/>
+            </w:rPr>
+          </w:pPr>
+          <w:hyperlink w:anchor="_Toc225503018" w:history="1">
+            <w:r>
+              <w:rPr>
+                <w:rStyle w:val="Hyperlink"/>
+                <w:noProof/>
+              </w:rPr>
+              <w:t>Sprint 6</w:t>
+            </w:r>
+            <w:r>
+              <w:rPr>
+                <w:noProof/>
+                <w:webHidden/>
+              </w:rPr>
+              <w:tab/>
+            </w:r>
+            <w:r>
+              <w:rPr>
+                <w:noProof/>
+                <w:webHidden/>
+              </w:rPr>
+              <w:fldChar w:fldCharType="begin"/>
+            </w:r>
+            <w:r>
+              <w:rPr>
+                <w:noProof/>
+                <w:webHidden/>
+              </w:rPr>
+              <w:instrText xml:space="preserve"> PAGEREF _Toc225503018 \h </w:instrText>
+            </w:r>
+            <w:r>
+              <w:rPr>
+                <w:noProof/>
+                <w:webHidden/>
+              </w:rPr>
+            </w:r>
+            <w:r>
+              <w:rPr>
+                <w:noProof/>
+                <w:webHidden/>
+              </w:rPr>
+              <w:fldChar w:fldCharType="separate"/>
+            </w:r>
+            <w:r>
+              <w:rPr>
+                <w:noProof/>
+                <w:webHidden/>
+              </w:rPr>
+              <w:t>7</w:t>
+            </w:r>
+            <w:r>
+              <w:rPr>
+                <w:noProof/>
+                <w:webHidden/>
+              </w:rPr>
+              <w:fldChar w:fldCharType="end"/>
+            </w:r>
+          </w:hyperlink>
+        </w:p>
+        <w:p>
+          <w:pPr>
+            <w:pStyle w:val="TOC3"/>
+            <w:tabs>
+              <w:tab w:val="right" w:leader="dot" w:pos="9016"/>
+            </w:tabs>
+            <w:rPr>
+              <w:rFonts w:eastAsiaTheme="minorEastAsia"/>
+              <w:noProof/>
+              <w:sz w:val="24"/>
+              <w:szCs w:val="24"/>
+              <w:lang w:eastAsia="en-GB"/>
+            </w:rPr>
+          </w:pPr>
+          <w:hyperlink w:anchor="_Toc225503019" w:history="1">
+            <w:r>
+              <w:rPr>
+                <w:rStyle w:val="Hyperlink"/>
+                <w:noProof/>
+              </w:rPr>
+              <w:t>Sprint 7</w:t>
+            </w:r>
+            <w:r>
+              <w:rPr>
+                <w:noProof/>
+                <w:webHidden/>
+              </w:rPr>
+              <w:tab/>
+            </w:r>
+            <w:r>
+              <w:rPr>
+                <w:noProof/>
+                <w:webHidden/>
+              </w:rPr>
+              <w:fldChar w:fldCharType="begin"/>
+            </w:r>
+            <w:r>
+              <w:rPr>
+                <w:noProof/>
+                <w:webHidden/>
+              </w:rPr>
+              <w:instrText xml:space="preserve"> PAGEREF _Toc225503019 \h </w:instrText>
+            </w:r>
+            <w:r>
+              <w:rPr>
+                <w:noProof/>
+                <w:webHidden/>
+              </w:rPr>
+            </w:r>
+            <w:r>
+              <w:rPr>
+                <w:noProof/>
+                <w:webHidden/>
+              </w:rPr>
+              <w:fldChar w:fldCharType="separate"/>
+            </w:r>
+            <w:r>
+              <w:rPr>
+                <w:noProof/>
+                <w:webHidden/>
+              </w:rPr>
+              <w:t>7</w:t>
+            </w:r>
+            <w:r>
+              <w:rPr>
+                <w:noProof/>
+                <w:webHidden/>
+              </w:rPr>
+              <w:fldChar w:fldCharType="end"/>
+            </w:r>
+          </w:hyperlink>
+        </w:p>
+        <w:p>
+          <w:pPr>
+            <w:pStyle w:val="TOC3"/>
+            <w:tabs>
+              <w:tab w:val="right" w:leader="dot" w:pos="9016"/>
+            </w:tabs>
+            <w:rPr>
+              <w:rFonts w:eastAsiaTheme="minorEastAsia"/>
+              <w:noProof/>
+              <w:sz w:val="24"/>
+              <w:szCs w:val="24"/>
+              <w:lang w:eastAsia="en-GB"/>
+            </w:rPr>
+          </w:pPr>
+          <w:hyperlink w:anchor="_Toc225503020" w:history="1">
+            <w:r>
+              <w:rPr>
+                <w:rStyle w:val="Hyperlink"/>
+                <w:noProof/>
+              </w:rPr>
+              <w:t>Sprint 8</w:t>
+            </w:r>
+            <w:r>
+              <w:rPr>
+                <w:noProof/>
+                <w:webHidden/>
+              </w:rPr>
+              <w:tab/>
+            </w:r>
+            <w:r>
+              <w:rPr>
+                <w:noProof/>
+                <w:webHidden/>
+              </w:rPr>
+              <w:fldChar w:fldCharType="begin"/>
+            </w:r>
+            <w:r>
+              <w:rPr>
+                <w:noProof/>
+                <w:webHidden/>
+              </w:rPr>
+              <w:instrText xml:space="preserve"> PAGEREF _Toc225503020 \h </w:instrText>
+            </w:r>
+            <w:r>
+              <w:rPr>
+                <w:noProof/>
+                <w:webHidden/>
+              </w:rPr>
+            </w:r>
+            <w:r>
+              <w:rPr>
+                <w:noProof/>
+                <w:webHidden/>
+              </w:rPr>
+              <w:fldChar w:fldCharType="separate"/>
+            </w:r>
+            <w:r>
+              <w:rPr>
+                <w:noProof/>
+                <w:webHidden/>
+              </w:rPr>
+              <w:t>7</w:t>
+            </w:r>
+            <w:r>
+              <w:rPr>
+                <w:noProof/>
+                <w:webHidden/>
+              </w:rPr>
+              <w:fldChar w:fldCharType="end"/>
+            </w:r>
+          </w:hyperlink>
+        </w:p>
+        <w:p>
+          <w:pPr>
+            <w:pStyle w:val="TOC3"/>
+            <w:tabs>
+              <w:tab w:val="right" w:leader="dot" w:pos="9016"/>
+            </w:tabs>
+            <w:rPr>
+              <w:rFonts w:eastAsiaTheme="minorEastAsia"/>
+              <w:noProof/>
+              <w:sz w:val="24"/>
+              <w:szCs w:val="24"/>
+              <w:lang w:eastAsia="en-GB"/>
+            </w:rPr>
+          </w:pPr>
+          <w:hyperlink w:anchor="_Toc225503021" w:history="1">
+            <w:r>
+              <w:rPr>
+                <w:rStyle w:val="Hyperlink"/>
+                <w:noProof/>
+              </w:rPr>
+              <w:t>Sprint RAG Table</w:t>
+            </w:r>
+            <w:r>
+              <w:rPr>
+                <w:noProof/>
+                <w:webHidden/>
+              </w:rPr>
+              <w:tab/>
+            </w:r>
+            <w:r>
+              <w:rPr>
+                <w:noProof/>
+                <w:webHidden/>
+              </w:rPr>
+              <w:fldChar w:fldCharType="begin"/>
+            </w:r>
+            <w:r>
+              <w:rPr>
+                <w:noProof/>
+                <w:webHidden/>
+              </w:rPr>
+              <w:instrText xml:space="preserve"> PAGEREF _Toc225503021 \h </w:instrText>
+            </w:r>
+            <w:r>
+              <w:rPr>
+                <w:noProof/>
+                <w:webHidden/>
+              </w:rPr>
+            </w:r>
+            <w:r>
+              <w:rPr>
+                <w:noProof/>
+                <w:webHidden/>
+              </w:rPr>
+              <w:fldChar w:fldCharType="separate"/>
+            </w:r>
+            <w:r>
+              <w:rPr>
+                <w:noProof/>
+                <w:webHidden/>
+              </w:rPr>
+              <w:t>8</w:t>
             </w:r>
             <w:r>
               <w:rPr>
@@ -265,7 +985,7 @@
               <w:lang w:eastAsia="en-GB"/>
             </w:rPr>
           </w:pPr>
-          <w:hyperlink w:anchor="_Toc224815310" w:history="1">
+          <w:hyperlink w:anchor="_Toc225503022" w:history="1">
             <w:r>
               <w:rPr>
                 <w:rStyle w:val="Hyperlink"/>
@@ -292,7 +1012,7 @@
                 <w:noProof/>
                 <w:webHidden/>
               </w:rPr>
-              <w:instrText xml:space="preserve"> PAGEREF _Toc224815310 \h </w:instrText>
+              <w:instrText xml:space="preserve"> PAGEREF _Toc225503022 \h </w:instrText>
             </w:r>
             <w:r>
               <w:rPr>
@@ -312,7 +1032,7 @@
                 <w:noProof/>
                 <w:webHidden/>
               </w:rPr>
-              <w:t>3</w:t>
+              <w:t>9</w:t>
             </w:r>
             <w:r>
               <w:rPr>
@@ -337,7 +1057,7 @@
               <w:lang w:eastAsia="en-GB"/>
             </w:rPr>
           </w:pPr>
-          <w:hyperlink w:anchor="_Toc224815311" w:history="1">
+          <w:hyperlink w:anchor="_Toc225503023" w:history="1">
             <w:r>
               <w:rPr>
                 <w:rStyle w:val="Hyperlink"/>
@@ -364,7 +1084,7 @@
                 <w:noProof/>
                 <w:webHidden/>
               </w:rPr>
-              <w:instrText xml:space="preserve"> PAGEREF _Toc224815311 \h </w:instrText>
+              <w:instrText xml:space="preserve"> PAGEREF _Toc225503023 \h </w:instrText>
             </w:r>
             <w:r>
               <w:rPr>
@@ -384,7 +1104,7 @@
                 <w:noProof/>
                 <w:webHidden/>
               </w:rPr>
-              <w:t>3</w:t>
+              <w:t>9</w:t>
             </w:r>
             <w:r>
               <w:rPr>
@@ -409,7 +1129,7 @@
               <w:lang w:eastAsia="en-GB"/>
             </w:rPr>
           </w:pPr>
-          <w:hyperlink w:anchor="_Toc224815312" w:history="1">
+          <w:hyperlink w:anchor="_Toc225503024" w:history="1">
             <w:r>
               <w:rPr>
                 <w:rStyle w:val="Hyperlink"/>
@@ -436,7 +1156,7 @@
                 <w:noProof/>
                 <w:webHidden/>
               </w:rPr>
-              <w:instrText xml:space="preserve"> PAGEREF _Toc224815312 \h </w:instrText>
+              <w:instrText xml:space="preserve"> PAGEREF _Toc225503024 \h </w:instrText>
             </w:r>
             <w:r>
               <w:rPr>
@@ -456,7 +1176,7 @@
                 <w:noProof/>
                 <w:webHidden/>
               </w:rPr>
-              <w:t>3</w:t>
+              <w:t>9</w:t>
             </w:r>
             <w:r>
               <w:rPr>
@@ -481,7 +1201,7 @@
               <w:lang w:eastAsia="en-GB"/>
             </w:rPr>
           </w:pPr>
-          <w:hyperlink w:anchor="_Toc224815313" w:history="1">
+          <w:hyperlink w:anchor="_Toc225503025" w:history="1">
             <w:r>
               <w:rPr>
                 <w:rStyle w:val="Hyperlink"/>
@@ -508,7 +1228,7 @@
                 <w:noProof/>
                 <w:webHidden/>
               </w:rPr>
-              <w:instrText xml:space="preserve"> PAGEREF _Toc224815313 \h </w:instrText>
+              <w:instrText xml:space="preserve"> PAGEREF _Toc225503025 \h </w:instrText>
             </w:r>
             <w:r>
               <w:rPr>
@@ -528,7 +1248,7 @@
                 <w:noProof/>
                 <w:webHidden/>
               </w:rPr>
-              <w:t>4</w:t>
+              <w:t>10</w:t>
             </w:r>
             <w:r>
               <w:rPr>
@@ -553,7 +1273,7 @@
               <w:lang w:eastAsia="en-GB"/>
             </w:rPr>
           </w:pPr>
-          <w:hyperlink w:anchor="_Toc224815314" w:history="1">
+          <w:hyperlink w:anchor="_Toc225503026" w:history="1">
             <w:r>
               <w:rPr>
                 <w:rStyle w:val="Hyperlink"/>
@@ -580,7 +1300,7 @@
                 <w:noProof/>
                 <w:webHidden/>
               </w:rPr>
-              <w:instrText xml:space="preserve"> PAGEREF _Toc224815314 \h </w:instrText>
+              <w:instrText xml:space="preserve"> PAGEREF _Toc225503026 \h </w:instrText>
             </w:r>
             <w:r>
               <w:rPr>
@@ -600,7 +1320,7 @@
                 <w:noProof/>
                 <w:webHidden/>
               </w:rPr>
-              <w:t>4</w:t>
+              <w:t>10</w:t>
             </w:r>
             <w:r>
               <w:rPr>
@@ -625,7 +1345,7 @@
               <w:lang w:eastAsia="en-GB"/>
             </w:rPr>
           </w:pPr>
-          <w:hyperlink w:anchor="_Toc224815315" w:history="1">
+          <w:hyperlink w:anchor="_Toc225503027" w:history="1">
             <w:r>
               <w:rPr>
                 <w:rStyle w:val="Hyperlink"/>
@@ -652,7 +1372,7 @@
                 <w:noProof/>
                 <w:webHidden/>
               </w:rPr>
-              <w:instrText xml:space="preserve"> PAGEREF _Toc224815315 \h </w:instrText>
+              <w:instrText xml:space="preserve"> PAGEREF _Toc225503027 \h </w:instrText>
             </w:r>
             <w:r>
               <w:rPr>
@@ -672,7 +1392,367 @@
                 <w:noProof/>
                 <w:webHidden/>
               </w:rPr>
-              <w:t>5</w:t>
+              <w:t>11</w:t>
+            </w:r>
+            <w:r>
+              <w:rPr>
+                <w:noProof/>
+                <w:webHidden/>
+              </w:rPr>
+              <w:fldChar w:fldCharType="end"/>
+            </w:r>
+          </w:hyperlink>
+        </w:p>
+        <w:p>
+          <w:pPr>
+            <w:pStyle w:val="TOC3"/>
+            <w:tabs>
+              <w:tab w:val="right" w:leader="dot" w:pos="9016"/>
+            </w:tabs>
+            <w:rPr>
+              <w:rFonts w:eastAsiaTheme="minorEastAsia"/>
+              <w:noProof/>
+              <w:sz w:val="24"/>
+              <w:szCs w:val="24"/>
+              <w:lang w:eastAsia="en-GB"/>
+            </w:rPr>
+          </w:pPr>
+          <w:hyperlink w:anchor="_Toc225503028" w:history="1">
+            <w:r>
+              <w:rPr>
+                <w:rStyle w:val="Hyperlink"/>
+                <w:noProof/>
+              </w:rPr>
+              <w:t>Sequence Diagrams</w:t>
+            </w:r>
+            <w:r>
+              <w:rPr>
+                <w:noProof/>
+                <w:webHidden/>
+              </w:rPr>
+              <w:tab/>
+            </w:r>
+            <w:r>
+              <w:rPr>
+                <w:noProof/>
+                <w:webHidden/>
+              </w:rPr>
+              <w:fldChar w:fldCharType="begin"/>
+            </w:r>
+            <w:r>
+              <w:rPr>
+                <w:noProof/>
+                <w:webHidden/>
+              </w:rPr>
+              <w:instrText xml:space="preserve"> PAGEREF _Toc225503028 \h </w:instrText>
+            </w:r>
+            <w:r>
+              <w:rPr>
+                <w:noProof/>
+                <w:webHidden/>
+              </w:rPr>
+            </w:r>
+            <w:r>
+              <w:rPr>
+                <w:noProof/>
+                <w:webHidden/>
+              </w:rPr>
+              <w:fldChar w:fldCharType="separate"/>
+            </w:r>
+            <w:r>
+              <w:rPr>
+                <w:noProof/>
+                <w:webHidden/>
+              </w:rPr>
+              <w:t>12</w:t>
+            </w:r>
+            <w:r>
+              <w:rPr>
+                <w:noProof/>
+                <w:webHidden/>
+              </w:rPr>
+              <w:fldChar w:fldCharType="end"/>
+            </w:r>
+          </w:hyperlink>
+        </w:p>
+        <w:p>
+          <w:pPr>
+            <w:pStyle w:val="TOC2"/>
+            <w:tabs>
+              <w:tab w:val="right" w:leader="dot" w:pos="9016"/>
+            </w:tabs>
+            <w:rPr>
+              <w:rFonts w:eastAsiaTheme="minorEastAsia"/>
+              <w:noProof/>
+              <w:sz w:val="24"/>
+              <w:szCs w:val="24"/>
+              <w:lang w:eastAsia="en-GB"/>
+            </w:rPr>
+          </w:pPr>
+          <w:hyperlink w:anchor="_Toc225503029" w:history="1">
+            <w:r>
+              <w:rPr>
+                <w:rStyle w:val="Hyperlink"/>
+                <w:noProof/>
+              </w:rPr>
+              <w:t>Algorithm Design</w:t>
+            </w:r>
+            <w:r>
+              <w:rPr>
+                <w:noProof/>
+                <w:webHidden/>
+              </w:rPr>
+              <w:tab/>
+            </w:r>
+            <w:r>
+              <w:rPr>
+                <w:noProof/>
+                <w:webHidden/>
+              </w:rPr>
+              <w:fldChar w:fldCharType="begin"/>
+            </w:r>
+            <w:r>
+              <w:rPr>
+                <w:noProof/>
+                <w:webHidden/>
+              </w:rPr>
+              <w:instrText xml:space="preserve"> PAGEREF _Toc225503029 \h </w:instrText>
+            </w:r>
+            <w:r>
+              <w:rPr>
+                <w:noProof/>
+                <w:webHidden/>
+              </w:rPr>
+            </w:r>
+            <w:r>
+              <w:rPr>
+                <w:noProof/>
+                <w:webHidden/>
+              </w:rPr>
+              <w:fldChar w:fldCharType="separate"/>
+            </w:r>
+            <w:r>
+              <w:rPr>
+                <w:noProof/>
+                <w:webHidden/>
+              </w:rPr>
+              <w:t>12</w:t>
+            </w:r>
+            <w:r>
+              <w:rPr>
+                <w:noProof/>
+                <w:webHidden/>
+              </w:rPr>
+              <w:fldChar w:fldCharType="end"/>
+            </w:r>
+          </w:hyperlink>
+        </w:p>
+        <w:p>
+          <w:pPr>
+            <w:pStyle w:val="TOC3"/>
+            <w:tabs>
+              <w:tab w:val="right" w:leader="dot" w:pos="9016"/>
+            </w:tabs>
+            <w:rPr>
+              <w:rFonts w:eastAsiaTheme="minorEastAsia"/>
+              <w:noProof/>
+              <w:sz w:val="24"/>
+              <w:szCs w:val="24"/>
+              <w:lang w:eastAsia="en-GB"/>
+            </w:rPr>
+          </w:pPr>
+          <w:hyperlink w:anchor="_Toc225503030" w:history="1">
+            <w:r>
+              <w:rPr>
+                <w:rStyle w:val="Hyperlink"/>
+                <w:noProof/>
+              </w:rPr>
+              <w:t>Salt/Key Generation</w:t>
+            </w:r>
+            <w:r>
+              <w:rPr>
+                <w:noProof/>
+                <w:webHidden/>
+              </w:rPr>
+              <w:tab/>
+            </w:r>
+            <w:r>
+              <w:rPr>
+                <w:noProof/>
+                <w:webHidden/>
+              </w:rPr>
+              <w:fldChar w:fldCharType="begin"/>
+            </w:r>
+            <w:r>
+              <w:rPr>
+                <w:noProof/>
+                <w:webHidden/>
+              </w:rPr>
+              <w:instrText xml:space="preserve"> PAGEREF _Toc225503030 \h </w:instrText>
+            </w:r>
+            <w:r>
+              <w:rPr>
+                <w:noProof/>
+                <w:webHidden/>
+              </w:rPr>
+            </w:r>
+            <w:r>
+              <w:rPr>
+                <w:noProof/>
+                <w:webHidden/>
+              </w:rPr>
+              <w:fldChar w:fldCharType="separate"/>
+            </w:r>
+            <w:r>
+              <w:rPr>
+                <w:noProof/>
+                <w:webHidden/>
+              </w:rPr>
+              <w:t>12</w:t>
+            </w:r>
+            <w:r>
+              <w:rPr>
+                <w:noProof/>
+                <w:webHidden/>
+              </w:rPr>
+              <w:fldChar w:fldCharType="end"/>
+            </w:r>
+          </w:hyperlink>
+        </w:p>
+        <w:p>
+          <w:pPr>
+            <w:pStyle w:val="TOC3"/>
+            <w:tabs>
+              <w:tab w:val="right" w:leader="dot" w:pos="9016"/>
+            </w:tabs>
+            <w:rPr>
+              <w:rFonts w:eastAsiaTheme="minorEastAsia"/>
+              <w:noProof/>
+              <w:sz w:val="24"/>
+              <w:szCs w:val="24"/>
+              <w:lang w:eastAsia="en-GB"/>
+            </w:rPr>
+          </w:pPr>
+          <w:hyperlink w:anchor="_Toc225503031" w:history="1">
+            <w:r>
+              <w:rPr>
+                <w:rStyle w:val="Hyperlink"/>
+                <w:noProof/>
+              </w:rPr>
+              <w:t>Encryption and Decryption</w:t>
+            </w:r>
+            <w:r>
+              <w:rPr>
+                <w:noProof/>
+                <w:webHidden/>
+              </w:rPr>
+              <w:tab/>
+            </w:r>
+            <w:r>
+              <w:rPr>
+                <w:noProof/>
+                <w:webHidden/>
+              </w:rPr>
+              <w:fldChar w:fldCharType="begin"/>
+            </w:r>
+            <w:r>
+              <w:rPr>
+                <w:noProof/>
+                <w:webHidden/>
+              </w:rPr>
+              <w:instrText xml:space="preserve"> PAGEREF _Toc225503031 \h </w:instrText>
+            </w:r>
+            <w:r>
+              <w:rPr>
+                <w:noProof/>
+                <w:webHidden/>
+              </w:rPr>
+            </w:r>
+            <w:r>
+              <w:rPr>
+                <w:noProof/>
+                <w:webHidden/>
+              </w:rPr>
+              <w:fldChar w:fldCharType="separate"/>
+            </w:r>
+            <w:r>
+              <w:rPr>
+                <w:noProof/>
+                <w:webHidden/>
+              </w:rPr>
+              <w:t>12</w:t>
+            </w:r>
+            <w:r>
+              <w:rPr>
+                <w:noProof/>
+                <w:webHidden/>
+              </w:rPr>
+              <w:fldChar w:fldCharType="end"/>
+            </w:r>
+          </w:hyperlink>
+        </w:p>
+        <w:p>
+          <w:pPr>
+            <w:pStyle w:val="TOC3"/>
+            <w:tabs>
+              <w:tab w:val="right" w:leader="dot" w:pos="9016"/>
+            </w:tabs>
+            <w:rPr>
+              <w:rFonts w:eastAsiaTheme="minorEastAsia"/>
+              <w:noProof/>
+              <w:sz w:val="24"/>
+              <w:szCs w:val="24"/>
+              <w:lang w:eastAsia="en-GB"/>
+            </w:rPr>
+          </w:pPr>
+          <w:hyperlink w:anchor="_Toc225503032" w:history="1">
+            <w:r>
+              <w:rPr>
+                <w:rStyle w:val="Hyperlink"/>
+                <w:noProof/>
+              </w:rPr>
+              <w:t>Hashing</w:t>
+            </w:r>
+            <w:r>
+              <w:rPr>
+                <w:noProof/>
+                <w:webHidden/>
+              </w:rPr>
+              <w:tab/>
+            </w:r>
+            <w:r>
+              <w:rPr>
+                <w:noProof/>
+                <w:webHidden/>
+              </w:rPr>
+              <w:fldChar w:fldCharType="begin"/>
+            </w:r>
+            <w:r>
+              <w:rPr>
+                <w:noProof/>
+                <w:webHidden/>
+              </w:rPr>
+              <w:instrText xml:space="preserve"> PAGEREF _Toc225503032 \h </w:instrText>
+            </w:r>
+            <w:r>
+              <w:rPr>
+                <w:noProof/>
+                <w:webHidden/>
+              </w:rPr>
+            </w:r>
+            <w:r>
+              <w:rPr>
+                <w:noProof/>
+                <w:webHidden/>
+              </w:rPr>
+              <w:fldChar w:fldCharType="separate"/>
+            </w:r>
+            <w:r>
+              <w:rPr>
+                <w:noProof/>
+                <w:webHidden/>
+              </w:rPr>
+              <w:t>13</w:t>
             </w:r>
             <w:r>
               <w:rPr>
@@ -697,7 +1777,14 @@
               <w:lang w:eastAsia="en-GB"/>
             </w:rPr>
           </w:pPr>
-          <w:hyperlink w:anchor="_Toc224815316" w:history="1">
+          <w:hyperlink w:anchor="_Toc225503033" w:history="1">
+            <w:r>
+              <w:rPr>
+                <w:rStyle w:val="Hyperlink"/>
+                <w:noProof/>
+              </w:rPr>
+              <w:t>Noted Issues and Constraints</w:t>
+            </w:r>
             <w:r>
               <w:rPr>
                 <w:noProof/>
@@ -717,7 +1804,7 @@
                 <w:noProof/>
                 <w:webHidden/>
               </w:rPr>
-              <w:instrText xml:space="preserve"> PAGEREF _Toc224815316 \h </w:instrText>
+              <w:instrText xml:space="preserve"> PAGEREF _Toc225503033 \h </w:instrText>
             </w:r>
             <w:r>
               <w:rPr>
@@ -737,7 +1824,79 @@
                 <w:noProof/>
                 <w:webHidden/>
               </w:rPr>
-              <w:t>5</w:t>
+              <w:t>14</w:t>
+            </w:r>
+            <w:r>
+              <w:rPr>
+                <w:noProof/>
+                <w:webHidden/>
+              </w:rPr>
+              <w:fldChar w:fldCharType="end"/>
+            </w:r>
+          </w:hyperlink>
+        </w:p>
+        <w:p>
+          <w:pPr>
+            <w:pStyle w:val="TOC2"/>
+            <w:tabs>
+              <w:tab w:val="right" w:leader="dot" w:pos="9016"/>
+            </w:tabs>
+            <w:rPr>
+              <w:rFonts w:eastAsiaTheme="minorEastAsia"/>
+              <w:noProof/>
+              <w:sz w:val="24"/>
+              <w:szCs w:val="24"/>
+              <w:lang w:eastAsia="en-GB"/>
+            </w:rPr>
+          </w:pPr>
+          <w:hyperlink w:anchor="_Toc225503034" w:history="1">
+            <w:r>
+              <w:rPr>
+                <w:rStyle w:val="Hyperlink"/>
+                <w:noProof/>
+              </w:rPr>
+              <w:t>Github Repository Link</w:t>
+            </w:r>
+            <w:r>
+              <w:rPr>
+                <w:noProof/>
+                <w:webHidden/>
+              </w:rPr>
+              <w:tab/>
+            </w:r>
+            <w:r>
+              <w:rPr>
+                <w:noProof/>
+                <w:webHidden/>
+              </w:rPr>
+              <w:fldChar w:fldCharType="begin"/>
+            </w:r>
+            <w:r>
+              <w:rPr>
+                <w:noProof/>
+                <w:webHidden/>
+              </w:rPr>
+              <w:instrText xml:space="preserve"> PAGEREF _Toc225503034 \h </w:instrText>
+            </w:r>
+            <w:r>
+              <w:rPr>
+                <w:noProof/>
+                <w:webHidden/>
+              </w:rPr>
+            </w:r>
+            <w:r>
+              <w:rPr>
+                <w:noProof/>
+                <w:webHidden/>
+              </w:rPr>
+              <w:fldChar w:fldCharType="separate"/>
+            </w:r>
+            <w:r>
+              <w:rPr>
+                <w:noProof/>
+                <w:webHidden/>
+              </w:rPr>
+              <w:t>14</w:t>
             </w:r>
             <w:r>
               <w:rPr>
@@ -762,13 +1921,13 @@
               <w:lang w:eastAsia="en-GB"/>
             </w:rPr>
           </w:pPr>
-          <w:hyperlink w:anchor="_Toc224815317" w:history="1">
+          <w:hyperlink w:anchor="_Toc225503035" w:history="1">
             <w:r>
               <w:rPr>
                 <w:rStyle w:val="Hyperlink"/>
                 <w:noProof/>
               </w:rPr>
-              <w:t>Noted Issues and Constraints</w:t>
+              <w:t>Appendix</w:t>
             </w:r>
             <w:r>
               <w:rPr>
@@ -789,7 +1948,7 @@
                 <w:noProof/>
                 <w:webHidden/>
               </w:rPr>
-              <w:instrText xml:space="preserve"> PAGEREF _Toc224815317 \h </w:instrText>
+              <w:instrText xml:space="preserve"> PAGEREF _Toc225503035 \h </w:instrText>
             </w:r>
             <w:r>
               <w:rPr>
@@ -809,7 +1968,7 @@
                 <w:noProof/>
                 <w:webHidden/>
               </w:rPr>
-              <w:t>5</w:t>
+              <w:t>15</w:t>
             </w:r>
             <w:r>
               <w:rPr>
@@ -834,13 +1993,13 @@
               <w:lang w:eastAsia="en-GB"/>
             </w:rPr>
           </w:pPr>
-          <w:hyperlink w:anchor="_Toc224815318" w:history="1">
+          <w:hyperlink w:anchor="_Toc225503036" w:history="1">
             <w:r>
               <w:rPr>
                 <w:rStyle w:val="Hyperlink"/>
                 <w:noProof/>
               </w:rPr>
-              <w:t>Github Repository Link</w:t>
+              <w:t>Testing Table</w:t>
             </w:r>
             <w:r>
               <w:rPr>
@@ -861,7 +2020,7 @@
                 <w:noProof/>
                 <w:webHidden/>
               </w:rPr>
-              <w:instrText xml:space="preserve"> PAGEREF _Toc224815318 \h </w:instrText>
+              <w:instrText xml:space="preserve"> PAGEREF _Toc225503036 \h </w:instrText>
             </w:r>
             <w:r>
               <w:rPr>
@@ -881,7 +2040,7 @@
                 <w:noProof/>
                 <w:webHidden/>
               </w:rPr>
-              <w:t>6</w:t>
+              <w:t>15</w:t>
             </w:r>
             <w:r>
               <w:rPr>
@@ -906,7 +2065,7 @@
               <w:lang w:eastAsia="en-GB"/>
             </w:rPr>
           </w:pPr>
-          <w:hyperlink w:anchor="_Toc224815319" w:history="1">
+          <w:hyperlink w:anchor="_Toc225503037" w:history="1">
             <w:r>
               <w:rPr>
                 <w:rStyle w:val="Hyperlink"/>
@@ -933,7 +2092,7 @@
                 <w:noProof/>
                 <w:webHidden/>
               </w:rPr>
-              <w:instrText xml:space="preserve"> PAGEREF _Toc224815319 \h </w:instrText>
+              <w:instrText xml:space="preserve"> PAGEREF _Toc225503037 \h </w:instrText>
             </w:r>
             <w:r>
               <w:rPr>
@@ -953,7 +2112,7 @@
                 <w:noProof/>
                 <w:webHidden/>
               </w:rPr>
-              <w:t>6</w:t>
+              <w:t>15</w:t>
             </w:r>
             <w:r>
               <w:rPr>
@@ -995,7 +2154,7 @@
       <w:pPr>
         <w:pStyle w:val="Heading1"/>
       </w:pPr>
-      <w:bookmarkStart w:id="0" w:name="_Toc224815308"/>
+      <w:bookmarkStart w:id="0" w:name="_Toc225503010"/>
       <w:r>
         <w:lastRenderedPageBreak/>
         <w:t>Introduction</w:t>
@@ -1086,7 +2245,7 @@
       <w:pPr>
         <w:pStyle w:val="Heading1"/>
       </w:pPr>
-      <w:bookmarkStart w:id="1" w:name="_Toc224815309"/>
+      <w:bookmarkStart w:id="1" w:name="_Toc225503011"/>
       <w:r>
         <w:t>Software Development Lifecycle</w:t>
       </w:r>
@@ -1100,164 +2259,2251 @@
         <w:t>defines the steps in software development and the order they’re executed. It is used to make software development more efficien</w:t>
       </w:r>
       <w:r>
-        <w:t>t and there are many models. In this project I have used the agile philosophy</w:t>
+        <w:t>t and there are many models. In this project the agile philosophy</w:t>
+      </w:r>
+      <w:r>
+        <w:t xml:space="preserve"> </w:t>
+      </w:r>
+      <w:r>
+        <w:t>model called scrum has been used</w:t>
       </w:r>
       <w:r>
         <w:t>, where the project is split into sections called sprints</w:t>
       </w:r>
       <w:r>
-        <w:t xml:space="preserve"> and every 2 weeks a functional piece of the project should be delivered. </w:t>
-      </w:r>
-    </w:p>
-    <w:p>
-      <w:pPr>
-        <w:pStyle w:val="Heading1"/>
-      </w:pPr>
-      <w:bookmarkStart w:id="2" w:name="_Toc224815310"/>
-      <w:r>
-        <w:t>Design Document</w:t>
-      </w:r>
-      <w:bookmarkEnd w:id="2"/>
-    </w:p>
-    <w:p>
-      <w:r>
-        <w:t>Explain this section</w:t>
-      </w:r>
-    </w:p>
-    <w:p>
-      <w:pPr>
-        <w:pStyle w:val="Heading2"/>
-      </w:pPr>
-      <w:bookmarkStart w:id="3" w:name="_Toc224815311"/>
-      <w:r>
-        <w:t>Project Vision</w:t>
-      </w:r>
-      <w:bookmarkEnd w:id="3"/>
-    </w:p>
-    <w:p>
-      <w:r>
-        <w:t>I will develop a notes application that will use the necessary encryption to ensure all notes will be stored securely and will be inaccessible by unauthorised users. It will give users a place to store sensitive data, such as passwords for other applications, or even data that they just want to keep a secret from others, such as present ideas. </w:t>
-      </w:r>
-    </w:p>
-    <w:p>
-      <w:r>
-        <w:t xml:space="preserve">There are other secure notes apps, such as standard notes which allows users to customise the app in many ways, that are </w:t>
-      </w:r>
-      <w:r>
-        <w:t>like</w:t>
-      </w:r>
-      <w:r>
-        <w:t xml:space="preserve"> my project. I will take some inspiration from them by letting users customise the app, but they will have less options like only changing the theme and font size of the app</w:t>
-      </w:r>
-      <w:r>
-        <w:t xml:space="preserve"> so the app is easier to navigate.</w:t>
-      </w:r>
-    </w:p>
-    <w:p>
-      <w:r>
-        <w:t>Each user’s username and password will be stored securely, so that all users can feel safe in the knowledge that, when they are creating and editing notes, their data is safe from any unauthorised access. I will be storing the users' passwords using argon2, which is a salted hashing algorithm. This is one of the ones recommended by OWASP (2021, A02:2021). </w:t>
-      </w:r>
-    </w:p>
-    <w:p>
-      <w:r>
-        <w:t xml:space="preserve">Users will also be able to, once logged in, see the titles of all their notes, but not the actual data stored. Once they've clicked on the title, they will get a few sentence </w:t>
-      </w:r>
-      <w:r>
-        <w:t>‘</w:t>
-      </w:r>
-      <w:r>
-        <w:t>preview</w:t>
-      </w:r>
-      <w:r>
-        <w:t>’</w:t>
-      </w:r>
-      <w:r>
-        <w:t xml:space="preserve"> of the note and then the option to edit and see the whole note. This ensures that only necessary data is shown, reducing the risk of shoulder surfers seeing data that the user doesn't need to access at that point in time.</w:t>
-      </w:r>
-    </w:p>
-    <w:p>
-      <w:pPr>
-        <w:pStyle w:val="Heading2"/>
-      </w:pPr>
-      <w:bookmarkStart w:id="4" w:name="_Toc224815312"/>
-      <w:r>
-        <w:t>Background</w:t>
-      </w:r>
-      <w:bookmarkEnd w:id="4"/>
-    </w:p>
-    <w:p>
-      <w:pPr>
-        <w:tabs>
-          <w:tab w:val="center" w:pos="4513"/>
-        </w:tabs>
-      </w:pPr>
-      <w:r>
-        <w:t xml:space="preserve">Accessibility is </w:t>
-      </w:r>
-      <w:r>
-        <w:t>a key part of my website</w:t>
-      </w:r>
-      <w:r>
-        <w:t xml:space="preserve">, as it </w:t>
-      </w:r>
-      <w:r>
-        <w:t>makes it available to more people</w:t>
-      </w:r>
-      <w:r>
-        <w:t>, but it is also a legal requirement (</w:t>
-      </w:r>
-      <w:r>
-        <w:t>Legislation, 2018)</w:t>
-      </w:r>
-    </w:p>
-    <w:p>
-      <w:pPr>
-        <w:pStyle w:val="Heading2"/>
-      </w:pPr>
-      <w:bookmarkStart w:id="5" w:name="_Toc224815313"/>
+        <w:t xml:space="preserve"> and every </w:t>
+      </w:r>
+      <w:r>
+        <w:t>set period (in this case 2 weeks)</w:t>
+      </w:r>
+      <w:r>
+        <w:t xml:space="preserve"> a functional piece of the project should be delivered</w:t>
+      </w:r>
+      <w:r>
+        <w:t xml:space="preserve"> (</w:t>
+      </w:r>
+      <w:r>
+        <w:t>Tiwari, 2025)</w:t>
+      </w:r>
+      <w:r>
+        <w:t xml:space="preserve">. </w:t>
+      </w:r>
+      <w:r>
+        <w:t xml:space="preserve">Scrum usually includes a scrum team, developers, product owner and a scrum master </w:t>
+      </w:r>
+      <w:r>
+        <w:t>who all work on the project, fulfilling different tasks</w:t>
+      </w:r>
+      <w:r>
+        <w:t xml:space="preserve"> (Schwaber &amp; Sutherland, 2020)</w:t>
+      </w:r>
+      <w:r>
+        <w:t xml:space="preserve">; </w:t>
+      </w:r>
+      <w:r>
+        <w:t>however,</w:t>
+      </w:r>
+      <w:r>
+        <w:t xml:space="preserve"> as this is an individual projec</w:t>
+      </w:r>
+      <w:r>
+        <w:t>t I shall be taking</w:t>
+      </w:r>
+      <w:r>
+        <w:t xml:space="preserve"> on</w:t>
+      </w:r>
+      <w:r>
+        <w:t xml:space="preserve"> </w:t>
+      </w:r>
+      <w:r>
+        <w:t>all</w:t>
+      </w:r>
+      <w:r>
+        <w:t xml:space="preserve"> these roles</w:t>
+      </w:r>
+      <w:r>
+        <w:t xml:space="preserve">, </w:t>
+      </w:r>
+      <w:r>
+        <w:t xml:space="preserve">albeit with the specific </w:t>
+      </w:r>
+      <w:r>
+        <w:t xml:space="preserve">tasks slightly modified. </w:t>
+      </w:r>
+    </w:p>
+    <w:p>
+      <w:r>
+        <w:t>T</w:t>
+      </w:r>
+      <w:r>
+        <w:t>he planning phase</w:t>
+      </w:r>
+      <w:r>
+        <w:t xml:space="preserve"> was first</w:t>
+      </w:r>
+      <w:r>
+        <w:t>,</w:t>
+      </w:r>
+      <w:r>
+        <w:t xml:space="preserve"> where </w:t>
+      </w:r>
+      <w:r>
+        <w:t>different website ideas were considered</w:t>
+      </w:r>
+      <w:r>
+        <w:t>,</w:t>
+      </w:r>
+      <w:r>
+        <w:t xml:space="preserve"> </w:t>
+      </w:r>
+      <w:r>
+        <w:t>with relevance to my computer science pathway</w:t>
+      </w:r>
+      <w:r>
+        <w:t xml:space="preserve"> of </w:t>
+      </w:r>
+      <w:r>
+        <w:t>cyber security</w:t>
+      </w:r>
+      <w:r>
+        <w:t xml:space="preserve"> </w:t>
+      </w:r>
+      <w:r>
+        <w:t xml:space="preserve">a priority. </w:t>
+      </w:r>
+      <w:r>
+        <w:t>After some time, the</w:t>
+      </w:r>
+      <w:r>
+        <w:t xml:space="preserve"> final idea of a secure note app was decided, as</w:t>
+      </w:r>
+      <w:r>
+        <w:t xml:space="preserve"> </w:t>
+      </w:r>
+      <w:r>
+        <w:t xml:space="preserve">it </w:t>
+      </w:r>
+      <w:r>
+        <w:t>has elements of cyber security but is not too complex for the scope of this module</w:t>
+      </w:r>
+      <w:r>
+        <w:t xml:space="preserve">. Research into websites like this </w:t>
+      </w:r>
+      <w:r>
+        <w:t>was carried out, to establish what the current websites on the market are like and what could be done to make mine stand out</w:t>
+      </w:r>
+      <w:r>
+        <w:t>. Standard notes (</w:t>
+      </w:r>
+      <w:r>
+        <w:t xml:space="preserve">2026) </w:t>
+      </w:r>
+      <w:r>
+        <w:t xml:space="preserve">was </w:t>
+      </w:r>
+      <w:r>
+        <w:t xml:space="preserve">one of them and </w:t>
+      </w:r>
+      <w:r>
+        <w:t>some design elements from it was noted down as inspiration for the design phase.</w:t>
+      </w:r>
+    </w:p>
+    <w:p>
+      <w:r>
+        <w:t xml:space="preserve">Having researched and </w:t>
+      </w:r>
+      <w:r>
+        <w:t>decided on an idea for the project</w:t>
+      </w:r>
+      <w:r>
+        <w:t>,</w:t>
+      </w:r>
+      <w:r>
+        <w:t xml:space="preserve"> with elements </w:t>
+      </w:r>
+      <w:r>
+        <w:t>from other sites noted</w:t>
+      </w:r>
+      <w:r>
+        <w:t xml:space="preserve">, </w:t>
+      </w:r>
+      <w:r>
+        <w:t xml:space="preserve">requirement analysis started with both functional and </w:t>
+      </w:r>
+      <w:r>
+        <w:t xml:space="preserve">non-functional requirements considered. </w:t>
+      </w:r>
+      <w:r>
+        <w:t>The main 3 requirements were</w:t>
+      </w:r>
+      <w:r>
+        <w:t xml:space="preserve"> encrypted files</w:t>
+      </w:r>
+      <w:r>
+        <w:t>;</w:t>
+      </w:r>
+      <w:r>
+        <w:t xml:space="preserve"> salted and hashed passwords</w:t>
+      </w:r>
+      <w:r>
+        <w:t>;</w:t>
+      </w:r>
+      <w:r>
+        <w:t xml:space="preserve"> and user created passwords must be secure</w:t>
+      </w:r>
+      <w:r>
+        <w:t xml:space="preserve">. These requirements were made to ensure the </w:t>
+      </w:r>
+      <w:r>
+        <w:t>application is as secure as possible.</w:t>
+      </w:r>
+    </w:p>
+    <w:p>
+      <w:r>
+        <w:t xml:space="preserve">Once all the requirements were </w:t>
+      </w:r>
+      <w:r>
+        <w:t>created</w:t>
+      </w:r>
+      <w:r>
+        <w:t xml:space="preserve">, user </w:t>
+      </w:r>
+      <w:r>
+        <w:t xml:space="preserve">personas were </w:t>
+      </w:r>
+      <w:r>
+        <w:t>made</w:t>
+      </w:r>
+      <w:r>
+        <w:t>,</w:t>
+      </w:r>
+      <w:r>
+        <w:t xml:space="preserve"> such as user and developer. Then</w:t>
+      </w:r>
+      <w:r>
+        <w:t xml:space="preserve"> user</w:t>
+      </w:r>
+      <w:r>
+        <w:t xml:space="preserve"> stories, which are a</w:t>
+      </w:r>
+      <w:r>
+        <w:t xml:space="preserve"> </w:t>
+      </w:r>
+      <w:r>
+        <w:t>‘simple description of a software feature written from the end user’s perspective’</w:t>
+      </w:r>
+      <w:r>
+        <w:t xml:space="preserve"> (Talreja, 2025)</w:t>
+      </w:r>
+      <w:r>
+        <w:t>, were created with requirements mapped to them</w:t>
+      </w:r>
+      <w:r>
+        <w:t>. These were then used to make the Product Backlog</w:t>
+      </w:r>
+      <w:r>
+        <w:t xml:space="preserve"> (fig. 1)</w:t>
+      </w:r>
+      <w:r>
+        <w:t>,</w:t>
+      </w:r>
+      <w:r>
+        <w:t xml:space="preserve"> which is a </w:t>
+      </w:r>
+      <w:r>
+        <w:t>list of work needed to be done that guides developers</w:t>
+      </w:r>
+      <w:r>
+        <w:t xml:space="preserve"> on what to deliver (</w:t>
+      </w:r>
+      <w:r>
+        <w:t>Maria, 2025)</w:t>
+      </w:r>
+      <w:r>
+        <w:t xml:space="preserve">. </w:t>
+      </w:r>
+    </w:p>
+    <w:p>
+      <w:r>
+        <w:t xml:space="preserve">The Sprint Backlog was then created, with </w:t>
+      </w:r>
+      <w:r>
+        <w:t xml:space="preserve">a rough </w:t>
+      </w:r>
+      <w:r>
+        <w:t xml:space="preserve">idea of a sprint plan laid out. User stories and tasks were mapped </w:t>
+      </w:r>
+      <w:r>
+        <w:t xml:space="preserve">to each sprint, with a deliverable set out </w:t>
+      </w:r>
+      <w:r>
+        <w:t>explaining</w:t>
+      </w:r>
+      <w:r>
+        <w:t xml:space="preserve"> what was expe</w:t>
+      </w:r>
+      <w:r>
+        <w:t>cted at the end of each sprint</w:t>
+      </w:r>
+      <w:r>
+        <w:t>. A Gantt chart was also created</w:t>
+      </w:r>
+      <w:r>
+        <w:t>, which is a visual way of displaying what is expected to be completed and when</w:t>
+      </w:r>
+      <w:r>
+        <w:t>, using a horizontal bar chart</w:t>
+      </w:r>
+      <w:r>
+        <w:t xml:space="preserve"> (LaPrad, 2026)</w:t>
+      </w:r>
+      <w:r>
+        <w:t xml:space="preserve">. </w:t>
+      </w:r>
+    </w:p>
+    <w:p>
+      <w:r>
+        <w:t xml:space="preserve">This concluded the sprint </w:t>
+      </w:r>
+      <w:r>
+        <w:t>planning,</w:t>
+      </w:r>
+      <w:r>
+        <w:t xml:space="preserve"> and the</w:t>
+      </w:r>
+      <w:r>
+        <w:t xml:space="preserve">n the 2 </w:t>
+      </w:r>
+      <w:r>
+        <w:t>weeklong</w:t>
+      </w:r>
+      <w:r>
+        <w:t xml:space="preserve"> sprints commenced. In the first spr</w:t>
+      </w:r>
+      <w:r>
+        <w:t>int I set up my infrastructure and started creating some</w:t>
+      </w:r>
+      <w:r>
+        <w:t xml:space="preserve"> Unified Modelling Language (UML) diagrams</w:t>
+      </w:r>
+      <w:r>
+        <w:t xml:space="preserve">, </w:t>
+      </w:r>
+      <w:r>
+        <w:t xml:space="preserve">which </w:t>
+      </w:r>
+      <w:r>
+        <w:t>help</w:t>
+      </w:r>
+      <w:r>
+        <w:t>ed</w:t>
+      </w:r>
+      <w:r>
+        <w:t xml:space="preserve"> design the page layouts</w:t>
+      </w:r>
+      <w:r>
+        <w:t xml:space="preserve"> and system design. </w:t>
+      </w:r>
+      <w:r>
+        <w:t xml:space="preserve">At the end of each sprint, I </w:t>
+      </w:r>
       <w:r>
         <w:lastRenderedPageBreak/>
-        <w:t>UML diagrams</w:t>
-      </w:r>
-      <w:bookmarkEnd w:id="5"/>
-      <w:r>
-        <w:t xml:space="preserve"> </w:t>
-      </w:r>
-    </w:p>
-    <w:p>
-      <w:r>
-        <w:t>This section shows all the diagrams I have created to help the implementation of my website.</w:t>
-      </w:r>
-    </w:p>
-    <w:p>
-      <w:pPr>
-        <w:pStyle w:val="Heading3"/>
-      </w:pPr>
-      <w:bookmarkStart w:id="6" w:name="_Toc224815314"/>
-      <w:r>
-        <w:t>Sitemap</w:t>
-      </w:r>
-      <w:bookmarkEnd w:id="6"/>
-    </w:p>
-    <w:p>
-      <w:r>
-        <w:t xml:space="preserve">This section shows the sitemap and how I expect my </w:t>
-      </w:r>
-      <w:r>
-        <w:t>single page application ‘pages’</w:t>
-      </w:r>
-      <w:r>
-        <w:t xml:space="preserve"> to be linked together.</w:t>
-      </w:r>
-    </w:p>
-    <w:p>
+        <w:t>went over what I</w:t>
+      </w:r>
+      <w:r>
+        <w:t xml:space="preserve"> had</w:t>
+      </w:r>
+      <w:r>
+        <w:t xml:space="preserve"> set out to do</w:t>
+      </w:r>
+      <w:r>
+        <w:t xml:space="preserve"> and if I had not completed all tasks then that was pushed to the next sprint. </w:t>
+      </w:r>
+      <w:r>
+        <w:t>I also reviewed</w:t>
+      </w:r>
+      <w:r>
+        <w:t xml:space="preserve">, what I </w:t>
+      </w:r>
+      <w:r>
+        <w:t xml:space="preserve">had planned for the next sprint and modified it if needed. </w:t>
+      </w:r>
+      <w:r>
+        <w:t>My sprints</w:t>
+      </w:r>
+      <w:r>
+        <w:t xml:space="preserve"> are all shown in the Sprint Backlog section </w:t>
+      </w:r>
+      <w:r>
+        <w:t>later</w:t>
+      </w:r>
+      <w:r>
+        <w:t>.</w:t>
+      </w:r>
+    </w:p>
+    <w:p/>
+    <w:p>
+      <w:pPr>
+        <w:keepNext/>
+      </w:pPr>
       <w:r>
         <w:rPr>
           <w:noProof/>
         </w:rPr>
         <w:drawing>
-          <wp:inline distT="0" distB="0" distL="0" distR="0" wp14:anchorId="24F24067" wp14:editId="6C698AA1">
-            <wp:extent cx="5067300" cy="3646212"/>
+          <wp:inline distT="0" distB="0" distL="0" distR="0" wp14:anchorId="5E070777" wp14:editId="28B4D828">
+            <wp:extent cx="4079019" cy="4135509"/>
+            <wp:effectExtent l="0" t="0" r="0" b="0"/>
+            <wp:docPr id="1049425504" name="Picture 1"/>
+            <wp:cNvGraphicFramePr>
+              <a:graphicFrameLocks xmlns:a="http://schemas.openxmlformats.org/drawingml/2006/main" noChangeAspect="1"/>
+            </wp:cNvGraphicFramePr>
+            <a:graphic xmlns:a="http://schemas.openxmlformats.org/drawingml/2006/main">
+              <a:graphicData uri="http://schemas.openxmlformats.org/drawingml/2006/picture">
+                <pic:pic xmlns:pic="http://schemas.openxmlformats.org/drawingml/2006/picture">
+                  <pic:nvPicPr>
+                    <pic:cNvPr id="1049425504" name=""/>
+                    <pic:cNvPicPr/>
+                  </pic:nvPicPr>
+                  <pic:blipFill>
+                    <a:blip r:embed="rId8"/>
+                    <a:stretch>
+                      <a:fillRect/>
+                    </a:stretch>
+                  </pic:blipFill>
+                  <pic:spPr>
+                    <a:xfrm>
+                      <a:off x="0" y="0"/>
+                      <a:ext cx="4089086" cy="4145715"/>
+                    </a:xfrm>
+                    <a:prstGeom prst="rect">
+                      <a:avLst/>
+                    </a:prstGeom>
+                  </pic:spPr>
+                </pic:pic>
+              </a:graphicData>
+            </a:graphic>
+          </wp:inline>
+        </w:drawing>
+      </w:r>
+    </w:p>
+    <w:p>
+      <w:pPr>
+        <w:pStyle w:val="Caption"/>
+      </w:pPr>
+      <w:r>
+        <w:t xml:space="preserve">Figure </w:t>
+      </w:r>
+      <w:fldSimple w:instr=" SEQ Figure \* ARABIC ">
+        <w:r>
+          <w:rPr>
+            <w:noProof/>
+          </w:rPr>
+          <w:t>1</w:t>
+        </w:r>
+      </w:fldSimple>
+    </w:p>
+    <w:p>
+      <w:pPr>
+        <w:rPr>
+          <w:rFonts w:asciiTheme="majorHAnsi" w:eastAsiaTheme="majorEastAsia" w:hAnsiTheme="majorHAnsi" w:cstheme="majorBidi"/>
+          <w:color w:val="0F4761" w:themeColor="accent1" w:themeShade="BF"/>
+          <w:sz w:val="32"/>
+          <w:szCs w:val="32"/>
+        </w:rPr>
+      </w:pPr>
+      <w:r>
+        <w:br w:type="page"/>
+      </w:r>
+    </w:p>
+    <w:p>
+      <w:pPr>
+        <w:pStyle w:val="Heading2"/>
+      </w:pPr>
+      <w:bookmarkStart w:id="2" w:name="_Toc225503012"/>
+      <w:r>
+        <w:lastRenderedPageBreak/>
+        <w:t>Sprint Backlog</w:t>
+      </w:r>
+      <w:bookmarkEnd w:id="2"/>
+    </w:p>
+    <w:p>
+      <w:r>
+        <w:t xml:space="preserve">This section shows </w:t>
+      </w:r>
+      <w:r>
+        <w:t>my sprint backlog, which is how I planned all my sprint</w:t>
+      </w:r>
+      <w:r>
+        <w:t xml:space="preserve">. It includes the user stories, tasks and deliverables of each sprint; as well as </w:t>
+      </w:r>
+      <w:r>
+        <w:t>a guide as to how well each sprint was completed</w:t>
+      </w:r>
+      <w:r>
+        <w:t>.</w:t>
+      </w:r>
+    </w:p>
+    <w:p>
+      <w:pPr>
+        <w:pStyle w:val="Heading3"/>
+      </w:pPr>
+      <w:bookmarkStart w:id="3" w:name="_Toc225503013"/>
+      <w:r>
+        <w:t>Sprint 1</w:t>
+      </w:r>
+      <w:bookmarkEnd w:id="3"/>
+      <w:r>
+        <w:t xml:space="preserve"> </w:t>
+      </w:r>
+    </w:p>
+    <w:p>
+      <w:r>
+        <w:t>26/11/2025 – 9/12/2025</w:t>
+      </w:r>
+    </w:p>
+    <w:p>
+      <w:pPr>
+        <w:pStyle w:val="Heading4"/>
+      </w:pPr>
+      <w:r>
+        <w:t>User Stories</w:t>
+      </w:r>
+    </w:p>
+    <w:p>
+      <w:pPr>
+        <w:pStyle w:val="ListParagraph"/>
+        <w:numPr>
+          <w:ilvl w:val="0"/>
+          <w:numId w:val="2"/>
+        </w:numPr>
+      </w:pPr>
+      <w:r>
+        <w:t>As a developer, I want to set up the infrastructure so I can start building the website</w:t>
+      </w:r>
+    </w:p>
+    <w:p>
+      <w:pPr>
+        <w:pStyle w:val="ListParagraph"/>
+        <w:numPr>
+          <w:ilvl w:val="0"/>
+          <w:numId w:val="2"/>
+        </w:numPr>
+      </w:pPr>
+      <w:r>
+        <w:t>As a user, I want the website to be easy to navigate</w:t>
+      </w:r>
+    </w:p>
+    <w:p>
+      <w:pPr>
+        <w:pStyle w:val="ListParagraph"/>
+        <w:numPr>
+          <w:ilvl w:val="0"/>
+          <w:numId w:val="2"/>
+        </w:numPr>
+      </w:pPr>
+      <w:r>
+        <w:t>As a user, I want all my notes to be encrypted to ensure that they are secure</w:t>
+      </w:r>
+    </w:p>
+    <w:tbl>
+      <w:tblPr>
+        <w:tblStyle w:val="TableGrid"/>
+        <w:tblW w:w="0" w:type="auto"/>
+        <w:tblLook w:val="04A0" w:firstRow="1" w:lastRow="0" w:firstColumn="1" w:lastColumn="0" w:noHBand="0" w:noVBand="1"/>
+      </w:tblPr>
+      <w:tblGrid>
+        <w:gridCol w:w="5208"/>
+        <w:gridCol w:w="657"/>
+      </w:tblGrid>
+      <w:tr>
+        <w:tc>
+          <w:tcPr>
+            <w:tcW w:w="5208" w:type="dxa"/>
+            <w:shd w:val="clear" w:color="auto" w:fill="D9D9D9" w:themeFill="background1" w:themeFillShade="D9"/>
+          </w:tcPr>
+          <w:p>
+            <w:r>
+              <w:t>Task</w:t>
+            </w:r>
+          </w:p>
+        </w:tc>
+        <w:tc>
+          <w:tcPr>
+            <w:tcW w:w="657" w:type="dxa"/>
+            <w:shd w:val="clear" w:color="auto" w:fill="D9D9D9" w:themeFill="background1" w:themeFillShade="D9"/>
+          </w:tcPr>
+          <w:p>
+            <w:r>
+              <w:t>RAG</w:t>
+            </w:r>
+          </w:p>
+        </w:tc>
+      </w:tr>
+      <w:tr>
+        <w:tc>
+          <w:tcPr>
+            <w:tcW w:w="5208" w:type="dxa"/>
+          </w:tcPr>
+          <w:p>
+            <w:r>
+              <w:t>Set up repository</w:t>
+            </w:r>
+          </w:p>
+        </w:tc>
+        <w:tc>
+          <w:tcPr>
+            <w:tcW w:w="657" w:type="dxa"/>
+            <w:shd w:val="clear" w:color="auto" w:fill="92D050"/>
+          </w:tcPr>
+          <w:p/>
+        </w:tc>
+      </w:tr>
+      <w:tr>
+        <w:tc>
+          <w:tcPr>
+            <w:tcW w:w="5208" w:type="dxa"/>
+          </w:tcPr>
+          <w:p>
+            <w:r>
+              <w:t>Download extensions and required software</w:t>
+            </w:r>
+          </w:p>
+        </w:tc>
+        <w:tc>
+          <w:tcPr>
+            <w:tcW w:w="657" w:type="dxa"/>
+            <w:shd w:val="clear" w:color="auto" w:fill="92D050"/>
+          </w:tcPr>
+          <w:p/>
+        </w:tc>
+      </w:tr>
+      <w:tr>
+        <w:tc>
+          <w:tcPr>
+            <w:tcW w:w="5208" w:type="dxa"/>
+          </w:tcPr>
+          <w:p>
+            <w:r>
+              <w:t>Create Sitemap</w:t>
+            </w:r>
+          </w:p>
+        </w:tc>
+        <w:tc>
+          <w:tcPr>
+            <w:tcW w:w="657" w:type="dxa"/>
+            <w:shd w:val="clear" w:color="auto" w:fill="92D050"/>
+          </w:tcPr>
+          <w:p/>
+        </w:tc>
+      </w:tr>
+      <w:tr>
+        <w:tc>
+          <w:tcPr>
+            <w:tcW w:w="5208" w:type="dxa"/>
+          </w:tcPr>
+          <w:p>
+            <w:r>
+              <w:t>Create wireframes</w:t>
+            </w:r>
+          </w:p>
+        </w:tc>
+        <w:tc>
+          <w:tcPr>
+            <w:tcW w:w="657" w:type="dxa"/>
+            <w:shd w:val="clear" w:color="auto" w:fill="92D050"/>
+          </w:tcPr>
+          <w:p/>
+        </w:tc>
+      </w:tr>
+    </w:tbl>
+    <w:p/>
+    <w:p>
+      <w:pPr>
+        <w:pStyle w:val="Heading4"/>
+      </w:pPr>
+      <w:r>
+        <w:t>Deliverables</w:t>
+      </w:r>
+    </w:p>
+    <w:p>
+      <w:pPr>
+        <w:pBdr>
+          <w:bottom w:val="single" w:sz="6" w:space="1" w:color="auto"/>
+        </w:pBdr>
+      </w:pPr>
+      <w:r>
+        <w:t>The software is set up, so when the design is ready, I can start programming. The layout of the website is designed so program architecture can now be designed.</w:t>
+      </w:r>
+    </w:p>
+    <w:p>
+      <w:pPr>
+        <w:pStyle w:val="Heading3"/>
+      </w:pPr>
+      <w:bookmarkStart w:id="4" w:name="_Toc225503014"/>
+      <w:r>
+        <w:t>Sprint 2</w:t>
+      </w:r>
+      <w:bookmarkEnd w:id="4"/>
+    </w:p>
+    <w:p>
+      <w:r>
+        <w:t>9/12/2025 – 23/12/2025</w:t>
+      </w:r>
+    </w:p>
+    <w:p>
+      <w:pPr>
+        <w:pStyle w:val="Heading4"/>
+      </w:pPr>
+      <w:r>
+        <w:t>User Stories</w:t>
+      </w:r>
+    </w:p>
+    <w:p>
+      <w:pPr>
+        <w:pStyle w:val="ListParagraph"/>
+        <w:numPr>
+          <w:ilvl w:val="0"/>
+          <w:numId w:val="2"/>
+        </w:numPr>
+      </w:pPr>
+      <w:r>
+        <w:t>As a developer, I want the website to be easy to program and maintain</w:t>
+      </w:r>
+    </w:p>
+    <w:tbl>
+      <w:tblPr>
+        <w:tblStyle w:val="TableGrid"/>
+        <w:tblW w:w="0" w:type="auto"/>
+        <w:tblLook w:val="04A0" w:firstRow="1" w:lastRow="0" w:firstColumn="1" w:lastColumn="0" w:noHBand="0" w:noVBand="1"/>
+      </w:tblPr>
+      <w:tblGrid>
+        <w:gridCol w:w="5208"/>
+        <w:gridCol w:w="657"/>
+      </w:tblGrid>
+      <w:tr>
+        <w:tc>
+          <w:tcPr>
+            <w:tcW w:w="5208" w:type="dxa"/>
+            <w:shd w:val="clear" w:color="auto" w:fill="D9D9D9" w:themeFill="background1" w:themeFillShade="D9"/>
+          </w:tcPr>
+          <w:p>
+            <w:r>
+              <w:t>Task</w:t>
+            </w:r>
+          </w:p>
+        </w:tc>
+        <w:tc>
+          <w:tcPr>
+            <w:tcW w:w="657" w:type="dxa"/>
+            <w:shd w:val="clear" w:color="auto" w:fill="D9D9D9" w:themeFill="background1" w:themeFillShade="D9"/>
+          </w:tcPr>
+          <w:p>
+            <w:r>
+              <w:t>RAG</w:t>
+            </w:r>
+          </w:p>
+        </w:tc>
+      </w:tr>
+      <w:tr>
+        <w:tc>
+          <w:tcPr>
+            <w:tcW w:w="5208" w:type="dxa"/>
+          </w:tcPr>
+          <w:p>
+            <w:r>
+              <w:t>Research Best Encryption Methods</w:t>
+            </w:r>
+          </w:p>
+        </w:tc>
+        <w:tc>
+          <w:tcPr>
+            <w:tcW w:w="657" w:type="dxa"/>
+            <w:shd w:val="clear" w:color="auto" w:fill="92D050"/>
+          </w:tcPr>
+          <w:p/>
+        </w:tc>
+      </w:tr>
+      <w:tr>
+        <w:tc>
+          <w:tcPr>
+            <w:tcW w:w="5208" w:type="dxa"/>
+          </w:tcPr>
+          <w:p>
+            <w:r>
+              <w:t>Research best security practices</w:t>
+            </w:r>
+          </w:p>
+        </w:tc>
+        <w:tc>
+          <w:tcPr>
+            <w:tcW w:w="657" w:type="dxa"/>
+            <w:shd w:val="clear" w:color="auto" w:fill="92D050"/>
+          </w:tcPr>
+          <w:p/>
+        </w:tc>
+      </w:tr>
+      <w:tr>
+        <w:tc>
+          <w:tcPr>
+            <w:tcW w:w="5208" w:type="dxa"/>
+          </w:tcPr>
+          <w:p>
+            <w:r>
+              <w:t>Design the security for the website *</w:t>
+            </w:r>
+          </w:p>
+        </w:tc>
+        <w:tc>
+          <w:tcPr>
+            <w:tcW w:w="657" w:type="dxa"/>
+            <w:shd w:val="clear" w:color="auto" w:fill="92D050"/>
+          </w:tcPr>
+          <w:p/>
+        </w:tc>
+      </w:tr>
+    </w:tbl>
+    <w:p/>
+    <w:p>
+      <w:pPr>
+        <w:pStyle w:val="Heading4"/>
+      </w:pPr>
+      <w:r>
+        <w:t>Deliverables</w:t>
+      </w:r>
+    </w:p>
+    <w:p>
+      <w:pPr>
+        <w:pBdr>
+          <w:bottom w:val="single" w:sz="6" w:space="1" w:color="auto"/>
+        </w:pBdr>
+      </w:pPr>
+      <w:r>
+        <w:t>The architecture of the code is designed, so when programming starts it is easy to know what to code and the security has been researched and designed.</w:t>
+      </w:r>
+    </w:p>
+    <w:p>
+      <w:pPr>
+        <w:pStyle w:val="Heading4"/>
+        <w:rPr>
+          <w:rFonts w:eastAsiaTheme="minorHAnsi" w:cstheme="minorBidi"/>
+          <w:color w:val="auto"/>
+        </w:rPr>
+      </w:pPr>
+      <w:r>
+        <w:t>Issues</w:t>
+      </w:r>
+    </w:p>
+    <w:p>
+      <w:pPr>
+        <w:pStyle w:val="Footer"/>
+      </w:pPr>
+      <w:r>
+        <w:t xml:space="preserve">The security for the website was initially designed here, but was changed later as the initial design was out of scope </w:t>
+      </w:r>
+    </w:p>
+    <w:p/>
+    <w:p>
+      <w:pPr>
+        <w:pStyle w:val="Heading3"/>
+      </w:pPr>
+      <w:bookmarkStart w:id="5" w:name="_Toc225503015"/>
+      <w:r>
+        <w:t>Sprint 3</w:t>
+      </w:r>
+      <w:bookmarkEnd w:id="5"/>
+    </w:p>
+    <w:p>
+      <w:r>
+        <w:t>1/1/2026 – 15/1/2026</w:t>
+      </w:r>
+    </w:p>
+    <w:p>
+      <w:pPr>
+        <w:pStyle w:val="Heading4"/>
+      </w:pPr>
+      <w:r>
+        <w:t>User Stories</w:t>
+      </w:r>
+    </w:p>
+    <w:p>
+      <w:pPr>
+        <w:pStyle w:val="ListParagraph"/>
+        <w:numPr>
+          <w:ilvl w:val="0"/>
+          <w:numId w:val="2"/>
+        </w:numPr>
+      </w:pPr>
+      <w:r>
+        <w:t>As a developer, I want to complete the mid project review</w:t>
+      </w:r>
+    </w:p>
+    <w:tbl>
+      <w:tblPr>
+        <w:tblStyle w:val="TableGrid"/>
+        <w:tblW w:w="0" w:type="auto"/>
+        <w:tblLook w:val="04A0" w:firstRow="1" w:lastRow="0" w:firstColumn="1" w:lastColumn="0" w:noHBand="0" w:noVBand="1"/>
+      </w:tblPr>
+      <w:tblGrid>
+        <w:gridCol w:w="5208"/>
+        <w:gridCol w:w="657"/>
+      </w:tblGrid>
+      <w:tr>
+        <w:tc>
+          <w:tcPr>
+            <w:tcW w:w="5208" w:type="dxa"/>
+            <w:shd w:val="clear" w:color="auto" w:fill="D9D9D9" w:themeFill="background1" w:themeFillShade="D9"/>
+          </w:tcPr>
+          <w:p>
+            <w:r>
+              <w:lastRenderedPageBreak/>
+              <w:t>Task</w:t>
+            </w:r>
+          </w:p>
+        </w:tc>
+        <w:tc>
+          <w:tcPr>
+            <w:tcW w:w="657" w:type="dxa"/>
+            <w:shd w:val="clear" w:color="auto" w:fill="D9D9D9" w:themeFill="background1" w:themeFillShade="D9"/>
+          </w:tcPr>
+          <w:p>
+            <w:r>
+              <w:t>RAG</w:t>
+            </w:r>
+          </w:p>
+        </w:tc>
+      </w:tr>
+      <w:tr>
+        <w:tc>
+          <w:tcPr>
+            <w:tcW w:w="5208" w:type="dxa"/>
+          </w:tcPr>
+          <w:p>
+            <w:r>
+              <w:t>Create the slides</w:t>
+            </w:r>
+          </w:p>
+        </w:tc>
+        <w:tc>
+          <w:tcPr>
+            <w:tcW w:w="657" w:type="dxa"/>
+            <w:shd w:val="clear" w:color="auto" w:fill="92D050"/>
+          </w:tcPr>
+          <w:p/>
+        </w:tc>
+      </w:tr>
+      <w:tr>
+        <w:tc>
+          <w:tcPr>
+            <w:tcW w:w="5208" w:type="dxa"/>
+          </w:tcPr>
+          <w:p>
+            <w:r>
+              <w:t>Record the video</w:t>
+            </w:r>
+          </w:p>
+        </w:tc>
+        <w:tc>
+          <w:tcPr>
+            <w:tcW w:w="657" w:type="dxa"/>
+            <w:shd w:val="clear" w:color="auto" w:fill="92D050"/>
+          </w:tcPr>
+          <w:p/>
+        </w:tc>
+      </w:tr>
+      <w:tr>
+        <w:tc>
+          <w:tcPr>
+            <w:tcW w:w="5208" w:type="dxa"/>
+          </w:tcPr>
+          <w:p>
+            <w:r>
+              <w:t>Write my professional development review</w:t>
+            </w:r>
+          </w:p>
+        </w:tc>
+        <w:tc>
+          <w:tcPr>
+            <w:tcW w:w="657" w:type="dxa"/>
+            <w:shd w:val="clear" w:color="auto" w:fill="92D050"/>
+          </w:tcPr>
+          <w:p/>
+        </w:tc>
+      </w:tr>
+    </w:tbl>
+    <w:p>
+      <w:pPr>
+        <w:pStyle w:val="Heading4"/>
+      </w:pPr>
+      <w:r>
+        <w:t>Deliverables</w:t>
+      </w:r>
+    </w:p>
+    <w:p>
+      <w:pPr>
+        <w:pBdr>
+          <w:bottom w:val="single" w:sz="6" w:space="1" w:color="auto"/>
+        </w:pBdr>
+      </w:pPr>
+      <w:r>
+        <w:t>The slides and video explaining the scope of my project and work so far will be done and my professional development review will be submitted.</w:t>
+      </w:r>
+    </w:p>
+    <w:p>
+      <w:pPr>
+        <w:pStyle w:val="Heading3"/>
+      </w:pPr>
+      <w:bookmarkStart w:id="6" w:name="_Toc225503016"/>
+      <w:r>
+        <w:t>Sprint 4</w:t>
+      </w:r>
+      <w:bookmarkEnd w:id="6"/>
+    </w:p>
+    <w:p>
+      <w:pPr>
+        <w:rPr>
+          <w:strike/>
+        </w:rPr>
+      </w:pPr>
+      <w:r>
+        <w:rPr>
+          <w:strike/>
+        </w:rPr>
+        <w:t xml:space="preserve">15/1/2026 – 29/1/2026 </w:t>
+      </w:r>
+    </w:p>
+    <w:p>
+      <w:pPr>
+        <w:rPr>
+          <w:sz w:val="16"/>
+          <w:szCs w:val="16"/>
+        </w:rPr>
+      </w:pPr>
+      <w:r>
+        <w:t>4/2/2026 – 18/2/2026</w:t>
+      </w:r>
+    </w:p>
+    <w:p>
+      <w:pPr>
+        <w:pStyle w:val="Heading4"/>
+      </w:pPr>
+      <w:r>
+        <w:t>User Stories</w:t>
+      </w:r>
+    </w:p>
+    <w:p>
+      <w:pPr>
+        <w:pStyle w:val="ListParagraph"/>
+        <w:numPr>
+          <w:ilvl w:val="0"/>
+          <w:numId w:val="2"/>
+        </w:numPr>
+      </w:pPr>
+      <w:r>
+        <w:t>As a user, I want my notes to be kept secure behind a login page</w:t>
+      </w:r>
+    </w:p>
+    <w:p>
+      <w:pPr>
+        <w:pStyle w:val="ListParagraph"/>
+        <w:numPr>
+          <w:ilvl w:val="0"/>
+          <w:numId w:val="2"/>
+        </w:numPr>
+      </w:pPr>
+      <w:r>
+        <w:t>User story: As a user, I want to be able to modify the design of the website to my liking</w:t>
+      </w:r>
+    </w:p>
+    <w:tbl>
+      <w:tblPr>
+        <w:tblStyle w:val="TableGrid"/>
+        <w:tblW w:w="0" w:type="auto"/>
+        <w:tblLook w:val="04A0" w:firstRow="1" w:lastRow="0" w:firstColumn="1" w:lastColumn="0" w:noHBand="0" w:noVBand="1"/>
+      </w:tblPr>
+      <w:tblGrid>
+        <w:gridCol w:w="5208"/>
+        <w:gridCol w:w="657"/>
+      </w:tblGrid>
+      <w:tr>
+        <w:tc>
+          <w:tcPr>
+            <w:tcW w:w="5208" w:type="dxa"/>
+            <w:shd w:val="clear" w:color="auto" w:fill="D9D9D9" w:themeFill="background1" w:themeFillShade="D9"/>
+          </w:tcPr>
+          <w:p>
+            <w:r>
+              <w:t>Task</w:t>
+            </w:r>
+          </w:p>
+        </w:tc>
+        <w:tc>
+          <w:tcPr>
+            <w:tcW w:w="657" w:type="dxa"/>
+            <w:shd w:val="clear" w:color="auto" w:fill="D9D9D9" w:themeFill="background1" w:themeFillShade="D9"/>
+          </w:tcPr>
+          <w:p>
+            <w:r>
+              <w:t>RAG</w:t>
+            </w:r>
+          </w:p>
+        </w:tc>
+      </w:tr>
+      <w:tr>
+        <w:tc>
+          <w:tcPr>
+            <w:tcW w:w="5208" w:type="dxa"/>
+          </w:tcPr>
+          <w:p>
+            <w:r>
+              <w:t>Design and implement a login page, that after a successful login, opens to the home page</w:t>
+            </w:r>
+          </w:p>
+        </w:tc>
+        <w:tc>
+          <w:tcPr>
+            <w:tcW w:w="657" w:type="dxa"/>
+            <w:shd w:val="clear" w:color="auto" w:fill="92D050"/>
+          </w:tcPr>
+          <w:p/>
+        </w:tc>
+      </w:tr>
+      <w:tr>
+        <w:tc>
+          <w:tcPr>
+            <w:tcW w:w="5208" w:type="dxa"/>
+          </w:tcPr>
+          <w:p>
+            <w:r>
+              <w:t>Securely hash and store the password</w:t>
+            </w:r>
+          </w:p>
+        </w:tc>
+        <w:tc>
+          <w:tcPr>
+            <w:tcW w:w="657" w:type="dxa"/>
+            <w:shd w:val="clear" w:color="auto" w:fill="EE0000"/>
+          </w:tcPr>
+          <w:p/>
+        </w:tc>
+      </w:tr>
+      <w:tr>
+        <w:tc>
+          <w:tcPr>
+            <w:tcW w:w="5208" w:type="dxa"/>
+          </w:tcPr>
+          <w:p>
+            <w:r>
+              <w:t>Implement the layout of the page</w:t>
+            </w:r>
+          </w:p>
+        </w:tc>
+        <w:tc>
+          <w:tcPr>
+            <w:tcW w:w="657" w:type="dxa"/>
+            <w:shd w:val="clear" w:color="auto" w:fill="92D050"/>
+          </w:tcPr>
+          <w:p/>
+        </w:tc>
+      </w:tr>
+      <w:tr>
+        <w:tc>
+          <w:tcPr>
+            <w:tcW w:w="5208" w:type="dxa"/>
+          </w:tcPr>
+          <w:p>
+            <w:r>
+              <w:t>Add buttons to change the design (theme, font size)</w:t>
+            </w:r>
+          </w:p>
+        </w:tc>
+        <w:tc>
+          <w:tcPr>
+            <w:tcW w:w="657" w:type="dxa"/>
+            <w:shd w:val="clear" w:color="auto" w:fill="92D050"/>
+          </w:tcPr>
+          <w:p/>
+        </w:tc>
+      </w:tr>
+    </w:tbl>
+    <w:p>
+      <w:pPr>
+        <w:pStyle w:val="Heading4"/>
+      </w:pPr>
+      <w:r>
+        <w:t>Deliverables</w:t>
+      </w:r>
+    </w:p>
+    <w:p>
+      <w:r>
+        <w:t>The login page will be complete, with the username and password stored securely. The settings button will also be complete with the drop-down working and buttons to change the font size, theme and language.</w:t>
+      </w:r>
+    </w:p>
+    <w:p>
+      <w:pPr>
+        <w:pStyle w:val="Heading4"/>
+      </w:pPr>
+      <w:r>
+        <w:t>Issues</w:t>
+      </w:r>
+    </w:p>
+    <w:p>
+      <w:pPr>
+        <w:pBdr>
+          <w:bottom w:val="single" w:sz="6" w:space="1" w:color="auto"/>
+        </w:pBdr>
+      </w:pPr>
+      <w:r>
+        <w:t xml:space="preserve">I made the frontend of the log in page but then hit issues with the encryption and storing the password securely. I wasn’t getting anywhere with it, so I ended up sorting out the settings button instead. This means part of a later planned sprint from my </w:t>
+      </w:r>
+      <w:r>
+        <w:t>Gantt</w:t>
+      </w:r>
+      <w:r>
+        <w:t xml:space="preserve"> chart is done, so I am not too far behind because of this issue. I plan on fixing the encryption issues in the next sprint.</w:t>
+      </w:r>
+    </w:p>
+    <w:p>
+      <w:pPr>
+        <w:pStyle w:val="Heading3"/>
+      </w:pPr>
+      <w:bookmarkStart w:id="7" w:name="_Toc225503017"/>
+      <w:r>
+        <w:t>Sprint 5</w:t>
+      </w:r>
+      <w:bookmarkEnd w:id="7"/>
+    </w:p>
+    <w:p>
+      <w:r>
+        <w:t>18/2/2026 – 4/3/2026</w:t>
+      </w:r>
+    </w:p>
+    <w:p>
+      <w:pPr>
+        <w:pStyle w:val="Heading4"/>
+      </w:pPr>
+      <w:r>
+        <w:t>User Stories</w:t>
+      </w:r>
+    </w:p>
+    <w:p>
+      <w:pPr>
+        <w:pStyle w:val="ListParagraph"/>
+        <w:numPr>
+          <w:ilvl w:val="0"/>
+          <w:numId w:val="2"/>
+        </w:numPr>
+      </w:pPr>
+      <w:r>
+        <w:t>As a user, I want my notes to be kept secure behind a login page</w:t>
+      </w:r>
+    </w:p>
+    <w:p>
+      <w:pPr>
+        <w:pStyle w:val="ListParagraph"/>
+        <w:numPr>
+          <w:ilvl w:val="0"/>
+          <w:numId w:val="2"/>
+        </w:numPr>
+      </w:pPr>
+      <w:r>
+        <w:t>As a user, I want to be able to easily see all my notes and access them</w:t>
+      </w:r>
+    </w:p>
+    <w:tbl>
+      <w:tblPr>
+        <w:tblStyle w:val="TableGrid"/>
+        <w:tblW w:w="0" w:type="auto"/>
+        <w:tblLook w:val="04A0" w:firstRow="1" w:lastRow="0" w:firstColumn="1" w:lastColumn="0" w:noHBand="0" w:noVBand="1"/>
+      </w:tblPr>
+      <w:tblGrid>
+        <w:gridCol w:w="5208"/>
+        <w:gridCol w:w="657"/>
+      </w:tblGrid>
+      <w:tr>
+        <w:tc>
+          <w:tcPr>
+            <w:tcW w:w="5208" w:type="dxa"/>
+            <w:shd w:val="clear" w:color="auto" w:fill="D9D9D9" w:themeFill="background1" w:themeFillShade="D9"/>
+          </w:tcPr>
+          <w:p>
+            <w:r>
+              <w:t>Task</w:t>
+            </w:r>
+          </w:p>
+        </w:tc>
+        <w:tc>
+          <w:tcPr>
+            <w:tcW w:w="657" w:type="dxa"/>
+            <w:shd w:val="clear" w:color="auto" w:fill="D9D9D9" w:themeFill="background1" w:themeFillShade="D9"/>
+          </w:tcPr>
+          <w:p>
+            <w:r>
+              <w:t>RAG</w:t>
+            </w:r>
+          </w:p>
+        </w:tc>
+      </w:tr>
+      <w:tr>
+        <w:tc>
+          <w:tcPr>
+            <w:tcW w:w="5208" w:type="dxa"/>
+            <w:shd w:val="clear" w:color="auto" w:fill="FFFFFF" w:themeFill="background1"/>
+          </w:tcPr>
+          <w:p>
+            <w:r>
+              <w:t>Securely hash and store the password</w:t>
+            </w:r>
+          </w:p>
+        </w:tc>
+        <w:tc>
+          <w:tcPr>
+            <w:tcW w:w="657" w:type="dxa"/>
+            <w:shd w:val="clear" w:color="auto" w:fill="92D050"/>
+          </w:tcPr>
+          <w:p/>
+        </w:tc>
+      </w:tr>
+      <w:tr>
+        <w:tc>
+          <w:tcPr>
+            <w:tcW w:w="5208" w:type="dxa"/>
+          </w:tcPr>
+          <w:p>
+            <w:r>
+              <w:t>Implement layout</w:t>
+            </w:r>
+          </w:p>
+        </w:tc>
+        <w:tc>
+          <w:tcPr>
+            <w:tcW w:w="657" w:type="dxa"/>
+            <w:shd w:val="clear" w:color="auto" w:fill="92D050"/>
+          </w:tcPr>
+          <w:p/>
+        </w:tc>
+      </w:tr>
+      <w:tr>
+        <w:tc>
+          <w:tcPr>
+            <w:tcW w:w="5208" w:type="dxa"/>
+          </w:tcPr>
+          <w:p>
+            <w:r>
+              <w:t>Make button to link to whole note</w:t>
+            </w:r>
+          </w:p>
+        </w:tc>
+        <w:tc>
+          <w:tcPr>
+            <w:tcW w:w="657" w:type="dxa"/>
+            <w:shd w:val="clear" w:color="auto" w:fill="92D050"/>
+          </w:tcPr>
+          <w:p/>
+        </w:tc>
+      </w:tr>
+      <w:tr>
+        <w:tc>
+          <w:tcPr>
+            <w:tcW w:w="5208" w:type="dxa"/>
+          </w:tcPr>
+          <w:p>
+            <w:r>
+              <w:t>Make button that will create a new note</w:t>
+            </w:r>
+          </w:p>
+        </w:tc>
+        <w:tc>
+          <w:tcPr>
+            <w:tcW w:w="657" w:type="dxa"/>
+            <w:shd w:val="clear" w:color="auto" w:fill="92D050"/>
+          </w:tcPr>
+          <w:p/>
+        </w:tc>
+      </w:tr>
+    </w:tbl>
+    <w:p>
+      <w:pPr>
+        <w:pStyle w:val="Heading4"/>
+      </w:pPr>
+      <w:r>
+        <w:t>Deliverables</w:t>
+      </w:r>
+    </w:p>
+    <w:p>
+      <w:pPr>
+        <w:pBdr>
+          <w:bottom w:val="single" w:sz="6" w:space="1" w:color="auto"/>
+        </w:pBdr>
+      </w:pPr>
+      <w:r>
+        <w:t>Usernames and passwords for the log in will be hashed and stored securely. The home page will be finished, with all buttons working to an extent, as the note page will not be done yet.</w:t>
+      </w:r>
+    </w:p>
+    <w:p>
+      <w:pPr>
+        <w:pStyle w:val="Heading3"/>
+        <w:rPr>
+          <w:strike/>
+        </w:rPr>
+      </w:pPr>
+      <w:bookmarkStart w:id="8" w:name="_Toc225503018"/>
+      <w:r>
+        <w:lastRenderedPageBreak/>
+        <w:t>Sprint 6</w:t>
+      </w:r>
+      <w:bookmarkEnd w:id="8"/>
+    </w:p>
+    <w:p>
+      <w:r>
+        <w:t>4/3/2026 – 18/3/2026</w:t>
+      </w:r>
+    </w:p>
+    <w:p>
+      <w:pPr>
+        <w:pStyle w:val="Heading4"/>
+      </w:pPr>
+      <w:r>
+        <w:t>User Stories</w:t>
+      </w:r>
+    </w:p>
+    <w:p>
+      <w:pPr>
+        <w:pStyle w:val="ListParagraph"/>
+        <w:numPr>
+          <w:ilvl w:val="0"/>
+          <w:numId w:val="2"/>
+        </w:numPr>
+      </w:pPr>
+      <w:r>
+        <w:t>As a user, I want to be able to edit my notes and clear them</w:t>
+      </w:r>
+    </w:p>
+    <w:tbl>
+      <w:tblPr>
+        <w:tblStyle w:val="TableGrid"/>
+        <w:tblW w:w="0" w:type="auto"/>
+        <w:tblLook w:val="04A0" w:firstRow="1" w:lastRow="0" w:firstColumn="1" w:lastColumn="0" w:noHBand="0" w:noVBand="1"/>
+      </w:tblPr>
+      <w:tblGrid>
+        <w:gridCol w:w="5208"/>
+        <w:gridCol w:w="657"/>
+      </w:tblGrid>
+      <w:tr>
+        <w:tc>
+          <w:tcPr>
+            <w:tcW w:w="5208" w:type="dxa"/>
+            <w:shd w:val="clear" w:color="auto" w:fill="D9D9D9" w:themeFill="background1" w:themeFillShade="D9"/>
+          </w:tcPr>
+          <w:p>
+            <w:r>
+              <w:t>Task</w:t>
+            </w:r>
+          </w:p>
+        </w:tc>
+        <w:tc>
+          <w:tcPr>
+            <w:tcW w:w="657" w:type="dxa"/>
+            <w:shd w:val="clear" w:color="auto" w:fill="D9D9D9" w:themeFill="background1" w:themeFillShade="D9"/>
+          </w:tcPr>
+          <w:p>
+            <w:r>
+              <w:t>RAG</w:t>
+            </w:r>
+          </w:p>
+        </w:tc>
+      </w:tr>
+      <w:tr>
+        <w:tc>
+          <w:tcPr>
+            <w:tcW w:w="5208" w:type="dxa"/>
+            <w:shd w:val="clear" w:color="auto" w:fill="FFFFFF" w:themeFill="background1"/>
+          </w:tcPr>
+          <w:p>
+            <w:r>
+              <w:t>Design and implement note layout</w:t>
+            </w:r>
+          </w:p>
+        </w:tc>
+        <w:tc>
+          <w:tcPr>
+            <w:tcW w:w="657" w:type="dxa"/>
+            <w:shd w:val="clear" w:color="auto" w:fill="92D050"/>
+          </w:tcPr>
+          <w:p/>
+        </w:tc>
+      </w:tr>
+      <w:tr>
+        <w:tc>
+          <w:tcPr>
+            <w:tcW w:w="5208" w:type="dxa"/>
+          </w:tcPr>
+          <w:p>
+            <w:r>
+              <w:t>Add buttons (delete, clear and save)</w:t>
+            </w:r>
+          </w:p>
+        </w:tc>
+        <w:tc>
+          <w:tcPr>
+            <w:tcW w:w="657" w:type="dxa"/>
+            <w:shd w:val="clear" w:color="auto" w:fill="FFFF00"/>
+          </w:tcPr>
+          <w:p/>
+        </w:tc>
+      </w:tr>
+      <w:tr>
+        <w:tc>
+          <w:tcPr>
+            <w:tcW w:w="5208" w:type="dxa"/>
+          </w:tcPr>
+          <w:p>
+            <w:r>
+              <w:t>Add ways to chain design of note (font, font colour, font size etc)</w:t>
+            </w:r>
+          </w:p>
+        </w:tc>
+        <w:tc>
+          <w:tcPr>
+            <w:tcW w:w="657" w:type="dxa"/>
+            <w:shd w:val="clear" w:color="auto" w:fill="EE0000"/>
+          </w:tcPr>
+          <w:p/>
+        </w:tc>
+      </w:tr>
+      <w:tr>
+        <w:tc>
+          <w:tcPr>
+            <w:tcW w:w="5208" w:type="dxa"/>
+          </w:tcPr>
+          <w:p>
+            <w:r>
+              <w:t>Add way to pin certain notes</w:t>
+            </w:r>
+          </w:p>
+        </w:tc>
+        <w:tc>
+          <w:tcPr>
+            <w:tcW w:w="657" w:type="dxa"/>
+            <w:shd w:val="clear" w:color="auto" w:fill="FFFF00"/>
+          </w:tcPr>
+          <w:p/>
+        </w:tc>
+      </w:tr>
+    </w:tbl>
+    <w:p>
+      <w:pPr>
+        <w:pStyle w:val="Heading4"/>
+      </w:pPr>
+      <w:r>
+        <w:t>Deliverables</w:t>
+      </w:r>
+    </w:p>
+    <w:p>
+      <w:pPr>
+        <w:pBdr>
+          <w:bottom w:val="single" w:sz="6" w:space="1" w:color="auto"/>
+        </w:pBdr>
+      </w:pPr>
+      <w:r>
+        <w:t>Home page will be able to link to the note page and note page will be fully functional, with files saving in browser local storage.</w:t>
+      </w:r>
+    </w:p>
+    <w:p>
+      <w:pPr>
+        <w:pStyle w:val="Heading3"/>
+        <w:rPr>
+          <w:strike/>
+        </w:rPr>
+      </w:pPr>
+      <w:bookmarkStart w:id="9" w:name="_Toc225503019"/>
+      <w:r>
+        <w:t>Sprint 7</w:t>
+      </w:r>
+      <w:bookmarkEnd w:id="9"/>
+    </w:p>
+    <w:p>
+      <w:r>
+        <w:t>18/3/2026 – 1/4/2026</w:t>
+      </w:r>
+    </w:p>
+    <w:p>
+      <w:pPr>
+        <w:pStyle w:val="Heading4"/>
+      </w:pPr>
+      <w:r>
+        <w:t>User Stories</w:t>
+      </w:r>
+    </w:p>
+    <w:p>
+      <w:pPr>
+        <w:pStyle w:val="ListParagraph"/>
+        <w:numPr>
+          <w:ilvl w:val="0"/>
+          <w:numId w:val="2"/>
+        </w:numPr>
+      </w:pPr>
+      <w:r>
+        <w:t>As a user, I want to be able to edit my notes and clear them</w:t>
+      </w:r>
+    </w:p>
+    <w:p>
+      <w:pPr>
+        <w:pStyle w:val="ListParagraph"/>
+        <w:numPr>
+          <w:ilvl w:val="0"/>
+          <w:numId w:val="2"/>
+        </w:numPr>
+      </w:pPr>
+      <w:r>
+        <w:t>As a user, I want to be able to easily see all my notes and access them</w:t>
+      </w:r>
+    </w:p>
+    <w:p>
+      <w:pPr>
+        <w:pStyle w:val="ListParagraph"/>
+        <w:numPr>
+          <w:ilvl w:val="0"/>
+          <w:numId w:val="2"/>
+        </w:numPr>
+      </w:pPr>
+      <w:r>
+        <w:t>As a user, I want all my notes to be encrypted to ensure that they are secure</w:t>
+      </w:r>
+    </w:p>
+    <w:tbl>
+      <w:tblPr>
+        <w:tblStyle w:val="TableGrid"/>
+        <w:tblW w:w="0" w:type="auto"/>
+        <w:tblLook w:val="04A0" w:firstRow="1" w:lastRow="0" w:firstColumn="1" w:lastColumn="0" w:noHBand="0" w:noVBand="1"/>
+      </w:tblPr>
+      <w:tblGrid>
+        <w:gridCol w:w="5208"/>
+        <w:gridCol w:w="657"/>
+      </w:tblGrid>
+      <w:tr>
+        <w:tc>
+          <w:tcPr>
+            <w:tcW w:w="5208" w:type="dxa"/>
+            <w:shd w:val="clear" w:color="auto" w:fill="D9D9D9" w:themeFill="background1" w:themeFillShade="D9"/>
+          </w:tcPr>
+          <w:p>
+            <w:r>
+              <w:t>Task</w:t>
+            </w:r>
+          </w:p>
+        </w:tc>
+        <w:tc>
+          <w:tcPr>
+            <w:tcW w:w="657" w:type="dxa"/>
+            <w:shd w:val="clear" w:color="auto" w:fill="D9D9D9" w:themeFill="background1" w:themeFillShade="D9"/>
+          </w:tcPr>
+          <w:p>
+            <w:r>
+              <w:t>RAG</w:t>
+            </w:r>
+          </w:p>
+        </w:tc>
+      </w:tr>
+      <w:tr>
+        <w:tc>
+          <w:tcPr>
+            <w:tcW w:w="5208" w:type="dxa"/>
+            <w:shd w:val="clear" w:color="auto" w:fill="FFFFFF" w:themeFill="background1"/>
+          </w:tcPr>
+          <w:p>
+            <w:r>
+              <w:t>Add buttons (delete, clear)</w:t>
+            </w:r>
+          </w:p>
+        </w:tc>
+        <w:tc>
+          <w:tcPr>
+            <w:tcW w:w="657" w:type="dxa"/>
+            <w:shd w:val="clear" w:color="auto" w:fill="92D050"/>
+          </w:tcPr>
+          <w:p/>
+        </w:tc>
+      </w:tr>
+      <w:tr>
+        <w:tc>
+          <w:tcPr>
+            <w:tcW w:w="5208" w:type="dxa"/>
+          </w:tcPr>
+          <w:p>
+            <w:r>
+              <w:t>Add way to unpin note</w:t>
+            </w:r>
+          </w:p>
+        </w:tc>
+        <w:tc>
+          <w:tcPr>
+            <w:tcW w:w="657" w:type="dxa"/>
+            <w:shd w:val="clear" w:color="auto" w:fill="92D050"/>
+          </w:tcPr>
+          <w:p/>
+        </w:tc>
+      </w:tr>
+      <w:tr>
+        <w:tc>
+          <w:tcPr>
+            <w:tcW w:w="5208" w:type="dxa"/>
+          </w:tcPr>
+          <w:p>
+            <w:r>
+              <w:t>Button for user to log out</w:t>
+            </w:r>
+          </w:p>
+        </w:tc>
+        <w:tc>
+          <w:tcPr>
+            <w:tcW w:w="657" w:type="dxa"/>
+            <w:shd w:val="clear" w:color="auto" w:fill="92D050"/>
+          </w:tcPr>
+          <w:p/>
+        </w:tc>
+      </w:tr>
+      <w:tr>
+        <w:tc>
+          <w:tcPr>
+            <w:tcW w:w="5208" w:type="dxa"/>
+          </w:tcPr>
+          <w:p>
+            <w:r>
+              <w:t>Add previews of notes</w:t>
+            </w:r>
+          </w:p>
+        </w:tc>
+        <w:tc>
+          <w:tcPr>
+            <w:tcW w:w="657" w:type="dxa"/>
+            <w:shd w:val="clear" w:color="auto" w:fill="92D050"/>
+          </w:tcPr>
+          <w:p/>
+        </w:tc>
+      </w:tr>
+      <w:tr>
+        <w:tc>
+          <w:tcPr>
+            <w:tcW w:w="5208" w:type="dxa"/>
+          </w:tcPr>
+          <w:p>
+            <w:r>
+              <w:t>Research best encryption methods</w:t>
+            </w:r>
+          </w:p>
+        </w:tc>
+        <w:tc>
+          <w:tcPr>
+            <w:tcW w:w="657" w:type="dxa"/>
+            <w:shd w:val="clear" w:color="auto" w:fill="92D050"/>
+          </w:tcPr>
+          <w:p/>
+        </w:tc>
+      </w:tr>
+      <w:tr>
+        <w:tc>
+          <w:tcPr>
+            <w:tcW w:w="5208" w:type="dxa"/>
+          </w:tcPr>
+          <w:p>
+            <w:r>
+              <w:t>Research best security practices</w:t>
+            </w:r>
+          </w:p>
+        </w:tc>
+        <w:tc>
+          <w:tcPr>
+            <w:tcW w:w="657" w:type="dxa"/>
+            <w:shd w:val="clear" w:color="auto" w:fill="92D050"/>
+          </w:tcPr>
+          <w:p/>
+        </w:tc>
+      </w:tr>
+      <w:tr>
+        <w:tc>
+          <w:tcPr>
+            <w:tcW w:w="5208" w:type="dxa"/>
+          </w:tcPr>
+          <w:p>
+            <w:r>
+              <w:t>Encrypt each file</w:t>
+            </w:r>
+          </w:p>
+        </w:tc>
+        <w:tc>
+          <w:tcPr>
+            <w:tcW w:w="657" w:type="dxa"/>
+            <w:shd w:val="clear" w:color="auto" w:fill="92D050"/>
+          </w:tcPr>
+          <w:p/>
+        </w:tc>
+      </w:tr>
+      <w:tr>
+        <w:tc>
+          <w:tcPr>
+            <w:tcW w:w="5208" w:type="dxa"/>
+          </w:tcPr>
+          <w:p>
+            <w:r>
+              <w:t>Decrypt each note when selected</w:t>
+            </w:r>
+          </w:p>
+        </w:tc>
+        <w:tc>
+          <w:tcPr>
+            <w:tcW w:w="657" w:type="dxa"/>
+            <w:shd w:val="clear" w:color="auto" w:fill="92D050"/>
+          </w:tcPr>
+          <w:p/>
+        </w:tc>
+      </w:tr>
+      <w:tr>
+        <w:tc>
+          <w:tcPr>
+            <w:tcW w:w="5208" w:type="dxa"/>
+          </w:tcPr>
+          <w:p>
+            <w:r>
+              <w:t>Decrypt part of each note as preview</w:t>
+            </w:r>
+          </w:p>
+        </w:tc>
+        <w:tc>
+          <w:tcPr>
+            <w:tcW w:w="657" w:type="dxa"/>
+            <w:shd w:val="clear" w:color="auto" w:fill="92D050"/>
+          </w:tcPr>
+          <w:p/>
+        </w:tc>
+      </w:tr>
+    </w:tbl>
+    <w:p>
+      <w:pPr>
+        <w:pStyle w:val="Heading4"/>
+      </w:pPr>
+      <w:r>
+        <w:t>Deliverables</w:t>
+      </w:r>
+    </w:p>
+    <w:p>
+      <w:pPr>
+        <w:pBdr>
+          <w:bottom w:val="single" w:sz="6" w:space="1" w:color="auto"/>
+        </w:pBdr>
+      </w:pPr>
+      <w:r>
+        <w:t>Home page will link to preview and then that will link to full note view where users will be able to unpin, clear and delete notes. Users will also be able to log out. All notes will be encrypted when stored in local storage, then when retrieved they’ll be unencrypted.</w:t>
+      </w:r>
+    </w:p>
+    <w:p>
+      <w:pPr>
+        <w:pStyle w:val="Heading3"/>
+        <w:rPr>
+          <w:strike/>
+        </w:rPr>
+      </w:pPr>
+      <w:r>
+        <w:t xml:space="preserve"> </w:t>
+      </w:r>
+      <w:bookmarkStart w:id="10" w:name="_Toc225503020"/>
+      <w:r>
+        <w:t xml:space="preserve">Sprint </w:t>
+      </w:r>
+      <w:r>
+        <w:t>8</w:t>
+      </w:r>
+      <w:bookmarkEnd w:id="10"/>
+    </w:p>
+    <w:p>
+      <w:r>
+        <w:t>1/4/2026 – 15/4/2026</w:t>
+      </w:r>
+    </w:p>
+    <w:p>
+      <w:pPr>
+        <w:pStyle w:val="Heading4"/>
+      </w:pPr>
+      <w:r>
+        <w:t>User Stories</w:t>
+      </w:r>
+    </w:p>
+    <w:p>
+      <w:pPr>
+        <w:pStyle w:val="ListParagraph"/>
+        <w:numPr>
+          <w:ilvl w:val="0"/>
+          <w:numId w:val="2"/>
+        </w:numPr>
+      </w:pPr>
+      <w:r>
+        <w:t>As a developer, I want all notes stored in their own file</w:t>
+      </w:r>
+    </w:p>
+    <w:tbl>
+      <w:tblPr>
+        <w:tblStyle w:val="TableGrid"/>
+        <w:tblW w:w="0" w:type="auto"/>
+        <w:tblLook w:val="04A0" w:firstRow="1" w:lastRow="0" w:firstColumn="1" w:lastColumn="0" w:noHBand="0" w:noVBand="1"/>
+      </w:tblPr>
+      <w:tblGrid>
+        <w:gridCol w:w="5208"/>
+        <w:gridCol w:w="657"/>
+      </w:tblGrid>
+      <w:tr>
+        <w:tc>
+          <w:tcPr>
+            <w:tcW w:w="5208" w:type="dxa"/>
+            <w:shd w:val="clear" w:color="auto" w:fill="D9D9D9" w:themeFill="background1" w:themeFillShade="D9"/>
+          </w:tcPr>
+          <w:p>
+            <w:r>
+              <w:t>Task</w:t>
+            </w:r>
+          </w:p>
+        </w:tc>
+        <w:tc>
+          <w:tcPr>
+            <w:tcW w:w="657" w:type="dxa"/>
+            <w:shd w:val="clear" w:color="auto" w:fill="D9D9D9" w:themeFill="background1" w:themeFillShade="D9"/>
+          </w:tcPr>
+          <w:p>
+            <w:r>
+              <w:t>RAG</w:t>
+            </w:r>
+          </w:p>
+        </w:tc>
+      </w:tr>
+      <w:tr>
+        <w:tc>
+          <w:tcPr>
+            <w:tcW w:w="5208" w:type="dxa"/>
+            <w:shd w:val="clear" w:color="auto" w:fill="FFFFFF" w:themeFill="background1"/>
+          </w:tcPr>
+          <w:p>
+            <w:r>
+              <w:t>Store all notes in their own JSON file</w:t>
+            </w:r>
+          </w:p>
+        </w:tc>
+        <w:tc>
+          <w:tcPr>
+            <w:tcW w:w="657" w:type="dxa"/>
+          </w:tcPr>
+          <w:p/>
+        </w:tc>
+      </w:tr>
+      <w:tr>
+        <w:tc>
+          <w:tcPr>
+            <w:tcW w:w="5208" w:type="dxa"/>
+          </w:tcPr>
+          <w:p>
+            <w:r>
+              <w:t>Each file has info on how it should be displayed</w:t>
+            </w:r>
+          </w:p>
+        </w:tc>
+        <w:tc>
+          <w:tcPr>
+            <w:tcW w:w="657" w:type="dxa"/>
+          </w:tcPr>
+          <w:p/>
+        </w:tc>
+      </w:tr>
+    </w:tbl>
+    <w:p>
+      <w:pPr>
+        <w:pStyle w:val="Heading4"/>
+      </w:pPr>
+      <w:r>
+        <w:lastRenderedPageBreak/>
+        <w:t>Deliverables</w:t>
+      </w:r>
+    </w:p>
+    <w:p>
+      <w:r>
+        <w:t xml:space="preserve">All notes will be stored in a JSON file on </w:t>
+      </w:r>
+      <w:r>
+        <w:t>users’</w:t>
+      </w:r>
+      <w:r>
+        <w:t xml:space="preserve"> computer</w:t>
+      </w:r>
+    </w:p>
+    <w:p/>
+    <w:p>
+      <w:pPr>
+        <w:pStyle w:val="Heading1"/>
+        <w:rPr>
+          <w:rFonts w:asciiTheme="minorHAnsi" w:eastAsiaTheme="minorHAnsi" w:hAnsiTheme="minorHAnsi" w:cstheme="minorBidi"/>
+          <w:color w:val="auto"/>
+          <w:sz w:val="22"/>
+          <w:szCs w:val="22"/>
+        </w:rPr>
+      </w:pPr>
+      <w:bookmarkStart w:id="11" w:name="_Toc225503022"/>
+      <w:r>
+        <w:t>Design Document</w:t>
+      </w:r>
+      <w:bookmarkEnd w:id="11"/>
+    </w:p>
+    <w:p>
+      <w:r>
+        <w:t>This section explains and shows how m</w:t>
+      </w:r>
+      <w:r>
+        <w:t>y project was designed and the reasons for the way it was done.</w:t>
+      </w:r>
+    </w:p>
+    <w:p>
+      <w:pPr>
+        <w:pStyle w:val="Heading2"/>
+      </w:pPr>
+      <w:bookmarkStart w:id="12" w:name="_Toc225503023"/>
+      <w:r>
+        <w:t>Project Vision</w:t>
+      </w:r>
+      <w:bookmarkEnd w:id="12"/>
+    </w:p>
+    <w:p>
+      <w:r>
+        <w:t>I will develop a notes application that will use the necessary encryption to ensure all notes will be stored securely and will be inaccessible by unauthorised users. It will give users a place to store sensitive data, such as passwords for other applications, or even data that they just want to keep a secret from others, such as present ideas. </w:t>
+      </w:r>
+    </w:p>
+    <w:p>
+      <w:r>
+        <w:t>There are other secure notes apps, such as standard notes</w:t>
+      </w:r>
+      <w:r>
+        <w:t xml:space="preserve"> (2026)</w:t>
+      </w:r>
+      <w:r>
+        <w:t>,</w:t>
+      </w:r>
+      <w:r>
+        <w:t xml:space="preserve"> which allows users to customise the app in many ways, that are </w:t>
+      </w:r>
+      <w:r>
+        <w:t>like</w:t>
+      </w:r>
+      <w:r>
+        <w:t xml:space="preserve"> my project. I will take some inspiration from them by letting users customise the app, but they will have less options like only changing the theme and font size of the </w:t>
+      </w:r>
+      <w:r>
+        <w:t>app,</w:t>
+      </w:r>
+      <w:r>
+        <w:t xml:space="preserve"> so </w:t>
+      </w:r>
+      <w:r>
+        <w:t xml:space="preserve">it </w:t>
+      </w:r>
+      <w:r>
+        <w:t>is easier to navigate.</w:t>
+      </w:r>
+    </w:p>
+    <w:p>
+      <w:r>
+        <w:t>Each user’s username and password will be stored securely, so that all users can feel safe in the knowledge that, when they are creating and editing notes, their data is safe from any unauthorised access. I will be storing the users' passwords u</w:t>
+      </w:r>
+      <w:r>
+        <w:t xml:space="preserve">sing a hashing algorithm of my own design, which is based on MD5. MD5 is not the most secure </w:t>
+      </w:r>
+      <w:r>
+        <w:t>as collisions are possible (</w:t>
+      </w:r>
+      <w:r>
+        <w:t>C</w:t>
+      </w:r>
+      <w:r>
+        <w:t>ipherUtility</w:t>
+      </w:r>
+      <w:r>
+        <w:t>, 2025</w:t>
+      </w:r>
+      <w:r>
+        <w:t>)</w:t>
+      </w:r>
+      <w:r>
+        <w:t xml:space="preserve">, </w:t>
+      </w:r>
+      <w:r>
+        <w:t xml:space="preserve">however a more secure algorithm is </w:t>
+      </w:r>
+      <w:r>
+        <w:t xml:space="preserve">difficult to implement and out of my current skill set. </w:t>
+      </w:r>
+    </w:p>
+    <w:p>
+      <w:r>
+        <w:t xml:space="preserve">Users will also be able to, once logged in, see the titles of all their notes, but not the actual data stored. Once they've clicked on the title, they will get a few sentence </w:t>
+      </w:r>
+      <w:r>
+        <w:t>‘</w:t>
+      </w:r>
+      <w:r>
+        <w:t>preview</w:t>
+      </w:r>
+      <w:r>
+        <w:t>’</w:t>
+      </w:r>
+      <w:r>
+        <w:t xml:space="preserve"> of the note and then the option to edit and see the whole note. This ensures that only necessary data is shown, reducing the risk of shoulder surfers seeing data that the user doesn't need to access at that point in time.</w:t>
+      </w:r>
+    </w:p>
+    <w:p>
+      <w:pPr>
+        <w:pStyle w:val="Heading2"/>
+      </w:pPr>
+      <w:bookmarkStart w:id="13" w:name="_Toc225503024"/>
+      <w:r>
+        <w:t>Background</w:t>
+      </w:r>
+      <w:bookmarkEnd w:id="13"/>
+    </w:p>
+    <w:p>
+      <w:pPr>
+        <w:tabs>
+          <w:tab w:val="center" w:pos="4513"/>
+        </w:tabs>
+      </w:pPr>
+      <w:r>
+        <w:t xml:space="preserve">Accessibility is </w:t>
+      </w:r>
+      <w:r>
+        <w:t>a key part of my website</w:t>
+      </w:r>
+      <w:r>
+        <w:t xml:space="preserve">, as it </w:t>
+      </w:r>
+      <w:r>
+        <w:t>makes it available to more people</w:t>
+      </w:r>
+      <w:r>
+        <w:t>, but it is also a legal requirement (</w:t>
+      </w:r>
+      <w:r>
+        <w:t>Legislation, 2018)</w:t>
+      </w:r>
+      <w:r>
+        <w:t xml:space="preserve"> – TODO change this reference as wrong one. </w:t>
+      </w:r>
+      <w:r>
+        <w:t>To ensure my website is accessible I have included options in settings to make the font larger</w:t>
+      </w:r>
+      <w:r>
+        <w:t xml:space="preserve"> so people with poor eyesight are able to read it. I have also </w:t>
+      </w:r>
+      <w:r>
+        <w:t>included</w:t>
+      </w:r>
+      <w:r>
+        <w:t>,</w:t>
+      </w:r>
+      <w:r>
+        <w:t xml:space="preserve"> in the HTML</w:t>
+      </w:r>
+      <w:r>
+        <w:t>,</w:t>
+      </w:r>
+      <w:r>
+        <w:t xml:space="preserve"> the lang tag, so a screen reader knows the language </w:t>
+      </w:r>
+      <w:r>
+        <w:t xml:space="preserve">it is reading. Finally, </w:t>
+      </w:r>
+      <w:r>
+        <w:t>I have made sure all elements of my website have relevant and easy t</w:t>
+      </w:r>
+      <w:r>
+        <w:t>o</w:t>
+      </w:r>
+      <w:r>
+        <w:t xml:space="preserve"> understand IDs</w:t>
+      </w:r>
+      <w:r>
+        <w:t>,</w:t>
+      </w:r>
+      <w:r>
+        <w:t xml:space="preserve"> s</w:t>
+      </w:r>
+      <w:r>
+        <w:t xml:space="preserve">o again screen readers can identify the button or input </w:t>
+      </w:r>
+      <w:r>
+        <w:t xml:space="preserve">box </w:t>
+      </w:r>
+      <w:r>
+        <w:t>that has been</w:t>
+      </w:r>
+      <w:r>
+        <w:t xml:space="preserve"> selected.</w:t>
+      </w:r>
+    </w:p>
+    <w:p>
+      <w:pPr>
+        <w:rPr>
+          <w:rFonts w:asciiTheme="majorHAnsi" w:eastAsiaTheme="majorEastAsia" w:hAnsiTheme="majorHAnsi" w:cstheme="majorBidi"/>
+          <w:color w:val="0F4761" w:themeColor="accent1" w:themeShade="BF"/>
+          <w:sz w:val="32"/>
+          <w:szCs w:val="32"/>
+        </w:rPr>
+      </w:pPr>
+      <w:r>
+        <w:br w:type="page"/>
+      </w:r>
+    </w:p>
+    <w:p>
+      <w:pPr>
+        <w:pStyle w:val="Heading2"/>
+      </w:pPr>
+      <w:bookmarkStart w:id="14" w:name="_Toc225503025"/>
+      <w:r>
+        <w:lastRenderedPageBreak/>
+        <w:t>UML diagrams</w:t>
+      </w:r>
+      <w:bookmarkEnd w:id="14"/>
+      <w:r>
+        <w:t xml:space="preserve"> </w:t>
+      </w:r>
+    </w:p>
+    <w:p>
+      <w:r>
+        <w:t>This section shows all the diagrams I have created to help the implementation of my website.</w:t>
+      </w:r>
+    </w:p>
+    <w:p>
+      <w:pPr>
+        <w:pStyle w:val="Heading3"/>
+      </w:pPr>
+      <w:bookmarkStart w:id="15" w:name="_Toc225503026"/>
+      <w:r>
+        <w:t>Sitemap</w:t>
+      </w:r>
+      <w:bookmarkEnd w:id="15"/>
+    </w:p>
+    <w:p>
+      <w:r>
+        <w:t xml:space="preserve">This section shows the sitemap and how I expect my </w:t>
+      </w:r>
+      <w:r>
+        <w:t>single page application ‘pages’</w:t>
+      </w:r>
+      <w:r>
+        <w:t xml:space="preserve"> to be linked together.</w:t>
+      </w:r>
+    </w:p>
+    <w:p>
+      <w:r>
+        <w:rPr>
+          <w:noProof/>
+        </w:rPr>
+        <w:drawing>
+          <wp:inline distT="0" distB="0" distL="0" distR="0" wp14:anchorId="24F24067" wp14:editId="1BA9E11F">
+            <wp:extent cx="5677231" cy="4085092"/>
             <wp:effectExtent l="0" t="0" r="0" b="0"/>
             <wp:docPr id="1691180801" name="Picture 2"/>
             <wp:cNvGraphicFramePr>
@@ -1273,7 +4519,7 @@
                     </pic:cNvPicPr>
                   </pic:nvPicPr>
                   <pic:blipFill>
-                    <a:blip r:embed="rId5" cstate="print">
+                    <a:blip r:embed="rId9" cstate="print">
                       <a:extLst>
                         <a:ext uri="{28A0092B-C50C-407E-A947-70E740481C1C}">
                           <a14:useLocalDpi xmlns:a14="http://schemas.microsoft.com/office/drawing/2010/main" val="0"/>
@@ -1288,7 +4534,7 @@
                   <pic:spPr bwMode="auto">
                     <a:xfrm>
                       <a:off x="0" y="0"/>
-                      <a:ext cx="5067300" cy="3646212"/>
+                      <a:ext cx="5682873" cy="4089152"/>
                     </a:xfrm>
                     <a:prstGeom prst="rect">
                       <a:avLst/>
@@ -1322,89 +4568,14 @@
       <w:pPr>
         <w:pStyle w:val="Heading3"/>
       </w:pPr>
-      <w:bookmarkStart w:id="7" w:name="_Toc224815315"/>
+      <w:bookmarkStart w:id="16" w:name="_Toc225503027"/>
       <w:r>
         <w:lastRenderedPageBreak/>
         <w:t>Wireframes</w:t>
       </w:r>
-      <w:bookmarkEnd w:id="7"/>
-    </w:p>
-    <w:p>
-      <w:r>
-        <w:t xml:space="preserve">This section </w:t>
-      </w:r>
-      <w:r>
-        <w:t>provides my design of how the website should look with the use of wireframes.</w:t>
-      </w:r>
-    </w:p>
-    <w:p>
-      <w:r>
-        <w:rPr>
-          <w:noProof/>
-        </w:rPr>
-        <w:drawing>
-          <wp:anchor distT="0" distB="0" distL="360045" distR="360045" simplePos="0" relativeHeight="251660288" behindDoc="0" locked="0" layoutInCell="1" allowOverlap="1" wp14:anchorId="3EAA9C69" wp14:editId="4EFD4ECA">
-            <wp:simplePos x="0" y="0"/>
-            <wp:positionH relativeFrom="column">
-              <wp:posOffset>3138805</wp:posOffset>
-            </wp:positionH>
-            <wp:positionV relativeFrom="paragraph">
-              <wp:posOffset>238760</wp:posOffset>
-            </wp:positionV>
-            <wp:extent cx="3101340" cy="1860550"/>
-            <wp:effectExtent l="0" t="0" r="3810" b="6350"/>
-            <wp:wrapSquare wrapText="bothSides"/>
-            <wp:docPr id="363856078" name="Picture 2"/>
-            <wp:cNvGraphicFramePr>
-              <a:graphicFrameLocks xmlns:a="http://schemas.openxmlformats.org/drawingml/2006/main" noChangeAspect="1"/>
-            </wp:cNvGraphicFramePr>
-            <a:graphic xmlns:a="http://schemas.openxmlformats.org/drawingml/2006/main">
-              <a:graphicData uri="http://schemas.openxmlformats.org/drawingml/2006/picture">
-                <pic:pic xmlns:pic="http://schemas.openxmlformats.org/drawingml/2006/picture">
-                  <pic:nvPicPr>
-                    <pic:cNvPr id="0" name="Picture 3"/>
-                    <pic:cNvPicPr>
-                      <a:picLocks noChangeAspect="1" noChangeArrowheads="1"/>
-                    </pic:cNvPicPr>
-                  </pic:nvPicPr>
-                  <pic:blipFill>
-                    <a:blip r:embed="rId6" cstate="print">
-                      <a:extLst>
-                        <a:ext uri="{28A0092B-C50C-407E-A947-70E740481C1C}">
-                          <a14:useLocalDpi xmlns:a14="http://schemas.microsoft.com/office/drawing/2010/main" val="0"/>
-                        </a:ext>
-                      </a:extLst>
-                    </a:blip>
-                    <a:srcRect/>
-                    <a:stretch>
-                      <a:fillRect/>
-                    </a:stretch>
-                  </pic:blipFill>
-                  <pic:spPr bwMode="auto">
-                    <a:xfrm>
-                      <a:off x="0" y="0"/>
-                      <a:ext cx="3101340" cy="1860550"/>
-                    </a:xfrm>
-                    <a:prstGeom prst="rect">
-                      <a:avLst/>
-                    </a:prstGeom>
-                    <a:noFill/>
-                    <a:ln>
-                      <a:noFill/>
-                    </a:ln>
-                  </pic:spPr>
-                </pic:pic>
-              </a:graphicData>
-            </a:graphic>
-            <wp14:sizeRelH relativeFrom="margin">
-              <wp14:pctWidth>0</wp14:pctWidth>
-            </wp14:sizeRelH>
-            <wp14:sizeRelV relativeFrom="margin">
-              <wp14:pctHeight>0</wp14:pctHeight>
-            </wp14:sizeRelV>
-          </wp:anchor>
-        </w:drawing>
-      </w:r>
+      <w:bookmarkEnd w:id="16"/>
+    </w:p>
+    <w:p>
       <w:r>
         <w:rPr>
           <w:noProof/>
@@ -1412,13 +4583,13 @@
         <mc:AlternateContent>
           <mc:Choice Requires="wpi">
             <w:drawing>
-              <wp:anchor distT="0" distB="0" distL="114300" distR="114300" simplePos="0" relativeHeight="251669504" behindDoc="0" locked="0" layoutInCell="1" allowOverlap="1" wp14:anchorId="1204D359" wp14:editId="793AE912">
+              <wp:anchor distT="0" distB="0" distL="114300" distR="114300" simplePos="0" relativeHeight="251669504" behindDoc="0" locked="0" layoutInCell="1" allowOverlap="1" wp14:anchorId="1204D359" wp14:editId="1AE5EC21">
                 <wp:simplePos x="0" y="0"/>
                 <wp:positionH relativeFrom="column">
-                  <wp:posOffset>1283335</wp:posOffset>
+                  <wp:posOffset>1250950</wp:posOffset>
                 </wp:positionH>
                 <wp:positionV relativeFrom="paragraph">
-                  <wp:posOffset>1216659</wp:posOffset>
+                  <wp:posOffset>1276074</wp:posOffset>
                 </wp:positionV>
                 <wp:extent cx="2025015" cy="398145"/>
                 <wp:effectExtent l="38100" t="38100" r="32385" b="40005"/>
@@ -1427,7 +4598,7 @@
                 <wp:cNvGraphicFramePr/>
                 <a:graphic xmlns:a="http://schemas.openxmlformats.org/drawingml/2006/main">
                   <a:graphicData uri="http://schemas.microsoft.com/office/word/2010/wordprocessingInk">
-                    <w14:contentPart bwMode="auto" r:id="rId7">
+                    <w14:contentPart bwMode="auto" r:id="rId10">
                       <w14:nvContentPartPr>
                         <w14:cNvContentPartPr/>
                       </w14:nvContentPartPr>
@@ -1449,7 +4620,7 @@
           </mc:Choice>
           <mc:Fallback>
             <w:pict>
-              <v:shapetype w14:anchorId="212D7CA0" id="_x0000_t75" coordsize="21600,21600" o:spt="75" o:preferrelative="t" path="m@4@5l@4@11@9@11@9@5xe" filled="f" stroked="f">
+              <v:shapetype w14:anchorId="27FBCA2E" id="_x0000_t75" coordsize="21600,21600" o:spt="75" o:preferrelative="t" path="m@4@5l@4@11@9@11@9@5xe" filled="f" stroked="f">
                 <v:stroke joinstyle="miter"/>
                 <v:formulas>
                   <v:f eqn="if lineDrawn pixelLineWidth 0"/>
@@ -1468,8 +4639,8 @@
                 <v:path o:extrusionok="f" gradientshapeok="t" o:connecttype="rect"/>
                 <o:lock v:ext="edit" aspectratio="t"/>
               </v:shapetype>
-              <v:shape id="Ink 18" o:spid="_x0000_s1026" type="#_x0000_t75" style="position:absolute;margin-left:100.7pt;margin-top:95.45pt;width:160.15pt;height:32.05pt;flip:y;z-index:251669504;visibility:visible;mso-wrap-style:square;mso-width-percent:0;mso-height-percent:0;mso-wrap-distance-left:9pt;mso-wrap-distance-top:0;mso-wrap-distance-right:9pt;mso-wrap-distance-bottom:0;mso-position-horizontal:absolute;mso-position-horizontal-relative:text;mso-position-vertical:absolute;mso-position-vertical-relative:text;mso-width-percent:0;mso-height-percent:0;mso-width-relative:margin;mso-height-relative:margin" o:gfxdata="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">
-                <v:imagedata r:id="rId8" o:title=""/>
+              <v:shape id="Ink 18" o:spid="_x0000_s1026" type="#_x0000_t75" style="position:absolute;margin-left:98.15pt;margin-top:100.15pt;width:160.15pt;height:32.05pt;flip:y;z-index:251669504;visibility:visible;mso-wrap-style:square;mso-width-percent:0;mso-height-percent:0;mso-wrap-distance-left:9pt;mso-wrap-distance-top:0;mso-wrap-distance-right:9pt;mso-wrap-distance-bottom:0;mso-position-horizontal:absolute;mso-position-horizontal-relative:text;mso-position-vertical:absolute;mso-position-vertical-relative:text;mso-width-percent:0;mso-height-percent:0;mso-width-relative:margin;mso-height-relative:margin" o:gfxdata="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">
+                <v:imagedata r:id="rId11" o:title=""/>
               </v:shape>
             </w:pict>
           </mc:Fallback>
@@ -1482,13 +4653,13 @@
         <mc:AlternateContent>
           <mc:Choice Requires="wps">
             <w:drawing>
-              <wp:anchor distT="0" distB="0" distL="114300" distR="114300" simplePos="0" relativeHeight="251664384" behindDoc="0" locked="0" layoutInCell="1" allowOverlap="1" wp14:anchorId="4D6D8A81" wp14:editId="4178DEE3">
+              <wp:anchor distT="0" distB="0" distL="114300" distR="114300" simplePos="0" relativeHeight="251664384" behindDoc="0" locked="0" layoutInCell="1" allowOverlap="1" wp14:anchorId="4D6D8A81" wp14:editId="7CA93E49">
                 <wp:simplePos x="0" y="0"/>
                 <wp:positionH relativeFrom="column">
-                  <wp:posOffset>828040</wp:posOffset>
+                  <wp:posOffset>859846</wp:posOffset>
                 </wp:positionH>
                 <wp:positionV relativeFrom="paragraph">
-                  <wp:posOffset>1688465</wp:posOffset>
+                  <wp:posOffset>1760027</wp:posOffset>
                 </wp:positionV>
                 <wp:extent cx="635635" cy="118745"/>
                 <wp:effectExtent l="0" t="0" r="12065" b="14605"/>
@@ -1554,7 +4725,7 @@
           </mc:Choice>
           <mc:Fallback>
             <w:pict>
-              <v:oval w14:anchorId="255584EC" id="Oval 13" o:spid="_x0000_s1026" style="position:absolute;margin-left:65.2pt;margin-top:132.95pt;width:50.05pt;height:9.35pt;z-index:251664384;visibility:visible;mso-wrap-style:square;mso-width-percent:0;mso-height-percent:0;mso-wrap-distance-left:9pt;mso-wrap-distance-top:0;mso-wrap-distance-right:9pt;mso-wrap-distance-bottom:0;mso-position-horizontal:absolute;mso-position-horizontal-relative:text;mso-position-vertical:absolute;mso-position-vertical-relative:text;mso-width-percent:0;mso-height-percent:0;mso-width-relative:margin;mso-height-relative:margin;v-text-anchor:middle" o:gfxdata="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" fillcolor="#e71224" strokecolor="#e71224" strokeweight=".25mm">
+              <v:oval w14:anchorId="2ED02F21" id="Oval 13" o:spid="_x0000_s1026" style="position:absolute;margin-left:67.7pt;margin-top:138.6pt;width:50.05pt;height:9.35pt;z-index:251664384;visibility:visible;mso-wrap-style:square;mso-width-percent:0;mso-height-percent:0;mso-wrap-distance-left:9pt;mso-wrap-distance-top:0;mso-wrap-distance-right:9pt;mso-wrap-distance-bottom:0;mso-position-horizontal:absolute;mso-position-horizontal-relative:text;mso-position-vertical:absolute;mso-position-vertical-relative:text;mso-width-percent:0;mso-height-percent:0;mso-width-relative:margin;mso-height-relative:margin;v-text-anchor:middle" o:gfxdata="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" fillcolor="#e71224" strokecolor="#e71224" strokeweight=".25mm">
                 <v:fill opacity="3341f"/>
                 <v:stroke joinstyle="miter"/>
               </v:oval>
@@ -1567,13 +4738,13 @@
           <w:noProof/>
         </w:rPr>
         <w:drawing>
-          <wp:anchor distT="0" distB="0" distL="114300" distR="114300" simplePos="0" relativeHeight="251658240" behindDoc="0" locked="0" layoutInCell="1" allowOverlap="1" wp14:anchorId="2DD38B25" wp14:editId="6F87E803">
+          <wp:anchor distT="0" distB="0" distL="114300" distR="114300" simplePos="0" relativeHeight="251658240" behindDoc="0" locked="0" layoutInCell="1" allowOverlap="1" wp14:anchorId="2DD38B25" wp14:editId="03A3F481">
             <wp:simplePos x="0" y="0"/>
             <wp:positionH relativeFrom="column">
-              <wp:posOffset>-453997</wp:posOffset>
+              <wp:posOffset>-437487</wp:posOffset>
             </wp:positionH>
             <wp:positionV relativeFrom="paragraph">
-              <wp:posOffset>183543</wp:posOffset>
+              <wp:posOffset>262642</wp:posOffset>
             </wp:positionV>
             <wp:extent cx="3211830" cy="1926590"/>
             <wp:effectExtent l="0" t="0" r="7620" b="0"/>
@@ -1592,7 +4763,7 @@
                     </pic:cNvPicPr>
                   </pic:nvPicPr>
                   <pic:blipFill>
-                    <a:blip r:embed="rId9" cstate="print">
+                    <a:blip r:embed="rId12" cstate="print">
                       <a:extLst>
                         <a:ext uri="{28A0092B-C50C-407E-A947-70E740481C1C}">
                           <a14:useLocalDpi xmlns:a14="http://schemas.microsoft.com/office/drawing/2010/main" val="0"/>
@@ -1630,13 +4801,86 @@
         </w:drawing>
       </w:r>
       <w:r>
+        <w:t xml:space="preserve">This section </w:t>
+      </w:r>
+      <w:r>
+        <w:t>provides my design of how the website should look with the use of wireframes.</w:t>
+      </w:r>
+      <w:r>
+        <w:rPr>
+          <w:noProof/>
+        </w:rPr>
+        <w:drawing>
+          <wp:anchor distT="0" distB="0" distL="360045" distR="360045" simplePos="0" relativeHeight="251660288" behindDoc="0" locked="0" layoutInCell="1" allowOverlap="1" wp14:anchorId="3EAA9C69" wp14:editId="3BA485E3">
+            <wp:simplePos x="0" y="0"/>
+            <wp:positionH relativeFrom="column">
+              <wp:posOffset>3138805</wp:posOffset>
+            </wp:positionH>
+            <wp:positionV relativeFrom="paragraph">
+              <wp:posOffset>238760</wp:posOffset>
+            </wp:positionV>
+            <wp:extent cx="3101340" cy="1860550"/>
+            <wp:effectExtent l="0" t="0" r="3810" b="6350"/>
+            <wp:wrapSquare wrapText="bothSides"/>
+            <wp:docPr id="363856078" name="Picture 2"/>
+            <wp:cNvGraphicFramePr>
+              <a:graphicFrameLocks xmlns:a="http://schemas.openxmlformats.org/drawingml/2006/main" noChangeAspect="1"/>
+            </wp:cNvGraphicFramePr>
+            <a:graphic xmlns:a="http://schemas.openxmlformats.org/drawingml/2006/main">
+              <a:graphicData uri="http://schemas.openxmlformats.org/drawingml/2006/picture">
+                <pic:pic xmlns:pic="http://schemas.openxmlformats.org/drawingml/2006/picture">
+                  <pic:nvPicPr>
+                    <pic:cNvPr id="0" name="Picture 3"/>
+                    <pic:cNvPicPr>
+                      <a:picLocks noChangeAspect="1" noChangeArrowheads="1"/>
+                    </pic:cNvPicPr>
+                  </pic:nvPicPr>
+                  <pic:blipFill>
+                    <a:blip r:embed="rId13" cstate="print">
+                      <a:extLst>
+                        <a:ext uri="{28A0092B-C50C-407E-A947-70E740481C1C}">
+                          <a14:useLocalDpi xmlns:a14="http://schemas.microsoft.com/office/drawing/2010/main" val="0"/>
+                        </a:ext>
+                      </a:extLst>
+                    </a:blip>
+                    <a:srcRect/>
+                    <a:stretch>
+                      <a:fillRect/>
+                    </a:stretch>
+                  </pic:blipFill>
+                  <pic:spPr bwMode="auto">
+                    <a:xfrm>
+                      <a:off x="0" y="0"/>
+                      <a:ext cx="3101340" cy="1860550"/>
+                    </a:xfrm>
+                    <a:prstGeom prst="rect">
+                      <a:avLst/>
+                    </a:prstGeom>
+                    <a:noFill/>
+                    <a:ln>
+                      <a:noFill/>
+                    </a:ln>
+                  </pic:spPr>
+                </pic:pic>
+              </a:graphicData>
+            </a:graphic>
+            <wp14:sizeRelH relativeFrom="margin">
+              <wp14:pctWidth>0</wp14:pctWidth>
+            </wp14:sizeRelH>
+            <wp14:sizeRelV relativeFrom="margin">
+              <wp14:pctHeight>0</wp14:pctHeight>
+            </wp14:sizeRelV>
+          </wp:anchor>
+        </w:drawing>
+      </w:r>
+      <w:r>
         <w:rPr>
           <w:noProof/>
         </w:rPr>
         <mc:AlternateContent>
           <mc:Choice Requires="wpi">
             <w:drawing>
-              <wp:anchor distT="0" distB="0" distL="114300" distR="114300" simplePos="0" relativeHeight="251662336" behindDoc="0" locked="0" layoutInCell="1" allowOverlap="1" wp14:anchorId="30D22623" wp14:editId="10B242D3">
+              <wp:anchor distT="0" distB="0" distL="114300" distR="114300" simplePos="0" relativeHeight="251662336" behindDoc="0" locked="0" layoutInCell="1" allowOverlap="1" wp14:anchorId="30D22623" wp14:editId="057650BF">
                 <wp:simplePos x="0" y="0"/>
                 <wp:positionH relativeFrom="column">
                   <wp:posOffset>1375560</wp:posOffset>
@@ -1651,7 +4895,7 @@
                 <wp:cNvGraphicFramePr/>
                 <a:graphic xmlns:a="http://schemas.openxmlformats.org/drawingml/2006/main">
                   <a:graphicData uri="http://schemas.microsoft.com/office/word/2010/wordprocessingInk">
-                    <w14:contentPart bwMode="auto" r:id="rId10">
+                    <w14:contentPart bwMode="auto" r:id="rId14">
                       <w14:nvContentPartPr>
                         <w14:cNvContentPartPr/>
                       </w14:nvContentPartPr>
@@ -1667,22 +4911,15 @@
           </mc:Choice>
           <mc:Fallback>
             <w:pict>
-              <v:shape w14:anchorId="1FD266B5" id="Ink 11" o:spid="_x0000_s1026" type="#_x0000_t75" style="position:absolute;margin-left:107.95pt;margin-top:135.9pt;width:.75pt;height:.75pt;z-index:251662336;visibility:visible;mso-wrap-style:square;mso-wrap-distance-left:9pt;mso-wrap-distance-top:0;mso-wrap-distance-right:9pt;mso-wrap-distance-bottom:0;mso-position-horizontal:absolute;mso-position-horizontal-relative:text;mso-position-vertical:absolute;mso-position-vertical-relative:text" o:gfxdata="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">
-                <v:imagedata r:id="rId11" o:title=""/>
+              <v:shape w14:anchorId="7C9D2158" id="Ink 11" o:spid="_x0000_s1026" type="#_x0000_t75" style="position:absolute;margin-left:107.95pt;margin-top:135.9pt;width:.75pt;height:.75pt;z-index:251662336;visibility:visible;mso-wrap-style:square;mso-wrap-distance-left:9pt;mso-wrap-distance-top:0;mso-wrap-distance-right:9pt;mso-wrap-distance-bottom:0;mso-position-horizontal:absolute;mso-position-horizontal-relative:text;mso-position-vertical:absolute;mso-position-vertical-relative:text" o:gfxdata="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">
+                <v:imagedata r:id="rId15" o:title=""/>
               </v:shape>
             </w:pict>
           </mc:Fallback>
         </mc:AlternateContent>
       </w:r>
-      <w:r>
-        <w:t xml:space="preserve"> </w:t>
-      </w:r>
-    </w:p>
-    <w:bookmarkStart w:id="8" w:name="_Toc224815316"/>
-    <w:p>
-      <w:pPr>
-        <w:pStyle w:val="Heading1"/>
-      </w:pPr>
+    </w:p>
+    <w:p>
       <w:r>
         <w:rPr>
           <w:noProof/>
@@ -1690,13 +4927,13 @@
         <mc:AlternateContent>
           <mc:Choice Requires="wpi">
             <w:drawing>
-              <wp:anchor distT="0" distB="0" distL="114300" distR="114300" simplePos="0" relativeHeight="251671552" behindDoc="0" locked="0" layoutInCell="1" allowOverlap="1" wp14:anchorId="3E3D77BC" wp14:editId="5470C8F1">
+              <wp:anchor distT="0" distB="0" distL="114300" distR="114300" simplePos="0" relativeHeight="251671552" behindDoc="0" locked="0" layoutInCell="1" allowOverlap="1" wp14:anchorId="3E3D77BC" wp14:editId="5658D5FD">
                 <wp:simplePos x="0" y="0"/>
                 <wp:positionH relativeFrom="margin">
-                  <wp:posOffset>1409700</wp:posOffset>
+                  <wp:posOffset>1337669</wp:posOffset>
                 </wp:positionH>
                 <wp:positionV relativeFrom="paragraph">
-                  <wp:posOffset>1444985</wp:posOffset>
+                  <wp:posOffset>1591365</wp:posOffset>
                 </wp:positionV>
                 <wp:extent cx="1028700" cy="977900"/>
                 <wp:effectExtent l="38100" t="38100" r="38100" b="50800"/>
@@ -1705,7 +4942,7 @@
                 <wp:cNvGraphicFramePr/>
                 <a:graphic xmlns:a="http://schemas.openxmlformats.org/drawingml/2006/main">
                   <a:graphicData uri="http://schemas.microsoft.com/office/word/2010/wordprocessingInk">
-                    <w14:contentPart bwMode="auto" r:id="rId12">
+                    <w14:contentPart bwMode="auto" r:id="rId16">
                       <w14:nvContentPartPr>
                         <w14:cNvContentPartPr/>
                       </w14:nvContentPartPr>
@@ -1727,8 +4964,8 @@
           </mc:Choice>
           <mc:Fallback>
             <w:pict>
-              <v:shape w14:anchorId="2E957A81" id="Ink 18" o:spid="_x0000_s1026" type="#_x0000_t75" style="position:absolute;margin-left:110.65pt;margin-top:113.45pt;width:81.7pt;height:77.7pt;z-index:251671552;visibility:visible;mso-wrap-style:square;mso-width-percent:0;mso-height-percent:0;mso-wrap-distance-left:9pt;mso-wrap-distance-top:0;mso-wrap-distance-right:9pt;mso-wrap-distance-bottom:0;mso-position-horizontal:absolute;mso-position-horizontal-relative:margin;mso-position-vertical:absolute;mso-position-vertical-relative:text;mso-width-percent:0;mso-height-percent:0;mso-width-relative:margin;mso-height-relative:margin" o:gfxdata="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">
-                <v:imagedata r:id="rId13" o:title=""/>
+              <v:shape w14:anchorId="1754564A" id="Ink 18" o:spid="_x0000_s1026" type="#_x0000_t75" style="position:absolute;margin-left:105pt;margin-top:124.95pt;width:81.7pt;height:77.7pt;z-index:251671552;visibility:visible;mso-wrap-style:square;mso-width-percent:0;mso-height-percent:0;mso-wrap-distance-left:9pt;mso-wrap-distance-top:0;mso-wrap-distance-right:9pt;mso-wrap-distance-bottom:0;mso-position-horizontal:absolute;mso-position-horizontal-relative:margin;mso-position-vertical:absolute;mso-position-vertical-relative:text;mso-width-percent:0;mso-height-percent:0;mso-width-relative:margin;mso-height-relative:margin" o:gfxdata="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">
+                <v:imagedata r:id="rId17" o:title=""/>
                 <w10:wrap anchorx="margin"/>
               </v:shape>
             </w:pict>
@@ -1740,13 +4977,13 @@
           <w:noProof/>
         </w:rPr>
         <w:drawing>
-          <wp:anchor distT="0" distB="0" distL="114300" distR="114300" simplePos="0" relativeHeight="251659264" behindDoc="0" locked="0" layoutInCell="1" allowOverlap="1" wp14:anchorId="6A5B16E6" wp14:editId="72E58E20">
+          <wp:anchor distT="0" distB="0" distL="114300" distR="114300" simplePos="0" relativeHeight="251659264" behindDoc="0" locked="0" layoutInCell="1" allowOverlap="1" wp14:anchorId="6A5B16E6" wp14:editId="4296D758">
             <wp:simplePos x="0" y="0"/>
             <wp:positionH relativeFrom="margin">
               <wp:align>center</wp:align>
             </wp:positionH>
             <wp:positionV relativeFrom="paragraph">
-              <wp:posOffset>1951355</wp:posOffset>
+              <wp:posOffset>1959804</wp:posOffset>
             </wp:positionV>
             <wp:extent cx="3139440" cy="1882775"/>
             <wp:effectExtent l="0" t="0" r="3810" b="3175"/>
@@ -1765,7 +5002,7 @@
                     </pic:cNvPicPr>
                   </pic:nvPicPr>
                   <pic:blipFill>
-                    <a:blip r:embed="rId14" cstate="print">
+                    <a:blip r:embed="rId18" cstate="print">
                       <a:extLst>
                         <a:ext uri="{28A0092B-C50C-407E-A947-70E740481C1C}">
                           <a14:useLocalDpi xmlns:a14="http://schemas.microsoft.com/office/drawing/2010/main" val="0"/>
@@ -1802,12 +5039,6 @@
           </wp:anchor>
         </w:drawing>
       </w:r>
-      <w:bookmarkEnd w:id="8"/>
-    </w:p>
-    <w:p>
-      <w:pPr>
-        <w:pStyle w:val="Heading1"/>
-      </w:pPr>
     </w:p>
     <w:p>
       <w:pPr>
@@ -1833,10 +5064,12 @@
       <w:pPr>
         <w:pStyle w:val="Heading3"/>
       </w:pPr>
+      <w:bookmarkStart w:id="17" w:name="_Toc225503028"/>
       <w:r>
         <w:lastRenderedPageBreak/>
         <w:t>Sequence Diagrams</w:t>
       </w:r>
+      <w:bookmarkEnd w:id="17"/>
     </w:p>
     <w:p>
       <w:r>
@@ -1885,7 +5118,7 @@
                     </pic:cNvPicPr>
                   </pic:nvPicPr>
                   <pic:blipFill>
-                    <a:blip r:embed="rId15" cstate="print">
+                    <a:blip r:embed="rId19" cstate="print">
                       <a:extLst>
                         <a:ext uri="{28A0092B-C50C-407E-A947-70E740481C1C}">
                           <a14:useLocalDpi xmlns:a14="http://schemas.microsoft.com/office/drawing/2010/main" val="0"/>
@@ -1919,13 +5152,481 @@
     </w:p>
     <w:p>
       <w:pPr>
+        <w:pStyle w:val="Heading2"/>
+      </w:pPr>
+      <w:bookmarkStart w:id="18" w:name="_Toc225503029"/>
+      <w:r>
+        <w:t>Algorithm Design</w:t>
+      </w:r>
+      <w:bookmarkEnd w:id="18"/>
+    </w:p>
+    <w:p>
+      <w:r>
+        <w:t xml:space="preserve">This section shows the design of </w:t>
+      </w:r>
+      <w:r>
+        <w:t>all my</w:t>
+      </w:r>
+      <w:r>
+        <w:t xml:space="preserve"> algorithms to do with</w:t>
+      </w:r>
+      <w:r>
+        <w:t xml:space="preserve"> security.</w:t>
+      </w:r>
+    </w:p>
+    <w:p>
+      <w:pPr>
+        <w:pStyle w:val="Heading3"/>
+      </w:pPr>
+      <w:bookmarkStart w:id="19" w:name="_Toc225503030"/>
+      <w:r>
+        <w:t>Salt/Key Generation</w:t>
+      </w:r>
+      <w:bookmarkEnd w:id="19"/>
+    </w:p>
+    <w:p>
+      <w:r>
+        <w:t>This section shows the design of my key generation algorithm. The result that is generated is used as the salt for salting and hashing</w:t>
+      </w:r>
+      <w:r>
+        <w:t>,</w:t>
+      </w:r>
+      <w:r>
+        <w:t xml:space="preserve"> </w:t>
+      </w:r>
+      <w:r>
+        <w:t xml:space="preserve">as well as </w:t>
+      </w:r>
+      <w:r>
+        <w:t>the key in the encryption algorithm.</w:t>
+      </w:r>
+    </w:p>
+    <w:p>
+      <w:pPr>
+        <w:pStyle w:val="ListParagraph"/>
+        <w:numPr>
+          <w:ilvl w:val="0"/>
+          <w:numId w:val="4"/>
+        </w:numPr>
+      </w:pPr>
+      <w:r>
+        <w:t>Generate a random number between 33 and 126</w:t>
+      </w:r>
+    </w:p>
+    <w:p>
+      <w:pPr>
+        <w:pStyle w:val="ListParagraph"/>
+        <w:numPr>
+          <w:ilvl w:val="0"/>
+          <w:numId w:val="4"/>
+        </w:numPr>
+      </w:pPr>
+      <w:r>
+        <w:t xml:space="preserve">Convert the random value to its corresponding </w:t>
+      </w:r>
+      <w:r>
+        <w:t>character</w:t>
+      </w:r>
+    </w:p>
+    <w:p>
+      <w:pPr>
+        <w:pStyle w:val="ListParagraph"/>
+        <w:numPr>
+          <w:ilvl w:val="0"/>
+          <w:numId w:val="4"/>
+        </w:numPr>
+      </w:pPr>
+      <w:r>
+        <w:t xml:space="preserve">Concatenate to </w:t>
+      </w:r>
+      <w:r>
+        <w:t>salt variable</w:t>
+      </w:r>
+    </w:p>
+    <w:p>
+      <w:pPr>
+        <w:pStyle w:val="ListParagraph"/>
+        <w:numPr>
+          <w:ilvl w:val="0"/>
+          <w:numId w:val="4"/>
+        </w:numPr>
+      </w:pPr>
+      <w:r>
+        <w:t>Repeat until the salt variable is 16 characters long</w:t>
+      </w:r>
+    </w:p>
+    <w:p>
+      <w:pPr>
+        <w:pStyle w:val="Heading3"/>
+      </w:pPr>
+      <w:bookmarkStart w:id="20" w:name="_Toc225503031"/>
+      <w:r>
+        <w:t>Encryption and Decryption</w:t>
+      </w:r>
+      <w:bookmarkEnd w:id="20"/>
+    </w:p>
+    <w:p>
+      <w:r>
+        <w:t>This section shows the design of my algorithm that both encrypts and decrypts given values.</w:t>
+      </w:r>
+    </w:p>
+    <w:p>
+      <w:pPr>
+        <w:pStyle w:val="ListParagraph"/>
+        <w:numPr>
+          <w:ilvl w:val="0"/>
+          <w:numId w:val="5"/>
+        </w:numPr>
+      </w:pPr>
+      <w:r>
+        <w:t>Convert given string to binar</w:t>
+      </w:r>
+      <w:r>
+        <w:t>y</w:t>
+      </w:r>
+    </w:p>
+    <w:p>
+      <w:pPr>
+        <w:pStyle w:val="ListParagraph"/>
+        <w:numPr>
+          <w:ilvl w:val="0"/>
+          <w:numId w:val="5"/>
+        </w:numPr>
+      </w:pPr>
+      <w:r>
+        <w:t>Convert given key to binary</w:t>
+      </w:r>
+    </w:p>
+    <w:p>
+      <w:pPr>
+        <w:pStyle w:val="ListParagraph"/>
+        <w:numPr>
+          <w:ilvl w:val="0"/>
+          <w:numId w:val="5"/>
+        </w:numPr>
+      </w:pPr>
+      <w:r>
+        <w:t xml:space="preserve">XOR </w:t>
+      </w:r>
+      <w:r>
+        <w:t>1 bit from the string and 1 bit from the key</w:t>
+      </w:r>
+    </w:p>
+    <w:p>
+      <w:pPr>
+        <w:pStyle w:val="ListParagraph"/>
+        <w:numPr>
+          <w:ilvl w:val="0"/>
+          <w:numId w:val="5"/>
+        </w:numPr>
+      </w:pPr>
+      <w:r>
+        <w:t>Concatenate the result to the encrypted string variable</w:t>
+      </w:r>
+    </w:p>
+    <w:p>
+      <w:pPr>
+        <w:pStyle w:val="ListParagraph"/>
+        <w:numPr>
+          <w:ilvl w:val="0"/>
+          <w:numId w:val="5"/>
+        </w:numPr>
+      </w:pPr>
+      <w:r>
+        <w:lastRenderedPageBreak/>
+        <w:t>Repeat steps 3 and 4 for the length of the binary string</w:t>
+      </w:r>
+    </w:p>
+    <w:p>
+      <w:pPr>
+        <w:pStyle w:val="ListParagraph"/>
+        <w:numPr>
+          <w:ilvl w:val="0"/>
+          <w:numId w:val="5"/>
+        </w:numPr>
+      </w:pPr>
+      <w:r>
+        <w:t>Convert the encrypted string from binary to a string</w:t>
+      </w:r>
+    </w:p>
+    <w:p>
+      <w:pPr>
+        <w:pStyle w:val="Heading3"/>
+      </w:pPr>
+      <w:bookmarkStart w:id="21" w:name="_Toc225503032"/>
+      <w:r>
+        <w:t>Hashing</w:t>
+      </w:r>
+      <w:bookmarkEnd w:id="21"/>
+    </w:p>
+    <w:p>
+      <w:r>
+        <w:t xml:space="preserve">This section shows how the </w:t>
+      </w:r>
+      <w:r>
+        <w:t xml:space="preserve">hashing algorithm works. It is based on the algorithm </w:t>
+      </w:r>
+      <w:r>
+        <w:t>MD5;</w:t>
+      </w:r>
+      <w:r>
+        <w:t xml:space="preserve"> however</w:t>
+      </w:r>
+      <w:r>
+        <w:t>,</w:t>
+      </w:r>
+      <w:r>
+        <w:t xml:space="preserve"> it is simplified by not including [something, google when have internet]</w:t>
+      </w:r>
+      <w:r>
+        <w:t>.</w:t>
+      </w:r>
+    </w:p>
+    <w:p>
+      <w:pPr>
+        <w:pStyle w:val="ListParagraph"/>
+        <w:numPr>
+          <w:ilvl w:val="0"/>
+          <w:numId w:val="6"/>
+        </w:numPr>
+      </w:pPr>
+      <w:r>
+        <w:t>Concatenate the given salt to the given password</w:t>
+      </w:r>
+    </w:p>
+    <w:p>
+      <w:pPr>
+        <w:pStyle w:val="ListParagraph"/>
+        <w:numPr>
+          <w:ilvl w:val="0"/>
+          <w:numId w:val="6"/>
+        </w:numPr>
+      </w:pPr>
+      <w:r>
+        <w:t xml:space="preserve">Convert the </w:t>
+      </w:r>
+      <w:r>
+        <w:t xml:space="preserve">salted </w:t>
+      </w:r>
+      <w:r>
+        <w:t>password</w:t>
+      </w:r>
+      <w:r>
+        <w:t xml:space="preserve"> to binary</w:t>
+      </w:r>
+    </w:p>
+    <w:p>
+      <w:pPr>
+        <w:pStyle w:val="ListParagraph"/>
+        <w:numPr>
+          <w:ilvl w:val="0"/>
+          <w:numId w:val="6"/>
+        </w:numPr>
+      </w:pPr>
+      <w:r>
+        <w:t>Pad the salted password with a 1 and then 0s until its length is a multiple of 512</w:t>
+      </w:r>
+    </w:p>
+    <w:p>
+      <w:pPr>
+        <w:pStyle w:val="ListParagraph"/>
+        <w:numPr>
+          <w:ilvl w:val="0"/>
+          <w:numId w:val="6"/>
+        </w:numPr>
+      </w:pPr>
+      <w:r>
+        <w:t>Set variables A,</w:t>
+      </w:r>
+      <w:r>
+        <w:t xml:space="preserve"> </w:t>
+      </w:r>
+      <w:r>
+        <w:t>B,</w:t>
+      </w:r>
+      <w:r>
+        <w:t xml:space="preserve"> </w:t>
+      </w:r>
+      <w:r>
+        <w:t>C and D with set hexadecimal values</w:t>
+      </w:r>
+    </w:p>
+    <w:p>
+      <w:pPr>
+        <w:pStyle w:val="ListParagraph"/>
+        <w:numPr>
+          <w:ilvl w:val="0"/>
+          <w:numId w:val="6"/>
+        </w:numPr>
+      </w:pPr>
+      <w:r>
+        <w:t xml:space="preserve">Split the binary salted password into </w:t>
+      </w:r>
+      <w:r>
+        <w:t>32-bit</w:t>
+      </w:r>
+      <w:r>
+        <w:t xml:space="preserve"> chunks and store in an array</w:t>
+      </w:r>
+    </w:p>
+    <w:p>
+      <w:pPr>
+        <w:pStyle w:val="ListParagraph"/>
+        <w:numPr>
+          <w:ilvl w:val="0"/>
+          <w:numId w:val="6"/>
+        </w:numPr>
+      </w:pPr>
+      <w:r>
+        <w:t>Repeat the next steps 4 times</w:t>
+      </w:r>
+    </w:p>
+    <w:p>
+      <w:pPr>
+        <w:pStyle w:val="ListParagraph"/>
+        <w:numPr>
+          <w:ilvl w:val="0"/>
+          <w:numId w:val="6"/>
+        </w:numPr>
+      </w:pPr>
+      <w:r>
+        <w:t xml:space="preserve">Loop each block of the binary password </w:t>
+      </w:r>
+    </w:p>
+    <w:p>
+      <w:pPr>
+        <w:pStyle w:val="ListParagraph"/>
+        <w:numPr>
+          <w:ilvl w:val="0"/>
+          <w:numId w:val="6"/>
+        </w:numPr>
+      </w:pPr>
+      <w:r>
+        <w:t xml:space="preserve">Swap variable A with D, C with B and </w:t>
+      </w:r>
+      <w:r>
+        <w:t>D with C</w:t>
+      </w:r>
+    </w:p>
+    <w:p>
+      <w:pPr>
+        <w:pStyle w:val="ListParagraph"/>
+        <w:numPr>
+          <w:ilvl w:val="0"/>
+          <w:numId w:val="6"/>
+        </w:numPr>
+      </w:pPr>
+      <w:r>
+        <w:t xml:space="preserve">For each </w:t>
+      </w:r>
+      <w:r>
+        <w:t>iteration, calculate a value with the corresponding calculation</w:t>
+      </w:r>
+    </w:p>
+    <w:p>
+      <w:pPr>
+        <w:pStyle w:val="ListParagraph"/>
+        <w:numPr>
+          <w:ilvl w:val="1"/>
+          <w:numId w:val="6"/>
+        </w:numPr>
+      </w:pPr>
+      <w:r>
+        <w:t>(</w:t>
+      </w:r>
+      <w:r>
+        <w:t xml:space="preserve">B </w:t>
+      </w:r>
+      <w:r>
+        <w:t>AND C) OR (NOT B AND D)</w:t>
+      </w:r>
+    </w:p>
+    <w:p>
+      <w:pPr>
+        <w:pStyle w:val="ListParagraph"/>
+        <w:numPr>
+          <w:ilvl w:val="1"/>
+          <w:numId w:val="6"/>
+        </w:numPr>
+      </w:pPr>
+      <w:r>
+        <w:t>(B AND D) OR (C AND NOT D)</w:t>
+      </w:r>
+    </w:p>
+    <w:p>
+      <w:pPr>
+        <w:pStyle w:val="ListParagraph"/>
+        <w:numPr>
+          <w:ilvl w:val="1"/>
+          <w:numId w:val="6"/>
+        </w:numPr>
+      </w:pPr>
+      <w:r>
+        <w:t>B XOR C XOR D</w:t>
+      </w:r>
+    </w:p>
+    <w:p>
+      <w:pPr>
+        <w:pStyle w:val="ListParagraph"/>
+        <w:numPr>
+          <w:ilvl w:val="1"/>
+          <w:numId w:val="6"/>
+        </w:numPr>
+      </w:pPr>
+      <w:r>
+        <w:t>C XOR (B OR NOT D)</w:t>
+      </w:r>
+    </w:p>
+    <w:p>
+      <w:pPr>
+        <w:pStyle w:val="ListParagraph"/>
+        <w:numPr>
+          <w:ilvl w:val="0"/>
+          <w:numId w:val="6"/>
+        </w:numPr>
+      </w:pPr>
+      <w:r>
+        <w:t>Add the result</w:t>
+      </w:r>
+      <w:r>
+        <w:t>, A and the current password block together</w:t>
+      </w:r>
+    </w:p>
+    <w:p>
+      <w:pPr>
+        <w:pStyle w:val="ListParagraph"/>
+        <w:numPr>
+          <w:ilvl w:val="0"/>
+          <w:numId w:val="6"/>
+        </w:numPr>
+      </w:pPr>
+      <w:r>
+        <w:t>Assign Sum to B, A back to A, C back to C and D back to D.</w:t>
+      </w:r>
+    </w:p>
+    <w:p>
+      <w:pPr>
+        <w:rPr>
+          <w:rFonts w:asciiTheme="majorHAnsi" w:eastAsiaTheme="majorEastAsia" w:hAnsiTheme="majorHAnsi" w:cstheme="majorBidi"/>
+          <w:color w:val="0F4761" w:themeColor="accent1" w:themeShade="BF"/>
+          <w:sz w:val="40"/>
+          <w:szCs w:val="40"/>
+        </w:rPr>
+      </w:pPr>
+      <w:r>
+        <w:br w:type="page"/>
+      </w:r>
+    </w:p>
+    <w:p>
+      <w:pPr>
         <w:pStyle w:val="Heading1"/>
       </w:pPr>
-      <w:bookmarkStart w:id="9" w:name="_Toc224815317"/>
-      <w:r>
+      <w:bookmarkStart w:id="22" w:name="_Toc225503033"/>
+      <w:r>
+        <w:lastRenderedPageBreak/>
         <w:t>Noted Issues and Constraints</w:t>
       </w:r>
-      <w:bookmarkEnd w:id="9"/>
+      <w:bookmarkEnd w:id="22"/>
     </w:p>
     <w:p>
       <w:r>
@@ -2042,55 +5743,582 @@
         <w:t xml:space="preserve">As a consequence of this, I </w:t>
       </w:r>
       <w:r>
-        <w:t xml:space="preserve">fell </w:t>
-      </w:r>
+        <w:t xml:space="preserve">fell behind on </w:t>
+      </w:r>
+      <w:r>
+        <w:t xml:space="preserve">those two coursework and to fix this I had to set some days aside where I ignored this coursework to focus on the others. </w:t>
+      </w:r>
+      <w:r>
+        <w:t>I also worked for 2 weeks over the easter holidays</w:t>
+      </w:r>
+      <w:r>
+        <w:t>, which meant my sprint during that time was very dialled back and I</w:t>
+      </w:r>
+      <w:r>
+        <w:t xml:space="preserve"> could not </w:t>
+      </w:r>
+      <w:r>
+        <w:t>complete much</w:t>
+      </w:r>
+      <w:r>
+        <w:t>, so the next sprints ended up having more to do.</w:t>
+      </w:r>
+    </w:p>
+    <w:p>
+      <w:r>
+        <w:t xml:space="preserve">Finally, I also had to </w:t>
+      </w:r>
+      <w:r>
+        <w:t>consider</w:t>
+      </w:r>
+      <w:r>
+        <w:t xml:space="preserve"> </w:t>
+      </w:r>
+      <w:r>
+        <w:t xml:space="preserve">any legal, social and ethical issues. </w:t>
+      </w:r>
+      <w:r>
+        <w:t>Customer data, including passwords, usernames and note data, all have to be kept secure</w:t>
+      </w:r>
+      <w:r>
+        <w:t xml:space="preserve"> according to [input law here and cite]. </w:t>
+      </w:r>
+      <w:r>
+        <w:t>So,</w:t>
+      </w:r>
+      <w:r>
+        <w:t xml:space="preserve"> to ensure thi</w:t>
+      </w:r>
+      <w:r>
+        <w:t>s, I implemented salting and hashing on passwords and encrypted all notes stored</w:t>
+      </w:r>
+      <w:r>
+        <w:t xml:space="preserve">. This meant that even if an attacker got access to the data, they would struggle to be able to read </w:t>
+      </w:r>
+      <w:r>
+        <w:t xml:space="preserve">and understand it. </w:t>
+      </w:r>
+    </w:p>
+    <w:p>
+      <w:pPr>
+        <w:pStyle w:val="Heading2"/>
+      </w:pPr>
+      <w:bookmarkStart w:id="23" w:name="_Toc225503034"/>
+      <w:r>
+        <w:t>Github Repository Link</w:t>
+      </w:r>
+      <w:bookmarkEnd w:id="23"/>
+    </w:p>
+    <w:p>
+      <w:r>
+        <w:t>Link here</w:t>
+      </w:r>
+    </w:p>
+    <w:p>
+      <w:pPr>
+        <w:rPr>
+          <w:rFonts w:asciiTheme="majorHAnsi" w:eastAsiaTheme="majorEastAsia" w:hAnsiTheme="majorHAnsi" w:cstheme="majorBidi"/>
+          <w:color w:val="0F4761" w:themeColor="accent1" w:themeShade="BF"/>
+          <w:sz w:val="40"/>
+          <w:szCs w:val="40"/>
+        </w:rPr>
+      </w:pPr>
+      <w:r>
+        <w:br w:type="page"/>
+      </w:r>
+    </w:p>
+    <w:p>
+      <w:pPr>
+        <w:pStyle w:val="Heading1"/>
+      </w:pPr>
+      <w:bookmarkStart w:id="24" w:name="_Toc225503035"/>
       <w:r>
         <w:lastRenderedPageBreak/>
-        <w:t xml:space="preserve">behind on </w:t>
-      </w:r>
-      <w:r>
-        <w:t xml:space="preserve">those two coursework and to fix this I had to set some days aside where I ignored this coursework to focus on the others. </w:t>
-      </w:r>
-      <w:r>
-        <w:t>I also worked for 2 weeks over the easter holidays</w:t>
-      </w:r>
-      <w:r>
-        <w:t>, which meant my sprint during that time was very dialled back and I</w:t>
-      </w:r>
-      <w:r>
-        <w:t xml:space="preserve"> could not </w:t>
-      </w:r>
-      <w:r>
-        <w:t>complete much</w:t>
-      </w:r>
-      <w:r>
-        <w:t>, so the next sprints ended up having more to do.</w:t>
-      </w:r>
+        <w:t>Appendix</w:t>
+      </w:r>
+      <w:bookmarkEnd w:id="24"/>
     </w:p>
     <w:p>
       <w:pPr>
         <w:pStyle w:val="Heading2"/>
       </w:pPr>
-      <w:bookmarkStart w:id="10" w:name="_Toc224815318"/>
-      <w:r>
-        <w:t>Github Repository Link</w:t>
-      </w:r>
-      <w:bookmarkEnd w:id="10"/>
-    </w:p>
-    <w:p>
-      <w:r>
-        <w:t>Link here</w:t>
-      </w:r>
-    </w:p>
+      <w:bookmarkStart w:id="25" w:name="_Toc225503036"/>
+      <w:r>
+        <w:t>Testing Table</w:t>
+      </w:r>
+      <w:bookmarkEnd w:id="25"/>
+    </w:p>
+    <w:tbl>
+      <w:tblPr>
+        <w:tblStyle w:val="TableGrid"/>
+        <w:tblW w:w="0" w:type="auto"/>
+        <w:tblLook w:val="04A0" w:firstRow="1" w:lastRow="0" w:firstColumn="1" w:lastColumn="0" w:noHBand="0" w:noVBand="1"/>
+      </w:tblPr>
+      <w:tblGrid>
+        <w:gridCol w:w="1129"/>
+        <w:gridCol w:w="2977"/>
+        <w:gridCol w:w="2410"/>
+        <w:gridCol w:w="2500"/>
+      </w:tblGrid>
+      <w:tr>
+        <w:tc>
+          <w:tcPr>
+            <w:tcW w:w="1129" w:type="dxa"/>
+          </w:tcPr>
+          <w:p>
+            <w:r>
+              <w:t>Test NO.</w:t>
+            </w:r>
+          </w:p>
+        </w:tc>
+        <w:tc>
+          <w:tcPr>
+            <w:tcW w:w="2977" w:type="dxa"/>
+          </w:tcPr>
+          <w:p>
+            <w:r>
+              <w:t>Test</w:t>
+            </w:r>
+          </w:p>
+        </w:tc>
+        <w:tc>
+          <w:tcPr>
+            <w:tcW w:w="2410" w:type="dxa"/>
+          </w:tcPr>
+          <w:p>
+            <w:r>
+              <w:t>Expected Outcome</w:t>
+            </w:r>
+          </w:p>
+        </w:tc>
+        <w:tc>
+          <w:tcPr>
+            <w:tcW w:w="2500" w:type="dxa"/>
+          </w:tcPr>
+          <w:p>
+            <w:r>
+              <w:t>Actual Outcome</w:t>
+            </w:r>
+          </w:p>
+        </w:tc>
+      </w:tr>
+      <w:tr>
+        <w:tc>
+          <w:tcPr>
+            <w:tcW w:w="1129" w:type="dxa"/>
+          </w:tcPr>
+          <w:p>
+            <w:r>
+              <w:t>1</w:t>
+            </w:r>
+          </w:p>
+        </w:tc>
+        <w:tc>
+          <w:tcPr>
+            <w:tcW w:w="2977" w:type="dxa"/>
+          </w:tcPr>
+          <w:p/>
+        </w:tc>
+        <w:tc>
+          <w:tcPr>
+            <w:tcW w:w="2410" w:type="dxa"/>
+          </w:tcPr>
+          <w:p/>
+        </w:tc>
+        <w:tc>
+          <w:tcPr>
+            <w:tcW w:w="2500" w:type="dxa"/>
+          </w:tcPr>
+          <w:p/>
+        </w:tc>
+      </w:tr>
+      <w:tr>
+        <w:tc>
+          <w:tcPr>
+            <w:tcW w:w="1129" w:type="dxa"/>
+          </w:tcPr>
+          <w:p>
+            <w:r>
+              <w:t>2</w:t>
+            </w:r>
+          </w:p>
+        </w:tc>
+        <w:tc>
+          <w:tcPr>
+            <w:tcW w:w="2977" w:type="dxa"/>
+          </w:tcPr>
+          <w:p/>
+        </w:tc>
+        <w:tc>
+          <w:tcPr>
+            <w:tcW w:w="2410" w:type="dxa"/>
+          </w:tcPr>
+          <w:p/>
+        </w:tc>
+        <w:tc>
+          <w:tcPr>
+            <w:tcW w:w="2500" w:type="dxa"/>
+          </w:tcPr>
+          <w:p/>
+        </w:tc>
+      </w:tr>
+      <w:tr>
+        <w:tc>
+          <w:tcPr>
+            <w:tcW w:w="1129" w:type="dxa"/>
+          </w:tcPr>
+          <w:p>
+            <w:r>
+              <w:t>3</w:t>
+            </w:r>
+          </w:p>
+        </w:tc>
+        <w:tc>
+          <w:tcPr>
+            <w:tcW w:w="2977" w:type="dxa"/>
+          </w:tcPr>
+          <w:p/>
+        </w:tc>
+        <w:tc>
+          <w:tcPr>
+            <w:tcW w:w="2410" w:type="dxa"/>
+          </w:tcPr>
+          <w:p/>
+        </w:tc>
+        <w:tc>
+          <w:tcPr>
+            <w:tcW w:w="2500" w:type="dxa"/>
+          </w:tcPr>
+          <w:p/>
+        </w:tc>
+      </w:tr>
+      <w:tr>
+        <w:tc>
+          <w:tcPr>
+            <w:tcW w:w="1129" w:type="dxa"/>
+          </w:tcPr>
+          <w:p>
+            <w:r>
+              <w:t>4</w:t>
+            </w:r>
+          </w:p>
+        </w:tc>
+        <w:tc>
+          <w:tcPr>
+            <w:tcW w:w="2977" w:type="dxa"/>
+          </w:tcPr>
+          <w:p/>
+        </w:tc>
+        <w:tc>
+          <w:tcPr>
+            <w:tcW w:w="2410" w:type="dxa"/>
+          </w:tcPr>
+          <w:p/>
+        </w:tc>
+        <w:tc>
+          <w:tcPr>
+            <w:tcW w:w="2500" w:type="dxa"/>
+          </w:tcPr>
+          <w:p/>
+        </w:tc>
+      </w:tr>
+      <w:tr>
+        <w:tc>
+          <w:tcPr>
+            <w:tcW w:w="1129" w:type="dxa"/>
+          </w:tcPr>
+          <w:p>
+            <w:r>
+              <w:t>5</w:t>
+            </w:r>
+          </w:p>
+        </w:tc>
+        <w:tc>
+          <w:tcPr>
+            <w:tcW w:w="2977" w:type="dxa"/>
+          </w:tcPr>
+          <w:p/>
+        </w:tc>
+        <w:tc>
+          <w:tcPr>
+            <w:tcW w:w="2410" w:type="dxa"/>
+          </w:tcPr>
+          <w:p/>
+        </w:tc>
+        <w:tc>
+          <w:tcPr>
+            <w:tcW w:w="2500" w:type="dxa"/>
+          </w:tcPr>
+          <w:p/>
+        </w:tc>
+      </w:tr>
+    </w:tbl>
+    <w:p/>
     <w:p>
       <w:pPr>
         <w:pStyle w:val="Heading2"/>
       </w:pPr>
-      <w:bookmarkStart w:id="11" w:name="_Toc224815319"/>
+      <w:bookmarkStart w:id="26" w:name="_Toc225503037"/>
       <w:r>
         <w:t>References</w:t>
       </w:r>
-      <w:bookmarkEnd w:id="11"/>
+      <w:bookmarkEnd w:id="26"/>
+    </w:p>
+    <w:p>
+      <w:r>
+        <w:t>Tiwari, P</w:t>
+      </w:r>
+      <w:r>
+        <w:t>.</w:t>
+      </w:r>
+      <w:r>
+        <w:t xml:space="preserve"> (</w:t>
+      </w:r>
+      <w:r>
+        <w:t xml:space="preserve">2025) </w:t>
+      </w:r>
+      <w:r>
+        <w:rPr>
+          <w:i/>
+          <w:iCs/>
+        </w:rPr>
+        <w:t>Scrum Development Model in SDLC</w:t>
+      </w:r>
+      <w:r>
+        <w:t xml:space="preserve">. Available at: </w:t>
+      </w:r>
+      <w:hyperlink r:id="rId20" w:history="1">
+        <w:r>
+          <w:rPr>
+            <w:rStyle w:val="Hyperlink"/>
+          </w:rPr>
+          <w:t>https://www.geeksforgeeks.org/software-engineering/scrum-development-model-in-sdlc/</w:t>
+        </w:r>
+      </w:hyperlink>
+      <w:r>
+        <w:t xml:space="preserve"> </w:t>
+      </w:r>
+      <w:r>
+        <w:t>(Accessed: 20/03/2026)</w:t>
+      </w:r>
+    </w:p>
+    <w:p>
+      <w:r>
+        <w:t>Schwaber, k.</w:t>
+      </w:r>
+      <w:r>
+        <w:t xml:space="preserve"> and Sutherland. J (2020) </w:t>
+      </w:r>
+      <w:r>
+        <w:rPr>
+          <w:i/>
+          <w:iCs/>
+        </w:rPr>
+        <w:t>The 2020 Scrum Guide</w:t>
+      </w:r>
+      <w:r>
+        <w:rPr>
+          <w:i/>
+          <w:iCs/>
+          <w:vertAlign w:val="superscript"/>
+        </w:rPr>
+        <w:t>T</w:t>
+      </w:r>
+      <w:r>
+        <w:rPr>
+          <w:i/>
+          <w:iCs/>
+          <w:vertAlign w:val="superscript"/>
+        </w:rPr>
+        <w:t>M</w:t>
+      </w:r>
+      <w:r>
+        <w:rPr>
+          <w:i/>
+          <w:iCs/>
+        </w:rPr>
+        <w:t xml:space="preserve">. </w:t>
+      </w:r>
+      <w:r>
+        <w:t xml:space="preserve">Available at: </w:t>
+      </w:r>
+      <w:hyperlink r:id="rId21" w:history="1">
+        <w:r>
+          <w:rPr>
+            <w:rStyle w:val="Hyperlink"/>
+          </w:rPr>
+          <w:t>https://scrumguides.org/scrum-guide.html</w:t>
+        </w:r>
+      </w:hyperlink>
+      <w:r>
+        <w:t xml:space="preserve"> (Accessed: ??)</w:t>
+      </w:r>
+    </w:p>
+    <w:p>
+      <w:r>
+        <w:t xml:space="preserve">Talreja, A. (2025) </w:t>
+      </w:r>
+      <w:r>
+        <w:rPr>
+          <w:i/>
+          <w:iCs/>
+        </w:rPr>
+        <w:t>What is a User Story in Agile? Definition, Examples &amp; Template</w:t>
+      </w:r>
+      <w:r>
+        <w:rPr>
+          <w:i/>
+          <w:iCs/>
+        </w:rPr>
+        <w:t xml:space="preserve">. </w:t>
+      </w:r>
+      <w:r>
+        <w:t xml:space="preserve">Available at: </w:t>
+      </w:r>
+      <w:hyperlink r:id="rId22" w:history="1">
+        <w:r>
+          <w:rPr>
+            <w:rStyle w:val="Hyperlink"/>
+          </w:rPr>
+          <w:t>https://teachingagile.com/agile/user-story/what-is-user-story</w:t>
+        </w:r>
+      </w:hyperlink>
+      <w:r>
+        <w:t xml:space="preserve"> (Accessed: 24/03/202</w:t>
+      </w:r>
+      <w:r>
+        <w:t>6</w:t>
+      </w:r>
+      <w:r>
+        <w:t>)</w:t>
+      </w:r>
+    </w:p>
+    <w:p>
+      <w:r>
+        <w:t xml:space="preserve">Maria, J. (2025) </w:t>
+      </w:r>
+      <w:r>
+        <w:rPr>
+          <w:i/>
+          <w:iCs/>
+        </w:rPr>
+        <w:t>What is the Agile Product Backlog?</w:t>
+      </w:r>
+      <w:r>
+        <w:t xml:space="preserve"> Available at: </w:t>
+      </w:r>
+      <w:hyperlink r:id="rId23" w:history="1">
+        <w:r>
+          <w:rPr>
+            <w:rStyle w:val="Hyperlink"/>
+          </w:rPr>
+          <w:t>https://www.geeksforgeeks.org/business-studies/what-is-the-agile-product-backlog/</w:t>
+        </w:r>
+      </w:hyperlink>
+      <w:r>
+        <w:t xml:space="preserve"> (Accessed: 26/03/2026)</w:t>
+      </w:r>
+      <w:r>
+        <w:t xml:space="preserve"> </w:t>
+      </w:r>
+    </w:p>
+    <w:p>
+      <w:r>
+        <w:t xml:space="preserve">LaPrad, L. (2026) </w:t>
+      </w:r>
+      <w:r>
+        <w:rPr>
+          <w:i/>
+          <w:iCs/>
+        </w:rPr>
+        <w:t>What Is a Gantt Chart? The Definitive Guide for Project Managers</w:t>
+      </w:r>
+      <w:r>
+        <w:rPr>
+          <w:i/>
+          <w:iCs/>
+        </w:rPr>
+        <w:t xml:space="preserve">. </w:t>
+      </w:r>
+      <w:r>
+        <w:t xml:space="preserve">Available at: </w:t>
+      </w:r>
+      <w:hyperlink r:id="rId24" w:history="1">
+        <w:r>
+          <w:rPr>
+            <w:rStyle w:val="Hyperlink"/>
+          </w:rPr>
+          <w:t>https://www.teamgantt.com/what-is-a-gantt-chart</w:t>
+        </w:r>
+      </w:hyperlink>
+      <w:r>
+        <w:t xml:space="preserve"> (Accessed: 24/03/2026)</w:t>
+      </w:r>
+    </w:p>
+    <w:p>
+      <w:r>
+        <w:t xml:space="preserve">Standard Notes (2026) </w:t>
+      </w:r>
+      <w:r>
+        <w:rPr>
+          <w:i/>
+          <w:iCs/>
+        </w:rPr>
+        <w:t xml:space="preserve">Security Without Compromise. </w:t>
+      </w:r>
+      <w:r>
+        <w:t xml:space="preserve">Available at: </w:t>
+      </w:r>
+      <w:hyperlink r:id="rId25" w:history="1">
+        <w:r>
+          <w:rPr>
+            <w:rStyle w:val="Hyperlink"/>
+          </w:rPr>
+          <w:t>https://standardnotes.com/features</w:t>
+        </w:r>
+      </w:hyperlink>
+      <w:r>
+        <w:t xml:space="preserve"> (Accessed: 11/12/2025)</w:t>
+      </w:r>
+    </w:p>
+    <w:p>
+      <w:r>
+        <w:t>CipherU</w:t>
+      </w:r>
+      <w:r>
+        <w:t xml:space="preserve">tility (2025) </w:t>
+      </w:r>
+      <w:r>
+        <w:rPr>
+          <w:i/>
+          <w:iCs/>
+        </w:rPr>
+        <w:t>Hash Functions Explained: Why MD5 Isn’t Secure</w:t>
+      </w:r>
+      <w:r>
+        <w:rPr>
+          <w:i/>
+          <w:iCs/>
+        </w:rPr>
+        <w:t xml:space="preserve">. </w:t>
+      </w:r>
+      <w:r>
+        <w:t xml:space="preserve">Available at: </w:t>
+      </w:r>
+      <w:hyperlink r:id="rId26" w:history="1">
+        <w:r>
+          <w:rPr>
+            <w:rStyle w:val="Hyperlink"/>
+          </w:rPr>
+          <w:t>https://cipherutility.com/blog/hash-functions-explained-why-md5-isnt-secure</w:t>
+        </w:r>
+      </w:hyperlink>
+      <w:r>
+        <w:t xml:space="preserve"> (Accessed: 25/02/2026)</w:t>
+      </w:r>
+      <w:r>
+        <w:t xml:space="preserve"> </w:t>
+      </w:r>
     </w:p>
     <w:p>
       <w:r>
@@ -2129,7 +6357,7 @@
       <w:r>
         <w:t xml:space="preserve"> </w:t>
       </w:r>
-      <w:hyperlink r:id="rId16" w:history="1">
+      <w:hyperlink r:id="rId27" w:history="1">
         <w:r>
           <w:rPr>
             <w:rStyle w:val="Hyperlink"/>
@@ -2163,7 +6391,7 @@
       <w:r>
         <w:t xml:space="preserve">Available at: </w:t>
       </w:r>
-      <w:hyperlink r:id="rId17" w:history="1">
+      <w:hyperlink r:id="rId28" w:history="1">
         <w:r>
           <w:rPr>
             <w:rStyle w:val="Hyperlink"/>
@@ -2186,6 +6414,683 @@
     </w:sectPr>
   </w:body>
 </w:document>
+</file>
+
+<file path=word/endnotes.xml><?xml version="1.0" encoding="utf-8"?>
+<w:endnotes xmlns:wpc="http://schemas.microsoft.com/office/word/2010/wordprocessingCanvas" xmlns:cx="http://schemas.microsoft.com/office/drawing/2014/chartex" xmlns:cx1="http://schemas.microsoft.com/office/drawing/2015/9/8/chartex" xmlns:cx2="http://schemas.microsoft.com/office/drawing/2015/10/21/chartex" xmlns:cx3="http://schemas.microsoft.com/office/drawing/2016/5/9/chartex" xmlns:cx4="http://schemas.microsoft.com/office/drawing/2016/5/10/chartex" xmlns:cx5="http://schemas.microsoft.com/office/drawing/2016/5/11/chartex" xmlns:cx6="http://schemas.microsoft.com/office/drawing/2016/5/12/chartex" xmlns:cx7="http://schemas.microsoft.com/office/drawing/2016/5/13/chartex" xmlns:cx8="http://schemas.microsoft.com/office/drawing/2016/5/14/chartex" xmlns:mc="http://schemas.openxmlformats.org/markup-compatibility/2006" xmlns:aink="http://schemas.microsoft.com/office/drawing/2016/ink" xmlns:am3d="http://schemas.microsoft.com/office/drawing/2017/model3d" xmlns:o="urn:schemas-microsoft-com:office:office" xmlns:oel="http://schemas.microsoft.com/office/2019/extlst" xmlns:r="http://schemas.openxmlformats.org/officeDocument/2006/relationships" xmlns:m="http://schemas.openxmlformats.org/officeDocument/2006/math" xmlns:v="urn:schemas-microsoft-com:vml" xmlns:wp14="http://schemas.microsoft.com/office/word/2010/wordprocessingDrawing" xmlns:wp="http://schemas.openxmlformats.org/drawingml/2006/wordprocessingDrawing" xmlns:w10="urn:schemas-microsoft-com:office:word" xmlns:w="http://schemas.openxmlformats.org/wordprocessingml/2006/main" xmlns:w14="http://schemas.microsoft.com/office/word/2010/wordml" xmlns:w15="http://schemas.microsoft.com/office/word/2012/wordml" xmlns:w16cex="http://schemas.microsoft.com/office/word/2018/wordml/cex" xmlns:w16cid="http://schemas.microsoft.com/office/word/2016/wordml/cid" xmlns:w16="http://schemas.microsoft.com/office/word/2018/wordml" xmlns:w16du="http://schemas.microsoft.com/office/word/2023/wordml/word16du" xmlns:w16sdtdh="http://schemas.microsoft.com/office/word/2020/wordml/sdtdatahash" xmlns:w16sdtfl="http://schemas.microsoft.com/office/word/2024/wordml/sdtformatlock" xmlns:w16se="http://schemas.microsoft.com/office/word/2015/wordml/symex" xmlns:wpg="http://schemas.microsoft.com/office/word/2010/wordprocessingGroup" xmlns:wpi="http://schemas.microsoft.com/office/word/2010/wordprocessingInk" xmlns:wne="http://schemas.microsoft.com/office/word/2006/wordml" xmlns:wps="http://schemas.microsoft.com/office/word/2010/wordprocessingShape" mc:Ignorable="w14 w15 w16se w16cid w16 w16cex w16sdtdh w16sdtfl w16du wp14">
+  <w:endnote w:type="separator" w:id="-1">
+    <w:p>
+      <w:pPr>
+        <w:spacing w:after="0" w:line="240" w:lineRule="auto"/>
+      </w:pPr>
+      <w:r>
+        <w:separator/>
+      </w:r>
+    </w:p>
+  </w:endnote>
+  <w:endnote w:type="continuationSeparator" w:id="0">
+    <w:p>
+      <w:pPr>
+        <w:spacing w:after="0" w:line="240" w:lineRule="auto"/>
+      </w:pPr>
+      <w:r>
+        <w:continuationSeparator/>
+      </w:r>
+    </w:p>
+  </w:endnote>
+</w:endnotes>
+</file>
+
+<file path=word/footnotes.xml><?xml version="1.0" encoding="utf-8"?>
+<w:footnotes xmlns:wpc="http://schemas.microsoft.com/office/word/2010/wordprocessingCanvas" xmlns:cx="http://schemas.microsoft.com/office/drawing/2014/chartex" xmlns:cx1="http://schemas.microsoft.com/office/drawing/2015/9/8/chartex" xmlns:cx2="http://schemas.microsoft.com/office/drawing/2015/10/21/chartex" xmlns:cx3="http://schemas.microsoft.com/office/drawing/2016/5/9/chartex" xmlns:cx4="http://schemas.microsoft.com/office/drawing/2016/5/10/chartex" xmlns:cx5="http://schemas.microsoft.com/office/drawing/2016/5/11/chartex" xmlns:cx6="http://schemas.microsoft.com/office/drawing/2016/5/12/chartex" xmlns:cx7="http://schemas.microsoft.com/office/drawing/2016/5/13/chartex" xmlns:cx8="http://schemas.microsoft.com/office/drawing/2016/5/14/chartex" xmlns:mc="http://schemas.openxmlformats.org/markup-compatibility/2006" xmlns:aink="http://schemas.microsoft.com/office/drawing/2016/ink" xmlns:am3d="http://schemas.microsoft.com/office/drawing/2017/model3d" xmlns:o="urn:schemas-microsoft-com:office:office" xmlns:oel="http://schemas.microsoft.com/office/2019/extlst" xmlns:r="http://schemas.openxmlformats.org/officeDocument/2006/relationships" xmlns:m="http://schemas.openxmlformats.org/officeDocument/2006/math" xmlns:v="urn:schemas-microsoft-com:vml" xmlns:wp14="http://schemas.microsoft.com/office/word/2010/wordprocessingDrawing" xmlns:wp="http://schemas.openxmlformats.org/drawingml/2006/wordprocessingDrawing" xmlns:w10="urn:schemas-microsoft-com:office:word" xmlns:w="http://schemas.openxmlformats.org/wordprocessingml/2006/main" xmlns:w14="http://schemas.microsoft.com/office/word/2010/wordml" xmlns:w15="http://schemas.microsoft.com/office/word/2012/wordml" xmlns:w16cex="http://schemas.microsoft.com/office/word/2018/wordml/cex" xmlns:w16cid="http://schemas.microsoft.com/office/word/2016/wordml/cid" xmlns:w16="http://schemas.microsoft.com/office/word/2018/wordml" xmlns:w16du="http://schemas.microsoft.com/office/word/2023/wordml/word16du" xmlns:w16sdtdh="http://schemas.microsoft.com/office/word/2020/wordml/sdtdatahash" xmlns:w16sdtfl="http://schemas.microsoft.com/office/word/2024/wordml/sdtformatlock" xmlns:w16se="http://schemas.microsoft.com/office/word/2015/wordml/symex" xmlns:wpg="http://schemas.microsoft.com/office/word/2010/wordprocessingGroup" xmlns:wpi="http://schemas.microsoft.com/office/word/2010/wordprocessingInk" xmlns:wne="http://schemas.microsoft.com/office/word/2006/wordml" xmlns:wps="http://schemas.microsoft.com/office/word/2010/wordprocessingShape" mc:Ignorable="w14 w15 w16se w16cid w16 w16cex w16sdtdh w16sdtfl w16du wp14">
+  <w:footnote w:type="separator" w:id="-1">
+    <w:p>
+      <w:pPr>
+        <w:spacing w:after="0" w:line="240" w:lineRule="auto"/>
+      </w:pPr>
+      <w:r>
+        <w:separator/>
+      </w:r>
+    </w:p>
+  </w:footnote>
+  <w:footnote w:type="continuationSeparator" w:id="0">
+    <w:p>
+      <w:pPr>
+        <w:spacing w:after="0" w:line="240" w:lineRule="auto"/>
+      </w:pPr>
+      <w:r>
+        <w:continuationSeparator/>
+      </w:r>
+    </w:p>
+  </w:footnote>
+</w:footnotes>
+</file>
+
+<file path=word/numbering.xml><?xml version="1.0" encoding="utf-8"?>
+<w:numbering xmlns:wpc="http://schemas.microsoft.com/office/word/2010/wordprocessingCanvas" xmlns:cx="http://schemas.microsoft.com/office/drawing/2014/chartex" xmlns:cx1="http://schemas.microsoft.com/office/drawing/2015/9/8/chartex" xmlns:cx2="http://schemas.microsoft.com/office/drawing/2015/10/21/chartex" xmlns:cx3="http://schemas.microsoft.com/office/drawing/2016/5/9/chartex" xmlns:cx4="http://schemas.microsoft.com/office/drawing/2016/5/10/chartex" xmlns:cx5="http://schemas.microsoft.com/office/drawing/2016/5/11/chartex" xmlns:cx6="http://schemas.microsoft.com/office/drawing/2016/5/12/chartex" xmlns:cx7="http://schemas.microsoft.com/office/drawing/2016/5/13/chartex" xmlns:cx8="http://schemas.microsoft.com/office/drawing/2016/5/14/chartex" xmlns:mc="http://schemas.openxmlformats.org/markup-compatibility/2006" xmlns:aink="http://schemas.microsoft.com/office/drawing/2016/ink" xmlns:am3d="http://schemas.microsoft.com/office/drawing/2017/model3d" xmlns:o="urn:schemas-microsoft-com:office:office" xmlns:oel="http://schemas.microsoft.com/office/2019/extlst" xmlns:r="http://schemas.openxmlformats.org/officeDocument/2006/relationships" xmlns:m="http://schemas.openxmlformats.org/officeDocument/2006/math" xmlns:v="urn:schemas-microsoft-com:vml" xmlns:wp14="http://schemas.microsoft.com/office/word/2010/wordprocessingDrawing" xmlns:wp="http://schemas.openxmlformats.org/drawingml/2006/wordprocessingDrawing" xmlns:w10="urn:schemas-microsoft-com:office:word" xmlns:w="http://schemas.openxmlformats.org/wordprocessingml/2006/main" xmlns:w14="http://schemas.microsoft.com/office/word/2010/wordml" xmlns:w15="http://schemas.microsoft.com/office/word/2012/wordml" xmlns:w16cex="http://schemas.microsoft.com/office/word/2018/wordml/cex" xmlns:w16cid="http://schemas.microsoft.com/office/word/2016/wordml/cid" xmlns:w16="http://schemas.microsoft.com/office/word/2018/wordml" xmlns:w16du="http://schemas.microsoft.com/office/word/2023/wordml/word16du" xmlns:w16sdtdh="http://schemas.microsoft.com/office/word/2020/wordml/sdtdatahash" xmlns:w16sdtfl="http://schemas.microsoft.com/office/word/2024/wordml/sdtformatlock" xmlns:w16se="http://schemas.microsoft.com/office/word/2015/wordml/symex" xmlns:wpg="http://schemas.microsoft.com/office/word/2010/wordprocessingGroup" xmlns:wpi="http://schemas.microsoft.com/office/word/2010/wordprocessingInk" xmlns:wne="http://schemas.microsoft.com/office/word/2006/wordml" xmlns:wps="http://schemas.microsoft.com/office/word/2010/wordprocessingShape" mc:Ignorable="w14 w15 w16se w16cid w16 w16cex w16sdtdh w16sdtfl w16du wp14">
+  <w:abstractNum w:abstractNumId="0" w15:restartNumberingAfterBreak="0">
+    <w:nsid w:val="08F84D36"/>
+    <w:multiLevelType w:val="hybridMultilevel"/>
+    <w:tmpl w:val="532643DC"/>
+    <w:lvl w:ilvl="0" w:tplc="0038D72C">
+      <w:start w:val="1"/>
+      <w:numFmt w:val="bullet"/>
+      <w:lvlText w:val="-"/>
+      <w:lvlJc w:val="left"/>
+      <w:pPr>
+        <w:ind w:left="720" w:hanging="360"/>
+      </w:pPr>
+      <w:rPr>
+        <w:rFonts w:ascii="Aptos" w:eastAsiaTheme="minorHAnsi" w:hAnsi="Aptos" w:cstheme="minorBidi" w:hint="default"/>
+      </w:rPr>
+    </w:lvl>
+    <w:lvl w:ilvl="1" w:tplc="08090003">
+      <w:start w:val="1"/>
+      <w:numFmt w:val="bullet"/>
+      <w:lvlText w:val="o"/>
+      <w:lvlJc w:val="left"/>
+      <w:pPr>
+        <w:ind w:left="1440" w:hanging="360"/>
+      </w:pPr>
+      <w:rPr>
+        <w:rFonts w:ascii="Courier New" w:hAnsi="Courier New" w:cs="Courier New" w:hint="default"/>
+      </w:rPr>
+    </w:lvl>
+    <w:lvl w:ilvl="2" w:tplc="08090005">
+      <w:start w:val="1"/>
+      <w:numFmt w:val="bullet"/>
+      <w:lvlText w:val=""/>
+      <w:lvlJc w:val="left"/>
+      <w:pPr>
+        <w:ind w:left="2160" w:hanging="360"/>
+      </w:pPr>
+      <w:rPr>
+        <w:rFonts w:ascii="Wingdings" w:hAnsi="Wingdings" w:hint="default"/>
+      </w:rPr>
+    </w:lvl>
+    <w:lvl w:ilvl="3" w:tplc="08090001" w:tentative="1">
+      <w:start w:val="1"/>
+      <w:numFmt w:val="bullet"/>
+      <w:lvlText w:val=""/>
+      <w:lvlJc w:val="left"/>
+      <w:pPr>
+        <w:ind w:left="2880" w:hanging="360"/>
+      </w:pPr>
+      <w:rPr>
+        <w:rFonts w:ascii="Symbol" w:hAnsi="Symbol" w:hint="default"/>
+      </w:rPr>
+    </w:lvl>
+    <w:lvl w:ilvl="4" w:tplc="08090003" w:tentative="1">
+      <w:start w:val="1"/>
+      <w:numFmt w:val="bullet"/>
+      <w:lvlText w:val="o"/>
+      <w:lvlJc w:val="left"/>
+      <w:pPr>
+        <w:ind w:left="3600" w:hanging="360"/>
+      </w:pPr>
+      <w:rPr>
+        <w:rFonts w:ascii="Courier New" w:hAnsi="Courier New" w:cs="Courier New" w:hint="default"/>
+      </w:rPr>
+    </w:lvl>
+    <w:lvl w:ilvl="5" w:tplc="08090005" w:tentative="1">
+      <w:start w:val="1"/>
+      <w:numFmt w:val="bullet"/>
+      <w:lvlText w:val=""/>
+      <w:lvlJc w:val="left"/>
+      <w:pPr>
+        <w:ind w:left="4320" w:hanging="360"/>
+      </w:pPr>
+      <w:rPr>
+        <w:rFonts w:ascii="Wingdings" w:hAnsi="Wingdings" w:hint="default"/>
+      </w:rPr>
+    </w:lvl>
+    <w:lvl w:ilvl="6" w:tplc="08090001" w:tentative="1">
+      <w:start w:val="1"/>
+      <w:numFmt w:val="bullet"/>
+      <w:lvlText w:val=""/>
+      <w:lvlJc w:val="left"/>
+      <w:pPr>
+        <w:ind w:left="5040" w:hanging="360"/>
+      </w:pPr>
+      <w:rPr>
+        <w:rFonts w:ascii="Symbol" w:hAnsi="Symbol" w:hint="default"/>
+      </w:rPr>
+    </w:lvl>
+    <w:lvl w:ilvl="7" w:tplc="08090003" w:tentative="1">
+      <w:start w:val="1"/>
+      <w:numFmt w:val="bullet"/>
+      <w:lvlText w:val="o"/>
+      <w:lvlJc w:val="left"/>
+      <w:pPr>
+        <w:ind w:left="5760" w:hanging="360"/>
+      </w:pPr>
+      <w:rPr>
+        <w:rFonts w:ascii="Courier New" w:hAnsi="Courier New" w:cs="Courier New" w:hint="default"/>
+      </w:rPr>
+    </w:lvl>
+    <w:lvl w:ilvl="8" w:tplc="08090005" w:tentative="1">
+      <w:start w:val="1"/>
+      <w:numFmt w:val="bullet"/>
+      <w:lvlText w:val=""/>
+      <w:lvlJc w:val="left"/>
+      <w:pPr>
+        <w:ind w:left="6480" w:hanging="360"/>
+      </w:pPr>
+      <w:rPr>
+        <w:rFonts w:ascii="Wingdings" w:hAnsi="Wingdings" w:hint="default"/>
+      </w:rPr>
+    </w:lvl>
+  </w:abstractNum>
+  <w:abstractNum w:abstractNumId="1" w15:restartNumberingAfterBreak="0">
+    <w:nsid w:val="10251951"/>
+    <w:multiLevelType w:val="hybridMultilevel"/>
+    <w:tmpl w:val="703AF7F0"/>
+    <w:lvl w:ilvl="0" w:tplc="0809000F">
+      <w:start w:val="1"/>
+      <w:numFmt w:val="decimal"/>
+      <w:lvlText w:val="%1."/>
+      <w:lvlJc w:val="left"/>
+      <w:pPr>
+        <w:ind w:left="720" w:hanging="360"/>
+      </w:pPr>
+      <w:rPr>
+        <w:rFonts w:hint="default"/>
+      </w:rPr>
+    </w:lvl>
+    <w:lvl w:ilvl="1" w:tplc="08090019" w:tentative="1">
+      <w:start w:val="1"/>
+      <w:numFmt w:val="lowerLetter"/>
+      <w:lvlText w:val="%2."/>
+      <w:lvlJc w:val="left"/>
+      <w:pPr>
+        <w:ind w:left="1440" w:hanging="360"/>
+      </w:pPr>
+    </w:lvl>
+    <w:lvl w:ilvl="2" w:tplc="0809001B" w:tentative="1">
+      <w:start w:val="1"/>
+      <w:numFmt w:val="lowerRoman"/>
+      <w:lvlText w:val="%3."/>
+      <w:lvlJc w:val="right"/>
+      <w:pPr>
+        <w:ind w:left="2160" w:hanging="180"/>
+      </w:pPr>
+    </w:lvl>
+    <w:lvl w:ilvl="3" w:tplc="0809000F" w:tentative="1">
+      <w:start w:val="1"/>
+      <w:numFmt w:val="decimal"/>
+      <w:lvlText w:val="%4."/>
+      <w:lvlJc w:val="left"/>
+      <w:pPr>
+        <w:ind w:left="2880" w:hanging="360"/>
+      </w:pPr>
+    </w:lvl>
+    <w:lvl w:ilvl="4" w:tplc="08090019" w:tentative="1">
+      <w:start w:val="1"/>
+      <w:numFmt w:val="lowerLetter"/>
+      <w:lvlText w:val="%5."/>
+      <w:lvlJc w:val="left"/>
+      <w:pPr>
+        <w:ind w:left="3600" w:hanging="360"/>
+      </w:pPr>
+    </w:lvl>
+    <w:lvl w:ilvl="5" w:tplc="0809001B" w:tentative="1">
+      <w:start w:val="1"/>
+      <w:numFmt w:val="lowerRoman"/>
+      <w:lvlText w:val="%6."/>
+      <w:lvlJc w:val="right"/>
+      <w:pPr>
+        <w:ind w:left="4320" w:hanging="180"/>
+      </w:pPr>
+    </w:lvl>
+    <w:lvl w:ilvl="6" w:tplc="0809000F" w:tentative="1">
+      <w:start w:val="1"/>
+      <w:numFmt w:val="decimal"/>
+      <w:lvlText w:val="%7."/>
+      <w:lvlJc w:val="left"/>
+      <w:pPr>
+        <w:ind w:left="5040" w:hanging="360"/>
+      </w:pPr>
+    </w:lvl>
+    <w:lvl w:ilvl="7" w:tplc="08090019" w:tentative="1">
+      <w:start w:val="1"/>
+      <w:numFmt w:val="lowerLetter"/>
+      <w:lvlText w:val="%8."/>
+      <w:lvlJc w:val="left"/>
+      <w:pPr>
+        <w:ind w:left="5760" w:hanging="360"/>
+      </w:pPr>
+    </w:lvl>
+    <w:lvl w:ilvl="8" w:tplc="0809001B" w:tentative="1">
+      <w:start w:val="1"/>
+      <w:numFmt w:val="lowerRoman"/>
+      <w:lvlText w:val="%9."/>
+      <w:lvlJc w:val="right"/>
+      <w:pPr>
+        <w:ind w:left="6480" w:hanging="180"/>
+      </w:pPr>
+    </w:lvl>
+  </w:abstractNum>
+  <w:abstractNum w:abstractNumId="2" w15:restartNumberingAfterBreak="0">
+    <w:nsid w:val="3A255895"/>
+    <w:multiLevelType w:val="hybridMultilevel"/>
+    <w:tmpl w:val="E634DFFC"/>
+    <w:lvl w:ilvl="0" w:tplc="0809000F">
+      <w:start w:val="1"/>
+      <w:numFmt w:val="decimal"/>
+      <w:lvlText w:val="%1."/>
+      <w:lvlJc w:val="left"/>
+      <w:pPr>
+        <w:ind w:left="720" w:hanging="360"/>
+      </w:pPr>
+      <w:rPr>
+        <w:rFonts w:hint="default"/>
+      </w:rPr>
+    </w:lvl>
+    <w:lvl w:ilvl="1" w:tplc="08090019">
+      <w:start w:val="1"/>
+      <w:numFmt w:val="lowerLetter"/>
+      <w:lvlText w:val="%2."/>
+      <w:lvlJc w:val="left"/>
+      <w:pPr>
+        <w:ind w:left="1440" w:hanging="360"/>
+      </w:pPr>
+    </w:lvl>
+    <w:lvl w:ilvl="2" w:tplc="0809001B" w:tentative="1">
+      <w:start w:val="1"/>
+      <w:numFmt w:val="lowerRoman"/>
+      <w:lvlText w:val="%3."/>
+      <w:lvlJc w:val="right"/>
+      <w:pPr>
+        <w:ind w:left="2160" w:hanging="180"/>
+      </w:pPr>
+    </w:lvl>
+    <w:lvl w:ilvl="3" w:tplc="0809000F" w:tentative="1">
+      <w:start w:val="1"/>
+      <w:numFmt w:val="decimal"/>
+      <w:lvlText w:val="%4."/>
+      <w:lvlJc w:val="left"/>
+      <w:pPr>
+        <w:ind w:left="2880" w:hanging="360"/>
+      </w:pPr>
+    </w:lvl>
+    <w:lvl w:ilvl="4" w:tplc="08090019" w:tentative="1">
+      <w:start w:val="1"/>
+      <w:numFmt w:val="lowerLetter"/>
+      <w:lvlText w:val="%5."/>
+      <w:lvlJc w:val="left"/>
+      <w:pPr>
+        <w:ind w:left="3600" w:hanging="360"/>
+      </w:pPr>
+    </w:lvl>
+    <w:lvl w:ilvl="5" w:tplc="0809001B" w:tentative="1">
+      <w:start w:val="1"/>
+      <w:numFmt w:val="lowerRoman"/>
+      <w:lvlText w:val="%6."/>
+      <w:lvlJc w:val="right"/>
+      <w:pPr>
+        <w:ind w:left="4320" w:hanging="180"/>
+      </w:pPr>
+    </w:lvl>
+    <w:lvl w:ilvl="6" w:tplc="0809000F" w:tentative="1">
+      <w:start w:val="1"/>
+      <w:numFmt w:val="decimal"/>
+      <w:lvlText w:val="%7."/>
+      <w:lvlJc w:val="left"/>
+      <w:pPr>
+        <w:ind w:left="5040" w:hanging="360"/>
+      </w:pPr>
+    </w:lvl>
+    <w:lvl w:ilvl="7" w:tplc="08090019" w:tentative="1">
+      <w:start w:val="1"/>
+      <w:numFmt w:val="lowerLetter"/>
+      <w:lvlText w:val="%8."/>
+      <w:lvlJc w:val="left"/>
+      <w:pPr>
+        <w:ind w:left="5760" w:hanging="360"/>
+      </w:pPr>
+    </w:lvl>
+    <w:lvl w:ilvl="8" w:tplc="0809001B" w:tentative="1">
+      <w:start w:val="1"/>
+      <w:numFmt w:val="lowerRoman"/>
+      <w:lvlText w:val="%9."/>
+      <w:lvlJc w:val="right"/>
+      <w:pPr>
+        <w:ind w:left="6480" w:hanging="180"/>
+      </w:pPr>
+    </w:lvl>
+  </w:abstractNum>
+  <w:abstractNum w:abstractNumId="3" w15:restartNumberingAfterBreak="0">
+    <w:nsid w:val="404F66CA"/>
+    <w:multiLevelType w:val="hybridMultilevel"/>
+    <w:tmpl w:val="663CAC8A"/>
+    <w:lvl w:ilvl="0" w:tplc="1C987ABE">
+      <w:numFmt w:val="bullet"/>
+      <w:lvlText w:val="-"/>
+      <w:lvlJc w:val="left"/>
+      <w:pPr>
+        <w:ind w:left="720" w:hanging="360"/>
+      </w:pPr>
+      <w:rPr>
+        <w:rFonts w:ascii="Aptos" w:eastAsiaTheme="minorHAnsi" w:hAnsi="Aptos" w:cstheme="minorBidi" w:hint="default"/>
+      </w:rPr>
+    </w:lvl>
+    <w:lvl w:ilvl="1" w:tplc="08090003" w:tentative="1">
+      <w:start w:val="1"/>
+      <w:numFmt w:val="bullet"/>
+      <w:lvlText w:val="o"/>
+      <w:lvlJc w:val="left"/>
+      <w:pPr>
+        <w:ind w:left="1440" w:hanging="360"/>
+      </w:pPr>
+      <w:rPr>
+        <w:rFonts w:ascii="Courier New" w:hAnsi="Courier New" w:cs="Courier New" w:hint="default"/>
+      </w:rPr>
+    </w:lvl>
+    <w:lvl w:ilvl="2" w:tplc="08090005">
+      <w:start w:val="1"/>
+      <w:numFmt w:val="bullet"/>
+      <w:lvlText w:val=""/>
+      <w:lvlJc w:val="left"/>
+      <w:pPr>
+        <w:ind w:left="2160" w:hanging="360"/>
+      </w:pPr>
+      <w:rPr>
+        <w:rFonts w:ascii="Wingdings" w:hAnsi="Wingdings" w:hint="default"/>
+      </w:rPr>
+    </w:lvl>
+    <w:lvl w:ilvl="3" w:tplc="08090001" w:tentative="1">
+      <w:start w:val="1"/>
+      <w:numFmt w:val="bullet"/>
+      <w:lvlText w:val=""/>
+      <w:lvlJc w:val="left"/>
+      <w:pPr>
+        <w:ind w:left="2880" w:hanging="360"/>
+      </w:pPr>
+      <w:rPr>
+        <w:rFonts w:ascii="Symbol" w:hAnsi="Symbol" w:hint="default"/>
+      </w:rPr>
+    </w:lvl>
+    <w:lvl w:ilvl="4" w:tplc="08090003" w:tentative="1">
+      <w:start w:val="1"/>
+      <w:numFmt w:val="bullet"/>
+      <w:lvlText w:val="o"/>
+      <w:lvlJc w:val="left"/>
+      <w:pPr>
+        <w:ind w:left="3600" w:hanging="360"/>
+      </w:pPr>
+      <w:rPr>
+        <w:rFonts w:ascii="Courier New" w:hAnsi="Courier New" w:cs="Courier New" w:hint="default"/>
+      </w:rPr>
+    </w:lvl>
+    <w:lvl w:ilvl="5" w:tplc="08090005" w:tentative="1">
+      <w:start w:val="1"/>
+      <w:numFmt w:val="bullet"/>
+      <w:lvlText w:val=""/>
+      <w:lvlJc w:val="left"/>
+      <w:pPr>
+        <w:ind w:left="4320" w:hanging="360"/>
+      </w:pPr>
+      <w:rPr>
+        <w:rFonts w:ascii="Wingdings" w:hAnsi="Wingdings" w:hint="default"/>
+      </w:rPr>
+    </w:lvl>
+    <w:lvl w:ilvl="6" w:tplc="08090001" w:tentative="1">
+      <w:start w:val="1"/>
+      <w:numFmt w:val="bullet"/>
+      <w:lvlText w:val=""/>
+      <w:lvlJc w:val="left"/>
+      <w:pPr>
+        <w:ind w:left="5040" w:hanging="360"/>
+      </w:pPr>
+      <w:rPr>
+        <w:rFonts w:ascii="Symbol" w:hAnsi="Symbol" w:hint="default"/>
+      </w:rPr>
+    </w:lvl>
+    <w:lvl w:ilvl="7" w:tplc="08090003" w:tentative="1">
+      <w:start w:val="1"/>
+      <w:numFmt w:val="bullet"/>
+      <w:lvlText w:val="o"/>
+      <w:lvlJc w:val="left"/>
+      <w:pPr>
+        <w:ind w:left="5760" w:hanging="360"/>
+      </w:pPr>
+      <w:rPr>
+        <w:rFonts w:ascii="Courier New" w:hAnsi="Courier New" w:cs="Courier New" w:hint="default"/>
+      </w:rPr>
+    </w:lvl>
+    <w:lvl w:ilvl="8" w:tplc="08090005" w:tentative="1">
+      <w:start w:val="1"/>
+      <w:numFmt w:val="bullet"/>
+      <w:lvlText w:val=""/>
+      <w:lvlJc w:val="left"/>
+      <w:pPr>
+        <w:ind w:left="6480" w:hanging="360"/>
+      </w:pPr>
+      <w:rPr>
+        <w:rFonts w:ascii="Wingdings" w:hAnsi="Wingdings" w:hint="default"/>
+      </w:rPr>
+    </w:lvl>
+  </w:abstractNum>
+  <w:abstractNum w:abstractNumId="4" w15:restartNumberingAfterBreak="0">
+    <w:nsid w:val="67685835"/>
+    <w:multiLevelType w:val="hybridMultilevel"/>
+    <w:tmpl w:val="6F882CA6"/>
+    <w:lvl w:ilvl="0" w:tplc="0809000F">
+      <w:start w:val="1"/>
+      <w:numFmt w:val="decimal"/>
+      <w:lvlText w:val="%1."/>
+      <w:lvlJc w:val="left"/>
+      <w:pPr>
+        <w:ind w:left="720" w:hanging="360"/>
+      </w:pPr>
+      <w:rPr>
+        <w:rFonts w:hint="default"/>
+      </w:rPr>
+    </w:lvl>
+    <w:lvl w:ilvl="1" w:tplc="08090019" w:tentative="1">
+      <w:start w:val="1"/>
+      <w:numFmt w:val="lowerLetter"/>
+      <w:lvlText w:val="%2."/>
+      <w:lvlJc w:val="left"/>
+      <w:pPr>
+        <w:ind w:left="1440" w:hanging="360"/>
+      </w:pPr>
+    </w:lvl>
+    <w:lvl w:ilvl="2" w:tplc="0809001B" w:tentative="1">
+      <w:start w:val="1"/>
+      <w:numFmt w:val="lowerRoman"/>
+      <w:lvlText w:val="%3."/>
+      <w:lvlJc w:val="right"/>
+      <w:pPr>
+        <w:ind w:left="2160" w:hanging="180"/>
+      </w:pPr>
+    </w:lvl>
+    <w:lvl w:ilvl="3" w:tplc="0809000F" w:tentative="1">
+      <w:start w:val="1"/>
+      <w:numFmt w:val="decimal"/>
+      <w:lvlText w:val="%4."/>
+      <w:lvlJc w:val="left"/>
+      <w:pPr>
+        <w:ind w:left="2880" w:hanging="360"/>
+      </w:pPr>
+    </w:lvl>
+    <w:lvl w:ilvl="4" w:tplc="08090019" w:tentative="1">
+      <w:start w:val="1"/>
+      <w:numFmt w:val="lowerLetter"/>
+      <w:lvlText w:val="%5."/>
+      <w:lvlJc w:val="left"/>
+      <w:pPr>
+        <w:ind w:left="3600" w:hanging="360"/>
+      </w:pPr>
+    </w:lvl>
+    <w:lvl w:ilvl="5" w:tplc="0809001B" w:tentative="1">
+      <w:start w:val="1"/>
+      <w:numFmt w:val="lowerRoman"/>
+      <w:lvlText w:val="%6."/>
+      <w:lvlJc w:val="right"/>
+      <w:pPr>
+        <w:ind w:left="4320" w:hanging="180"/>
+      </w:pPr>
+    </w:lvl>
+    <w:lvl w:ilvl="6" w:tplc="0809000F" w:tentative="1">
+      <w:start w:val="1"/>
+      <w:numFmt w:val="decimal"/>
+      <w:lvlText w:val="%7."/>
+      <w:lvlJc w:val="left"/>
+      <w:pPr>
+        <w:ind w:left="5040" w:hanging="360"/>
+      </w:pPr>
+    </w:lvl>
+    <w:lvl w:ilvl="7" w:tplc="08090019" w:tentative="1">
+      <w:start w:val="1"/>
+      <w:numFmt w:val="lowerLetter"/>
+      <w:lvlText w:val="%8."/>
+      <w:lvlJc w:val="left"/>
+      <w:pPr>
+        <w:ind w:left="5760" w:hanging="360"/>
+      </w:pPr>
+    </w:lvl>
+    <w:lvl w:ilvl="8" w:tplc="0809001B" w:tentative="1">
+      <w:start w:val="1"/>
+      <w:numFmt w:val="lowerRoman"/>
+      <w:lvlText w:val="%9."/>
+      <w:lvlJc w:val="right"/>
+      <w:pPr>
+        <w:ind w:left="6480" w:hanging="180"/>
+      </w:pPr>
+    </w:lvl>
+  </w:abstractNum>
+  <w:abstractNum w:abstractNumId="5" w15:restartNumberingAfterBreak="0">
+    <w:nsid w:val="7B123A23"/>
+    <w:multiLevelType w:val="hybridMultilevel"/>
+    <w:tmpl w:val="A0A20882"/>
+    <w:lvl w:ilvl="0" w:tplc="D3B2CE16">
+      <w:numFmt w:val="bullet"/>
+      <w:lvlText w:val=""/>
+      <w:lvlJc w:val="left"/>
+      <w:pPr>
+        <w:ind w:left="720" w:hanging="360"/>
+      </w:pPr>
+      <w:rPr>
+        <w:rFonts w:ascii="Symbol" w:eastAsiaTheme="minorHAnsi" w:hAnsi="Symbol" w:cstheme="minorBidi" w:hint="default"/>
+      </w:rPr>
+    </w:lvl>
+    <w:lvl w:ilvl="1" w:tplc="08090003" w:tentative="1">
+      <w:start w:val="1"/>
+      <w:numFmt w:val="bullet"/>
+      <w:lvlText w:val="o"/>
+      <w:lvlJc w:val="left"/>
+      <w:pPr>
+        <w:ind w:left="1440" w:hanging="360"/>
+      </w:pPr>
+      <w:rPr>
+        <w:rFonts w:ascii="Courier New" w:hAnsi="Courier New" w:cs="Courier New" w:hint="default"/>
+      </w:rPr>
+    </w:lvl>
+    <w:lvl w:ilvl="2" w:tplc="08090005" w:tentative="1">
+      <w:start w:val="1"/>
+      <w:numFmt w:val="bullet"/>
+      <w:lvlText w:val=""/>
+      <w:lvlJc w:val="left"/>
+      <w:pPr>
+        <w:ind w:left="2160" w:hanging="360"/>
+      </w:pPr>
+      <w:rPr>
+        <w:rFonts w:ascii="Wingdings" w:hAnsi="Wingdings" w:hint="default"/>
+      </w:rPr>
+    </w:lvl>
+    <w:lvl w:ilvl="3" w:tplc="08090001" w:tentative="1">
+      <w:start w:val="1"/>
+      <w:numFmt w:val="bullet"/>
+      <w:lvlText w:val=""/>
+      <w:lvlJc w:val="left"/>
+      <w:pPr>
+        <w:ind w:left="2880" w:hanging="360"/>
+      </w:pPr>
+      <w:rPr>
+        <w:rFonts w:ascii="Symbol" w:hAnsi="Symbol" w:hint="default"/>
+      </w:rPr>
+    </w:lvl>
+    <w:lvl w:ilvl="4" w:tplc="08090003" w:tentative="1">
+      <w:start w:val="1"/>
+      <w:numFmt w:val="bullet"/>
+      <w:lvlText w:val="o"/>
+      <w:lvlJc w:val="left"/>
+      <w:pPr>
+        <w:ind w:left="3600" w:hanging="360"/>
+      </w:pPr>
+      <w:rPr>
+        <w:rFonts w:ascii="Courier New" w:hAnsi="Courier New" w:cs="Courier New" w:hint="default"/>
+      </w:rPr>
+    </w:lvl>
+    <w:lvl w:ilvl="5" w:tplc="08090005" w:tentative="1">
+      <w:start w:val="1"/>
+      <w:numFmt w:val="bullet"/>
+      <w:lvlText w:val=""/>
+      <w:lvlJc w:val="left"/>
+      <w:pPr>
+        <w:ind w:left="4320" w:hanging="360"/>
+      </w:pPr>
+      <w:rPr>
+        <w:rFonts w:ascii="Wingdings" w:hAnsi="Wingdings" w:hint="default"/>
+      </w:rPr>
+    </w:lvl>
+    <w:lvl w:ilvl="6" w:tplc="08090001" w:tentative="1">
+      <w:start w:val="1"/>
+      <w:numFmt w:val="bullet"/>
+      <w:lvlText w:val=""/>
+      <w:lvlJc w:val="left"/>
+      <w:pPr>
+        <w:ind w:left="5040" w:hanging="360"/>
+      </w:pPr>
+      <w:rPr>
+        <w:rFonts w:ascii="Symbol" w:hAnsi="Symbol" w:hint="default"/>
+      </w:rPr>
+    </w:lvl>
+    <w:lvl w:ilvl="7" w:tplc="08090003" w:tentative="1">
+      <w:start w:val="1"/>
+      <w:numFmt w:val="bullet"/>
+      <w:lvlText w:val="o"/>
+      <w:lvlJc w:val="left"/>
+      <w:pPr>
+        <w:ind w:left="5760" w:hanging="360"/>
+      </w:pPr>
+      <w:rPr>
+        <w:rFonts w:ascii="Courier New" w:hAnsi="Courier New" w:cs="Courier New" w:hint="default"/>
+      </w:rPr>
+    </w:lvl>
+    <w:lvl w:ilvl="8" w:tplc="08090005" w:tentative="1">
+      <w:start w:val="1"/>
+      <w:numFmt w:val="bullet"/>
+      <w:lvlText w:val=""/>
+      <w:lvlJc w:val="left"/>
+      <w:pPr>
+        <w:ind w:left="6480" w:hanging="360"/>
+      </w:pPr>
+      <w:rPr>
+        <w:rFonts w:ascii="Wingdings" w:hAnsi="Wingdings" w:hint="default"/>
+      </w:rPr>
+    </w:lvl>
+  </w:abstractNum>
+  <w:num w:numId="1" w16cid:durableId="930355317">
+    <w:abstractNumId w:val="0"/>
+  </w:num>
+  <w:num w:numId="2" w16cid:durableId="1431316852">
+    <w:abstractNumId w:val="3"/>
+  </w:num>
+  <w:num w:numId="3" w16cid:durableId="567764307">
+    <w:abstractNumId w:val="5"/>
+  </w:num>
+  <w:num w:numId="4" w16cid:durableId="2101020256">
+    <w:abstractNumId w:val="1"/>
+  </w:num>
+  <w:num w:numId="5" w16cid:durableId="13657823">
+    <w:abstractNumId w:val="4"/>
+  </w:num>
+  <w:num w:numId="6" w16cid:durableId="1803037014">
+    <w:abstractNumId w:val="2"/>
+  </w:num>
+</w:numbering>
 </file>
 
 <file path=word/styles.xml><?xml version="1.0" encoding="utf-8"?>
@@ -2682,7 +7587,6 @@
     <w:next w:val="Normal"/>
     <w:link w:val="Heading5Char"/>
     <w:uiPriority w:val="9"/>
-    <w:semiHidden/>
     <w:unhideWhenUsed/>
     <w:qFormat/>
     <w:rsid w:val="00A36231"/>
@@ -2703,7 +7607,6 @@
     <w:next w:val="Normal"/>
     <w:link w:val="Heading6Char"/>
     <w:uiPriority w:val="9"/>
-    <w:semiHidden/>
     <w:unhideWhenUsed/>
     <w:qFormat/>
     <w:rsid w:val="00A36231"/>
@@ -2788,6 +7691,7 @@
   <w:style w:type="character" w:default="1" w:styleId="DefaultParagraphFont">
     <w:name w:val="Default Paragraph Font"/>
     <w:uiPriority w:val="1"/>
+    <w:semiHidden/>
     <w:unhideWhenUsed/>
   </w:style>
   <w:style w:type="table" w:default="1" w:styleId="TableNormal">
@@ -2868,7 +7772,6 @@
     <w:basedOn w:val="DefaultParagraphFont"/>
     <w:link w:val="Heading5"/>
     <w:uiPriority w:val="9"/>
-    <w:semiHidden/>
     <w:rsid w:val="00A36231"/>
     <w:rPr>
       <w:rFonts w:eastAsiaTheme="majorEastAsia" w:cstheme="majorBidi"/>
@@ -2880,7 +7783,6 @@
     <w:basedOn w:val="DefaultParagraphFont"/>
     <w:link w:val="Heading6"/>
     <w:uiPriority w:val="9"/>
-    <w:semiHidden/>
     <w:rsid w:val="00A36231"/>
     <w:rPr>
       <w:rFonts w:eastAsiaTheme="majorEastAsia" w:cstheme="majorBidi"/>
@@ -3178,6 +8080,88 @@
       <w:spacing w:after="100"/>
       <w:ind w:left="440"/>
     </w:pPr>
+  </w:style>
+  <w:style w:type="paragraph" w:styleId="Caption">
+    <w:name w:val="caption"/>
+    <w:basedOn w:val="Normal"/>
+    <w:next w:val="Normal"/>
+    <w:uiPriority w:val="35"/>
+    <w:unhideWhenUsed/>
+    <w:qFormat/>
+    <w:rsid w:val="00241AF5"/>
+    <w:pPr>
+      <w:spacing w:after="200" w:line="240" w:lineRule="auto"/>
+    </w:pPr>
+    <w:rPr>
+      <w:i/>
+      <w:iCs/>
+      <w:color w:val="0E2841" w:themeColor="text2"/>
+      <w:sz w:val="18"/>
+      <w:szCs w:val="18"/>
+    </w:rPr>
+  </w:style>
+  <w:style w:type="table" w:styleId="TableGrid">
+    <w:name w:val="Table Grid"/>
+    <w:basedOn w:val="TableNormal"/>
+    <w:uiPriority w:val="39"/>
+    <w:rsid w:val="006A45BE"/>
+    <w:pPr>
+      <w:spacing w:after="0" w:line="240" w:lineRule="auto"/>
+    </w:pPr>
+    <w:tblPr>
+      <w:tblBorders>
+        <w:top w:val="single" w:sz="4" w:space="0" w:color="auto"/>
+        <w:left w:val="single" w:sz="4" w:space="0" w:color="auto"/>
+        <w:bottom w:val="single" w:sz="4" w:space="0" w:color="auto"/>
+        <w:right w:val="single" w:sz="4" w:space="0" w:color="auto"/>
+        <w:insideH w:val="single" w:sz="4" w:space="0" w:color="auto"/>
+        <w:insideV w:val="single" w:sz="4" w:space="0" w:color="auto"/>
+      </w:tblBorders>
+    </w:tblPr>
+  </w:style>
+  <w:style w:type="paragraph" w:styleId="Header">
+    <w:name w:val="header"/>
+    <w:basedOn w:val="Normal"/>
+    <w:link w:val="HeaderChar"/>
+    <w:uiPriority w:val="99"/>
+    <w:unhideWhenUsed/>
+    <w:rsid w:val="005703BC"/>
+    <w:pPr>
+      <w:tabs>
+        <w:tab w:val="center" w:pos="4513"/>
+        <w:tab w:val="right" w:pos="9026"/>
+      </w:tabs>
+      <w:spacing w:after="0" w:line="240" w:lineRule="auto"/>
+    </w:pPr>
+  </w:style>
+  <w:style w:type="character" w:customStyle="1" w:styleId="HeaderChar">
+    <w:name w:val="Header Char"/>
+    <w:basedOn w:val="DefaultParagraphFont"/>
+    <w:link w:val="Header"/>
+    <w:uiPriority w:val="99"/>
+    <w:rsid w:val="005703BC"/>
+  </w:style>
+  <w:style w:type="paragraph" w:styleId="Footer">
+    <w:name w:val="footer"/>
+    <w:basedOn w:val="Normal"/>
+    <w:link w:val="FooterChar"/>
+    <w:uiPriority w:val="99"/>
+    <w:unhideWhenUsed/>
+    <w:rsid w:val="005703BC"/>
+    <w:pPr>
+      <w:tabs>
+        <w:tab w:val="center" w:pos="4513"/>
+        <w:tab w:val="right" w:pos="9026"/>
+      </w:tabs>
+      <w:spacing w:after="0" w:line="240" w:lineRule="auto"/>
+    </w:pPr>
+  </w:style>
+  <w:style w:type="character" w:customStyle="1" w:styleId="FooterChar">
+    <w:name w:val="Footer Char"/>
+    <w:basedOn w:val="DefaultParagraphFont"/>
+    <w:link w:val="Footer"/>
+    <w:uiPriority w:val="99"/>
+    <w:rsid w:val="005703BC"/>
   </w:style>
 </w:styles>
 </file>

--- a/COMP1004-Report.docx
+++ b/COMP1004-Report.docx
@@ -121,7 +121,7 @@
           <w:r>
             <w:fldChar w:fldCharType="separate"/>
           </w:r>
-          <w:hyperlink w:anchor="_Toc225503010" w:history="1">
+          <w:hyperlink w:anchor="_Toc227530342" w:history="1">
             <w:r>
               <w:rPr>
                 <w:rStyle w:val="Hyperlink"/>
@@ -148,7 +148,7 @@
                 <w:noProof/>
                 <w:webHidden/>
               </w:rPr>
-              <w:instrText xml:space="preserve"> PAGEREF _Toc225503010 \h </w:instrText>
+              <w:instrText xml:space="preserve"> PAGEREF _Toc227530342 \h </w:instrText>
             </w:r>
             <w:r>
               <w:rPr>
@@ -193,7 +193,7 @@
               <w:lang w:eastAsia="en-GB"/>
             </w:rPr>
           </w:pPr>
-          <w:hyperlink w:anchor="_Toc225503011" w:history="1">
+          <w:hyperlink w:anchor="_Toc227530343" w:history="1">
             <w:r>
               <w:rPr>
                 <w:rStyle w:val="Hyperlink"/>
@@ -220,7 +220,7 @@
                 <w:noProof/>
                 <w:webHidden/>
               </w:rPr>
-              <w:instrText xml:space="preserve"> PAGEREF _Toc225503011 \h </w:instrText>
+              <w:instrText xml:space="preserve"> PAGEREF _Toc227530343 \h </w:instrText>
             </w:r>
             <w:r>
               <w:rPr>
@@ -265,7 +265,7 @@
               <w:lang w:eastAsia="en-GB"/>
             </w:rPr>
           </w:pPr>
-          <w:hyperlink w:anchor="_Toc225503012" w:history="1">
+          <w:hyperlink w:anchor="_Toc227530344" w:history="1">
             <w:r>
               <w:rPr>
                 <w:rStyle w:val="Hyperlink"/>
@@ -292,7 +292,7 @@
                 <w:noProof/>
                 <w:webHidden/>
               </w:rPr>
-              <w:instrText xml:space="preserve"> PAGEREF _Toc225503012 \h </w:instrText>
+              <w:instrText xml:space="preserve"> PAGEREF _Toc227530344 \h </w:instrText>
             </w:r>
             <w:r>
               <w:rPr>
@@ -337,7 +337,7 @@
               <w:lang w:eastAsia="en-GB"/>
             </w:rPr>
           </w:pPr>
-          <w:hyperlink w:anchor="_Toc225503013" w:history="1">
+          <w:hyperlink w:anchor="_Toc227530345" w:history="1">
             <w:r>
               <w:rPr>
                 <w:rStyle w:val="Hyperlink"/>
@@ -364,7 +364,7 @@
                 <w:noProof/>
                 <w:webHidden/>
               </w:rPr>
-              <w:instrText xml:space="preserve"> PAGEREF _Toc225503013 \h </w:instrText>
+              <w:instrText xml:space="preserve"> PAGEREF _Toc227530345 \h </w:instrText>
             </w:r>
             <w:r>
               <w:rPr>
@@ -409,7 +409,7 @@
               <w:lang w:eastAsia="en-GB"/>
             </w:rPr>
           </w:pPr>
-          <w:hyperlink w:anchor="_Toc225503014" w:history="1">
+          <w:hyperlink w:anchor="_Toc227530346" w:history="1">
             <w:r>
               <w:rPr>
                 <w:rStyle w:val="Hyperlink"/>
@@ -436,7 +436,7 @@
                 <w:noProof/>
                 <w:webHidden/>
               </w:rPr>
-              <w:instrText xml:space="preserve"> PAGEREF _Toc225503014 \h </w:instrText>
+              <w:instrText xml:space="preserve"> PAGEREF _Toc227530346 \h </w:instrText>
             </w:r>
             <w:r>
               <w:rPr>
@@ -481,7 +481,7 @@
               <w:lang w:eastAsia="en-GB"/>
             </w:rPr>
           </w:pPr>
-          <w:hyperlink w:anchor="_Toc225503015" w:history="1">
+          <w:hyperlink w:anchor="_Toc227530347" w:history="1">
             <w:r>
               <w:rPr>
                 <w:rStyle w:val="Hyperlink"/>
@@ -508,7 +508,7 @@
                 <w:noProof/>
                 <w:webHidden/>
               </w:rPr>
-              <w:instrText xml:space="preserve"> PAGEREF _Toc225503015 \h </w:instrText>
+              <w:instrText xml:space="preserve"> PAGEREF _Toc227530347 \h </w:instrText>
             </w:r>
             <w:r>
               <w:rPr>
@@ -553,7 +553,7 @@
               <w:lang w:eastAsia="en-GB"/>
             </w:rPr>
           </w:pPr>
-          <w:hyperlink w:anchor="_Toc225503016" w:history="1">
+          <w:hyperlink w:anchor="_Toc227530348" w:history="1">
             <w:r>
               <w:rPr>
                 <w:rStyle w:val="Hyperlink"/>
@@ -580,7 +580,7 @@
                 <w:noProof/>
                 <w:webHidden/>
               </w:rPr>
-              <w:instrText xml:space="preserve"> PAGEREF _Toc225503016 \h </w:instrText>
+              <w:instrText xml:space="preserve"> PAGEREF _Toc227530348 \h </w:instrText>
             </w:r>
             <w:r>
               <w:rPr>
@@ -625,7 +625,7 @@
               <w:lang w:eastAsia="en-GB"/>
             </w:rPr>
           </w:pPr>
-          <w:hyperlink w:anchor="_Toc225503017" w:history="1">
+          <w:hyperlink w:anchor="_Toc227530349" w:history="1">
             <w:r>
               <w:rPr>
                 <w:rStyle w:val="Hyperlink"/>
@@ -652,7 +652,7 @@
                 <w:noProof/>
                 <w:webHidden/>
               </w:rPr>
-              <w:instrText xml:space="preserve"> PAGEREF _Toc225503017 \h </w:instrText>
+              <w:instrText xml:space="preserve"> PAGEREF _Toc227530349 \h </w:instrText>
             </w:r>
             <w:r>
               <w:rPr>
@@ -697,7 +697,7 @@
               <w:lang w:eastAsia="en-GB"/>
             </w:rPr>
           </w:pPr>
-          <w:hyperlink w:anchor="_Toc225503018" w:history="1">
+          <w:hyperlink w:anchor="_Toc227530350" w:history="1">
             <w:r>
               <w:rPr>
                 <w:rStyle w:val="Hyperlink"/>
@@ -724,7 +724,7 @@
                 <w:noProof/>
                 <w:webHidden/>
               </w:rPr>
-              <w:instrText xml:space="preserve"> PAGEREF _Toc225503018 \h </w:instrText>
+              <w:instrText xml:space="preserve"> PAGEREF _Toc227530350 \h </w:instrText>
             </w:r>
             <w:r>
               <w:rPr>
@@ -769,7 +769,7 @@
               <w:lang w:eastAsia="en-GB"/>
             </w:rPr>
           </w:pPr>
-          <w:hyperlink w:anchor="_Toc225503019" w:history="1">
+          <w:hyperlink w:anchor="_Toc227530351" w:history="1">
             <w:r>
               <w:rPr>
                 <w:rStyle w:val="Hyperlink"/>
@@ -796,7 +796,7 @@
                 <w:noProof/>
                 <w:webHidden/>
               </w:rPr>
-              <w:instrText xml:space="preserve"> PAGEREF _Toc225503019 \h </w:instrText>
+              <w:instrText xml:space="preserve"> PAGEREF _Toc227530351 \h </w:instrText>
             </w:r>
             <w:r>
               <w:rPr>
@@ -841,7 +841,7 @@
               <w:lang w:eastAsia="en-GB"/>
             </w:rPr>
           </w:pPr>
-          <w:hyperlink w:anchor="_Toc225503020" w:history="1">
+          <w:hyperlink w:anchor="_Toc227530352" w:history="1">
             <w:r>
               <w:rPr>
                 <w:rStyle w:val="Hyperlink"/>
@@ -868,7 +868,7 @@
                 <w:noProof/>
                 <w:webHidden/>
               </w:rPr>
-              <w:instrText xml:space="preserve"> PAGEREF _Toc225503020 \h </w:instrText>
+              <w:instrText xml:space="preserve"> PAGEREF _Toc227530352 \h </w:instrText>
             </w:r>
             <w:r>
               <w:rPr>
@@ -889,6 +889,294 @@
                 <w:webHidden/>
               </w:rPr>
               <w:t>7</w:t>
+            </w:r>
+            <w:r>
+              <w:rPr>
+                <w:noProof/>
+                <w:webHidden/>
+              </w:rPr>
+              <w:fldChar w:fldCharType="end"/>
+            </w:r>
+          </w:hyperlink>
+        </w:p>
+        <w:p>
+          <w:pPr>
+            <w:pStyle w:val="TOC1"/>
+            <w:tabs>
+              <w:tab w:val="right" w:leader="dot" w:pos="9016"/>
+            </w:tabs>
+            <w:rPr>
+              <w:rFonts w:eastAsiaTheme="minorEastAsia"/>
+              <w:noProof/>
+              <w:sz w:val="24"/>
+              <w:szCs w:val="24"/>
+              <w:lang w:eastAsia="en-GB"/>
+            </w:rPr>
+          </w:pPr>
+          <w:hyperlink w:anchor="_Toc227530353" w:history="1">
+            <w:r>
+              <w:rPr>
+                <w:rStyle w:val="Hyperlink"/>
+                <w:noProof/>
+              </w:rPr>
+              <w:t>Design Document</w:t>
+            </w:r>
+            <w:r>
+              <w:rPr>
+                <w:noProof/>
+                <w:webHidden/>
+              </w:rPr>
+              <w:tab/>
+            </w:r>
+            <w:r>
+              <w:rPr>
+                <w:noProof/>
+                <w:webHidden/>
+              </w:rPr>
+              <w:fldChar w:fldCharType="begin"/>
+            </w:r>
+            <w:r>
+              <w:rPr>
+                <w:noProof/>
+                <w:webHidden/>
+              </w:rPr>
+              <w:instrText xml:space="preserve"> PAGEREF _Toc227530353 \h </w:instrText>
+            </w:r>
+            <w:r>
+              <w:rPr>
+                <w:noProof/>
+                <w:webHidden/>
+              </w:rPr>
+            </w:r>
+            <w:r>
+              <w:rPr>
+                <w:noProof/>
+                <w:webHidden/>
+              </w:rPr>
+              <w:fldChar w:fldCharType="separate"/>
+            </w:r>
+            <w:r>
+              <w:rPr>
+                <w:noProof/>
+                <w:webHidden/>
+              </w:rPr>
+              <w:t>8</w:t>
+            </w:r>
+            <w:r>
+              <w:rPr>
+                <w:noProof/>
+                <w:webHidden/>
+              </w:rPr>
+              <w:fldChar w:fldCharType="end"/>
+            </w:r>
+          </w:hyperlink>
+        </w:p>
+        <w:p>
+          <w:pPr>
+            <w:pStyle w:val="TOC2"/>
+            <w:tabs>
+              <w:tab w:val="right" w:leader="dot" w:pos="9016"/>
+            </w:tabs>
+            <w:rPr>
+              <w:rFonts w:eastAsiaTheme="minorEastAsia"/>
+              <w:noProof/>
+              <w:sz w:val="24"/>
+              <w:szCs w:val="24"/>
+              <w:lang w:eastAsia="en-GB"/>
+            </w:rPr>
+          </w:pPr>
+          <w:hyperlink w:anchor="_Toc227530354" w:history="1">
+            <w:r>
+              <w:rPr>
+                <w:rStyle w:val="Hyperlink"/>
+                <w:noProof/>
+              </w:rPr>
+              <w:t>Project Vision</w:t>
+            </w:r>
+            <w:r>
+              <w:rPr>
+                <w:noProof/>
+                <w:webHidden/>
+              </w:rPr>
+              <w:tab/>
+            </w:r>
+            <w:r>
+              <w:rPr>
+                <w:noProof/>
+                <w:webHidden/>
+              </w:rPr>
+              <w:fldChar w:fldCharType="begin"/>
+            </w:r>
+            <w:r>
+              <w:rPr>
+                <w:noProof/>
+                <w:webHidden/>
+              </w:rPr>
+              <w:instrText xml:space="preserve"> PAGEREF _Toc227530354 \h </w:instrText>
+            </w:r>
+            <w:r>
+              <w:rPr>
+                <w:noProof/>
+                <w:webHidden/>
+              </w:rPr>
+            </w:r>
+            <w:r>
+              <w:rPr>
+                <w:noProof/>
+                <w:webHidden/>
+              </w:rPr>
+              <w:fldChar w:fldCharType="separate"/>
+            </w:r>
+            <w:r>
+              <w:rPr>
+                <w:noProof/>
+                <w:webHidden/>
+              </w:rPr>
+              <w:t>8</w:t>
+            </w:r>
+            <w:r>
+              <w:rPr>
+                <w:noProof/>
+                <w:webHidden/>
+              </w:rPr>
+              <w:fldChar w:fldCharType="end"/>
+            </w:r>
+          </w:hyperlink>
+        </w:p>
+        <w:p>
+          <w:pPr>
+            <w:pStyle w:val="TOC2"/>
+            <w:tabs>
+              <w:tab w:val="right" w:leader="dot" w:pos="9016"/>
+            </w:tabs>
+            <w:rPr>
+              <w:rFonts w:eastAsiaTheme="minorEastAsia"/>
+              <w:noProof/>
+              <w:sz w:val="24"/>
+              <w:szCs w:val="24"/>
+              <w:lang w:eastAsia="en-GB"/>
+            </w:rPr>
+          </w:pPr>
+          <w:hyperlink w:anchor="_Toc227530355" w:history="1">
+            <w:r>
+              <w:rPr>
+                <w:rStyle w:val="Hyperlink"/>
+                <w:noProof/>
+              </w:rPr>
+              <w:t>Background</w:t>
+            </w:r>
+            <w:r>
+              <w:rPr>
+                <w:noProof/>
+                <w:webHidden/>
+              </w:rPr>
+              <w:tab/>
+            </w:r>
+            <w:r>
+              <w:rPr>
+                <w:noProof/>
+                <w:webHidden/>
+              </w:rPr>
+              <w:fldChar w:fldCharType="begin"/>
+            </w:r>
+            <w:r>
+              <w:rPr>
+                <w:noProof/>
+                <w:webHidden/>
+              </w:rPr>
+              <w:instrText xml:space="preserve"> PAGEREF _Toc227530355 \h </w:instrText>
+            </w:r>
+            <w:r>
+              <w:rPr>
+                <w:noProof/>
+                <w:webHidden/>
+              </w:rPr>
+            </w:r>
+            <w:r>
+              <w:rPr>
+                <w:noProof/>
+                <w:webHidden/>
+              </w:rPr>
+              <w:fldChar w:fldCharType="separate"/>
+            </w:r>
+            <w:r>
+              <w:rPr>
+                <w:noProof/>
+                <w:webHidden/>
+              </w:rPr>
+              <w:t>8</w:t>
+            </w:r>
+            <w:r>
+              <w:rPr>
+                <w:noProof/>
+                <w:webHidden/>
+              </w:rPr>
+              <w:fldChar w:fldCharType="end"/>
+            </w:r>
+          </w:hyperlink>
+        </w:p>
+        <w:p>
+          <w:pPr>
+            <w:pStyle w:val="TOC2"/>
+            <w:tabs>
+              <w:tab w:val="right" w:leader="dot" w:pos="9016"/>
+            </w:tabs>
+            <w:rPr>
+              <w:rFonts w:eastAsiaTheme="minorEastAsia"/>
+              <w:noProof/>
+              <w:sz w:val="24"/>
+              <w:szCs w:val="24"/>
+              <w:lang w:eastAsia="en-GB"/>
+            </w:rPr>
+          </w:pPr>
+          <w:hyperlink w:anchor="_Toc227530356" w:history="1">
+            <w:r>
+              <w:rPr>
+                <w:rStyle w:val="Hyperlink"/>
+                <w:noProof/>
+              </w:rPr>
+              <w:t>UML diagrams</w:t>
+            </w:r>
+            <w:r>
+              <w:rPr>
+                <w:noProof/>
+                <w:webHidden/>
+              </w:rPr>
+              <w:tab/>
+            </w:r>
+            <w:r>
+              <w:rPr>
+                <w:noProof/>
+                <w:webHidden/>
+              </w:rPr>
+              <w:fldChar w:fldCharType="begin"/>
+            </w:r>
+            <w:r>
+              <w:rPr>
+                <w:noProof/>
+                <w:webHidden/>
+              </w:rPr>
+              <w:instrText xml:space="preserve"> PAGEREF _Toc227530356 \h </w:instrText>
+            </w:r>
+            <w:r>
+              <w:rPr>
+                <w:noProof/>
+                <w:webHidden/>
+              </w:rPr>
+            </w:r>
+            <w:r>
+              <w:rPr>
+                <w:noProof/>
+                <w:webHidden/>
+              </w:rPr>
+              <w:fldChar w:fldCharType="separate"/>
+            </w:r>
+            <w:r>
+              <w:rPr>
+                <w:noProof/>
+                <w:webHidden/>
+              </w:rPr>
+              <w:t>10</w:t>
             </w:r>
             <w:r>
               <w:rPr>
@@ -913,13 +1201,13 @@
               <w:lang w:eastAsia="en-GB"/>
             </w:rPr>
           </w:pPr>
-          <w:hyperlink w:anchor="_Toc225503021" w:history="1">
+          <w:hyperlink w:anchor="_Toc227530357" w:history="1">
             <w:r>
               <w:rPr>
                 <w:rStyle w:val="Hyperlink"/>
                 <w:noProof/>
               </w:rPr>
-              <w:t>Sprint RAG Table</w:t>
+              <w:t>Sitemap</w:t>
             </w:r>
             <w:r>
               <w:rPr>
@@ -940,7 +1228,7 @@
                 <w:noProof/>
                 <w:webHidden/>
               </w:rPr>
-              <w:instrText xml:space="preserve"> PAGEREF _Toc225503021 \h </w:instrText>
+              <w:instrText xml:space="preserve"> PAGEREF _Toc227530357 \h </w:instrText>
             </w:r>
             <w:r>
               <w:rPr>
@@ -960,7 +1248,79 @@
                 <w:noProof/>
                 <w:webHidden/>
               </w:rPr>
-              <w:t>8</w:t>
+              <w:t>10</w:t>
+            </w:r>
+            <w:r>
+              <w:rPr>
+                <w:noProof/>
+                <w:webHidden/>
+              </w:rPr>
+              <w:fldChar w:fldCharType="end"/>
+            </w:r>
+          </w:hyperlink>
+        </w:p>
+        <w:p>
+          <w:pPr>
+            <w:pStyle w:val="TOC3"/>
+            <w:tabs>
+              <w:tab w:val="right" w:leader="dot" w:pos="9016"/>
+            </w:tabs>
+            <w:rPr>
+              <w:rFonts w:eastAsiaTheme="minorEastAsia"/>
+              <w:noProof/>
+              <w:sz w:val="24"/>
+              <w:szCs w:val="24"/>
+              <w:lang w:eastAsia="en-GB"/>
+            </w:rPr>
+          </w:pPr>
+          <w:hyperlink w:anchor="_Toc227530358" w:history="1">
+            <w:r>
+              <w:rPr>
+                <w:rStyle w:val="Hyperlink"/>
+                <w:noProof/>
+              </w:rPr>
+              <w:t>Wireframes</w:t>
+            </w:r>
+            <w:r>
+              <w:rPr>
+                <w:noProof/>
+                <w:webHidden/>
+              </w:rPr>
+              <w:tab/>
+            </w:r>
+            <w:r>
+              <w:rPr>
+                <w:noProof/>
+                <w:webHidden/>
+              </w:rPr>
+              <w:fldChar w:fldCharType="begin"/>
+            </w:r>
+            <w:r>
+              <w:rPr>
+                <w:noProof/>
+                <w:webHidden/>
+              </w:rPr>
+              <w:instrText xml:space="preserve"> PAGEREF _Toc227530358 \h </w:instrText>
+            </w:r>
+            <w:r>
+              <w:rPr>
+                <w:noProof/>
+                <w:webHidden/>
+              </w:rPr>
+            </w:r>
+            <w:r>
+              <w:rPr>
+                <w:noProof/>
+                <w:webHidden/>
+              </w:rPr>
+              <w:fldChar w:fldCharType="separate"/>
+            </w:r>
+            <w:r>
+              <w:rPr>
+                <w:noProof/>
+                <w:webHidden/>
+              </w:rPr>
+              <w:t>11</w:t>
             </w:r>
             <w:r>
               <w:rPr>
@@ -985,13 +1345,78 @@
               <w:lang w:eastAsia="en-GB"/>
             </w:rPr>
           </w:pPr>
-          <w:hyperlink w:anchor="_Toc225503022" w:history="1">
+          <w:hyperlink w:anchor="_Toc227530359" w:history="1">
+            <w:r>
+              <w:rPr>
+                <w:noProof/>
+                <w:webHidden/>
+              </w:rPr>
+              <w:tab/>
+            </w:r>
+            <w:r>
+              <w:rPr>
+                <w:noProof/>
+                <w:webHidden/>
+              </w:rPr>
+              <w:fldChar w:fldCharType="begin"/>
+            </w:r>
+            <w:r>
+              <w:rPr>
+                <w:noProof/>
+                <w:webHidden/>
+              </w:rPr>
+              <w:instrText xml:space="preserve"> PAGEREF _Toc227530359 \h </w:instrText>
+            </w:r>
+            <w:r>
+              <w:rPr>
+                <w:noProof/>
+                <w:webHidden/>
+              </w:rPr>
+            </w:r>
+            <w:r>
+              <w:rPr>
+                <w:noProof/>
+                <w:webHidden/>
+              </w:rPr>
+              <w:fldChar w:fldCharType="separate"/>
+            </w:r>
+            <w:r>
+              <w:rPr>
+                <w:noProof/>
+                <w:webHidden/>
+              </w:rPr>
+              <w:t>11</w:t>
+            </w:r>
+            <w:r>
+              <w:rPr>
+                <w:noProof/>
+                <w:webHidden/>
+              </w:rPr>
+              <w:fldChar w:fldCharType="end"/>
+            </w:r>
+          </w:hyperlink>
+        </w:p>
+        <w:p>
+          <w:pPr>
+            <w:pStyle w:val="TOC3"/>
+            <w:tabs>
+              <w:tab w:val="right" w:leader="dot" w:pos="9016"/>
+            </w:tabs>
+            <w:rPr>
+              <w:rFonts w:eastAsiaTheme="minorEastAsia"/>
+              <w:noProof/>
+              <w:sz w:val="24"/>
+              <w:szCs w:val="24"/>
+              <w:lang w:eastAsia="en-GB"/>
+            </w:rPr>
+          </w:pPr>
+          <w:hyperlink w:anchor="_Toc227530360" w:history="1">
             <w:r>
               <w:rPr>
                 <w:rStyle w:val="Hyperlink"/>
                 <w:noProof/>
               </w:rPr>
-              <w:t>Design Document</w:t>
+              <w:t>Sequence Diagrams</w:t>
             </w:r>
             <w:r>
               <w:rPr>
@@ -1012,7 +1437,7 @@
                 <w:noProof/>
                 <w:webHidden/>
               </w:rPr>
-              <w:instrText xml:space="preserve"> PAGEREF _Toc225503022 \h </w:instrText>
+              <w:instrText xml:space="preserve"> PAGEREF _Toc227530360 \h </w:instrText>
             </w:r>
             <w:r>
               <w:rPr>
@@ -1032,7 +1457,7 @@
                 <w:noProof/>
                 <w:webHidden/>
               </w:rPr>
-              <w:t>9</w:t>
+              <w:t>13</w:t>
             </w:r>
             <w:r>
               <w:rPr>
@@ -1057,13 +1482,13 @@
               <w:lang w:eastAsia="en-GB"/>
             </w:rPr>
           </w:pPr>
-          <w:hyperlink w:anchor="_Toc225503023" w:history="1">
+          <w:hyperlink w:anchor="_Toc227530361" w:history="1">
             <w:r>
               <w:rPr>
                 <w:rStyle w:val="Hyperlink"/>
                 <w:noProof/>
               </w:rPr>
-              <w:t>Project Vision</w:t>
+              <w:t>Algorithm Design</w:t>
             </w:r>
             <w:r>
               <w:rPr>
@@ -1084,7 +1509,7 @@
                 <w:noProof/>
                 <w:webHidden/>
               </w:rPr>
-              <w:instrText xml:space="preserve"> PAGEREF _Toc225503023 \h </w:instrText>
+              <w:instrText xml:space="preserve"> PAGEREF _Toc227530361 \h </w:instrText>
             </w:r>
             <w:r>
               <w:rPr>
@@ -1104,7 +1529,295 @@
                 <w:noProof/>
                 <w:webHidden/>
               </w:rPr>
-              <w:t>9</w:t>
+              <w:t>13</w:t>
+            </w:r>
+            <w:r>
+              <w:rPr>
+                <w:noProof/>
+                <w:webHidden/>
+              </w:rPr>
+              <w:fldChar w:fldCharType="end"/>
+            </w:r>
+          </w:hyperlink>
+        </w:p>
+        <w:p>
+          <w:pPr>
+            <w:pStyle w:val="TOC3"/>
+            <w:tabs>
+              <w:tab w:val="right" w:leader="dot" w:pos="9016"/>
+            </w:tabs>
+            <w:rPr>
+              <w:rFonts w:eastAsiaTheme="minorEastAsia"/>
+              <w:noProof/>
+              <w:sz w:val="24"/>
+              <w:szCs w:val="24"/>
+              <w:lang w:eastAsia="en-GB"/>
+            </w:rPr>
+          </w:pPr>
+          <w:hyperlink w:anchor="_Toc227530362" w:history="1">
+            <w:r>
+              <w:rPr>
+                <w:rStyle w:val="Hyperlink"/>
+                <w:noProof/>
+              </w:rPr>
+              <w:t>Salt/Key Generation</w:t>
+            </w:r>
+            <w:r>
+              <w:rPr>
+                <w:noProof/>
+                <w:webHidden/>
+              </w:rPr>
+              <w:tab/>
+            </w:r>
+            <w:r>
+              <w:rPr>
+                <w:noProof/>
+                <w:webHidden/>
+              </w:rPr>
+              <w:fldChar w:fldCharType="begin"/>
+            </w:r>
+            <w:r>
+              <w:rPr>
+                <w:noProof/>
+                <w:webHidden/>
+              </w:rPr>
+              <w:instrText xml:space="preserve"> PAGEREF _Toc227530362 \h </w:instrText>
+            </w:r>
+            <w:r>
+              <w:rPr>
+                <w:noProof/>
+                <w:webHidden/>
+              </w:rPr>
+            </w:r>
+            <w:r>
+              <w:rPr>
+                <w:noProof/>
+                <w:webHidden/>
+              </w:rPr>
+              <w:fldChar w:fldCharType="separate"/>
+            </w:r>
+            <w:r>
+              <w:rPr>
+                <w:noProof/>
+                <w:webHidden/>
+              </w:rPr>
+              <w:t>13</w:t>
+            </w:r>
+            <w:r>
+              <w:rPr>
+                <w:noProof/>
+                <w:webHidden/>
+              </w:rPr>
+              <w:fldChar w:fldCharType="end"/>
+            </w:r>
+          </w:hyperlink>
+        </w:p>
+        <w:p>
+          <w:pPr>
+            <w:pStyle w:val="TOC3"/>
+            <w:tabs>
+              <w:tab w:val="right" w:leader="dot" w:pos="9016"/>
+            </w:tabs>
+            <w:rPr>
+              <w:rFonts w:eastAsiaTheme="minorEastAsia"/>
+              <w:noProof/>
+              <w:sz w:val="24"/>
+              <w:szCs w:val="24"/>
+              <w:lang w:eastAsia="en-GB"/>
+            </w:rPr>
+          </w:pPr>
+          <w:hyperlink w:anchor="_Toc227530363" w:history="1">
+            <w:r>
+              <w:rPr>
+                <w:rStyle w:val="Hyperlink"/>
+                <w:noProof/>
+              </w:rPr>
+              <w:t>Encryption and Decryption</w:t>
+            </w:r>
+            <w:r>
+              <w:rPr>
+                <w:noProof/>
+                <w:webHidden/>
+              </w:rPr>
+              <w:tab/>
+            </w:r>
+            <w:r>
+              <w:rPr>
+                <w:noProof/>
+                <w:webHidden/>
+              </w:rPr>
+              <w:fldChar w:fldCharType="begin"/>
+            </w:r>
+            <w:r>
+              <w:rPr>
+                <w:noProof/>
+                <w:webHidden/>
+              </w:rPr>
+              <w:instrText xml:space="preserve"> PAGEREF _Toc227530363 \h </w:instrText>
+            </w:r>
+            <w:r>
+              <w:rPr>
+                <w:noProof/>
+                <w:webHidden/>
+              </w:rPr>
+            </w:r>
+            <w:r>
+              <w:rPr>
+                <w:noProof/>
+                <w:webHidden/>
+              </w:rPr>
+              <w:fldChar w:fldCharType="separate"/>
+            </w:r>
+            <w:r>
+              <w:rPr>
+                <w:noProof/>
+                <w:webHidden/>
+              </w:rPr>
+              <w:t>13</w:t>
+            </w:r>
+            <w:r>
+              <w:rPr>
+                <w:noProof/>
+                <w:webHidden/>
+              </w:rPr>
+              <w:fldChar w:fldCharType="end"/>
+            </w:r>
+          </w:hyperlink>
+        </w:p>
+        <w:p>
+          <w:pPr>
+            <w:pStyle w:val="TOC3"/>
+            <w:tabs>
+              <w:tab w:val="right" w:leader="dot" w:pos="9016"/>
+            </w:tabs>
+            <w:rPr>
+              <w:rFonts w:eastAsiaTheme="minorEastAsia"/>
+              <w:noProof/>
+              <w:sz w:val="24"/>
+              <w:szCs w:val="24"/>
+              <w:lang w:eastAsia="en-GB"/>
+            </w:rPr>
+          </w:pPr>
+          <w:hyperlink w:anchor="_Toc227530364" w:history="1">
+            <w:r>
+              <w:rPr>
+                <w:rStyle w:val="Hyperlink"/>
+                <w:noProof/>
+              </w:rPr>
+              <w:t>Hashing</w:t>
+            </w:r>
+            <w:r>
+              <w:rPr>
+                <w:noProof/>
+                <w:webHidden/>
+              </w:rPr>
+              <w:tab/>
+            </w:r>
+            <w:r>
+              <w:rPr>
+                <w:noProof/>
+                <w:webHidden/>
+              </w:rPr>
+              <w:fldChar w:fldCharType="begin"/>
+            </w:r>
+            <w:r>
+              <w:rPr>
+                <w:noProof/>
+                <w:webHidden/>
+              </w:rPr>
+              <w:instrText xml:space="preserve"> PAGEREF _Toc227530364 \h </w:instrText>
+            </w:r>
+            <w:r>
+              <w:rPr>
+                <w:noProof/>
+                <w:webHidden/>
+              </w:rPr>
+            </w:r>
+            <w:r>
+              <w:rPr>
+                <w:noProof/>
+                <w:webHidden/>
+              </w:rPr>
+              <w:fldChar w:fldCharType="separate"/>
+            </w:r>
+            <w:r>
+              <w:rPr>
+                <w:noProof/>
+                <w:webHidden/>
+              </w:rPr>
+              <w:t>14</w:t>
+            </w:r>
+            <w:r>
+              <w:rPr>
+                <w:noProof/>
+                <w:webHidden/>
+              </w:rPr>
+              <w:fldChar w:fldCharType="end"/>
+            </w:r>
+          </w:hyperlink>
+        </w:p>
+        <w:p>
+          <w:pPr>
+            <w:pStyle w:val="TOC1"/>
+            <w:tabs>
+              <w:tab w:val="right" w:leader="dot" w:pos="9016"/>
+            </w:tabs>
+            <w:rPr>
+              <w:rFonts w:eastAsiaTheme="minorEastAsia"/>
+              <w:noProof/>
+              <w:sz w:val="24"/>
+              <w:szCs w:val="24"/>
+              <w:lang w:eastAsia="en-GB"/>
+            </w:rPr>
+          </w:pPr>
+          <w:hyperlink w:anchor="_Toc227530365" w:history="1">
+            <w:r>
+              <w:rPr>
+                <w:rStyle w:val="Hyperlink"/>
+                <w:noProof/>
+              </w:rPr>
+              <w:t>Noted Issues and Constraints</w:t>
+            </w:r>
+            <w:r>
+              <w:rPr>
+                <w:noProof/>
+                <w:webHidden/>
+              </w:rPr>
+              <w:tab/>
+            </w:r>
+            <w:r>
+              <w:rPr>
+                <w:noProof/>
+                <w:webHidden/>
+              </w:rPr>
+              <w:fldChar w:fldCharType="begin"/>
+            </w:r>
+            <w:r>
+              <w:rPr>
+                <w:noProof/>
+                <w:webHidden/>
+              </w:rPr>
+              <w:instrText xml:space="preserve"> PAGEREF _Toc227530365 \h </w:instrText>
+            </w:r>
+            <w:r>
+              <w:rPr>
+                <w:noProof/>
+                <w:webHidden/>
+              </w:rPr>
+            </w:r>
+            <w:r>
+              <w:rPr>
+                <w:noProof/>
+                <w:webHidden/>
+              </w:rPr>
+              <w:fldChar w:fldCharType="separate"/>
+            </w:r>
+            <w:r>
+              <w:rPr>
+                <w:noProof/>
+                <w:webHidden/>
+              </w:rPr>
+              <w:t>15</w:t>
             </w:r>
             <w:r>
               <w:rPr>
@@ -1129,13 +1842,13 @@
               <w:lang w:eastAsia="en-GB"/>
             </w:rPr>
           </w:pPr>
-          <w:hyperlink w:anchor="_Toc225503024" w:history="1">
+          <w:hyperlink w:anchor="_Toc227530366" w:history="1">
             <w:r>
               <w:rPr>
                 <w:rStyle w:val="Hyperlink"/>
                 <w:noProof/>
               </w:rPr>
-              <w:t>Background</w:t>
+              <w:t>Github Repository Link</w:t>
             </w:r>
             <w:r>
               <w:rPr>
@@ -1156,7 +1869,7 @@
                 <w:noProof/>
                 <w:webHidden/>
               </w:rPr>
-              <w:instrText xml:space="preserve"> PAGEREF _Toc225503024 \h </w:instrText>
+              <w:instrText xml:space="preserve"> PAGEREF _Toc227530366 \h </w:instrText>
             </w:r>
             <w:r>
               <w:rPr>
@@ -1176,7 +1889,79 @@
                 <w:noProof/>
                 <w:webHidden/>
               </w:rPr>
-              <w:t>9</w:t>
+              <w:t>15</w:t>
+            </w:r>
+            <w:r>
+              <w:rPr>
+                <w:noProof/>
+                <w:webHidden/>
+              </w:rPr>
+              <w:fldChar w:fldCharType="end"/>
+            </w:r>
+          </w:hyperlink>
+        </w:p>
+        <w:p>
+          <w:pPr>
+            <w:pStyle w:val="TOC1"/>
+            <w:tabs>
+              <w:tab w:val="right" w:leader="dot" w:pos="9016"/>
+            </w:tabs>
+            <w:rPr>
+              <w:rFonts w:eastAsiaTheme="minorEastAsia"/>
+              <w:noProof/>
+              <w:sz w:val="24"/>
+              <w:szCs w:val="24"/>
+              <w:lang w:eastAsia="en-GB"/>
+            </w:rPr>
+          </w:pPr>
+          <w:hyperlink w:anchor="_Toc227530367" w:history="1">
+            <w:r>
+              <w:rPr>
+                <w:rStyle w:val="Hyperlink"/>
+                <w:noProof/>
+              </w:rPr>
+              <w:t>Appendix</w:t>
+            </w:r>
+            <w:r>
+              <w:rPr>
+                <w:noProof/>
+                <w:webHidden/>
+              </w:rPr>
+              <w:tab/>
+            </w:r>
+            <w:r>
+              <w:rPr>
+                <w:noProof/>
+                <w:webHidden/>
+              </w:rPr>
+              <w:fldChar w:fldCharType="begin"/>
+            </w:r>
+            <w:r>
+              <w:rPr>
+                <w:noProof/>
+                <w:webHidden/>
+              </w:rPr>
+              <w:instrText xml:space="preserve"> PAGEREF _Toc227530367 \h </w:instrText>
+            </w:r>
+            <w:r>
+              <w:rPr>
+                <w:noProof/>
+                <w:webHidden/>
+              </w:rPr>
+            </w:r>
+            <w:r>
+              <w:rPr>
+                <w:noProof/>
+                <w:webHidden/>
+              </w:rPr>
+              <w:fldChar w:fldCharType="separate"/>
+            </w:r>
+            <w:r>
+              <w:rPr>
+                <w:noProof/>
+                <w:webHidden/>
+              </w:rPr>
+              <w:t>16</w:t>
             </w:r>
             <w:r>
               <w:rPr>
@@ -1201,13 +1986,13 @@
               <w:lang w:eastAsia="en-GB"/>
             </w:rPr>
           </w:pPr>
-          <w:hyperlink w:anchor="_Toc225503025" w:history="1">
+          <w:hyperlink w:anchor="_Toc227530368" w:history="1">
             <w:r>
               <w:rPr>
                 <w:rStyle w:val="Hyperlink"/>
                 <w:noProof/>
               </w:rPr>
-              <w:t>UML diagrams</w:t>
+              <w:t>Testing Table</w:t>
             </w:r>
             <w:r>
               <w:rPr>
@@ -1228,7 +2013,7 @@
                 <w:noProof/>
                 <w:webHidden/>
               </w:rPr>
-              <w:instrText xml:space="preserve"> PAGEREF _Toc225503025 \h </w:instrText>
+              <w:instrText xml:space="preserve"> PAGEREF _Toc227530368 \h </w:instrText>
             </w:r>
             <w:r>
               <w:rPr>
@@ -1248,223 +2033,7 @@
                 <w:noProof/>
                 <w:webHidden/>
               </w:rPr>
-              <w:t>10</w:t>
-            </w:r>
-            <w:r>
-              <w:rPr>
-                <w:noProof/>
-                <w:webHidden/>
-              </w:rPr>
-              <w:fldChar w:fldCharType="end"/>
-            </w:r>
-          </w:hyperlink>
-        </w:p>
-        <w:p>
-          <w:pPr>
-            <w:pStyle w:val="TOC3"/>
-            <w:tabs>
-              <w:tab w:val="right" w:leader="dot" w:pos="9016"/>
-            </w:tabs>
-            <w:rPr>
-              <w:rFonts w:eastAsiaTheme="minorEastAsia"/>
-              <w:noProof/>
-              <w:sz w:val="24"/>
-              <w:szCs w:val="24"/>
-              <w:lang w:eastAsia="en-GB"/>
-            </w:rPr>
-          </w:pPr>
-          <w:hyperlink w:anchor="_Toc225503026" w:history="1">
-            <w:r>
-              <w:rPr>
-                <w:rStyle w:val="Hyperlink"/>
-                <w:noProof/>
-              </w:rPr>
-              <w:t>Sitemap</w:t>
-            </w:r>
-            <w:r>
-              <w:rPr>
-                <w:noProof/>
-                <w:webHidden/>
-              </w:rPr>
-              <w:tab/>
-            </w:r>
-            <w:r>
-              <w:rPr>
-                <w:noProof/>
-                <w:webHidden/>
-              </w:rPr>
-              <w:fldChar w:fldCharType="begin"/>
-            </w:r>
-            <w:r>
-              <w:rPr>
-                <w:noProof/>
-                <w:webHidden/>
-              </w:rPr>
-              <w:instrText xml:space="preserve"> PAGEREF _Toc225503026 \h </w:instrText>
-            </w:r>
-            <w:r>
-              <w:rPr>
-                <w:noProof/>
-                <w:webHidden/>
-              </w:rPr>
-            </w:r>
-            <w:r>
-              <w:rPr>
-                <w:noProof/>
-                <w:webHidden/>
-              </w:rPr>
-              <w:fldChar w:fldCharType="separate"/>
-            </w:r>
-            <w:r>
-              <w:rPr>
-                <w:noProof/>
-                <w:webHidden/>
-              </w:rPr>
-              <w:t>10</w:t>
-            </w:r>
-            <w:r>
-              <w:rPr>
-                <w:noProof/>
-                <w:webHidden/>
-              </w:rPr>
-              <w:fldChar w:fldCharType="end"/>
-            </w:r>
-          </w:hyperlink>
-        </w:p>
-        <w:p>
-          <w:pPr>
-            <w:pStyle w:val="TOC3"/>
-            <w:tabs>
-              <w:tab w:val="right" w:leader="dot" w:pos="9016"/>
-            </w:tabs>
-            <w:rPr>
-              <w:rFonts w:eastAsiaTheme="minorEastAsia"/>
-              <w:noProof/>
-              <w:sz w:val="24"/>
-              <w:szCs w:val="24"/>
-              <w:lang w:eastAsia="en-GB"/>
-            </w:rPr>
-          </w:pPr>
-          <w:hyperlink w:anchor="_Toc225503027" w:history="1">
-            <w:r>
-              <w:rPr>
-                <w:rStyle w:val="Hyperlink"/>
-                <w:noProof/>
-              </w:rPr>
-              <w:t>Wireframes</w:t>
-            </w:r>
-            <w:r>
-              <w:rPr>
-                <w:noProof/>
-                <w:webHidden/>
-              </w:rPr>
-              <w:tab/>
-            </w:r>
-            <w:r>
-              <w:rPr>
-                <w:noProof/>
-                <w:webHidden/>
-              </w:rPr>
-              <w:fldChar w:fldCharType="begin"/>
-            </w:r>
-            <w:r>
-              <w:rPr>
-                <w:noProof/>
-                <w:webHidden/>
-              </w:rPr>
-              <w:instrText xml:space="preserve"> PAGEREF _Toc225503027 \h </w:instrText>
-            </w:r>
-            <w:r>
-              <w:rPr>
-                <w:noProof/>
-                <w:webHidden/>
-              </w:rPr>
-            </w:r>
-            <w:r>
-              <w:rPr>
-                <w:noProof/>
-                <w:webHidden/>
-              </w:rPr>
-              <w:fldChar w:fldCharType="separate"/>
-            </w:r>
-            <w:r>
-              <w:rPr>
-                <w:noProof/>
-                <w:webHidden/>
-              </w:rPr>
-              <w:t>11</w:t>
-            </w:r>
-            <w:r>
-              <w:rPr>
-                <w:noProof/>
-                <w:webHidden/>
-              </w:rPr>
-              <w:fldChar w:fldCharType="end"/>
-            </w:r>
-          </w:hyperlink>
-        </w:p>
-        <w:p>
-          <w:pPr>
-            <w:pStyle w:val="TOC3"/>
-            <w:tabs>
-              <w:tab w:val="right" w:leader="dot" w:pos="9016"/>
-            </w:tabs>
-            <w:rPr>
-              <w:rFonts w:eastAsiaTheme="minorEastAsia"/>
-              <w:noProof/>
-              <w:sz w:val="24"/>
-              <w:szCs w:val="24"/>
-              <w:lang w:eastAsia="en-GB"/>
-            </w:rPr>
-          </w:pPr>
-          <w:hyperlink w:anchor="_Toc225503028" w:history="1">
-            <w:r>
-              <w:rPr>
-                <w:rStyle w:val="Hyperlink"/>
-                <w:noProof/>
-              </w:rPr>
-              <w:t>Sequence Diagrams</w:t>
-            </w:r>
-            <w:r>
-              <w:rPr>
-                <w:noProof/>
-                <w:webHidden/>
-              </w:rPr>
-              <w:tab/>
-            </w:r>
-            <w:r>
-              <w:rPr>
-                <w:noProof/>
-                <w:webHidden/>
-              </w:rPr>
-              <w:fldChar w:fldCharType="begin"/>
-            </w:r>
-            <w:r>
-              <w:rPr>
-                <w:noProof/>
-                <w:webHidden/>
-              </w:rPr>
-              <w:instrText xml:space="preserve"> PAGEREF _Toc225503028 \h </w:instrText>
-            </w:r>
-            <w:r>
-              <w:rPr>
-                <w:noProof/>
-                <w:webHidden/>
-              </w:rPr>
-            </w:r>
-            <w:r>
-              <w:rPr>
-                <w:noProof/>
-                <w:webHidden/>
-              </w:rPr>
-              <w:fldChar w:fldCharType="separate"/>
-            </w:r>
-            <w:r>
-              <w:rPr>
-                <w:noProof/>
-                <w:webHidden/>
-              </w:rPr>
-              <w:t>12</w:t>
+              <w:t>16</w:t>
             </w:r>
             <w:r>
               <w:rPr>
@@ -1489,13 +2058,13 @@
               <w:lang w:eastAsia="en-GB"/>
             </w:rPr>
           </w:pPr>
-          <w:hyperlink w:anchor="_Toc225503029" w:history="1">
+          <w:hyperlink w:anchor="_Toc227530369" w:history="1">
             <w:r>
               <w:rPr>
                 <w:rStyle w:val="Hyperlink"/>
                 <w:noProof/>
               </w:rPr>
-              <w:t>Algorithm Design</w:t>
+              <w:t>References</w:t>
             </w:r>
             <w:r>
               <w:rPr>
@@ -1516,7 +2085,7 @@
                 <w:noProof/>
                 <w:webHidden/>
               </w:rPr>
-              <w:instrText xml:space="preserve"> PAGEREF _Toc225503029 \h </w:instrText>
+              <w:instrText xml:space="preserve"> PAGEREF _Toc227530369 \h </w:instrText>
             </w:r>
             <w:r>
               <w:rPr>
@@ -1536,583 +2105,7 @@
                 <w:noProof/>
                 <w:webHidden/>
               </w:rPr>
-              <w:t>12</w:t>
-            </w:r>
-            <w:r>
-              <w:rPr>
-                <w:noProof/>
-                <w:webHidden/>
-              </w:rPr>
-              <w:fldChar w:fldCharType="end"/>
-            </w:r>
-          </w:hyperlink>
-        </w:p>
-        <w:p>
-          <w:pPr>
-            <w:pStyle w:val="TOC3"/>
-            <w:tabs>
-              <w:tab w:val="right" w:leader="dot" w:pos="9016"/>
-            </w:tabs>
-            <w:rPr>
-              <w:rFonts w:eastAsiaTheme="minorEastAsia"/>
-              <w:noProof/>
-              <w:sz w:val="24"/>
-              <w:szCs w:val="24"/>
-              <w:lang w:eastAsia="en-GB"/>
-            </w:rPr>
-          </w:pPr>
-          <w:hyperlink w:anchor="_Toc225503030" w:history="1">
-            <w:r>
-              <w:rPr>
-                <w:rStyle w:val="Hyperlink"/>
-                <w:noProof/>
-              </w:rPr>
-              <w:t>Salt/Key Generation</w:t>
-            </w:r>
-            <w:r>
-              <w:rPr>
-                <w:noProof/>
-                <w:webHidden/>
-              </w:rPr>
-              <w:tab/>
-            </w:r>
-            <w:r>
-              <w:rPr>
-                <w:noProof/>
-                <w:webHidden/>
-              </w:rPr>
-              <w:fldChar w:fldCharType="begin"/>
-            </w:r>
-            <w:r>
-              <w:rPr>
-                <w:noProof/>
-                <w:webHidden/>
-              </w:rPr>
-              <w:instrText xml:space="preserve"> PAGEREF _Toc225503030 \h </w:instrText>
-            </w:r>
-            <w:r>
-              <w:rPr>
-                <w:noProof/>
-                <w:webHidden/>
-              </w:rPr>
-            </w:r>
-            <w:r>
-              <w:rPr>
-                <w:noProof/>
-                <w:webHidden/>
-              </w:rPr>
-              <w:fldChar w:fldCharType="separate"/>
-            </w:r>
-            <w:r>
-              <w:rPr>
-                <w:noProof/>
-                <w:webHidden/>
-              </w:rPr>
-              <w:t>12</w:t>
-            </w:r>
-            <w:r>
-              <w:rPr>
-                <w:noProof/>
-                <w:webHidden/>
-              </w:rPr>
-              <w:fldChar w:fldCharType="end"/>
-            </w:r>
-          </w:hyperlink>
-        </w:p>
-        <w:p>
-          <w:pPr>
-            <w:pStyle w:val="TOC3"/>
-            <w:tabs>
-              <w:tab w:val="right" w:leader="dot" w:pos="9016"/>
-            </w:tabs>
-            <w:rPr>
-              <w:rFonts w:eastAsiaTheme="minorEastAsia"/>
-              <w:noProof/>
-              <w:sz w:val="24"/>
-              <w:szCs w:val="24"/>
-              <w:lang w:eastAsia="en-GB"/>
-            </w:rPr>
-          </w:pPr>
-          <w:hyperlink w:anchor="_Toc225503031" w:history="1">
-            <w:r>
-              <w:rPr>
-                <w:rStyle w:val="Hyperlink"/>
-                <w:noProof/>
-              </w:rPr>
-              <w:t>Encryption and Decryption</w:t>
-            </w:r>
-            <w:r>
-              <w:rPr>
-                <w:noProof/>
-                <w:webHidden/>
-              </w:rPr>
-              <w:tab/>
-            </w:r>
-            <w:r>
-              <w:rPr>
-                <w:noProof/>
-                <w:webHidden/>
-              </w:rPr>
-              <w:fldChar w:fldCharType="begin"/>
-            </w:r>
-            <w:r>
-              <w:rPr>
-                <w:noProof/>
-                <w:webHidden/>
-              </w:rPr>
-              <w:instrText xml:space="preserve"> PAGEREF _Toc225503031 \h </w:instrText>
-            </w:r>
-            <w:r>
-              <w:rPr>
-                <w:noProof/>
-                <w:webHidden/>
-              </w:rPr>
-            </w:r>
-            <w:r>
-              <w:rPr>
-                <w:noProof/>
-                <w:webHidden/>
-              </w:rPr>
-              <w:fldChar w:fldCharType="separate"/>
-            </w:r>
-            <w:r>
-              <w:rPr>
-                <w:noProof/>
-                <w:webHidden/>
-              </w:rPr>
-              <w:t>12</w:t>
-            </w:r>
-            <w:r>
-              <w:rPr>
-                <w:noProof/>
-                <w:webHidden/>
-              </w:rPr>
-              <w:fldChar w:fldCharType="end"/>
-            </w:r>
-          </w:hyperlink>
-        </w:p>
-        <w:p>
-          <w:pPr>
-            <w:pStyle w:val="TOC3"/>
-            <w:tabs>
-              <w:tab w:val="right" w:leader="dot" w:pos="9016"/>
-            </w:tabs>
-            <w:rPr>
-              <w:rFonts w:eastAsiaTheme="minorEastAsia"/>
-              <w:noProof/>
-              <w:sz w:val="24"/>
-              <w:szCs w:val="24"/>
-              <w:lang w:eastAsia="en-GB"/>
-            </w:rPr>
-          </w:pPr>
-          <w:hyperlink w:anchor="_Toc225503032" w:history="1">
-            <w:r>
-              <w:rPr>
-                <w:rStyle w:val="Hyperlink"/>
-                <w:noProof/>
-              </w:rPr>
-              <w:t>Hashing</w:t>
-            </w:r>
-            <w:r>
-              <w:rPr>
-                <w:noProof/>
-                <w:webHidden/>
-              </w:rPr>
-              <w:tab/>
-            </w:r>
-            <w:r>
-              <w:rPr>
-                <w:noProof/>
-                <w:webHidden/>
-              </w:rPr>
-              <w:fldChar w:fldCharType="begin"/>
-            </w:r>
-            <w:r>
-              <w:rPr>
-                <w:noProof/>
-                <w:webHidden/>
-              </w:rPr>
-              <w:instrText xml:space="preserve"> PAGEREF _Toc225503032 \h </w:instrText>
-            </w:r>
-            <w:r>
-              <w:rPr>
-                <w:noProof/>
-                <w:webHidden/>
-              </w:rPr>
-            </w:r>
-            <w:r>
-              <w:rPr>
-                <w:noProof/>
-                <w:webHidden/>
-              </w:rPr>
-              <w:fldChar w:fldCharType="separate"/>
-            </w:r>
-            <w:r>
-              <w:rPr>
-                <w:noProof/>
-                <w:webHidden/>
-              </w:rPr>
-              <w:t>13</w:t>
-            </w:r>
-            <w:r>
-              <w:rPr>
-                <w:noProof/>
-                <w:webHidden/>
-              </w:rPr>
-              <w:fldChar w:fldCharType="end"/>
-            </w:r>
-          </w:hyperlink>
-        </w:p>
-        <w:p>
-          <w:pPr>
-            <w:pStyle w:val="TOC1"/>
-            <w:tabs>
-              <w:tab w:val="right" w:leader="dot" w:pos="9016"/>
-            </w:tabs>
-            <w:rPr>
-              <w:rFonts w:eastAsiaTheme="minorEastAsia"/>
-              <w:noProof/>
-              <w:sz w:val="24"/>
-              <w:szCs w:val="24"/>
-              <w:lang w:eastAsia="en-GB"/>
-            </w:rPr>
-          </w:pPr>
-          <w:hyperlink w:anchor="_Toc225503033" w:history="1">
-            <w:r>
-              <w:rPr>
-                <w:rStyle w:val="Hyperlink"/>
-                <w:noProof/>
-              </w:rPr>
-              <w:t>Noted Issues and Constraints</w:t>
-            </w:r>
-            <w:r>
-              <w:rPr>
-                <w:noProof/>
-                <w:webHidden/>
-              </w:rPr>
-              <w:tab/>
-            </w:r>
-            <w:r>
-              <w:rPr>
-                <w:noProof/>
-                <w:webHidden/>
-              </w:rPr>
-              <w:fldChar w:fldCharType="begin"/>
-            </w:r>
-            <w:r>
-              <w:rPr>
-                <w:noProof/>
-                <w:webHidden/>
-              </w:rPr>
-              <w:instrText xml:space="preserve"> PAGEREF _Toc225503033 \h </w:instrText>
-            </w:r>
-            <w:r>
-              <w:rPr>
-                <w:noProof/>
-                <w:webHidden/>
-              </w:rPr>
-            </w:r>
-            <w:r>
-              <w:rPr>
-                <w:noProof/>
-                <w:webHidden/>
-              </w:rPr>
-              <w:fldChar w:fldCharType="separate"/>
-            </w:r>
-            <w:r>
-              <w:rPr>
-                <w:noProof/>
-                <w:webHidden/>
-              </w:rPr>
-              <w:t>14</w:t>
-            </w:r>
-            <w:r>
-              <w:rPr>
-                <w:noProof/>
-                <w:webHidden/>
-              </w:rPr>
-              <w:fldChar w:fldCharType="end"/>
-            </w:r>
-          </w:hyperlink>
-        </w:p>
-        <w:p>
-          <w:pPr>
-            <w:pStyle w:val="TOC2"/>
-            <w:tabs>
-              <w:tab w:val="right" w:leader="dot" w:pos="9016"/>
-            </w:tabs>
-            <w:rPr>
-              <w:rFonts w:eastAsiaTheme="minorEastAsia"/>
-              <w:noProof/>
-              <w:sz w:val="24"/>
-              <w:szCs w:val="24"/>
-              <w:lang w:eastAsia="en-GB"/>
-            </w:rPr>
-          </w:pPr>
-          <w:hyperlink w:anchor="_Toc225503034" w:history="1">
-            <w:r>
-              <w:rPr>
-                <w:rStyle w:val="Hyperlink"/>
-                <w:noProof/>
-              </w:rPr>
-              <w:t>Github Repository Link</w:t>
-            </w:r>
-            <w:r>
-              <w:rPr>
-                <w:noProof/>
-                <w:webHidden/>
-              </w:rPr>
-              <w:tab/>
-            </w:r>
-            <w:r>
-              <w:rPr>
-                <w:noProof/>
-                <w:webHidden/>
-              </w:rPr>
-              <w:fldChar w:fldCharType="begin"/>
-            </w:r>
-            <w:r>
-              <w:rPr>
-                <w:noProof/>
-                <w:webHidden/>
-              </w:rPr>
-              <w:instrText xml:space="preserve"> PAGEREF _Toc225503034 \h </w:instrText>
-            </w:r>
-            <w:r>
-              <w:rPr>
-                <w:noProof/>
-                <w:webHidden/>
-              </w:rPr>
-            </w:r>
-            <w:r>
-              <w:rPr>
-                <w:noProof/>
-                <w:webHidden/>
-              </w:rPr>
-              <w:fldChar w:fldCharType="separate"/>
-            </w:r>
-            <w:r>
-              <w:rPr>
-                <w:noProof/>
-                <w:webHidden/>
-              </w:rPr>
-              <w:t>14</w:t>
-            </w:r>
-            <w:r>
-              <w:rPr>
-                <w:noProof/>
-                <w:webHidden/>
-              </w:rPr>
-              <w:fldChar w:fldCharType="end"/>
-            </w:r>
-          </w:hyperlink>
-        </w:p>
-        <w:p>
-          <w:pPr>
-            <w:pStyle w:val="TOC1"/>
-            <w:tabs>
-              <w:tab w:val="right" w:leader="dot" w:pos="9016"/>
-            </w:tabs>
-            <w:rPr>
-              <w:rFonts w:eastAsiaTheme="minorEastAsia"/>
-              <w:noProof/>
-              <w:sz w:val="24"/>
-              <w:szCs w:val="24"/>
-              <w:lang w:eastAsia="en-GB"/>
-            </w:rPr>
-          </w:pPr>
-          <w:hyperlink w:anchor="_Toc225503035" w:history="1">
-            <w:r>
-              <w:rPr>
-                <w:rStyle w:val="Hyperlink"/>
-                <w:noProof/>
-              </w:rPr>
-              <w:t>Appendix</w:t>
-            </w:r>
-            <w:r>
-              <w:rPr>
-                <w:noProof/>
-                <w:webHidden/>
-              </w:rPr>
-              <w:tab/>
-            </w:r>
-            <w:r>
-              <w:rPr>
-                <w:noProof/>
-                <w:webHidden/>
-              </w:rPr>
-              <w:fldChar w:fldCharType="begin"/>
-            </w:r>
-            <w:r>
-              <w:rPr>
-                <w:noProof/>
-                <w:webHidden/>
-              </w:rPr>
-              <w:instrText xml:space="preserve"> PAGEREF _Toc225503035 \h </w:instrText>
-            </w:r>
-            <w:r>
-              <w:rPr>
-                <w:noProof/>
-                <w:webHidden/>
-              </w:rPr>
-            </w:r>
-            <w:r>
-              <w:rPr>
-                <w:noProof/>
-                <w:webHidden/>
-              </w:rPr>
-              <w:fldChar w:fldCharType="separate"/>
-            </w:r>
-            <w:r>
-              <w:rPr>
-                <w:noProof/>
-                <w:webHidden/>
-              </w:rPr>
-              <w:t>15</w:t>
-            </w:r>
-            <w:r>
-              <w:rPr>
-                <w:noProof/>
-                <w:webHidden/>
-              </w:rPr>
-              <w:fldChar w:fldCharType="end"/>
-            </w:r>
-          </w:hyperlink>
-        </w:p>
-        <w:p>
-          <w:pPr>
-            <w:pStyle w:val="TOC2"/>
-            <w:tabs>
-              <w:tab w:val="right" w:leader="dot" w:pos="9016"/>
-            </w:tabs>
-            <w:rPr>
-              <w:rFonts w:eastAsiaTheme="minorEastAsia"/>
-              <w:noProof/>
-              <w:sz w:val="24"/>
-              <w:szCs w:val="24"/>
-              <w:lang w:eastAsia="en-GB"/>
-            </w:rPr>
-          </w:pPr>
-          <w:hyperlink w:anchor="_Toc225503036" w:history="1">
-            <w:r>
-              <w:rPr>
-                <w:rStyle w:val="Hyperlink"/>
-                <w:noProof/>
-              </w:rPr>
-              <w:t>Testing Table</w:t>
-            </w:r>
-            <w:r>
-              <w:rPr>
-                <w:noProof/>
-                <w:webHidden/>
-              </w:rPr>
-              <w:tab/>
-            </w:r>
-            <w:r>
-              <w:rPr>
-                <w:noProof/>
-                <w:webHidden/>
-              </w:rPr>
-              <w:fldChar w:fldCharType="begin"/>
-            </w:r>
-            <w:r>
-              <w:rPr>
-                <w:noProof/>
-                <w:webHidden/>
-              </w:rPr>
-              <w:instrText xml:space="preserve"> PAGEREF _Toc225503036 \h </w:instrText>
-            </w:r>
-            <w:r>
-              <w:rPr>
-                <w:noProof/>
-                <w:webHidden/>
-              </w:rPr>
-            </w:r>
-            <w:r>
-              <w:rPr>
-                <w:noProof/>
-                <w:webHidden/>
-              </w:rPr>
-              <w:fldChar w:fldCharType="separate"/>
-            </w:r>
-            <w:r>
-              <w:rPr>
-                <w:noProof/>
-                <w:webHidden/>
-              </w:rPr>
-              <w:t>15</w:t>
-            </w:r>
-            <w:r>
-              <w:rPr>
-                <w:noProof/>
-                <w:webHidden/>
-              </w:rPr>
-              <w:fldChar w:fldCharType="end"/>
-            </w:r>
-          </w:hyperlink>
-        </w:p>
-        <w:p>
-          <w:pPr>
-            <w:pStyle w:val="TOC2"/>
-            <w:tabs>
-              <w:tab w:val="right" w:leader="dot" w:pos="9016"/>
-            </w:tabs>
-            <w:rPr>
-              <w:rFonts w:eastAsiaTheme="minorEastAsia"/>
-              <w:noProof/>
-              <w:sz w:val="24"/>
-              <w:szCs w:val="24"/>
-              <w:lang w:eastAsia="en-GB"/>
-            </w:rPr>
-          </w:pPr>
-          <w:hyperlink w:anchor="_Toc225503037" w:history="1">
-            <w:r>
-              <w:rPr>
-                <w:rStyle w:val="Hyperlink"/>
-                <w:noProof/>
-              </w:rPr>
-              <w:t>References</w:t>
-            </w:r>
-            <w:r>
-              <w:rPr>
-                <w:noProof/>
-                <w:webHidden/>
-              </w:rPr>
-              <w:tab/>
-            </w:r>
-            <w:r>
-              <w:rPr>
-                <w:noProof/>
-                <w:webHidden/>
-              </w:rPr>
-              <w:fldChar w:fldCharType="begin"/>
-            </w:r>
-            <w:r>
-              <w:rPr>
-                <w:noProof/>
-                <w:webHidden/>
-              </w:rPr>
-              <w:instrText xml:space="preserve"> PAGEREF _Toc225503037 \h </w:instrText>
-            </w:r>
-            <w:r>
-              <w:rPr>
-                <w:noProof/>
-                <w:webHidden/>
-              </w:rPr>
-            </w:r>
-            <w:r>
-              <w:rPr>
-                <w:noProof/>
-                <w:webHidden/>
-              </w:rPr>
-              <w:fldChar w:fldCharType="separate"/>
-            </w:r>
-            <w:r>
-              <w:rPr>
-                <w:noProof/>
-                <w:webHidden/>
-              </w:rPr>
-              <w:t>15</w:t>
+              <w:t>16</w:t>
             </w:r>
             <w:r>
               <w:rPr>
@@ -2154,7 +2147,7 @@
       <w:pPr>
         <w:pStyle w:val="Heading1"/>
       </w:pPr>
-      <w:bookmarkStart w:id="0" w:name="_Toc225503010"/>
+      <w:bookmarkStart w:id="0" w:name="_Toc227530342"/>
       <w:r>
         <w:lastRenderedPageBreak/>
         <w:t>Introduction</w:t>
@@ -2245,7 +2238,7 @@
       <w:pPr>
         <w:pStyle w:val="Heading1"/>
       </w:pPr>
-      <w:bookmarkStart w:id="1" w:name="_Toc225503011"/>
+      <w:bookmarkStart w:id="1" w:name="_Toc227530343"/>
       <w:r>
         <w:t>Software Development Lifecycle</w:t>
       </w:r>
@@ -2703,6 +2696,24 @@
           <w:t>1</w:t>
         </w:r>
       </w:fldSimple>
+      <w:r>
+        <w:rPr>
+          <w:noProof/>
+        </w:rPr>
+        <w:t xml:space="preserve">: </w:t>
+      </w:r>
+      <w:r>
+        <w:rPr>
+          <w:noProof/>
+        </w:rPr>
+        <w:t>Product Backlog</w:t>
+      </w:r>
+      <w:r>
+        <w:rPr>
+          <w:noProof/>
+        </w:rPr>
+        <w:t xml:space="preserve"> </w:t>
+      </w:r>
     </w:p>
     <w:p>
       <w:pPr>
@@ -2721,7 +2732,7 @@
       <w:pPr>
         <w:pStyle w:val="Heading2"/>
       </w:pPr>
-      <w:bookmarkStart w:id="2" w:name="_Toc225503012"/>
+      <w:bookmarkStart w:id="2" w:name="_Toc227530344"/>
       <w:r>
         <w:lastRenderedPageBreak/>
         <w:t>Sprint Backlog</w:t>
@@ -2749,7 +2760,7 @@
       <w:pPr>
         <w:pStyle w:val="Heading3"/>
       </w:pPr>
-      <w:bookmarkStart w:id="3" w:name="_Toc225503013"/>
+      <w:bookmarkStart w:id="3" w:name="_Toc227530345"/>
       <w:r>
         <w:t>Sprint 1</w:t>
       </w:r>
@@ -2888,6 +2899,9 @@
             <w:r>
               <w:t>Create Sitemap</w:t>
             </w:r>
+            <w:r>
+              <w:t xml:space="preserve"> (fig. 2)</w:t>
+            </w:r>
           </w:p>
         </w:tc>
         <w:tc>
@@ -2906,6 +2920,15 @@
           <w:p>
             <w:r>
               <w:t>Create wireframes</w:t>
+            </w:r>
+            <w:r>
+              <w:t xml:space="preserve"> (figs. 3 to </w:t>
+            </w:r>
+            <w:r>
+              <w:t>9</w:t>
+            </w:r>
+            <w:r>
+              <w:t>)</w:t>
             </w:r>
           </w:p>
         </w:tc>
@@ -2941,7 +2964,7 @@
       <w:pPr>
         <w:pStyle w:val="Heading3"/>
       </w:pPr>
-      <w:bookmarkStart w:id="4" w:name="_Toc225503014"/>
+      <w:bookmarkStart w:id="4" w:name="_Toc227530346"/>
       <w:r>
         <w:t>Sprint 2</w:t>
       </w:r>
@@ -3100,7 +3123,39 @@
         <w:pStyle w:val="Footer"/>
       </w:pPr>
       <w:r>
-        <w:t xml:space="preserve">The security for the website was initially designed here, but was changed later as the initial design was out of scope </w:t>
+        <w:t>Research for the security led to me realising that the initial idea of using End-To-End encryption to stand out from other notes applications</w:t>
+      </w:r>
+      <w:r>
+        <w:t xml:space="preserve"> was too complicated and out of scope for this particular project. </w:t>
+      </w:r>
+      <w:proofErr w:type="gramStart"/>
+      <w:r>
+        <w:t>So</w:t>
+      </w:r>
+      <w:proofErr w:type="gramEnd"/>
+      <w:r>
+        <w:t xml:space="preserve"> the</w:t>
+      </w:r>
+      <w:r>
+        <w:t xml:space="preserve"> security for the website was initially designed here</w:t>
+      </w:r>
+      <w:r>
+        <w:t xml:space="preserve"> using</w:t>
+      </w:r>
+      <w:r>
+        <w:t xml:space="preserve"> node.js crypto module, but no end-to-end encryption</w:t>
+      </w:r>
+      <w:r>
+        <w:t xml:space="preserve">, </w:t>
+      </w:r>
+      <w:r>
+        <w:t>however this</w:t>
+      </w:r>
+      <w:r>
+        <w:t xml:space="preserve"> was changed later as </w:t>
+      </w:r>
+      <w:r>
+        <w:t>it became clear this too was out of scope</w:t>
       </w:r>
     </w:p>
     <w:p/>
@@ -3108,7 +3163,7 @@
       <w:pPr>
         <w:pStyle w:val="Heading3"/>
       </w:pPr>
-      <w:bookmarkStart w:id="5" w:name="_Toc225503015"/>
+      <w:bookmarkStart w:id="5" w:name="_Toc227530347"/>
       <w:r>
         <w:t>Sprint 3</w:t>
       </w:r>
@@ -3124,6 +3179,7 @@
         <w:pStyle w:val="Heading4"/>
       </w:pPr>
       <w:r>
+        <w:lastRenderedPageBreak/>
         <w:t>User Stories</w:t>
       </w:r>
     </w:p>
@@ -3157,7 +3213,6 @@
           </w:tcPr>
           <w:p>
             <w:r>
-              <w:lastRenderedPageBreak/>
               <w:t>Task</w:t>
             </w:r>
           </w:p>
@@ -3254,7 +3309,7 @@
       <w:pPr>
         <w:pStyle w:val="Heading3"/>
       </w:pPr>
-      <w:bookmarkStart w:id="6" w:name="_Toc225503016"/>
+      <w:bookmarkStart w:id="6" w:name="_Toc227530348"/>
       <w:r>
         <w:t>Sprint 4</w:t>
       </w:r>
@@ -3397,6 +3452,12 @@
             <w:r>
               <w:t>Implement the layout of the page</w:t>
             </w:r>
+            <w:r>
+              <w:t xml:space="preserve"> (fig. </w:t>
+            </w:r>
+            <w:r>
+              <w:t>4)</w:t>
+            </w:r>
           </w:p>
         </w:tc>
         <w:tc>
@@ -3414,7 +3475,22 @@
           </w:tcPr>
           <w:p>
             <w:r>
-              <w:t>Add buttons to change the design (theme, font size)</w:t>
+              <w:t xml:space="preserve">Add </w:t>
+            </w:r>
+            <w:r>
+              <w:t>settings</w:t>
+            </w:r>
+            <w:r>
+              <w:t xml:space="preserve"> to change the design (theme, font size</w:t>
+            </w:r>
+            <w:r>
+              <w:t>, language</w:t>
+            </w:r>
+            <w:r>
+              <w:t>)</w:t>
+            </w:r>
+            <w:r>
+              <w:t xml:space="preserve"> (fig. 9)</w:t>
             </w:r>
           </w:p>
         </w:tc>
@@ -3468,7 +3544,7 @@
       <w:pPr>
         <w:pStyle w:val="Heading3"/>
       </w:pPr>
-      <w:bookmarkStart w:id="7" w:name="_Toc225503017"/>
+      <w:bookmarkStart w:id="7" w:name="_Toc227530349"/>
       <w:r>
         <w:t>Sprint 5</w:t>
       </w:r>
@@ -3574,6 +3650,9 @@
             <w:r>
               <w:t>Implement layout</w:t>
             </w:r>
+            <w:r>
+              <w:t xml:space="preserve"> of home page (fig. 6)</w:t>
+            </w:r>
           </w:p>
         </w:tc>
         <w:tc>
@@ -3628,6 +3707,7 @@
         <w:pStyle w:val="Heading4"/>
       </w:pPr>
       <w:r>
+        <w:lastRenderedPageBreak/>
         <w:t>Deliverables</w:t>
       </w:r>
     </w:p>
@@ -3648,9 +3728,8 @@
           <w:strike/>
         </w:rPr>
       </w:pPr>
-      <w:bookmarkStart w:id="8" w:name="_Toc225503018"/>
-      <w:r>
-        <w:lastRenderedPageBreak/>
+      <w:bookmarkStart w:id="8" w:name="_Toc227530350"/>
+      <w:r>
         <w:t>Sprint 6</w:t>
       </w:r>
       <w:bookmarkEnd w:id="8"/>
@@ -3724,6 +3803,9 @@
             <w:r>
               <w:t>Design and implement note layout</w:t>
             </w:r>
+            <w:r>
+              <w:t xml:space="preserve"> (fig. 8)</w:t>
+            </w:r>
           </w:p>
         </w:tc>
         <w:tc>
@@ -3817,7 +3899,7 @@
           <w:strike/>
         </w:rPr>
       </w:pPr>
-      <w:bookmarkStart w:id="9" w:name="_Toc225503019"/>
+      <w:bookmarkStart w:id="9" w:name="_Toc227530351"/>
       <w:r>
         <w:t>Sprint 7</w:t>
       </w:r>
@@ -3971,7 +4053,7 @@
           </w:tcPr>
           <w:p>
             <w:r>
-              <w:t>Add previews of notes</w:t>
+              <w:t>Implement preview page (fig. 7)</w:t>
             </w:r>
           </w:p>
         </w:tc>
@@ -4107,7 +4189,7 @@
       <w:r>
         <w:t xml:space="preserve"> </w:t>
       </w:r>
-      <w:bookmarkStart w:id="10" w:name="_Toc225503020"/>
+      <w:bookmarkStart w:id="10" w:name="_Toc227530352"/>
       <w:r>
         <w:t xml:space="preserve">Sprint </w:t>
       </w:r>
@@ -4159,6 +4241,7 @@
           </w:tcPr>
           <w:p>
             <w:r>
+              <w:lastRenderedPageBreak/>
               <w:t>Task</w:t>
             </w:r>
           </w:p>
@@ -4190,6 +4273,7 @@
         <w:tc>
           <w:tcPr>
             <w:tcW w:w="657" w:type="dxa"/>
+            <w:shd w:val="clear" w:color="auto" w:fill="92D050"/>
           </w:tcPr>
           <w:p/>
         </w:tc>
@@ -4201,13 +4285,33 @@
           </w:tcPr>
           <w:p>
             <w:r>
-              <w:t>Each file has info on how it should be displayed</w:t>
+              <w:t>JSON Files can be uploaded</w:t>
             </w:r>
           </w:p>
         </w:tc>
         <w:tc>
           <w:tcPr>
             <w:tcW w:w="657" w:type="dxa"/>
+            <w:shd w:val="clear" w:color="auto" w:fill="92D050"/>
+          </w:tcPr>
+          <w:p/>
+        </w:tc>
+      </w:tr>
+      <w:tr>
+        <w:tc>
+          <w:tcPr>
+            <w:tcW w:w="5208" w:type="dxa"/>
+          </w:tcPr>
+          <w:p>
+            <w:r>
+              <w:t>Give users unique IDs</w:t>
+            </w:r>
+          </w:p>
+        </w:tc>
+        <w:tc>
+          <w:tcPr>
+            <w:tcW w:w="657" w:type="dxa"/>
+            <w:shd w:val="clear" w:color="auto" w:fill="92D050"/>
           </w:tcPr>
           <w:p/>
         </w:tc>
@@ -4218,7 +4322,6 @@
         <w:pStyle w:val="Heading4"/>
       </w:pPr>
       <w:r>
-        <w:lastRenderedPageBreak/>
         <w:t>Deliverables</w:t>
       </w:r>
     </w:p>
@@ -4232,8 +4335,27 @@
       <w:r>
         <w:t xml:space="preserve"> computer</w:t>
       </w:r>
-    </w:p>
-    <w:p/>
+      <w:r>
+        <w:t xml:space="preserve"> and if deleted from browser local storage, can be uploaded back to the website. User’s will also have their own unique </w:t>
+      </w:r>
+      <w:r>
+        <w:t>ID so only they can access their files.</w:t>
+      </w:r>
+    </w:p>
+    <w:p>
+      <w:pPr>
+        <w:rPr>
+          <w:rFonts w:asciiTheme="majorHAnsi" w:eastAsiaTheme="majorEastAsia" w:hAnsiTheme="majorHAnsi" w:cstheme="majorBidi"/>
+          <w:color w:val="0F4761" w:themeColor="accent1" w:themeShade="BF"/>
+          <w:sz w:val="40"/>
+          <w:szCs w:val="40"/>
+        </w:rPr>
+      </w:pPr>
+      <w:bookmarkStart w:id="11" w:name="_Toc227530353"/>
+      <w:r>
+        <w:br w:type="page"/>
+      </w:r>
+    </w:p>
     <w:p>
       <w:pPr>
         <w:pStyle w:val="Heading1"/>
@@ -4244,8 +4366,8 @@
           <w:szCs w:val="22"/>
         </w:rPr>
       </w:pPr>
-      <w:bookmarkStart w:id="11" w:name="_Toc225503022"/>
-      <w:r>
+      <w:r>
+        <w:lastRenderedPageBreak/>
         <w:t>Design Document</w:t>
       </w:r>
       <w:bookmarkEnd w:id="11"/>
@@ -4262,7 +4384,7 @@
       <w:pPr>
         <w:pStyle w:val="Heading2"/>
       </w:pPr>
-      <w:bookmarkStart w:id="12" w:name="_Toc225503023"/>
+      <w:bookmarkStart w:id="12" w:name="_Toc227530354"/>
       <w:r>
         <w:t>Project Vision</w:t>
       </w:r>
@@ -4315,12 +4437,14 @@
       <w:r>
         <w:t>as collisions are possible (</w:t>
       </w:r>
+      <w:proofErr w:type="spellStart"/>
       <w:r>
         <w:t>C</w:t>
       </w:r>
       <w:r>
         <w:t>ipherUtility</w:t>
       </w:r>
+      <w:proofErr w:type="spellEnd"/>
       <w:r>
         <w:t>, 2025</w:t>
       </w:r>
@@ -4339,7 +4463,13 @@
     </w:p>
     <w:p>
       <w:r>
-        <w:t xml:space="preserve">Users will also be able to, once logged in, see the titles of all their notes, but not the actual data stored. Once they've clicked on the title, they will get a few sentence </w:t>
+        <w:t>Users will also be able to, once logged in, see the titles of all their notes, but not the actual data stored</w:t>
+      </w:r>
+      <w:r>
+        <w:t xml:space="preserve"> (fig. 3)</w:t>
+      </w:r>
+      <w:r>
+        <w:t xml:space="preserve">. Once they've clicked on the title, they will get a few sentence </w:t>
       </w:r>
       <w:r>
         <w:t>‘</w:t>
@@ -4351,14 +4481,29 @@
         <w:t>’</w:t>
       </w:r>
       <w:r>
-        <w:t xml:space="preserve"> of the note and then the option to edit and see the whole note. This ensures that only necessary data is shown, reducing the risk of shoulder surfers seeing data that the user doesn't need to access at that point in time.</w:t>
+        <w:t xml:space="preserve"> of the note </w:t>
+      </w:r>
+      <w:r>
+        <w:t xml:space="preserve">(fig. 7) </w:t>
+      </w:r>
+      <w:r>
+        <w:t>and then the option to edit and see the whole note</w:t>
+      </w:r>
+      <w:r>
+        <w:t xml:space="preserve"> (fig</w:t>
+      </w:r>
+      <w:r>
+        <w:t>. 8)</w:t>
+      </w:r>
+      <w:r>
+        <w:t>. This ensures that only necessary data is shown, reducing the risk of shoulder surfers seeing data that the user doesn't need to access at that point in time.</w:t>
       </w:r>
     </w:p>
     <w:p>
       <w:pPr>
         <w:pStyle w:val="Heading2"/>
       </w:pPr>
-      <w:bookmarkStart w:id="13" w:name="_Toc225503024"/>
+      <w:bookmarkStart w:id="13" w:name="_Toc227530355"/>
       <w:r>
         <w:t>Background</w:t>
       </w:r>
@@ -4371,7 +4516,145 @@
         </w:tabs>
       </w:pPr>
       <w:r>
-        <w:t xml:space="preserve">Accessibility is </w:t>
+        <w:t>LOCKD</w:t>
+      </w:r>
+      <w:r>
+        <w:t xml:space="preserve"> is a </w:t>
+      </w:r>
+      <w:r>
+        <w:t>secure notes website with a focus on keeping all notes secure from unauthorised access</w:t>
+      </w:r>
+      <w:r>
+        <w:t>.</w:t>
+      </w:r>
+      <w:r>
+        <w:t xml:space="preserve"> </w:t>
+      </w:r>
+      <w:r>
+        <w:t>As</w:t>
+      </w:r>
+      <w:r>
+        <w:t xml:space="preserve"> </w:t>
+      </w:r>
+      <w:r>
+        <w:t>cyber-attacks</w:t>
+      </w:r>
+      <w:r>
+        <w:t xml:space="preserve"> become more common</w:t>
+      </w:r>
+      <w:r>
+        <w:t xml:space="preserve"> with “204 ‘nationally significant’ </w:t>
+      </w:r>
+      <w:proofErr w:type="spellStart"/>
+      <w:r>
+        <w:t>cyber attack</w:t>
+      </w:r>
+      <w:r>
+        <w:t>s</w:t>
+      </w:r>
+      <w:proofErr w:type="spellEnd"/>
+      <w:r>
+        <w:t xml:space="preserve"> against the UK”</w:t>
+      </w:r>
+      <w:r>
+        <w:t xml:space="preserve"> between September 2024 to August 2025, a rise from the 89 the previous year</w:t>
+      </w:r>
+      <w:r>
+        <w:t xml:space="preserve"> (</w:t>
+      </w:r>
+      <w:r>
+        <w:t>NCSC, 2025</w:t>
+      </w:r>
+      <w:r>
+        <w:t xml:space="preserve">), </w:t>
+      </w:r>
+      <w:r>
+        <w:t xml:space="preserve">people are wanting more secure ways to store data. </w:t>
+      </w:r>
+      <w:r>
+        <w:t>The majority of note apps or websites</w:t>
+      </w:r>
+      <w:r>
+        <w:t xml:space="preserve"> skip </w:t>
+      </w:r>
+      <w:r>
+        <w:t xml:space="preserve">end-to-end </w:t>
+      </w:r>
+      <w:r>
+        <w:t>encryption and don’t allow you to</w:t>
+      </w:r>
+      <w:r>
+        <w:t xml:space="preserve"> easily</w:t>
+      </w:r>
+      <w:r>
+        <w:t xml:space="preserve"> store data</w:t>
+      </w:r>
+      <w:r>
+        <w:t xml:space="preserve"> locally</w:t>
+      </w:r>
+      <w:r>
+        <w:t xml:space="preserve"> (Shah</w:t>
+      </w:r>
+      <w:r>
+        <w:t>, 2024)</w:t>
+      </w:r>
+      <w:r>
+        <w:t xml:space="preserve"> such as</w:t>
+      </w:r>
+      <w:r>
+        <w:t xml:space="preserve"> </w:t>
+      </w:r>
+      <w:r>
+        <w:t>Google Keep (</w:t>
+      </w:r>
+      <w:r>
+        <w:t xml:space="preserve">2026) and </w:t>
+      </w:r>
+      <w:r>
+        <w:t>UpNote (2026)</w:t>
+      </w:r>
+      <w:r>
+        <w:t xml:space="preserve">. </w:t>
+      </w:r>
+      <w:r>
+        <w:t>S</w:t>
+      </w:r>
+      <w:r>
+        <w:t>o</w:t>
+      </w:r>
+      <w:r>
+        <w:t>,</w:t>
+      </w:r>
+      <w:r>
+        <w:t xml:space="preserve"> </w:t>
+      </w:r>
+      <w:r>
+        <w:t>LOCKD</w:t>
+      </w:r>
+      <w:r>
+        <w:t xml:space="preserve"> will implement both these </w:t>
+      </w:r>
+      <w:r>
+        <w:t>ideas,</w:t>
+      </w:r>
+      <w:r>
+        <w:t xml:space="preserve"> so users feel safe in the knowledge that their data is being stored securely.</w:t>
+      </w:r>
+    </w:p>
+    <w:p>
+      <w:pPr>
+        <w:tabs>
+          <w:tab w:val="center" w:pos="4513"/>
+        </w:tabs>
+      </w:pPr>
+      <w:r>
+        <w:t>Accessibility is</w:t>
+      </w:r>
+      <w:r>
+        <w:t xml:space="preserve"> also</w:t>
+      </w:r>
+      <w:r>
+        <w:t xml:space="preserve"> </w:t>
       </w:r>
       <w:r>
         <w:t>a key part of my website</w:t>
@@ -4386,13 +4669,16 @@
         <w:t>, but it is also a legal requirement (</w:t>
       </w:r>
       <w:r>
-        <w:t>Legislation, 2018)</w:t>
-      </w:r>
-      <w:r>
-        <w:t xml:space="preserve"> – TODO change this reference as wrong one. </w:t>
-      </w:r>
-      <w:r>
-        <w:t>To ensure my website is accessible I have included options in settings to make the font larger</w:t>
+        <w:t xml:space="preserve">Gov.uk, 2024). To </w:t>
+      </w:r>
+      <w:r>
+        <w:t>ensure my website is accessible I have included options in settings</w:t>
+      </w:r>
+      <w:r>
+        <w:t xml:space="preserve"> (fig. 9)</w:t>
+      </w:r>
+      <w:r>
+        <w:t xml:space="preserve"> to make the font larger</w:t>
       </w:r>
       <w:r>
         <w:t xml:space="preserve"> so people with poor eyesight are able to read it. I have also </w:t>
@@ -4460,7 +4746,7 @@
       <w:pPr>
         <w:pStyle w:val="Heading2"/>
       </w:pPr>
-      <w:bookmarkStart w:id="14" w:name="_Toc225503025"/>
+      <w:bookmarkStart w:id="14" w:name="_Toc227530356"/>
       <w:r>
         <w:lastRenderedPageBreak/>
         <w:t>UML diagrams</w:t>
@@ -4479,7 +4765,7 @@
       <w:pPr>
         <w:pStyle w:val="Heading3"/>
       </w:pPr>
-      <w:bookmarkStart w:id="15" w:name="_Toc225503026"/>
+      <w:bookmarkStart w:id="15" w:name="_Toc227530357"/>
       <w:r>
         <w:t>Sitemap</w:t>
       </w:r>
@@ -4497,6 +4783,9 @@
       </w:r>
     </w:p>
     <w:p>
+      <w:pPr>
+        <w:keepNext/>
+      </w:pPr>
       <w:r>
         <w:rPr>
           <w:noProof/>
@@ -4553,6 +4842,34 @@
     </w:p>
     <w:p>
       <w:pPr>
+        <w:pStyle w:val="Caption"/>
+      </w:pPr>
+      <w:r>
+        <w:t xml:space="preserve">Figure </w:t>
+      </w:r>
+      <w:fldSimple w:instr=" SEQ Figure \* ARABIC ">
+        <w:r>
+          <w:rPr>
+            <w:noProof/>
+          </w:rPr>
+          <w:t>2</w:t>
+        </w:r>
+      </w:fldSimple>
+      <w:r>
+        <w:t xml:space="preserve">: UML diagram illustrating </w:t>
+      </w:r>
+      <w:r>
+        <w:t xml:space="preserve">the </w:t>
+      </w:r>
+      <w:r>
+        <w:t>structure</w:t>
+      </w:r>
+      <w:r>
+        <w:t xml:space="preserve"> of the SPA</w:t>
+      </w:r>
+    </w:p>
+    <w:p>
+      <w:pPr>
         <w:rPr>
           <w:rFonts w:eastAsiaTheme="majorEastAsia" w:cstheme="majorBidi"/>
           <w:color w:val="0F4761" w:themeColor="accent1" w:themeShade="BF"/>
@@ -4568,7 +4885,7 @@
       <w:pPr>
         <w:pStyle w:val="Heading3"/>
       </w:pPr>
-      <w:bookmarkStart w:id="16" w:name="_Toc225503027"/>
+      <w:bookmarkStart w:id="16" w:name="_Toc227530358"/>
       <w:r>
         <w:lastRenderedPageBreak/>
         <w:t>Wireframes</w:t>
@@ -4576,6 +4893,376 @@
       <w:bookmarkEnd w:id="16"/>
     </w:p>
     <w:p>
+      <w:r>
+        <w:rPr>
+          <w:noProof/>
+        </w:rPr>
+        <mc:AlternateContent>
+          <mc:Choice Requires="wps">
+            <w:drawing>
+              <wp:anchor distT="0" distB="0" distL="114300" distR="114300" simplePos="0" relativeHeight="251685888" behindDoc="0" locked="0" layoutInCell="1" allowOverlap="1" wp14:anchorId="2CAF661C" wp14:editId="6C1A4A7E">
+                <wp:simplePos x="0" y="0"/>
+                <wp:positionH relativeFrom="column">
+                  <wp:posOffset>3138805</wp:posOffset>
+                </wp:positionH>
+                <wp:positionV relativeFrom="paragraph">
+                  <wp:posOffset>2090926</wp:posOffset>
+                </wp:positionV>
+                <wp:extent cx="3101340" cy="635"/>
+                <wp:effectExtent l="0" t="0" r="3810" b="0"/>
+                <wp:wrapSquare wrapText="bothSides"/>
+                <wp:docPr id="2119142940" name="Text Box 1"/>
+                <wp:cNvGraphicFramePr/>
+                <a:graphic xmlns:a="http://schemas.openxmlformats.org/drawingml/2006/main">
+                  <a:graphicData uri="http://schemas.microsoft.com/office/word/2010/wordprocessingShape">
+                    <wps:wsp>
+                      <wps:cNvSpPr txBox="1"/>
+                      <wps:spPr>
+                        <a:xfrm>
+                          <a:off x="0" y="0"/>
+                          <a:ext cx="3101340" cy="635"/>
+                        </a:xfrm>
+                        <a:prstGeom prst="rect">
+                          <a:avLst/>
+                        </a:prstGeom>
+                        <a:solidFill>
+                          <a:prstClr val="white"/>
+                        </a:solidFill>
+                        <a:ln>
+                          <a:noFill/>
+                        </a:ln>
+                      </wps:spPr>
+                      <wps:txbx>
+                        <w:txbxContent>
+                          <w:p>
+                            <w:pPr>
+                              <w:pStyle w:val="Caption"/>
+                              <w:rPr>
+                                <w:noProof/>
+                                <w:sz w:val="22"/>
+                                <w:szCs w:val="22"/>
+                              </w:rPr>
+                            </w:pPr>
+                            <w:r>
+                              <w:t xml:space="preserve">Figure </w:t>
+                            </w:r>
+                            <w:fldSimple w:instr=" SEQ Figure \* ARABIC ">
+                              <w:r>
+                                <w:rPr>
+                                  <w:noProof/>
+                                </w:rPr>
+                                <w:t>3</w:t>
+                              </w:r>
+                            </w:fldSimple>
+                            <w:r>
+                              <w:t>: UML diagram illustrating the Home Page</w:t>
+                            </w:r>
+                          </w:p>
+                        </w:txbxContent>
+                      </wps:txbx>
+                      <wps:bodyPr rot="0" spcFirstLastPara="0" vertOverflow="overflow" horzOverflow="overflow" vert="horz" wrap="square" lIns="0" tIns="0" rIns="0" bIns="0" numCol="1" spcCol="0" rtlCol="0" fromWordArt="0" anchor="t" anchorCtr="0" forceAA="0" compatLnSpc="1">
+                        <a:prstTxWarp prst="textNoShape">
+                          <a:avLst/>
+                        </a:prstTxWarp>
+                        <a:spAutoFit/>
+                      </wps:bodyPr>
+                    </wps:wsp>
+                  </a:graphicData>
+                </a:graphic>
+              </wp:anchor>
+            </w:drawing>
+          </mc:Choice>
+          <mc:Fallback>
+            <w:pict>
+              <v:shapetype w14:anchorId="2CAF661C" id="_x0000_t202" coordsize="21600,21600" o:spt="202" path="m,l,21600r21600,l21600,xe">
+                <v:stroke joinstyle="miter"/>
+                <v:path gradientshapeok="t" o:connecttype="rect"/>
+              </v:shapetype>
+              <v:shape id="Text Box 1" o:spid="_x0000_s1026" type="#_x0000_t202" style="position:absolute;margin-left:247.15pt;margin-top:164.65pt;width:244.2pt;height:.05pt;z-index:251685888;visibility:visible;mso-wrap-style:square;mso-wrap-distance-left:9pt;mso-wrap-distance-top:0;mso-wrap-distance-right:9pt;mso-wrap-distance-bottom:0;mso-position-horizontal:absolute;mso-position-horizontal-relative:text;mso-position-vertical:absolute;mso-position-vertical-relative:text;v-text-anchor:top" o:gfxdata="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" stroked="f">
+                <v:textbox style="mso-fit-shape-to-text:t" inset="0,0,0,0">
+                  <w:txbxContent>
+                    <w:p>
+                      <w:pPr>
+                        <w:pStyle w:val="Caption"/>
+                        <w:rPr>
+                          <w:noProof/>
+                          <w:sz w:val="22"/>
+                          <w:szCs w:val="22"/>
+                        </w:rPr>
+                      </w:pPr>
+                      <w:r>
+                        <w:t xml:space="preserve">Figure </w:t>
+                      </w:r>
+                      <w:fldSimple w:instr=" SEQ Figure \* ARABIC ">
+                        <w:r>
+                          <w:rPr>
+                            <w:noProof/>
+                          </w:rPr>
+                          <w:t>3</w:t>
+                        </w:r>
+                      </w:fldSimple>
+                      <w:r>
+                        <w:t>: UML diagram illustrating the Home Page</w:t>
+                      </w:r>
+                    </w:p>
+                  </w:txbxContent>
+                </v:textbox>
+                <w10:wrap type="square"/>
+              </v:shape>
+            </w:pict>
+          </mc:Fallback>
+        </mc:AlternateContent>
+      </w:r>
+      <w:r>
+        <w:rPr>
+          <w:noProof/>
+        </w:rPr>
+        <mc:AlternateContent>
+          <mc:Choice Requires="wps">
+            <w:drawing>
+              <wp:anchor distT="0" distB="0" distL="114300" distR="114300" simplePos="0" relativeHeight="251683840" behindDoc="0" locked="0" layoutInCell="1" allowOverlap="1" wp14:anchorId="51AEAE7D" wp14:editId="3F5299BC">
+                <wp:simplePos x="0" y="0"/>
+                <wp:positionH relativeFrom="column">
+                  <wp:posOffset>-436880</wp:posOffset>
+                </wp:positionH>
+                <wp:positionV relativeFrom="paragraph">
+                  <wp:posOffset>2163951</wp:posOffset>
+                </wp:positionV>
+                <wp:extent cx="3211830" cy="635"/>
+                <wp:effectExtent l="0" t="0" r="7620" b="0"/>
+                <wp:wrapSquare wrapText="bothSides"/>
+                <wp:docPr id="842270406" name="Text Box 1"/>
+                <wp:cNvGraphicFramePr/>
+                <a:graphic xmlns:a="http://schemas.openxmlformats.org/drawingml/2006/main">
+                  <a:graphicData uri="http://schemas.microsoft.com/office/word/2010/wordprocessingShape">
+                    <wps:wsp>
+                      <wps:cNvSpPr txBox="1"/>
+                      <wps:spPr>
+                        <a:xfrm>
+                          <a:off x="0" y="0"/>
+                          <a:ext cx="3211830" cy="635"/>
+                        </a:xfrm>
+                        <a:prstGeom prst="rect">
+                          <a:avLst/>
+                        </a:prstGeom>
+                        <a:solidFill>
+                          <a:prstClr val="white"/>
+                        </a:solidFill>
+                        <a:ln>
+                          <a:noFill/>
+                        </a:ln>
+                      </wps:spPr>
+                      <wps:txbx>
+                        <w:txbxContent>
+                          <w:p>
+                            <w:pPr>
+                              <w:pStyle w:val="Caption"/>
+                              <w:rPr>
+                                <w:noProof/>
+                                <w:sz w:val="22"/>
+                                <w:szCs w:val="22"/>
+                              </w:rPr>
+                            </w:pPr>
+                            <w:r>
+                              <w:t xml:space="preserve">Figure </w:t>
+                            </w:r>
+                            <w:fldSimple w:instr=" SEQ Figure \* ARABIC ">
+                              <w:r>
+                                <w:rPr>
+                                  <w:noProof/>
+                                </w:rPr>
+                                <w:t>4</w:t>
+                              </w:r>
+                            </w:fldSimple>
+                            <w:r>
+                              <w:t>: UML diagram illustrating the Log In page</w:t>
+                            </w:r>
+                          </w:p>
+                        </w:txbxContent>
+                      </wps:txbx>
+                      <wps:bodyPr rot="0" spcFirstLastPara="0" vertOverflow="overflow" horzOverflow="overflow" vert="horz" wrap="square" lIns="0" tIns="0" rIns="0" bIns="0" numCol="1" spcCol="0" rtlCol="0" fromWordArt="0" anchor="t" anchorCtr="0" forceAA="0" compatLnSpc="1">
+                        <a:prstTxWarp prst="textNoShape">
+                          <a:avLst/>
+                        </a:prstTxWarp>
+                        <a:spAutoFit/>
+                      </wps:bodyPr>
+                    </wps:wsp>
+                  </a:graphicData>
+                </a:graphic>
+              </wp:anchor>
+            </w:drawing>
+          </mc:Choice>
+          <mc:Fallback>
+            <w:pict>
+              <v:shape w14:anchorId="51AEAE7D" id="_x0000_s1027" type="#_x0000_t202" style="position:absolute;margin-left:-34.4pt;margin-top:170.4pt;width:252.9pt;height:.05pt;z-index:251683840;visibility:visible;mso-wrap-style:square;mso-wrap-distance-left:9pt;mso-wrap-distance-top:0;mso-wrap-distance-right:9pt;mso-wrap-distance-bottom:0;mso-position-horizontal:absolute;mso-position-horizontal-relative:text;mso-position-vertical:absolute;mso-position-vertical-relative:text;v-text-anchor:top" o:gfxdata="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" stroked="f">
+                <v:textbox style="mso-fit-shape-to-text:t" inset="0,0,0,0">
+                  <w:txbxContent>
+                    <w:p>
+                      <w:pPr>
+                        <w:pStyle w:val="Caption"/>
+                        <w:rPr>
+                          <w:noProof/>
+                          <w:sz w:val="22"/>
+                          <w:szCs w:val="22"/>
+                        </w:rPr>
+                      </w:pPr>
+                      <w:r>
+                        <w:t xml:space="preserve">Figure </w:t>
+                      </w:r>
+                      <w:fldSimple w:instr=" SEQ Figure \* ARABIC ">
+                        <w:r>
+                          <w:rPr>
+                            <w:noProof/>
+                          </w:rPr>
+                          <w:t>4</w:t>
+                        </w:r>
+                      </w:fldSimple>
+                      <w:r>
+                        <w:t>: UML diagram illustrating the Log In page</w:t>
+                      </w:r>
+                    </w:p>
+                  </w:txbxContent>
+                </v:textbox>
+                <w10:wrap type="square"/>
+              </v:shape>
+            </w:pict>
+          </mc:Fallback>
+        </mc:AlternateContent>
+      </w:r>
+      <w:r>
+        <w:rPr>
+          <w:noProof/>
+        </w:rPr>
+        <w:drawing>
+          <wp:anchor distT="0" distB="0" distL="360045" distR="360045" simplePos="0" relativeHeight="251660288" behindDoc="0" locked="0" layoutInCell="1" allowOverlap="1" wp14:anchorId="3EAA9C69" wp14:editId="5C9033A8">
+            <wp:simplePos x="0" y="0"/>
+            <wp:positionH relativeFrom="column">
+              <wp:posOffset>3138805</wp:posOffset>
+            </wp:positionH>
+            <wp:positionV relativeFrom="paragraph">
+              <wp:posOffset>222756</wp:posOffset>
+            </wp:positionV>
+            <wp:extent cx="3101340" cy="1860550"/>
+            <wp:effectExtent l="0" t="0" r="3810" b="6350"/>
+            <wp:wrapSquare wrapText="bothSides"/>
+            <wp:docPr id="363856078" name="Picture 2"/>
+            <wp:cNvGraphicFramePr>
+              <a:graphicFrameLocks xmlns:a="http://schemas.openxmlformats.org/drawingml/2006/main" noChangeAspect="1"/>
+            </wp:cNvGraphicFramePr>
+            <a:graphic xmlns:a="http://schemas.openxmlformats.org/drawingml/2006/main">
+              <a:graphicData uri="http://schemas.openxmlformats.org/drawingml/2006/picture">
+                <pic:pic xmlns:pic="http://schemas.openxmlformats.org/drawingml/2006/picture">
+                  <pic:nvPicPr>
+                    <pic:cNvPr id="0" name="Picture 3"/>
+                    <pic:cNvPicPr>
+                      <a:picLocks noChangeAspect="1" noChangeArrowheads="1"/>
+                    </pic:cNvPicPr>
+                  </pic:nvPicPr>
+                  <pic:blipFill>
+                    <a:blip r:embed="rId10" cstate="print">
+                      <a:extLst>
+                        <a:ext uri="{28A0092B-C50C-407E-A947-70E740481C1C}">
+                          <a14:useLocalDpi xmlns:a14="http://schemas.microsoft.com/office/drawing/2010/main" val="0"/>
+                        </a:ext>
+                      </a:extLst>
+                    </a:blip>
+                    <a:srcRect/>
+                    <a:stretch>
+                      <a:fillRect/>
+                    </a:stretch>
+                  </pic:blipFill>
+                  <pic:spPr bwMode="auto">
+                    <a:xfrm>
+                      <a:off x="0" y="0"/>
+                      <a:ext cx="3101340" cy="1860550"/>
+                    </a:xfrm>
+                    <a:prstGeom prst="rect">
+                      <a:avLst/>
+                    </a:prstGeom>
+                    <a:noFill/>
+                    <a:ln>
+                      <a:noFill/>
+                    </a:ln>
+                  </pic:spPr>
+                </pic:pic>
+              </a:graphicData>
+            </a:graphic>
+            <wp14:sizeRelH relativeFrom="margin">
+              <wp14:pctWidth>0</wp14:pctWidth>
+            </wp14:sizeRelH>
+            <wp14:sizeRelV relativeFrom="margin">
+              <wp14:pctHeight>0</wp14:pctHeight>
+            </wp14:sizeRelV>
+          </wp:anchor>
+        </w:drawing>
+      </w:r>
+      <w:r>
+        <w:rPr>
+          <w:noProof/>
+        </w:rPr>
+        <w:drawing>
+          <wp:anchor distT="0" distB="0" distL="114300" distR="114300" simplePos="0" relativeHeight="251658240" behindDoc="0" locked="0" layoutInCell="1" allowOverlap="1" wp14:anchorId="2DD38B25" wp14:editId="3C96D9A8">
+            <wp:simplePos x="0" y="0"/>
+            <wp:positionH relativeFrom="column">
+              <wp:posOffset>-436880</wp:posOffset>
+            </wp:positionH>
+            <wp:positionV relativeFrom="paragraph">
+              <wp:posOffset>229741</wp:posOffset>
+            </wp:positionV>
+            <wp:extent cx="3211830" cy="1926590"/>
+            <wp:effectExtent l="0" t="0" r="7620" b="0"/>
+            <wp:wrapSquare wrapText="bothSides"/>
+            <wp:docPr id="6" name="Picture 3"/>
+            <wp:cNvGraphicFramePr>
+              <a:graphicFrameLocks xmlns:a="http://schemas.openxmlformats.org/drawingml/2006/main" noChangeAspect="1"/>
+            </wp:cNvGraphicFramePr>
+            <a:graphic xmlns:a="http://schemas.openxmlformats.org/drawingml/2006/main">
+              <a:graphicData uri="http://schemas.openxmlformats.org/drawingml/2006/picture">
+                <pic:pic xmlns:pic="http://schemas.openxmlformats.org/drawingml/2006/picture">
+                  <pic:nvPicPr>
+                    <pic:cNvPr id="0" name="Picture 6"/>
+                    <pic:cNvPicPr>
+                      <a:picLocks noChangeAspect="1" noChangeArrowheads="1"/>
+                    </pic:cNvPicPr>
+                  </pic:nvPicPr>
+                  <pic:blipFill>
+                    <a:blip r:embed="rId11" cstate="print">
+                      <a:extLst>
+                        <a:ext uri="{28A0092B-C50C-407E-A947-70E740481C1C}">
+                          <a14:useLocalDpi xmlns:a14="http://schemas.microsoft.com/office/drawing/2010/main" val="0"/>
+                        </a:ext>
+                      </a:extLst>
+                    </a:blip>
+                    <a:srcRect/>
+                    <a:stretch>
+                      <a:fillRect/>
+                    </a:stretch>
+                  </pic:blipFill>
+                  <pic:spPr bwMode="auto">
+                    <a:xfrm>
+                      <a:off x="0" y="0"/>
+                      <a:ext cx="3211830" cy="1926590"/>
+                    </a:xfrm>
+                    <a:prstGeom prst="rect">
+                      <a:avLst/>
+                    </a:prstGeom>
+                    <a:noFill/>
+                    <a:ln>
+                      <a:noFill/>
+                    </a:ln>
+                  </pic:spPr>
+                </pic:pic>
+              </a:graphicData>
+            </a:graphic>
+            <wp14:sizeRelH relativeFrom="margin">
+              <wp14:pctWidth>0</wp14:pctWidth>
+            </wp14:sizeRelH>
+            <wp14:sizeRelV relativeFrom="margin">
+              <wp14:pctHeight>0</wp14:pctHeight>
+            </wp14:sizeRelV>
+          </wp:anchor>
+        </w:drawing>
+      </w:r>
       <w:r>
         <w:rPr>
           <w:noProof/>
@@ -4583,7 +5270,7 @@
         <mc:AlternateContent>
           <mc:Choice Requires="wpi">
             <w:drawing>
-              <wp:anchor distT="0" distB="0" distL="114300" distR="114300" simplePos="0" relativeHeight="251669504" behindDoc="0" locked="0" layoutInCell="1" allowOverlap="1" wp14:anchorId="1204D359" wp14:editId="1AE5EC21">
+              <wp:anchor distT="0" distB="0" distL="114300" distR="114300" simplePos="0" relativeHeight="251669504" behindDoc="0" locked="0" layoutInCell="1" allowOverlap="1" wp14:anchorId="1204D359" wp14:editId="69A253E4">
                 <wp:simplePos x="0" y="0"/>
                 <wp:positionH relativeFrom="column">
                   <wp:posOffset>1250950</wp:posOffset>
@@ -4598,7 +5285,7 @@
                 <wp:cNvGraphicFramePr/>
                 <a:graphic xmlns:a="http://schemas.openxmlformats.org/drawingml/2006/main">
                   <a:graphicData uri="http://schemas.microsoft.com/office/word/2010/wordprocessingInk">
-                    <w14:contentPart bwMode="auto" r:id="rId10">
+                    <w14:contentPart bwMode="auto" r:id="rId12">
                       <w14:nvContentPartPr>
                         <w14:cNvContentPartPr/>
                       </w14:nvContentPartPr>
@@ -4620,7 +5307,7 @@
           </mc:Choice>
           <mc:Fallback>
             <w:pict>
-              <v:shapetype w14:anchorId="27FBCA2E" id="_x0000_t75" coordsize="21600,21600" o:spt="75" o:preferrelative="t" path="m@4@5l@4@11@9@11@9@5xe" filled="f" stroked="f">
+              <v:shapetype w14:anchorId="0B1E0D96" id="_x0000_t75" coordsize="21600,21600" o:spt="75" o:preferrelative="t" path="m@4@5l@4@11@9@11@9@5xe" filled="f" stroked="f">
                 <v:stroke joinstyle="miter"/>
                 <v:formulas>
                   <v:f eqn="if lineDrawn pixelLineWidth 0"/>
@@ -4640,7 +5327,7 @@
                 <o:lock v:ext="edit" aspectratio="t"/>
               </v:shapetype>
               <v:shape id="Ink 18" o:spid="_x0000_s1026" type="#_x0000_t75" style="position:absolute;margin-left:98.15pt;margin-top:100.15pt;width:160.15pt;height:32.05pt;flip:y;z-index:251669504;visibility:visible;mso-wrap-style:square;mso-width-percent:0;mso-height-percent:0;mso-wrap-distance-left:9pt;mso-wrap-distance-top:0;mso-wrap-distance-right:9pt;mso-wrap-distance-bottom:0;mso-position-horizontal:absolute;mso-position-horizontal-relative:text;mso-position-vertical:absolute;mso-position-vertical-relative:text;mso-width-percent:0;mso-height-percent:0;mso-width-relative:margin;mso-height-relative:margin" o:gfxdata="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">
-                <v:imagedata r:id="rId11" o:title=""/>
+                <v:imagedata r:id="rId13" o:title=""/>
               </v:shape>
             </w:pict>
           </mc:Fallback>
@@ -4653,7 +5340,7 @@
         <mc:AlternateContent>
           <mc:Choice Requires="wps">
             <w:drawing>
-              <wp:anchor distT="0" distB="0" distL="114300" distR="114300" simplePos="0" relativeHeight="251664384" behindDoc="0" locked="0" layoutInCell="1" allowOverlap="1" wp14:anchorId="4D6D8A81" wp14:editId="7CA93E49">
+              <wp:anchor distT="0" distB="0" distL="114300" distR="114300" simplePos="0" relativeHeight="251664384" behindDoc="0" locked="0" layoutInCell="1" allowOverlap="1" wp14:anchorId="4D6D8A81" wp14:editId="74EEAD31">
                 <wp:simplePos x="0" y="0"/>
                 <wp:positionH relativeFrom="column">
                   <wp:posOffset>859846</wp:posOffset>
@@ -4725,7 +5412,7 @@
           </mc:Choice>
           <mc:Fallback>
             <w:pict>
-              <v:oval w14:anchorId="2ED02F21" id="Oval 13" o:spid="_x0000_s1026" style="position:absolute;margin-left:67.7pt;margin-top:138.6pt;width:50.05pt;height:9.35pt;z-index:251664384;visibility:visible;mso-wrap-style:square;mso-width-percent:0;mso-height-percent:0;mso-wrap-distance-left:9pt;mso-wrap-distance-top:0;mso-wrap-distance-right:9pt;mso-wrap-distance-bottom:0;mso-position-horizontal:absolute;mso-position-horizontal-relative:text;mso-position-vertical:absolute;mso-position-vertical-relative:text;mso-width-percent:0;mso-height-percent:0;mso-width-relative:margin;mso-height-relative:margin;v-text-anchor:middle" o:gfxdata="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" fillcolor="#e71224" strokecolor="#e71224" strokeweight=".25mm">
+              <v:oval w14:anchorId="766D5A2D" id="Oval 13" o:spid="_x0000_s1026" style="position:absolute;margin-left:67.7pt;margin-top:138.6pt;width:50.05pt;height:9.35pt;z-index:251664384;visibility:visible;mso-wrap-style:square;mso-width-percent:0;mso-height-percent:0;mso-wrap-distance-left:9pt;mso-wrap-distance-top:0;mso-wrap-distance-right:9pt;mso-wrap-distance-bottom:0;mso-position-horizontal:absolute;mso-position-horizontal-relative:text;mso-position-vertical:absolute;mso-position-vertical-relative:text;mso-width-percent:0;mso-height-percent:0;mso-width-relative:margin;mso-height-relative:margin;v-text-anchor:middle" o:gfxdata="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" fillcolor="#e71224" strokecolor="#e71224" strokeweight=".25mm">
                 <v:fill opacity="3341f"/>
                 <v:stroke joinstyle="miter"/>
               </v:oval>
@@ -4734,144 +5421,10 @@
         </mc:AlternateContent>
       </w:r>
       <w:r>
-        <w:rPr>
-          <w:noProof/>
-        </w:rPr>
-        <w:drawing>
-          <wp:anchor distT="0" distB="0" distL="114300" distR="114300" simplePos="0" relativeHeight="251658240" behindDoc="0" locked="0" layoutInCell="1" allowOverlap="1" wp14:anchorId="2DD38B25" wp14:editId="03A3F481">
-            <wp:simplePos x="0" y="0"/>
-            <wp:positionH relativeFrom="column">
-              <wp:posOffset>-437487</wp:posOffset>
-            </wp:positionH>
-            <wp:positionV relativeFrom="paragraph">
-              <wp:posOffset>262642</wp:posOffset>
-            </wp:positionV>
-            <wp:extent cx="3211830" cy="1926590"/>
-            <wp:effectExtent l="0" t="0" r="7620" b="0"/>
-            <wp:wrapSquare wrapText="bothSides"/>
-            <wp:docPr id="6" name="Picture 3"/>
-            <wp:cNvGraphicFramePr>
-              <a:graphicFrameLocks xmlns:a="http://schemas.openxmlformats.org/drawingml/2006/main" noChangeAspect="1"/>
-            </wp:cNvGraphicFramePr>
-            <a:graphic xmlns:a="http://schemas.openxmlformats.org/drawingml/2006/main">
-              <a:graphicData uri="http://schemas.openxmlformats.org/drawingml/2006/picture">
-                <pic:pic xmlns:pic="http://schemas.openxmlformats.org/drawingml/2006/picture">
-                  <pic:nvPicPr>
-                    <pic:cNvPr id="0" name="Picture 6"/>
-                    <pic:cNvPicPr>
-                      <a:picLocks noChangeAspect="1" noChangeArrowheads="1"/>
-                    </pic:cNvPicPr>
-                  </pic:nvPicPr>
-                  <pic:blipFill>
-                    <a:blip r:embed="rId12" cstate="print">
-                      <a:extLst>
-                        <a:ext uri="{28A0092B-C50C-407E-A947-70E740481C1C}">
-                          <a14:useLocalDpi xmlns:a14="http://schemas.microsoft.com/office/drawing/2010/main" val="0"/>
-                        </a:ext>
-                      </a:extLst>
-                    </a:blip>
-                    <a:srcRect/>
-                    <a:stretch>
-                      <a:fillRect/>
-                    </a:stretch>
-                  </pic:blipFill>
-                  <pic:spPr bwMode="auto">
-                    <a:xfrm>
-                      <a:off x="0" y="0"/>
-                      <a:ext cx="3211830" cy="1926590"/>
-                    </a:xfrm>
-                    <a:prstGeom prst="rect">
-                      <a:avLst/>
-                    </a:prstGeom>
-                    <a:noFill/>
-                    <a:ln>
-                      <a:noFill/>
-                    </a:ln>
-                  </pic:spPr>
-                </pic:pic>
-              </a:graphicData>
-            </a:graphic>
-            <wp14:sizeRelH relativeFrom="margin">
-              <wp14:pctWidth>0</wp14:pctWidth>
-            </wp14:sizeRelH>
-            <wp14:sizeRelV relativeFrom="margin">
-              <wp14:pctHeight>0</wp14:pctHeight>
-            </wp14:sizeRelV>
-          </wp:anchor>
-        </w:drawing>
-      </w:r>
-      <w:r>
         <w:t xml:space="preserve">This section </w:t>
       </w:r>
       <w:r>
         <w:t>provides my design of how the website should look with the use of wireframes.</w:t>
-      </w:r>
-      <w:r>
-        <w:rPr>
-          <w:noProof/>
-        </w:rPr>
-        <w:drawing>
-          <wp:anchor distT="0" distB="0" distL="360045" distR="360045" simplePos="0" relativeHeight="251660288" behindDoc="0" locked="0" layoutInCell="1" allowOverlap="1" wp14:anchorId="3EAA9C69" wp14:editId="3BA485E3">
-            <wp:simplePos x="0" y="0"/>
-            <wp:positionH relativeFrom="column">
-              <wp:posOffset>3138805</wp:posOffset>
-            </wp:positionH>
-            <wp:positionV relativeFrom="paragraph">
-              <wp:posOffset>238760</wp:posOffset>
-            </wp:positionV>
-            <wp:extent cx="3101340" cy="1860550"/>
-            <wp:effectExtent l="0" t="0" r="3810" b="6350"/>
-            <wp:wrapSquare wrapText="bothSides"/>
-            <wp:docPr id="363856078" name="Picture 2"/>
-            <wp:cNvGraphicFramePr>
-              <a:graphicFrameLocks xmlns:a="http://schemas.openxmlformats.org/drawingml/2006/main" noChangeAspect="1"/>
-            </wp:cNvGraphicFramePr>
-            <a:graphic xmlns:a="http://schemas.openxmlformats.org/drawingml/2006/main">
-              <a:graphicData uri="http://schemas.openxmlformats.org/drawingml/2006/picture">
-                <pic:pic xmlns:pic="http://schemas.openxmlformats.org/drawingml/2006/picture">
-                  <pic:nvPicPr>
-                    <pic:cNvPr id="0" name="Picture 3"/>
-                    <pic:cNvPicPr>
-                      <a:picLocks noChangeAspect="1" noChangeArrowheads="1"/>
-                    </pic:cNvPicPr>
-                  </pic:nvPicPr>
-                  <pic:blipFill>
-                    <a:blip r:embed="rId13" cstate="print">
-                      <a:extLst>
-                        <a:ext uri="{28A0092B-C50C-407E-A947-70E740481C1C}">
-                          <a14:useLocalDpi xmlns:a14="http://schemas.microsoft.com/office/drawing/2010/main" val="0"/>
-                        </a:ext>
-                      </a:extLst>
-                    </a:blip>
-                    <a:srcRect/>
-                    <a:stretch>
-                      <a:fillRect/>
-                    </a:stretch>
-                  </pic:blipFill>
-                  <pic:spPr bwMode="auto">
-                    <a:xfrm>
-                      <a:off x="0" y="0"/>
-                      <a:ext cx="3101340" cy="1860550"/>
-                    </a:xfrm>
-                    <a:prstGeom prst="rect">
-                      <a:avLst/>
-                    </a:prstGeom>
-                    <a:noFill/>
-                    <a:ln>
-                      <a:noFill/>
-                    </a:ln>
-                  </pic:spPr>
-                </pic:pic>
-              </a:graphicData>
-            </a:graphic>
-            <wp14:sizeRelH relativeFrom="margin">
-              <wp14:pctWidth>0</wp14:pctWidth>
-            </wp14:sizeRelH>
-            <wp14:sizeRelV relativeFrom="margin">
-              <wp14:pctHeight>0</wp14:pctHeight>
-            </wp14:sizeRelV>
-          </wp:anchor>
-        </w:drawing>
       </w:r>
       <w:r>
         <w:rPr>
@@ -4920,75 +5473,24 @@
       </w:r>
     </w:p>
     <w:p>
-      <w:r>
-        <w:rPr>
-          <w:noProof/>
-        </w:rPr>
-        <mc:AlternateContent>
-          <mc:Choice Requires="wpi">
-            <w:drawing>
-              <wp:anchor distT="0" distB="0" distL="114300" distR="114300" simplePos="0" relativeHeight="251671552" behindDoc="0" locked="0" layoutInCell="1" allowOverlap="1" wp14:anchorId="3E3D77BC" wp14:editId="5658D5FD">
-                <wp:simplePos x="0" y="0"/>
-                <wp:positionH relativeFrom="margin">
-                  <wp:posOffset>1337669</wp:posOffset>
-                </wp:positionH>
-                <wp:positionV relativeFrom="paragraph">
-                  <wp:posOffset>1591365</wp:posOffset>
-                </wp:positionV>
-                <wp:extent cx="1028700" cy="977900"/>
-                <wp:effectExtent l="38100" t="38100" r="38100" b="50800"/>
-                <wp:wrapNone/>
-                <wp:docPr id="169102763" name="Ink 18"/>
-                <wp:cNvGraphicFramePr/>
-                <a:graphic xmlns:a="http://schemas.openxmlformats.org/drawingml/2006/main">
-                  <a:graphicData uri="http://schemas.microsoft.com/office/word/2010/wordprocessingInk">
-                    <w14:contentPart bwMode="auto" r:id="rId16">
-                      <w14:nvContentPartPr>
-                        <w14:cNvContentPartPr/>
-                      </w14:nvContentPartPr>
-                      <w14:xfrm>
-                        <a:off x="0" y="0"/>
-                        <a:ext cx="1028700" cy="977900"/>
-                      </w14:xfrm>
-                    </w14:contentPart>
-                  </a:graphicData>
-                </a:graphic>
-                <wp14:sizeRelH relativeFrom="margin">
-                  <wp14:pctWidth>0</wp14:pctWidth>
-                </wp14:sizeRelH>
-                <wp14:sizeRelV relativeFrom="margin">
-                  <wp14:pctHeight>0</wp14:pctHeight>
-                </wp14:sizeRelV>
-              </wp:anchor>
-            </w:drawing>
-          </mc:Choice>
-          <mc:Fallback>
-            <w:pict>
-              <v:shape w14:anchorId="1754564A" id="Ink 18" o:spid="_x0000_s1026" type="#_x0000_t75" style="position:absolute;margin-left:105pt;margin-top:124.95pt;width:81.7pt;height:77.7pt;z-index:251671552;visibility:visible;mso-wrap-style:square;mso-width-percent:0;mso-height-percent:0;mso-wrap-distance-left:9pt;mso-wrap-distance-top:0;mso-wrap-distance-right:9pt;mso-wrap-distance-bottom:0;mso-position-horizontal:absolute;mso-position-horizontal-relative:margin;mso-position-vertical:absolute;mso-position-vertical-relative:text;mso-width-percent:0;mso-height-percent:0;mso-width-relative:margin;mso-height-relative:margin" o:gfxdata="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">
-                <v:imagedata r:id="rId17" o:title=""/>
-                <w10:wrap anchorx="margin"/>
-              </v:shape>
-            </w:pict>
-          </mc:Fallback>
-        </mc:AlternateContent>
-      </w:r>
+      <w:bookmarkStart w:id="17" w:name="_Toc227530359"/>
       <w:r>
         <w:rPr>
           <w:noProof/>
         </w:rPr>
         <w:drawing>
-          <wp:anchor distT="0" distB="0" distL="114300" distR="114300" simplePos="0" relativeHeight="251659264" behindDoc="0" locked="0" layoutInCell="1" allowOverlap="1" wp14:anchorId="6A5B16E6" wp14:editId="4296D758">
+          <wp:anchor distT="0" distB="0" distL="114300" distR="114300" simplePos="0" relativeHeight="251657215" behindDoc="0" locked="0" layoutInCell="1" allowOverlap="1" wp14:anchorId="26116EE4" wp14:editId="7FFA26C4">
             <wp:simplePos x="0" y="0"/>
             <wp:positionH relativeFrom="margin">
-              <wp:align>center</wp:align>
+              <wp:posOffset>1169670</wp:posOffset>
             </wp:positionH>
             <wp:positionV relativeFrom="paragraph">
-              <wp:posOffset>1959804</wp:posOffset>
+              <wp:posOffset>2102485</wp:posOffset>
             </wp:positionV>
-            <wp:extent cx="3139440" cy="1882775"/>
-            <wp:effectExtent l="0" t="0" r="3810" b="3175"/>
+            <wp:extent cx="3230880" cy="1938020"/>
+            <wp:effectExtent l="0" t="0" r="7620" b="5080"/>
             <wp:wrapSquare wrapText="bothSides"/>
-            <wp:docPr id="1429896336" name="Picture 3"/>
+            <wp:docPr id="148805865" name="Picture 2"/>
             <wp:cNvGraphicFramePr>
               <a:graphicFrameLocks xmlns:a="http://schemas.openxmlformats.org/drawingml/2006/main" noChangeAspect="1"/>
             </wp:cNvGraphicFramePr>
@@ -4996,13 +5498,13 @@
               <a:graphicData uri="http://schemas.openxmlformats.org/drawingml/2006/picture">
                 <pic:pic xmlns:pic="http://schemas.openxmlformats.org/drawingml/2006/picture">
                   <pic:nvPicPr>
-                    <pic:cNvPr id="0" name="Picture 5"/>
+                    <pic:cNvPr id="0" name="Picture 1"/>
                     <pic:cNvPicPr>
                       <a:picLocks noChangeAspect="1" noChangeArrowheads="1"/>
                     </pic:cNvPicPr>
                   </pic:nvPicPr>
                   <pic:blipFill>
-                    <a:blip r:embed="rId18" cstate="print">
+                    <a:blip r:embed="rId16" cstate="print">
                       <a:extLst>
                         <a:ext uri="{28A0092B-C50C-407E-A947-70E740481C1C}">
                           <a14:useLocalDpi xmlns:a14="http://schemas.microsoft.com/office/drawing/2010/main" val="0"/>
@@ -5017,7 +5519,7 @@
                   <pic:spPr bwMode="auto">
                     <a:xfrm>
                       <a:off x="0" y="0"/>
-                      <a:ext cx="3139440" cy="1882775"/>
+                      <a:ext cx="3230880" cy="1938020"/>
                     </a:xfrm>
                     <a:prstGeom prst="rect">
                       <a:avLst/>
@@ -5039,6 +5541,78 @@
           </wp:anchor>
         </w:drawing>
       </w:r>
+      <w:r>
+        <w:rPr>
+          <w:noProof/>
+        </w:rPr>
+        <mc:AlternateContent>
+          <mc:Choice Requires="wpi">
+            <w:drawing>
+              <wp:anchor distT="0" distB="0" distL="114300" distR="114300" simplePos="0" relativeHeight="251671552" behindDoc="0" locked="0" layoutInCell="1" allowOverlap="1" wp14:anchorId="3E3D77BC" wp14:editId="141CDC52">
+                <wp:simplePos x="0" y="0"/>
+                <wp:positionH relativeFrom="margin">
+                  <wp:posOffset>1336675</wp:posOffset>
+                </wp:positionH>
+                <wp:positionV relativeFrom="paragraph">
+                  <wp:posOffset>1525259</wp:posOffset>
+                </wp:positionV>
+                <wp:extent cx="1095375" cy="1264285"/>
+                <wp:effectExtent l="38100" t="38100" r="47625" b="50165"/>
+                <wp:wrapNone/>
+                <wp:docPr id="169102763" name="Ink 18"/>
+                <wp:cNvGraphicFramePr/>
+                <a:graphic xmlns:a="http://schemas.openxmlformats.org/drawingml/2006/main">
+                  <a:graphicData uri="http://schemas.microsoft.com/office/word/2010/wordprocessingInk">
+                    <w14:contentPart bwMode="auto" r:id="rId17">
+                      <w14:nvContentPartPr>
+                        <w14:cNvContentPartPr/>
+                      </w14:nvContentPartPr>
+                      <w14:xfrm>
+                        <a:off x="0" y="0"/>
+                        <a:ext cx="1095375" cy="1264285"/>
+                      </w14:xfrm>
+                    </w14:contentPart>
+                  </a:graphicData>
+                </a:graphic>
+                <wp14:sizeRelH relativeFrom="margin">
+                  <wp14:pctWidth>0</wp14:pctWidth>
+                </wp14:sizeRelH>
+                <wp14:sizeRelV relativeFrom="margin">
+                  <wp14:pctHeight>0</wp14:pctHeight>
+                </wp14:sizeRelV>
+              </wp:anchor>
+            </w:drawing>
+          </mc:Choice>
+          <mc:Fallback>
+            <w:pict>
+              <v:shapetype w14:anchorId="14E2B788" id="_x0000_t75" coordsize="21600,21600" o:spt="75" o:preferrelative="t" path="m@4@5l@4@11@9@11@9@5xe" filled="f" stroked="f">
+                <v:stroke joinstyle="miter"/>
+                <v:formulas>
+                  <v:f eqn="if lineDrawn pixelLineWidth 0"/>
+                  <v:f eqn="sum @0 1 0"/>
+                  <v:f eqn="sum 0 0 @1"/>
+                  <v:f eqn="prod @2 1 2"/>
+                  <v:f eqn="prod @3 21600 pixelWidth"/>
+                  <v:f eqn="prod @3 21600 pixelHeight"/>
+                  <v:f eqn="sum @0 0 1"/>
+                  <v:f eqn="prod @6 1 2"/>
+                  <v:f eqn="prod @7 21600 pixelWidth"/>
+                  <v:f eqn="sum @8 21600 0"/>
+                  <v:f eqn="prod @7 21600 pixelHeight"/>
+                  <v:f eqn="sum @10 21600 0"/>
+                </v:formulas>
+                <v:path o:extrusionok="f" gradientshapeok="t" o:connecttype="rect"/>
+                <o:lock v:ext="edit" aspectratio="t"/>
+              </v:shapetype>
+              <v:shape id="Ink 18" o:spid="_x0000_s1026" type="#_x0000_t75" style="position:absolute;margin-left:104.9pt;margin-top:119.75pt;width:86.95pt;height:100.25pt;z-index:251671552;visibility:visible;mso-wrap-style:square;mso-width-percent:0;mso-height-percent:0;mso-wrap-distance-left:9pt;mso-wrap-distance-top:0;mso-wrap-distance-right:9pt;mso-wrap-distance-bottom:0;mso-position-horizontal:absolute;mso-position-horizontal-relative:margin;mso-position-vertical:absolute;mso-position-vertical-relative:text;mso-width-percent:0;mso-height-percent:0;mso-width-relative:margin;mso-height-relative:margin" o:gfxdata="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">
+                <v:imagedata r:id="rId18" o:title=""/>
+                <w10:wrap anchorx="margin"/>
+              </v:shape>
+            </w:pict>
+          </mc:Fallback>
+        </mc:AlternateContent>
+      </w:r>
+      <w:bookmarkEnd w:id="17"/>
     </w:p>
     <w:p>
       <w:pPr>
@@ -5057,31 +5631,956 @@
         </w:rPr>
       </w:pPr>
       <w:r>
+        <w:rPr>
+          <w:noProof/>
+        </w:rPr>
+        <w:drawing>
+          <wp:anchor distT="0" distB="0" distL="114300" distR="114300" simplePos="0" relativeHeight="251674624" behindDoc="0" locked="0" layoutInCell="1" allowOverlap="1" wp14:anchorId="705C8901" wp14:editId="0FA9CBBF">
+            <wp:simplePos x="0" y="0"/>
+            <wp:positionH relativeFrom="margin">
+              <wp:posOffset>1265555</wp:posOffset>
+            </wp:positionH>
+            <wp:positionV relativeFrom="paragraph">
+              <wp:posOffset>2796411</wp:posOffset>
+            </wp:positionV>
+            <wp:extent cx="3194050" cy="1915795"/>
+            <wp:effectExtent l="0" t="0" r="6350" b="8255"/>
+            <wp:wrapSquare wrapText="bothSides"/>
+            <wp:docPr id="891612663" name="Picture 5"/>
+            <wp:cNvGraphicFramePr>
+              <a:graphicFrameLocks xmlns:a="http://schemas.openxmlformats.org/drawingml/2006/main" noChangeAspect="1"/>
+            </wp:cNvGraphicFramePr>
+            <a:graphic xmlns:a="http://schemas.openxmlformats.org/drawingml/2006/main">
+              <a:graphicData uri="http://schemas.openxmlformats.org/drawingml/2006/picture">
+                <pic:pic xmlns:pic="http://schemas.openxmlformats.org/drawingml/2006/picture">
+                  <pic:nvPicPr>
+                    <pic:cNvPr id="0" name="Picture 7"/>
+                    <pic:cNvPicPr>
+                      <a:picLocks noChangeAspect="1" noChangeArrowheads="1"/>
+                    </pic:cNvPicPr>
+                  </pic:nvPicPr>
+                  <pic:blipFill>
+                    <a:blip r:embed="rId19" cstate="print">
+                      <a:extLst>
+                        <a:ext uri="{28A0092B-C50C-407E-A947-70E740481C1C}">
+                          <a14:useLocalDpi xmlns:a14="http://schemas.microsoft.com/office/drawing/2010/main" val="0"/>
+                        </a:ext>
+                      </a:extLst>
+                    </a:blip>
+                    <a:srcRect/>
+                    <a:stretch>
+                      <a:fillRect/>
+                    </a:stretch>
+                  </pic:blipFill>
+                  <pic:spPr bwMode="auto">
+                    <a:xfrm>
+                      <a:off x="0" y="0"/>
+                      <a:ext cx="3194050" cy="1915795"/>
+                    </a:xfrm>
+                    <a:prstGeom prst="rect">
+                      <a:avLst/>
+                    </a:prstGeom>
+                    <a:noFill/>
+                    <a:ln>
+                      <a:noFill/>
+                    </a:ln>
+                  </pic:spPr>
+                </pic:pic>
+              </a:graphicData>
+            </a:graphic>
+            <wp14:sizeRelH relativeFrom="margin">
+              <wp14:pctWidth>0</wp14:pctWidth>
+            </wp14:sizeRelH>
+            <wp14:sizeRelV relativeFrom="margin">
+              <wp14:pctHeight>0</wp14:pctHeight>
+            </wp14:sizeRelV>
+          </wp:anchor>
+        </w:drawing>
+      </w:r>
+      <w:r>
+        <w:rPr>
+          <w:noProof/>
+        </w:rPr>
+        <mc:AlternateContent>
+          <mc:Choice Requires="wps">
+            <w:drawing>
+              <wp:anchor distT="0" distB="0" distL="114300" distR="114300" simplePos="0" relativeHeight="251692032" behindDoc="0" locked="0" layoutInCell="1" allowOverlap="1" wp14:anchorId="5B960AB7" wp14:editId="69664F33">
+                <wp:simplePos x="0" y="0"/>
+                <wp:positionH relativeFrom="column">
+                  <wp:posOffset>2959735</wp:posOffset>
+                </wp:positionH>
+                <wp:positionV relativeFrom="paragraph">
+                  <wp:posOffset>2626231</wp:posOffset>
+                </wp:positionV>
+                <wp:extent cx="2902585" cy="208915"/>
+                <wp:effectExtent l="0" t="0" r="0" b="635"/>
+                <wp:wrapSquare wrapText="bothSides"/>
+                <wp:docPr id="1953462156" name="Text Box 1"/>
+                <wp:cNvGraphicFramePr/>
+                <a:graphic xmlns:a="http://schemas.openxmlformats.org/drawingml/2006/main">
+                  <a:graphicData uri="http://schemas.microsoft.com/office/word/2010/wordprocessingShape">
+                    <wps:wsp>
+                      <wps:cNvSpPr txBox="1"/>
+                      <wps:spPr>
+                        <a:xfrm>
+                          <a:off x="0" y="0"/>
+                          <a:ext cx="2902585" cy="208915"/>
+                        </a:xfrm>
+                        <a:prstGeom prst="rect">
+                          <a:avLst/>
+                        </a:prstGeom>
+                        <a:solidFill>
+                          <a:prstClr val="white"/>
+                        </a:solidFill>
+                        <a:ln>
+                          <a:noFill/>
+                        </a:ln>
+                      </wps:spPr>
+                      <wps:txbx>
+                        <w:txbxContent>
+                          <w:p>
+                            <w:pPr>
+                              <w:pStyle w:val="Caption"/>
+                              <w:rPr>
+                                <w:noProof/>
+                                <w:sz w:val="22"/>
+                                <w:szCs w:val="22"/>
+                              </w:rPr>
+                            </w:pPr>
+                            <w:r>
+                              <w:t>Figure 7: UML diagram illustrating the Preview Page</w:t>
+                            </w:r>
+                          </w:p>
+                        </w:txbxContent>
+                      </wps:txbx>
+                      <wps:bodyPr rot="0" spcFirstLastPara="0" vertOverflow="overflow" horzOverflow="overflow" vert="horz" wrap="square" lIns="0" tIns="0" rIns="0" bIns="0" numCol="1" spcCol="0" rtlCol="0" fromWordArt="0" anchor="t" anchorCtr="0" forceAA="0" compatLnSpc="1">
+                        <a:prstTxWarp prst="textNoShape">
+                          <a:avLst/>
+                        </a:prstTxWarp>
+                        <a:noAutofit/>
+                      </wps:bodyPr>
+                    </wps:wsp>
+                  </a:graphicData>
+                </a:graphic>
+                <wp14:sizeRelV relativeFrom="margin">
+                  <wp14:pctHeight>0</wp14:pctHeight>
+                </wp14:sizeRelV>
+              </wp:anchor>
+            </w:drawing>
+          </mc:Choice>
+          <mc:Fallback>
+            <w:pict>
+              <v:shape w14:anchorId="5B960AB7" id="_x0000_s1028" type="#_x0000_t202" style="position:absolute;margin-left:233.05pt;margin-top:206.8pt;width:228.55pt;height:16.45pt;z-index:251692032;visibility:visible;mso-wrap-style:square;mso-height-percent:0;mso-wrap-distance-left:9pt;mso-wrap-distance-top:0;mso-wrap-distance-right:9pt;mso-wrap-distance-bottom:0;mso-position-horizontal:absolute;mso-position-horizontal-relative:text;mso-position-vertical:absolute;mso-position-vertical-relative:text;mso-height-percent:0;mso-height-relative:margin;v-text-anchor:top" o:gfxdata="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" stroked="f">
+                <v:textbox inset="0,0,0,0">
+                  <w:txbxContent>
+                    <w:p>
+                      <w:pPr>
+                        <w:pStyle w:val="Caption"/>
+                        <w:rPr>
+                          <w:noProof/>
+                          <w:sz w:val="22"/>
+                          <w:szCs w:val="22"/>
+                        </w:rPr>
+                      </w:pPr>
+                      <w:r>
+                        <w:t>Figure 7: UML diagram illustrating the Preview Page</w:t>
+                      </w:r>
+                    </w:p>
+                  </w:txbxContent>
+                </v:textbox>
+                <w10:wrap type="square"/>
+              </v:shape>
+            </w:pict>
+          </mc:Fallback>
+        </mc:AlternateContent>
+      </w:r>
+      <w:r>
+        <w:rPr>
+          <w:noProof/>
+        </w:rPr>
+        <mc:AlternateContent>
+          <mc:Choice Requires="wps">
+            <w:drawing>
+              <wp:anchor distT="0" distB="0" distL="114300" distR="114300" simplePos="0" relativeHeight="251689984" behindDoc="0" locked="0" layoutInCell="1" allowOverlap="1" wp14:anchorId="27D1F7BC" wp14:editId="2953D54B">
+                <wp:simplePos x="0" y="0"/>
+                <wp:positionH relativeFrom="column">
+                  <wp:posOffset>-264160</wp:posOffset>
+                </wp:positionH>
+                <wp:positionV relativeFrom="paragraph">
+                  <wp:posOffset>2602736</wp:posOffset>
+                </wp:positionV>
+                <wp:extent cx="2942590" cy="216535"/>
+                <wp:effectExtent l="0" t="0" r="0" b="0"/>
+                <wp:wrapSquare wrapText="bothSides"/>
+                <wp:docPr id="509274731" name="Text Box 1"/>
+                <wp:cNvGraphicFramePr/>
+                <a:graphic xmlns:a="http://schemas.openxmlformats.org/drawingml/2006/main">
+                  <a:graphicData uri="http://schemas.microsoft.com/office/word/2010/wordprocessingShape">
+                    <wps:wsp>
+                      <wps:cNvSpPr txBox="1"/>
+                      <wps:spPr>
+                        <a:xfrm>
+                          <a:off x="0" y="0"/>
+                          <a:ext cx="2942590" cy="216535"/>
+                        </a:xfrm>
+                        <a:prstGeom prst="rect">
+                          <a:avLst/>
+                        </a:prstGeom>
+                        <a:solidFill>
+                          <a:prstClr val="white"/>
+                        </a:solidFill>
+                        <a:ln>
+                          <a:noFill/>
+                        </a:ln>
+                      </wps:spPr>
+                      <wps:txbx>
+                        <w:txbxContent>
+                          <w:p>
+                            <w:pPr>
+                              <w:pStyle w:val="Caption"/>
+                              <w:rPr>
+                                <w:noProof/>
+                                <w:sz w:val="22"/>
+                                <w:szCs w:val="22"/>
+                              </w:rPr>
+                            </w:pPr>
+                            <w:r>
+                              <w:t>Figure 6: UML diagram illustrating</w:t>
+                            </w:r>
+                            <w:r>
+                              <w:t xml:space="preserve"> the Home Page</w:t>
+                            </w:r>
+                          </w:p>
+                        </w:txbxContent>
+                      </wps:txbx>
+                      <wps:bodyPr rot="0" spcFirstLastPara="0" vertOverflow="overflow" horzOverflow="overflow" vert="horz" wrap="square" lIns="0" tIns="0" rIns="0" bIns="0" numCol="1" spcCol="0" rtlCol="0" fromWordArt="0" anchor="t" anchorCtr="0" forceAA="0" compatLnSpc="1">
+                        <a:prstTxWarp prst="textNoShape">
+                          <a:avLst/>
+                        </a:prstTxWarp>
+                        <a:noAutofit/>
+                      </wps:bodyPr>
+                    </wps:wsp>
+                  </a:graphicData>
+                </a:graphic>
+                <wp14:sizeRelV relativeFrom="margin">
+                  <wp14:pctHeight>0</wp14:pctHeight>
+                </wp14:sizeRelV>
+              </wp:anchor>
+            </w:drawing>
+          </mc:Choice>
+          <mc:Fallback>
+            <w:pict>
+              <v:shape w14:anchorId="27D1F7BC" id="_x0000_s1029" type="#_x0000_t202" style="position:absolute;margin-left:-20.8pt;margin-top:204.95pt;width:231.7pt;height:17.05pt;z-index:251689984;visibility:visible;mso-wrap-style:square;mso-height-percent:0;mso-wrap-distance-left:9pt;mso-wrap-distance-top:0;mso-wrap-distance-right:9pt;mso-wrap-distance-bottom:0;mso-position-horizontal:absolute;mso-position-horizontal-relative:text;mso-position-vertical:absolute;mso-position-vertical-relative:text;mso-height-percent:0;mso-height-relative:margin;v-text-anchor:top" o:gfxdata="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" stroked="f">
+                <v:textbox inset="0,0,0,0">
+                  <w:txbxContent>
+                    <w:p>
+                      <w:pPr>
+                        <w:pStyle w:val="Caption"/>
+                        <w:rPr>
+                          <w:noProof/>
+                          <w:sz w:val="22"/>
+                          <w:szCs w:val="22"/>
+                        </w:rPr>
+                      </w:pPr>
+                      <w:r>
+                        <w:t>Figure 6: UML diagram illustrating</w:t>
+                      </w:r>
+                      <w:r>
+                        <w:t xml:space="preserve"> the Home Page</w:t>
+                      </w:r>
+                    </w:p>
+                  </w:txbxContent>
+                </v:textbox>
+                <w10:wrap type="square"/>
+              </v:shape>
+            </w:pict>
+          </mc:Fallback>
+        </mc:AlternateContent>
+      </w:r>
+      <w:r>
+        <w:rPr>
+          <w:noProof/>
+        </w:rPr>
+        <mc:AlternateContent>
+          <mc:Choice Requires="wpi">
+            <w:drawing>
+              <wp:anchor distT="0" distB="0" distL="114300" distR="114300" simplePos="0" relativeHeight="251680768" behindDoc="0" locked="0" layoutInCell="1" allowOverlap="1" wp14:anchorId="1F924F76" wp14:editId="463D7B4C">
+                <wp:simplePos x="0" y="0"/>
+                <wp:positionH relativeFrom="margin">
+                  <wp:posOffset>-59690</wp:posOffset>
+                </wp:positionH>
+                <wp:positionV relativeFrom="paragraph">
+                  <wp:posOffset>1010791</wp:posOffset>
+                </wp:positionV>
+                <wp:extent cx="2266950" cy="2769235"/>
+                <wp:effectExtent l="38100" t="38100" r="38100" b="50165"/>
+                <wp:wrapNone/>
+                <wp:docPr id="1666435478" name="Ink 18"/>
+                <wp:cNvGraphicFramePr/>
+                <a:graphic xmlns:a="http://schemas.openxmlformats.org/drawingml/2006/main">
+                  <a:graphicData uri="http://schemas.microsoft.com/office/word/2010/wordprocessingInk">
+                    <w14:contentPart bwMode="auto" r:id="rId20">
+                      <w14:nvContentPartPr>
+                        <w14:cNvContentPartPr/>
+                      </w14:nvContentPartPr>
+                      <w14:xfrm>
+                        <a:off x="0" y="0"/>
+                        <a:ext cx="2266950" cy="2769235"/>
+                      </w14:xfrm>
+                    </w14:contentPart>
+                  </a:graphicData>
+                </a:graphic>
+                <wp14:sizeRelH relativeFrom="margin">
+                  <wp14:pctWidth>0</wp14:pctWidth>
+                </wp14:sizeRelH>
+                <wp14:sizeRelV relativeFrom="margin">
+                  <wp14:pctHeight>0</wp14:pctHeight>
+                </wp14:sizeRelV>
+              </wp:anchor>
+            </w:drawing>
+          </mc:Choice>
+          <mc:Fallback>
+            <w:pict>
+              <v:shape w14:anchorId="0D362EBE" id="Ink 18" o:spid="_x0000_s1026" type="#_x0000_t75" style="position:absolute;margin-left:-5.05pt;margin-top:79.25pt;width:179.2pt;height:218.75pt;z-index:251680768;visibility:visible;mso-wrap-style:square;mso-width-percent:0;mso-height-percent:0;mso-wrap-distance-left:9pt;mso-wrap-distance-top:0;mso-wrap-distance-right:9pt;mso-wrap-distance-bottom:0;mso-position-horizontal:absolute;mso-position-horizontal-relative:margin;mso-position-vertical:absolute;mso-position-vertical-relative:text;mso-width-percent:0;mso-height-percent:0;mso-width-relative:margin;mso-height-relative:margin" o:gfxdata="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">
+                <v:imagedata r:id="rId21" o:title=""/>
+                <w10:wrap anchorx="margin"/>
+              </v:shape>
+            </w:pict>
+          </mc:Fallback>
+        </mc:AlternateContent>
+      </w:r>
+      <w:r>
+        <w:rPr>
+          <w:noProof/>
+        </w:rPr>
+        <w:drawing>
+          <wp:anchor distT="0" distB="0" distL="114300" distR="114300" simplePos="0" relativeHeight="251672576" behindDoc="0" locked="0" layoutInCell="1" allowOverlap="1" wp14:anchorId="2897FC9D" wp14:editId="62DD117E">
+            <wp:simplePos x="0" y="0"/>
+            <wp:positionH relativeFrom="column">
+              <wp:posOffset>-278130</wp:posOffset>
+            </wp:positionH>
+            <wp:positionV relativeFrom="paragraph">
+              <wp:posOffset>836801</wp:posOffset>
+            </wp:positionV>
+            <wp:extent cx="2942590" cy="1764665"/>
+            <wp:effectExtent l="0" t="0" r="0" b="6985"/>
+            <wp:wrapSquare wrapText="bothSides"/>
+            <wp:docPr id="407687760" name="Picture 3"/>
+            <wp:cNvGraphicFramePr>
+              <a:graphicFrameLocks xmlns:a="http://schemas.openxmlformats.org/drawingml/2006/main" noChangeAspect="1"/>
+            </wp:cNvGraphicFramePr>
+            <a:graphic xmlns:a="http://schemas.openxmlformats.org/drawingml/2006/main">
+              <a:graphicData uri="http://schemas.openxmlformats.org/drawingml/2006/picture">
+                <pic:pic xmlns:pic="http://schemas.openxmlformats.org/drawingml/2006/picture">
+                  <pic:nvPicPr>
+                    <pic:cNvPr id="0" name="Picture 3"/>
+                    <pic:cNvPicPr>
+                      <a:picLocks noChangeAspect="1" noChangeArrowheads="1"/>
+                    </pic:cNvPicPr>
+                  </pic:nvPicPr>
+                  <pic:blipFill>
+                    <a:blip r:embed="rId22" cstate="print">
+                      <a:extLst>
+                        <a:ext uri="{28A0092B-C50C-407E-A947-70E740481C1C}">
+                          <a14:useLocalDpi xmlns:a14="http://schemas.microsoft.com/office/drawing/2010/main" val="0"/>
+                        </a:ext>
+                      </a:extLst>
+                    </a:blip>
+                    <a:srcRect/>
+                    <a:stretch>
+                      <a:fillRect/>
+                    </a:stretch>
+                  </pic:blipFill>
+                  <pic:spPr bwMode="auto">
+                    <a:xfrm>
+                      <a:off x="0" y="0"/>
+                      <a:ext cx="2942590" cy="1764665"/>
+                    </a:xfrm>
+                    <a:prstGeom prst="rect">
+                      <a:avLst/>
+                    </a:prstGeom>
+                    <a:noFill/>
+                    <a:ln>
+                      <a:noFill/>
+                    </a:ln>
+                  </pic:spPr>
+                </pic:pic>
+              </a:graphicData>
+            </a:graphic>
+            <wp14:sizeRelH relativeFrom="margin">
+              <wp14:pctWidth>0</wp14:pctWidth>
+            </wp14:sizeRelH>
+            <wp14:sizeRelV relativeFrom="margin">
+              <wp14:pctHeight>0</wp14:pctHeight>
+            </wp14:sizeRelV>
+          </wp:anchor>
+        </w:drawing>
+      </w:r>
+      <w:r>
+        <w:rPr>
+          <w:noProof/>
+        </w:rPr>
+        <w:drawing>
+          <wp:anchor distT="0" distB="0" distL="114300" distR="114300" simplePos="0" relativeHeight="251673600" behindDoc="0" locked="0" layoutInCell="1" allowOverlap="1" wp14:anchorId="71AC2A9F" wp14:editId="49FCA924">
+            <wp:simplePos x="0" y="0"/>
+            <wp:positionH relativeFrom="margin">
+              <wp:posOffset>2962910</wp:posOffset>
+            </wp:positionH>
+            <wp:positionV relativeFrom="paragraph">
+              <wp:posOffset>885696</wp:posOffset>
+            </wp:positionV>
+            <wp:extent cx="2902585" cy="1741170"/>
+            <wp:effectExtent l="0" t="0" r="0" b="0"/>
+            <wp:wrapSquare wrapText="bothSides"/>
+            <wp:docPr id="1373385691" name="Picture 4"/>
+            <wp:cNvGraphicFramePr>
+              <a:graphicFrameLocks xmlns:a="http://schemas.openxmlformats.org/drawingml/2006/main" noChangeAspect="1"/>
+            </wp:cNvGraphicFramePr>
+            <a:graphic xmlns:a="http://schemas.openxmlformats.org/drawingml/2006/main">
+              <a:graphicData uri="http://schemas.openxmlformats.org/drawingml/2006/picture">
+                <pic:pic xmlns:pic="http://schemas.openxmlformats.org/drawingml/2006/picture">
+                  <pic:nvPicPr>
+                    <pic:cNvPr id="0" name="Picture 5"/>
+                    <pic:cNvPicPr>
+                      <a:picLocks noChangeAspect="1" noChangeArrowheads="1"/>
+                    </pic:cNvPicPr>
+                  </pic:nvPicPr>
+                  <pic:blipFill>
+                    <a:blip r:embed="rId23" cstate="print">
+                      <a:extLst>
+                        <a:ext uri="{28A0092B-C50C-407E-A947-70E740481C1C}">
+                          <a14:useLocalDpi xmlns:a14="http://schemas.microsoft.com/office/drawing/2010/main" val="0"/>
+                        </a:ext>
+                      </a:extLst>
+                    </a:blip>
+                    <a:srcRect/>
+                    <a:stretch>
+                      <a:fillRect/>
+                    </a:stretch>
+                  </pic:blipFill>
+                  <pic:spPr bwMode="auto">
+                    <a:xfrm>
+                      <a:off x="0" y="0"/>
+                      <a:ext cx="2902585" cy="1741170"/>
+                    </a:xfrm>
+                    <a:prstGeom prst="rect">
+                      <a:avLst/>
+                    </a:prstGeom>
+                    <a:noFill/>
+                    <a:ln>
+                      <a:noFill/>
+                    </a:ln>
+                  </pic:spPr>
+                </pic:pic>
+              </a:graphicData>
+            </a:graphic>
+            <wp14:sizeRelH relativeFrom="margin">
+              <wp14:pctWidth>0</wp14:pctWidth>
+            </wp14:sizeRelH>
+            <wp14:sizeRelV relativeFrom="margin">
+              <wp14:pctHeight>0</wp14:pctHeight>
+            </wp14:sizeRelV>
+          </wp:anchor>
+        </w:drawing>
+      </w:r>
+      <w:r>
+        <w:rPr>
+          <w:noProof/>
+        </w:rPr>
+        <mc:AlternateContent>
+          <mc:Choice Requires="wps">
+            <w:drawing>
+              <wp:anchor distT="0" distB="0" distL="114300" distR="114300" simplePos="0" relativeHeight="251687936" behindDoc="0" locked="0" layoutInCell="1" allowOverlap="1" wp14:anchorId="1625C4DB" wp14:editId="11859E81">
+                <wp:simplePos x="0" y="0"/>
+                <wp:positionH relativeFrom="column">
+                  <wp:posOffset>1168400</wp:posOffset>
+                </wp:positionH>
+                <wp:positionV relativeFrom="paragraph">
+                  <wp:posOffset>580261</wp:posOffset>
+                </wp:positionV>
+                <wp:extent cx="3394710" cy="635"/>
+                <wp:effectExtent l="0" t="0" r="0" b="0"/>
+                <wp:wrapSquare wrapText="bothSides"/>
+                <wp:docPr id="1577369699" name="Text Box 1"/>
+                <wp:cNvGraphicFramePr/>
+                <a:graphic xmlns:a="http://schemas.openxmlformats.org/drawingml/2006/main">
+                  <a:graphicData uri="http://schemas.microsoft.com/office/word/2010/wordprocessingShape">
+                    <wps:wsp>
+                      <wps:cNvSpPr txBox="1"/>
+                      <wps:spPr>
+                        <a:xfrm>
+                          <a:off x="0" y="0"/>
+                          <a:ext cx="3394710" cy="635"/>
+                        </a:xfrm>
+                        <a:prstGeom prst="rect">
+                          <a:avLst/>
+                        </a:prstGeom>
+                        <a:solidFill>
+                          <a:prstClr val="white"/>
+                        </a:solidFill>
+                        <a:ln>
+                          <a:noFill/>
+                        </a:ln>
+                      </wps:spPr>
+                      <wps:txbx>
+                        <w:txbxContent>
+                          <w:p>
+                            <w:pPr>
+                              <w:pStyle w:val="Caption"/>
+                              <w:rPr>
+                                <w:noProof/>
+                              </w:rPr>
+                            </w:pPr>
+                            <w:r>
+                              <w:t xml:space="preserve">Figure </w:t>
+                            </w:r>
+                            <w:r>
+                              <w:t>5</w:t>
+                            </w:r>
+                            <w:r>
+                              <w:t>: UML diagram illustrating the Sign Up Page</w:t>
+                            </w:r>
+                          </w:p>
+                        </w:txbxContent>
+                      </wps:txbx>
+                      <wps:bodyPr rot="0" spcFirstLastPara="0" vertOverflow="overflow" horzOverflow="overflow" vert="horz" wrap="square" lIns="0" tIns="0" rIns="0" bIns="0" numCol="1" spcCol="0" rtlCol="0" fromWordArt="0" anchor="t" anchorCtr="0" forceAA="0" compatLnSpc="1">
+                        <a:prstTxWarp prst="textNoShape">
+                          <a:avLst/>
+                        </a:prstTxWarp>
+                        <a:spAutoFit/>
+                      </wps:bodyPr>
+                    </wps:wsp>
+                  </a:graphicData>
+                </a:graphic>
+              </wp:anchor>
+            </w:drawing>
+          </mc:Choice>
+          <mc:Fallback>
+            <w:pict>
+              <v:shape w14:anchorId="1625C4DB" id="_x0000_s1030" type="#_x0000_t202" style="position:absolute;margin-left:92pt;margin-top:45.7pt;width:267.3pt;height:.05pt;z-index:251687936;visibility:visible;mso-wrap-style:square;mso-wrap-distance-left:9pt;mso-wrap-distance-top:0;mso-wrap-distance-right:9pt;mso-wrap-distance-bottom:0;mso-position-horizontal:absolute;mso-position-horizontal-relative:text;mso-position-vertical:absolute;mso-position-vertical-relative:text;v-text-anchor:top" o:gfxdata="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" stroked="f">
+                <v:textbox style="mso-fit-shape-to-text:t" inset="0,0,0,0">
+                  <w:txbxContent>
+                    <w:p>
+                      <w:pPr>
+                        <w:pStyle w:val="Caption"/>
+                        <w:rPr>
+                          <w:noProof/>
+                        </w:rPr>
+                      </w:pPr>
+                      <w:r>
+                        <w:t xml:space="preserve">Figure </w:t>
+                      </w:r>
+                      <w:r>
+                        <w:t>5</w:t>
+                      </w:r>
+                      <w:r>
+                        <w:t>: UML diagram illustrating the Sign Up Page</w:t>
+                      </w:r>
+                    </w:p>
+                  </w:txbxContent>
+                </v:textbox>
+                <w10:wrap type="square"/>
+              </v:shape>
+            </w:pict>
+          </mc:Fallback>
+        </mc:AlternateContent>
+      </w:r>
+      <w:r>
+        <w:rPr>
+          <w:noProof/>
+        </w:rPr>
+        <mc:AlternateContent>
+          <mc:Choice Requires="wps">
+            <w:drawing>
+              <wp:anchor distT="0" distB="0" distL="114300" distR="114300" simplePos="0" relativeHeight="251694080" behindDoc="0" locked="0" layoutInCell="1" allowOverlap="1" wp14:anchorId="5DB62136" wp14:editId="59E85A44">
+                <wp:simplePos x="0" y="0"/>
+                <wp:positionH relativeFrom="column">
+                  <wp:posOffset>1263015</wp:posOffset>
+                </wp:positionH>
+                <wp:positionV relativeFrom="paragraph">
+                  <wp:posOffset>4566920</wp:posOffset>
+                </wp:positionV>
+                <wp:extent cx="3194050" cy="193675"/>
+                <wp:effectExtent l="0" t="0" r="6350" b="0"/>
+                <wp:wrapSquare wrapText="bothSides"/>
+                <wp:docPr id="1072325097" name="Text Box 1"/>
+                <wp:cNvGraphicFramePr/>
+                <a:graphic xmlns:a="http://schemas.openxmlformats.org/drawingml/2006/main">
+                  <a:graphicData uri="http://schemas.microsoft.com/office/word/2010/wordprocessingShape">
+                    <wps:wsp>
+                      <wps:cNvSpPr txBox="1"/>
+                      <wps:spPr>
+                        <a:xfrm>
+                          <a:off x="0" y="0"/>
+                          <a:ext cx="3194050" cy="193675"/>
+                        </a:xfrm>
+                        <a:prstGeom prst="rect">
+                          <a:avLst/>
+                        </a:prstGeom>
+                        <a:solidFill>
+                          <a:prstClr val="white"/>
+                        </a:solidFill>
+                        <a:ln>
+                          <a:noFill/>
+                        </a:ln>
+                      </wps:spPr>
+                      <wps:txbx>
+                        <w:txbxContent>
+                          <w:p>
+                            <w:pPr>
+                              <w:pStyle w:val="Caption"/>
+                              <w:rPr>
+                                <w:noProof/>
+                                <w:sz w:val="22"/>
+                                <w:szCs w:val="22"/>
+                              </w:rPr>
+                            </w:pPr>
+                            <w:r>
+                              <w:t>Figure 8: UML diagram illustrating the Note Page</w:t>
+                            </w:r>
+                          </w:p>
+                        </w:txbxContent>
+                      </wps:txbx>
+                      <wps:bodyPr rot="0" spcFirstLastPara="0" vertOverflow="overflow" horzOverflow="overflow" vert="horz" wrap="square" lIns="0" tIns="0" rIns="0" bIns="0" numCol="1" spcCol="0" rtlCol="0" fromWordArt="0" anchor="t" anchorCtr="0" forceAA="0" compatLnSpc="1">
+                        <a:prstTxWarp prst="textNoShape">
+                          <a:avLst/>
+                        </a:prstTxWarp>
+                        <a:noAutofit/>
+                      </wps:bodyPr>
+                    </wps:wsp>
+                  </a:graphicData>
+                </a:graphic>
+                <wp14:sizeRelV relativeFrom="margin">
+                  <wp14:pctHeight>0</wp14:pctHeight>
+                </wp14:sizeRelV>
+              </wp:anchor>
+            </w:drawing>
+          </mc:Choice>
+          <mc:Fallback>
+            <w:pict>
+              <v:shape w14:anchorId="5DB62136" id="_x0000_s1031" type="#_x0000_t202" style="position:absolute;margin-left:99.45pt;margin-top:359.6pt;width:251.5pt;height:15.25pt;z-index:251694080;visibility:visible;mso-wrap-style:square;mso-height-percent:0;mso-wrap-distance-left:9pt;mso-wrap-distance-top:0;mso-wrap-distance-right:9pt;mso-wrap-distance-bottom:0;mso-position-horizontal:absolute;mso-position-horizontal-relative:text;mso-position-vertical:absolute;mso-position-vertical-relative:text;mso-height-percent:0;mso-height-relative:margin;v-text-anchor:top" o:gfxdata="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" stroked="f">
+                <v:textbox inset="0,0,0,0">
+                  <w:txbxContent>
+                    <w:p>
+                      <w:pPr>
+                        <w:pStyle w:val="Caption"/>
+                        <w:rPr>
+                          <w:noProof/>
+                          <w:sz w:val="22"/>
+                          <w:szCs w:val="22"/>
+                        </w:rPr>
+                      </w:pPr>
+                      <w:r>
+                        <w:t>Figure 8: UML diagram illustrating the Note Page</w:t>
+                      </w:r>
+                    </w:p>
+                  </w:txbxContent>
+                </v:textbox>
+                <w10:wrap type="square"/>
+              </v:shape>
+            </w:pict>
+          </mc:Fallback>
+        </mc:AlternateContent>
+      </w:r>
+      <w:r>
+        <w:rPr>
+          <w:noProof/>
+        </w:rPr>
+        <mc:AlternateContent>
+          <mc:Choice Requires="wpi">
+            <w:drawing>
+              <wp:anchor distT="0" distB="0" distL="114300" distR="114300" simplePos="0" relativeHeight="251678720" behindDoc="0" locked="0" layoutInCell="1" allowOverlap="1" wp14:anchorId="29E3ACEC" wp14:editId="0C1A6916">
+                <wp:simplePos x="0" y="0"/>
+                <wp:positionH relativeFrom="margin">
+                  <wp:posOffset>3403600</wp:posOffset>
+                </wp:positionH>
+                <wp:positionV relativeFrom="paragraph">
+                  <wp:posOffset>2151380</wp:posOffset>
+                </wp:positionV>
+                <wp:extent cx="1117600" cy="1537335"/>
+                <wp:effectExtent l="38100" t="38100" r="44450" b="43815"/>
+                <wp:wrapNone/>
+                <wp:docPr id="469165559" name="Ink 18"/>
+                <wp:cNvGraphicFramePr/>
+                <a:graphic xmlns:a="http://schemas.openxmlformats.org/drawingml/2006/main">
+                  <a:graphicData uri="http://schemas.microsoft.com/office/word/2010/wordprocessingInk">
+                    <w14:contentPart bwMode="auto" r:id="rId24">
+                      <w14:nvContentPartPr>
+                        <w14:cNvContentPartPr/>
+                      </w14:nvContentPartPr>
+                      <w14:xfrm flipV="1">
+                        <a:off x="0" y="0"/>
+                        <a:ext cx="1117600" cy="1537335"/>
+                      </w14:xfrm>
+                    </w14:contentPart>
+                  </a:graphicData>
+                </a:graphic>
+                <wp14:sizeRelH relativeFrom="margin">
+                  <wp14:pctWidth>0</wp14:pctWidth>
+                </wp14:sizeRelH>
+                <wp14:sizeRelV relativeFrom="margin">
+                  <wp14:pctHeight>0</wp14:pctHeight>
+                </wp14:sizeRelV>
+              </wp:anchor>
+            </w:drawing>
+          </mc:Choice>
+          <mc:Fallback>
+            <w:pict>
+              <v:shape w14:anchorId="01A9C841" id="Ink 18" o:spid="_x0000_s1026" type="#_x0000_t75" style="position:absolute;margin-left:267.65pt;margin-top:169.05pt;width:88.7pt;height:121.75pt;flip:y;z-index:251678720;visibility:visible;mso-wrap-style:square;mso-width-percent:0;mso-height-percent:0;mso-wrap-distance-left:9pt;mso-wrap-distance-top:0;mso-wrap-distance-right:9pt;mso-wrap-distance-bottom:0;mso-position-horizontal:absolute;mso-position-horizontal-relative:margin;mso-position-vertical:absolute;mso-position-vertical-relative:text;mso-width-percent:0;mso-height-percent:0;mso-width-relative:margin;mso-height-relative:margin" o:gfxdata="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">
+                <v:imagedata r:id="rId25" o:title=""/>
+                <w10:wrap anchorx="margin"/>
+              </v:shape>
+            </w:pict>
+          </mc:Fallback>
+        </mc:AlternateContent>
+      </w:r>
+      <w:r>
+        <w:rPr>
+          <w:noProof/>
+        </w:rPr>
+        <mc:AlternateContent>
+          <mc:Choice Requires="wpi">
+            <w:drawing>
+              <wp:anchor distT="0" distB="0" distL="114300" distR="114300" simplePos="0" relativeHeight="251676672" behindDoc="0" locked="0" layoutInCell="1" allowOverlap="1" wp14:anchorId="227DDDAD" wp14:editId="4277F83A">
+                <wp:simplePos x="0" y="0"/>
+                <wp:positionH relativeFrom="margin">
+                  <wp:posOffset>2305050</wp:posOffset>
+                </wp:positionH>
+                <wp:positionV relativeFrom="paragraph">
+                  <wp:posOffset>1448435</wp:posOffset>
+                </wp:positionV>
+                <wp:extent cx="1714500" cy="317500"/>
+                <wp:effectExtent l="38100" t="38100" r="38100" b="44450"/>
+                <wp:wrapNone/>
+                <wp:docPr id="1608617394" name="Ink 18"/>
+                <wp:cNvGraphicFramePr/>
+                <a:graphic xmlns:a="http://schemas.openxmlformats.org/drawingml/2006/main">
+                  <a:graphicData uri="http://schemas.microsoft.com/office/word/2010/wordprocessingInk">
+                    <w14:contentPart bwMode="auto" r:id="rId26">
+                      <w14:nvContentPartPr>
+                        <w14:cNvContentPartPr/>
+                      </w14:nvContentPartPr>
+                      <w14:xfrm>
+                        <a:off x="0" y="0"/>
+                        <a:ext cx="1714500" cy="317500"/>
+                      </w14:xfrm>
+                    </w14:contentPart>
+                  </a:graphicData>
+                </a:graphic>
+                <wp14:sizeRelH relativeFrom="margin">
+                  <wp14:pctWidth>0</wp14:pctWidth>
+                </wp14:sizeRelH>
+                <wp14:sizeRelV relativeFrom="margin">
+                  <wp14:pctHeight>0</wp14:pctHeight>
+                </wp14:sizeRelV>
+              </wp:anchor>
+            </w:drawing>
+          </mc:Choice>
+          <mc:Fallback>
+            <w:pict>
+              <v:shape w14:anchorId="5F2CD504" id="Ink 18" o:spid="_x0000_s1026" type="#_x0000_t75" style="position:absolute;margin-left:181.15pt;margin-top:113.7pt;width:135.7pt;height:25.7pt;z-index:251676672;visibility:visible;mso-wrap-style:square;mso-width-percent:0;mso-height-percent:0;mso-wrap-distance-left:9pt;mso-wrap-distance-top:0;mso-wrap-distance-right:9pt;mso-wrap-distance-bottom:0;mso-position-horizontal:absolute;mso-position-horizontal-relative:margin;mso-position-vertical:absolute;mso-position-vertical-relative:text;mso-width-percent:0;mso-height-percent:0;mso-width-relative:margin;mso-height-relative:margin" o:gfxdata="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">
+                <v:imagedata r:id="rId27" o:title=""/>
+                <w10:wrap anchorx="margin"/>
+              </v:shape>
+            </w:pict>
+          </mc:Fallback>
+        </mc:AlternateContent>
+      </w:r>
+      <w:r>
         <w:br w:type="page"/>
       </w:r>
     </w:p>
     <w:p>
       <w:pPr>
+        <w:rPr>
+          <w:rFonts w:eastAsiaTheme="majorEastAsia" w:cstheme="majorBidi"/>
+          <w:color w:val="0F4761" w:themeColor="accent1" w:themeShade="BF"/>
+          <w:sz w:val="28"/>
+          <w:szCs w:val="28"/>
+        </w:rPr>
+      </w:pPr>
+      <w:r>
+        <w:rPr>
+          <w:noProof/>
+        </w:rPr>
+        <w:lastRenderedPageBreak/>
+        <mc:AlternateContent>
+          <mc:Choice Requires="wps">
+            <w:drawing>
+              <wp:anchor distT="0" distB="0" distL="114300" distR="114300" simplePos="0" relativeHeight="251696128" behindDoc="0" locked="0" layoutInCell="1" allowOverlap="1" wp14:anchorId="0127D232" wp14:editId="199B6489">
+                <wp:simplePos x="0" y="0"/>
+                <wp:positionH relativeFrom="column">
+                  <wp:posOffset>819150</wp:posOffset>
+                </wp:positionH>
+                <wp:positionV relativeFrom="paragraph">
+                  <wp:posOffset>2479546</wp:posOffset>
+                </wp:positionV>
+                <wp:extent cx="3962400" cy="635"/>
+                <wp:effectExtent l="0" t="0" r="0" b="0"/>
+                <wp:wrapSquare wrapText="bothSides"/>
+                <wp:docPr id="1813140428" name="Text Box 1"/>
+                <wp:cNvGraphicFramePr/>
+                <a:graphic xmlns:a="http://schemas.openxmlformats.org/drawingml/2006/main">
+                  <a:graphicData uri="http://schemas.microsoft.com/office/word/2010/wordprocessingShape">
+                    <wps:wsp>
+                      <wps:cNvSpPr txBox="1"/>
+                      <wps:spPr>
+                        <a:xfrm>
+                          <a:off x="0" y="0"/>
+                          <a:ext cx="3962400" cy="635"/>
+                        </a:xfrm>
+                        <a:prstGeom prst="rect">
+                          <a:avLst/>
+                        </a:prstGeom>
+                        <a:solidFill>
+                          <a:prstClr val="white"/>
+                        </a:solidFill>
+                        <a:ln>
+                          <a:noFill/>
+                        </a:ln>
+                      </wps:spPr>
+                      <wps:txbx>
+                        <w:txbxContent>
+                          <w:p>
+                            <w:pPr>
+                              <w:pStyle w:val="Caption"/>
+                              <w:rPr>
+                                <w:noProof/>
+                                <w:sz w:val="22"/>
+                                <w:szCs w:val="22"/>
+                              </w:rPr>
+                            </w:pPr>
+                            <w:r>
+                              <w:t>Figure 9: UML diagram illustrating the Settings Pop Up</w:t>
+                            </w:r>
+                          </w:p>
+                        </w:txbxContent>
+                      </wps:txbx>
+                      <wps:bodyPr rot="0" spcFirstLastPara="0" vertOverflow="overflow" horzOverflow="overflow" vert="horz" wrap="square" lIns="0" tIns="0" rIns="0" bIns="0" numCol="1" spcCol="0" rtlCol="0" fromWordArt="0" anchor="t" anchorCtr="0" forceAA="0" compatLnSpc="1">
+                        <a:prstTxWarp prst="textNoShape">
+                          <a:avLst/>
+                        </a:prstTxWarp>
+                        <a:spAutoFit/>
+                      </wps:bodyPr>
+                    </wps:wsp>
+                  </a:graphicData>
+                </a:graphic>
+              </wp:anchor>
+            </w:drawing>
+          </mc:Choice>
+          <mc:Fallback>
+            <w:pict>
+              <v:shape w14:anchorId="0127D232" id="_x0000_s1032" type="#_x0000_t202" style="position:absolute;margin-left:64.5pt;margin-top:195.25pt;width:312pt;height:.05pt;z-index:251696128;visibility:visible;mso-wrap-style:square;mso-wrap-distance-left:9pt;mso-wrap-distance-top:0;mso-wrap-distance-right:9pt;mso-wrap-distance-bottom:0;mso-position-horizontal:absolute;mso-position-horizontal-relative:text;mso-position-vertical:absolute;mso-position-vertical-relative:text;v-text-anchor:top" o:gfxdata="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" stroked="f">
+                <v:textbox style="mso-fit-shape-to-text:t" inset="0,0,0,0">
+                  <w:txbxContent>
+                    <w:p>
+                      <w:pPr>
+                        <w:pStyle w:val="Caption"/>
+                        <w:rPr>
+                          <w:noProof/>
+                          <w:sz w:val="22"/>
+                          <w:szCs w:val="22"/>
+                        </w:rPr>
+                      </w:pPr>
+                      <w:r>
+                        <w:t>Figure 9: UML diagram illustrating the Settings Pop Up</w:t>
+                      </w:r>
+                    </w:p>
+                  </w:txbxContent>
+                </v:textbox>
+                <w10:wrap type="square"/>
+              </v:shape>
+            </w:pict>
+          </mc:Fallback>
+        </mc:AlternateContent>
+      </w:r>
+      <w:r>
+        <w:rPr>
+          <w:noProof/>
+        </w:rPr>
+        <w:drawing>
+          <wp:anchor distT="0" distB="0" distL="114300" distR="114300" simplePos="0" relativeHeight="251681792" behindDoc="0" locked="0" layoutInCell="1" allowOverlap="1" wp14:anchorId="65222AB2" wp14:editId="3260ADCD">
+            <wp:simplePos x="0" y="0"/>
+            <wp:positionH relativeFrom="column">
+              <wp:posOffset>819150</wp:posOffset>
+            </wp:positionH>
+            <wp:positionV relativeFrom="paragraph">
+              <wp:posOffset>101600</wp:posOffset>
+            </wp:positionV>
+            <wp:extent cx="3962400" cy="2377440"/>
+            <wp:effectExtent l="0" t="0" r="0" b="0"/>
+            <wp:wrapSquare wrapText="bothSides"/>
+            <wp:docPr id="1618048202" name="Picture 6"/>
+            <wp:cNvGraphicFramePr>
+              <a:graphicFrameLocks xmlns:a="http://schemas.openxmlformats.org/drawingml/2006/main" noChangeAspect="1"/>
+            </wp:cNvGraphicFramePr>
+            <a:graphic xmlns:a="http://schemas.openxmlformats.org/drawingml/2006/main">
+              <a:graphicData uri="http://schemas.openxmlformats.org/drawingml/2006/picture">
+                <pic:pic xmlns:pic="http://schemas.openxmlformats.org/drawingml/2006/picture">
+                  <pic:nvPicPr>
+                    <pic:cNvPr id="0" name="Picture 9"/>
+                    <pic:cNvPicPr>
+                      <a:picLocks noChangeAspect="1" noChangeArrowheads="1"/>
+                    </pic:cNvPicPr>
+                  </pic:nvPicPr>
+                  <pic:blipFill>
+                    <a:blip r:embed="rId28" cstate="print">
+                      <a:extLst>
+                        <a:ext uri="{28A0092B-C50C-407E-A947-70E740481C1C}">
+                          <a14:useLocalDpi xmlns:a14="http://schemas.microsoft.com/office/drawing/2010/main" val="0"/>
+                        </a:ext>
+                      </a:extLst>
+                    </a:blip>
+                    <a:srcRect/>
+                    <a:stretch>
+                      <a:fillRect/>
+                    </a:stretch>
+                  </pic:blipFill>
+                  <pic:spPr bwMode="auto">
+                    <a:xfrm>
+                      <a:off x="0" y="0"/>
+                      <a:ext cx="3962400" cy="2377440"/>
+                    </a:xfrm>
+                    <a:prstGeom prst="rect">
+                      <a:avLst/>
+                    </a:prstGeom>
+                    <a:noFill/>
+                    <a:ln>
+                      <a:noFill/>
+                    </a:ln>
+                  </pic:spPr>
+                </pic:pic>
+              </a:graphicData>
+            </a:graphic>
+          </wp:anchor>
+        </w:drawing>
+      </w:r>
+      <w:r>
+        <w:br w:type="page"/>
+      </w:r>
+    </w:p>
+    <w:p>
+      <w:pPr>
         <w:pStyle w:val="Heading3"/>
       </w:pPr>
-      <w:bookmarkStart w:id="17" w:name="_Toc225503028"/>
       <w:r>
         <w:lastRenderedPageBreak/>
-        <w:t>Sequence Diagrams</w:t>
-      </w:r>
-      <w:bookmarkEnd w:id="17"/>
-    </w:p>
-    <w:p>
-      <w:r>
-        <w:t>This section is where I will show all my sequence diagrams.</w:t>
-      </w:r>
-    </w:p>
-    <w:p>
-      <w:pPr>
-        <w:pStyle w:val="Heading4"/>
-      </w:pPr>
-      <w:r>
-        <w:t>Log in sequence</w:t>
+        <w:t xml:space="preserve">Log </w:t>
+      </w:r>
+      <w:r>
+        <w:t>In</w:t>
+      </w:r>
+      <w:r>
+        <w:t xml:space="preserve"> </w:t>
+      </w:r>
+      <w:r>
+        <w:t>S</w:t>
+      </w:r>
+      <w:r>
+        <w:t>equence</w:t>
+      </w:r>
+      <w:r>
+        <w:t xml:space="preserve"> Diagram</w:t>
       </w:r>
     </w:p>
     <w:p>
@@ -5096,6 +6595,9 @@
       </w:r>
     </w:p>
     <w:p>
+      <w:pPr>
+        <w:keepNext/>
+      </w:pPr>
       <w:r>
         <w:rPr>
           <w:noProof/>
@@ -5118,7 +6620,7 @@
                     </pic:cNvPicPr>
                   </pic:nvPicPr>
                   <pic:blipFill>
-                    <a:blip r:embed="rId19" cstate="print">
+                    <a:blip r:embed="rId29" cstate="print">
                       <a:extLst>
                         <a:ext uri="{28A0092B-C50C-407E-A947-70E740481C1C}">
                           <a14:useLocalDpi xmlns:a14="http://schemas.microsoft.com/office/drawing/2010/main" val="0"/>
@@ -5152,9 +6654,20 @@
     </w:p>
     <w:p>
       <w:pPr>
+        <w:pStyle w:val="Caption"/>
+      </w:pPr>
+      <w:r>
+        <w:t xml:space="preserve">Figure 10: UML diagram illustrating </w:t>
+      </w:r>
+      <w:r>
+        <w:t>the sequence of logging in</w:t>
+      </w:r>
+    </w:p>
+    <w:p>
+      <w:pPr>
         <w:pStyle w:val="Heading2"/>
       </w:pPr>
-      <w:bookmarkStart w:id="18" w:name="_Toc225503029"/>
+      <w:bookmarkStart w:id="18" w:name="_Toc227530361"/>
       <w:r>
         <w:t>Algorithm Design</w:t>
       </w:r>
@@ -5178,7 +6691,7 @@
       <w:pPr>
         <w:pStyle w:val="Heading3"/>
       </w:pPr>
-      <w:bookmarkStart w:id="19" w:name="_Toc225503030"/>
+      <w:bookmarkStart w:id="19" w:name="_Toc227530362"/>
       <w:r>
         <w:t>Salt/Key Generation</w:t>
       </w:r>
@@ -5259,7 +6772,7 @@
       <w:pPr>
         <w:pStyle w:val="Heading3"/>
       </w:pPr>
-      <w:bookmarkStart w:id="20" w:name="_Toc225503031"/>
+      <w:bookmarkStart w:id="20" w:name="_Toc227530363"/>
       <w:r>
         <w:t>Encryption and Decryption</w:t>
       </w:r>
@@ -5333,7 +6846,6 @@
         </w:numPr>
       </w:pPr>
       <w:r>
-        <w:lastRenderedPageBreak/>
         <w:t>Repeat steps 3 and 4 for the length of the binary string</w:t>
       </w:r>
     </w:p>
@@ -5346,6 +6858,7 @@
         </w:numPr>
       </w:pPr>
       <w:r>
+        <w:lastRenderedPageBreak/>
         <w:t>Convert the encrypted string from binary to a string</w:t>
       </w:r>
     </w:p>
@@ -5353,7 +6866,7 @@
       <w:pPr>
         <w:pStyle w:val="Heading3"/>
       </w:pPr>
-      <w:bookmarkStart w:id="21" w:name="_Toc225503032"/>
+      <w:bookmarkStart w:id="21" w:name="_Toc227530364"/>
       <w:r>
         <w:t>Hashing</w:t>
       </w:r>
@@ -5621,7 +7134,7 @@
       <w:pPr>
         <w:pStyle w:val="Heading1"/>
       </w:pPr>
-      <w:bookmarkStart w:id="22" w:name="_Toc225503033"/>
+      <w:bookmarkStart w:id="22" w:name="_Toc227530365"/>
       <w:r>
         <w:lastRenderedPageBreak/>
         <w:t>Noted Issues and Constraints</w:t>
@@ -5765,6 +7278,14 @@
       </w:r>
     </w:p>
     <w:p>
+      <w:pPr>
+        <w:pStyle w:val="Heading2"/>
+      </w:pPr>
+      <w:r>
+        <w:t>LESP Issues</w:t>
+      </w:r>
+    </w:p>
+    <w:p>
       <w:r>
         <w:t xml:space="preserve">Finally, I also had to </w:t>
       </w:r>
@@ -5781,7 +7302,16 @@
         <w:t>Customer data, including passwords, usernames and note data, all have to be kept secure</w:t>
       </w:r>
       <w:r>
-        <w:t xml:space="preserve"> according to [input law here and cite]. </w:t>
+        <w:t xml:space="preserve"> according to </w:t>
+      </w:r>
+      <w:r>
+        <w:t>(</w:t>
+      </w:r>
+      <w:r>
+        <w:t>General Data Protection Regulation</w:t>
+      </w:r>
+      <w:r>
+        <w:t xml:space="preserve">, 2016). </w:t>
       </w:r>
       <w:r>
         <w:t>So,</w:t>
@@ -5798,14 +7328,55 @@
       <w:r>
         <w:t xml:space="preserve">and understand it. </w:t>
       </w:r>
+      <w:r>
+        <w:t xml:space="preserve">Another legal issue I had to consider was </w:t>
+      </w:r>
+      <w:r>
+        <w:t>accessibility</w:t>
+      </w:r>
+      <w:r>
+        <w:t xml:space="preserve">, which I explained </w:t>
+      </w:r>
+      <w:r>
+        <w:t xml:space="preserve">in the background section earlier. </w:t>
+      </w:r>
+    </w:p>
+    <w:p>
+      <w:r>
+        <w:t xml:space="preserve">One of the ethical issues I had to consider was usability. I had to make sure the website was intuitive and had consistent design </w:t>
+      </w:r>
+      <w:r>
+        <w:t>so my users would have a pleasant experience and would be more likely to come back to the website.</w:t>
+      </w:r>
+      <w:r>
+        <w:t xml:space="preserve"> To do this I made sure all buttons </w:t>
+      </w:r>
+      <w:r>
+        <w:t>had clear names</w:t>
+      </w:r>
+      <w:r>
+        <w:t xml:space="preserve">; </w:t>
+      </w:r>
+      <w:r>
+        <w:t xml:space="preserve">appropriate alerts would appear if errors </w:t>
+      </w:r>
+      <w:r>
+        <w:t xml:space="preserve">occurred, ensuring users understand what went wrong; and finally </w:t>
+      </w:r>
+      <w:r>
+        <w:t>having pop ups appear to make sure users know what they’re about to do (like delete a file).</w:t>
+      </w:r>
     </w:p>
     <w:p>
       <w:pPr>
         <w:pStyle w:val="Heading2"/>
       </w:pPr>
-      <w:bookmarkStart w:id="23" w:name="_Toc225503034"/>
-      <w:r>
-        <w:t>Github Repository Link</w:t>
+      <w:bookmarkStart w:id="23" w:name="_Toc227530366"/>
+      <w:r>
+        <w:t>GitHub</w:t>
+      </w:r>
+      <w:r>
+        <w:t xml:space="preserve"> Repository Link</w:t>
       </w:r>
       <w:bookmarkEnd w:id="23"/>
     </w:p>
@@ -5831,7 +7402,7 @@
       <w:pPr>
         <w:pStyle w:val="Heading1"/>
       </w:pPr>
-      <w:bookmarkStart w:id="24" w:name="_Toc225503035"/>
+      <w:bookmarkStart w:id="24" w:name="_Toc227530367"/>
       <w:r>
         <w:lastRenderedPageBreak/>
         <w:t>Appendix</w:t>
@@ -5842,11 +7413,16 @@
       <w:pPr>
         <w:pStyle w:val="Heading2"/>
       </w:pPr>
-      <w:bookmarkStart w:id="25" w:name="_Toc225503036"/>
+      <w:bookmarkStart w:id="25" w:name="_Toc227530368"/>
       <w:r>
         <w:t>Testing Table</w:t>
       </w:r>
       <w:bookmarkEnd w:id="25"/>
+    </w:p>
+    <w:p>
+      <w:r>
+        <w:t xml:space="preserve">This section shows my testing table, which shows basic test of individual elements and their expected outcome, alongside their actual outcome. </w:t>
+      </w:r>
     </w:p>
     <w:tbl>
       <w:tblPr>
@@ -5856,9 +7432,9 @@
       </w:tblPr>
       <w:tblGrid>
         <w:gridCol w:w="1129"/>
-        <w:gridCol w:w="2977"/>
-        <w:gridCol w:w="2410"/>
-        <w:gridCol w:w="2500"/>
+        <w:gridCol w:w="3261"/>
+        <w:gridCol w:w="2268"/>
+        <w:gridCol w:w="2358"/>
       </w:tblGrid>
       <w:tr>
         <w:tc>
@@ -5873,7 +7449,7 @@
         </w:tc>
         <w:tc>
           <w:tcPr>
-            <w:tcW w:w="2977" w:type="dxa"/>
+            <w:tcW w:w="3261" w:type="dxa"/>
           </w:tcPr>
           <w:p>
             <w:r>
@@ -5883,7 +7459,7 @@
         </w:tc>
         <w:tc>
           <w:tcPr>
-            <w:tcW w:w="2410" w:type="dxa"/>
+            <w:tcW w:w="2268" w:type="dxa"/>
           </w:tcPr>
           <w:p>
             <w:r>
@@ -5893,7 +7469,7 @@
         </w:tc>
         <w:tc>
           <w:tcPr>
-            <w:tcW w:w="2500" w:type="dxa"/>
+            <w:tcW w:w="2358" w:type="dxa"/>
           </w:tcPr>
           <w:p>
             <w:r>
@@ -5915,21 +7491,36 @@
         </w:tc>
         <w:tc>
           <w:tcPr>
-            <w:tcW w:w="2977" w:type="dxa"/>
-          </w:tcPr>
-          <w:p/>
-        </w:tc>
-        <w:tc>
-          <w:tcPr>
-            <w:tcW w:w="2410" w:type="dxa"/>
-          </w:tcPr>
-          <w:p/>
-        </w:tc>
-        <w:tc>
-          <w:tcPr>
-            <w:tcW w:w="2500" w:type="dxa"/>
-          </w:tcPr>
-          <w:p/>
+            <w:tcW w:w="3261" w:type="dxa"/>
+          </w:tcPr>
+          <w:p>
+            <w:r>
+              <w:t xml:space="preserve">Setting button </w:t>
+            </w:r>
+            <w:r>
+              <w:t>clicked</w:t>
+            </w:r>
+          </w:p>
+        </w:tc>
+        <w:tc>
+          <w:tcPr>
+            <w:tcW w:w="2268" w:type="dxa"/>
+          </w:tcPr>
+          <w:p>
+            <w:r>
+              <w:t>Opens drop down</w:t>
+            </w:r>
+          </w:p>
+        </w:tc>
+        <w:tc>
+          <w:tcPr>
+            <w:tcW w:w="2358" w:type="dxa"/>
+          </w:tcPr>
+          <w:p>
+            <w:r>
+              <w:t>Opens drop down</w:t>
+            </w:r>
+          </w:p>
         </w:tc>
       </w:tr>
       <w:tr>
@@ -5945,21 +7536,33 @@
         </w:tc>
         <w:tc>
           <w:tcPr>
-            <w:tcW w:w="2977" w:type="dxa"/>
-          </w:tcPr>
-          <w:p/>
-        </w:tc>
-        <w:tc>
-          <w:tcPr>
-            <w:tcW w:w="2410" w:type="dxa"/>
-          </w:tcPr>
-          <w:p/>
-        </w:tc>
-        <w:tc>
-          <w:tcPr>
-            <w:tcW w:w="2500" w:type="dxa"/>
-          </w:tcPr>
-          <w:p/>
+            <w:tcW w:w="3261" w:type="dxa"/>
+          </w:tcPr>
+          <w:p>
+            <w:r>
+              <w:t>Theme button clicked when on light mode</w:t>
+            </w:r>
+          </w:p>
+        </w:tc>
+        <w:tc>
+          <w:tcPr>
+            <w:tcW w:w="2268" w:type="dxa"/>
+          </w:tcPr>
+          <w:p>
+            <w:r>
+              <w:t xml:space="preserve">Changes theme to dark </w:t>
+            </w:r>
+          </w:p>
+        </w:tc>
+        <w:tc>
+          <w:tcPr>
+            <w:tcW w:w="2358" w:type="dxa"/>
+          </w:tcPr>
+          <w:p>
+            <w:r>
+              <w:t xml:space="preserve">Changes theme to dark </w:t>
+            </w:r>
+          </w:p>
         </w:tc>
       </w:tr>
       <w:tr>
@@ -5975,21 +7578,33 @@
         </w:tc>
         <w:tc>
           <w:tcPr>
-            <w:tcW w:w="2977" w:type="dxa"/>
-          </w:tcPr>
-          <w:p/>
-        </w:tc>
-        <w:tc>
-          <w:tcPr>
-            <w:tcW w:w="2410" w:type="dxa"/>
-          </w:tcPr>
-          <w:p/>
-        </w:tc>
-        <w:tc>
-          <w:tcPr>
-            <w:tcW w:w="2500" w:type="dxa"/>
-          </w:tcPr>
-          <w:p/>
+            <w:tcW w:w="3261" w:type="dxa"/>
+          </w:tcPr>
+          <w:p>
+            <w:r>
+              <w:t>Theme button clicked when on dark mode</w:t>
+            </w:r>
+          </w:p>
+        </w:tc>
+        <w:tc>
+          <w:tcPr>
+            <w:tcW w:w="2268" w:type="dxa"/>
+          </w:tcPr>
+          <w:p>
+            <w:r>
+              <w:t>Changes theme to light</w:t>
+            </w:r>
+          </w:p>
+        </w:tc>
+        <w:tc>
+          <w:tcPr>
+            <w:tcW w:w="2358" w:type="dxa"/>
+          </w:tcPr>
+          <w:p>
+            <w:r>
+              <w:t>Changes theme to light</w:t>
+            </w:r>
+          </w:p>
         </w:tc>
       </w:tr>
       <w:tr>
@@ -6005,21 +7620,33 @@
         </w:tc>
         <w:tc>
           <w:tcPr>
-            <w:tcW w:w="2977" w:type="dxa"/>
-          </w:tcPr>
-          <w:p/>
-        </w:tc>
-        <w:tc>
-          <w:tcPr>
-            <w:tcW w:w="2410" w:type="dxa"/>
-          </w:tcPr>
-          <w:p/>
-        </w:tc>
-        <w:tc>
-          <w:tcPr>
-            <w:tcW w:w="2500" w:type="dxa"/>
-          </w:tcPr>
-          <w:p/>
+            <w:tcW w:w="3261" w:type="dxa"/>
+          </w:tcPr>
+          <w:p>
+            <w:r>
+              <w:t>‘+’ font size button clicked when on medium font</w:t>
+            </w:r>
+          </w:p>
+        </w:tc>
+        <w:tc>
+          <w:tcPr>
+            <w:tcW w:w="2268" w:type="dxa"/>
+          </w:tcPr>
+          <w:p>
+            <w:r>
+              <w:t>Font increases to large</w:t>
+            </w:r>
+          </w:p>
+        </w:tc>
+        <w:tc>
+          <w:tcPr>
+            <w:tcW w:w="2358" w:type="dxa"/>
+          </w:tcPr>
+          <w:p>
+            <w:r>
+              <w:t>Font increases to large</w:t>
+            </w:r>
+          </w:p>
         </w:tc>
       </w:tr>
       <w:tr>
@@ -6035,21 +7662,721 @@
         </w:tc>
         <w:tc>
           <w:tcPr>
-            <w:tcW w:w="2977" w:type="dxa"/>
-          </w:tcPr>
-          <w:p/>
-        </w:tc>
-        <w:tc>
-          <w:tcPr>
-            <w:tcW w:w="2410" w:type="dxa"/>
-          </w:tcPr>
-          <w:p/>
-        </w:tc>
-        <w:tc>
-          <w:tcPr>
-            <w:tcW w:w="2500" w:type="dxa"/>
-          </w:tcPr>
-          <w:p/>
+            <w:tcW w:w="3261" w:type="dxa"/>
+          </w:tcPr>
+          <w:p>
+            <w:r>
+              <w:t>‘+’ font size button clicked when on large font</w:t>
+            </w:r>
+          </w:p>
+        </w:tc>
+        <w:tc>
+          <w:tcPr>
+            <w:tcW w:w="2268" w:type="dxa"/>
+          </w:tcPr>
+          <w:p>
+            <w:r>
+              <w:t>Nothing happens</w:t>
+            </w:r>
+          </w:p>
+        </w:tc>
+        <w:tc>
+          <w:tcPr>
+            <w:tcW w:w="2358" w:type="dxa"/>
+          </w:tcPr>
+          <w:p>
+            <w:r>
+              <w:t>Nothing happens</w:t>
+            </w:r>
+          </w:p>
+        </w:tc>
+      </w:tr>
+      <w:tr>
+        <w:tc>
+          <w:tcPr>
+            <w:tcW w:w="1129" w:type="dxa"/>
+          </w:tcPr>
+          <w:p>
+            <w:r>
+              <w:t>6</w:t>
+            </w:r>
+          </w:p>
+        </w:tc>
+        <w:tc>
+          <w:tcPr>
+            <w:tcW w:w="3261" w:type="dxa"/>
+          </w:tcPr>
+          <w:p>
+            <w:r>
+              <w:t>‘-‘ font size button clicked when on large font</w:t>
+            </w:r>
+          </w:p>
+        </w:tc>
+        <w:tc>
+          <w:tcPr>
+            <w:tcW w:w="2268" w:type="dxa"/>
+          </w:tcPr>
+          <w:p>
+            <w:r>
+              <w:t xml:space="preserve">Font decreases to </w:t>
+            </w:r>
+            <w:r>
+              <w:t>medium</w:t>
+            </w:r>
+          </w:p>
+        </w:tc>
+        <w:tc>
+          <w:tcPr>
+            <w:tcW w:w="2358" w:type="dxa"/>
+          </w:tcPr>
+          <w:p>
+            <w:r>
+              <w:t>Font decreases to medium</w:t>
+            </w:r>
+          </w:p>
+        </w:tc>
+      </w:tr>
+      <w:tr>
+        <w:tc>
+          <w:tcPr>
+            <w:tcW w:w="1129" w:type="dxa"/>
+          </w:tcPr>
+          <w:p>
+            <w:r>
+              <w:t>7</w:t>
+            </w:r>
+          </w:p>
+        </w:tc>
+        <w:tc>
+          <w:tcPr>
+            <w:tcW w:w="3261" w:type="dxa"/>
+          </w:tcPr>
+          <w:p>
+            <w:r>
+              <w:t>Language button clicked when in English</w:t>
+            </w:r>
+          </w:p>
+        </w:tc>
+        <w:tc>
+          <w:tcPr>
+            <w:tcW w:w="2268" w:type="dxa"/>
+          </w:tcPr>
+          <w:p>
+            <w:r>
+              <w:t xml:space="preserve">Website </w:t>
+            </w:r>
+            <w:r>
+              <w:t>c</w:t>
+            </w:r>
+            <w:r>
+              <w:t>hanges to Swedish</w:t>
+            </w:r>
+          </w:p>
+        </w:tc>
+        <w:tc>
+          <w:tcPr>
+            <w:tcW w:w="2358" w:type="dxa"/>
+          </w:tcPr>
+          <w:p>
+            <w:r>
+              <w:t xml:space="preserve">Website changes to </w:t>
+            </w:r>
+            <w:r>
+              <w:t>Swedish</w:t>
+            </w:r>
+          </w:p>
+        </w:tc>
+      </w:tr>
+      <w:tr>
+        <w:tc>
+          <w:tcPr>
+            <w:tcW w:w="1129" w:type="dxa"/>
+          </w:tcPr>
+          <w:p>
+            <w:r>
+              <w:t>8</w:t>
+            </w:r>
+          </w:p>
+        </w:tc>
+        <w:tc>
+          <w:tcPr>
+            <w:tcW w:w="3261" w:type="dxa"/>
+          </w:tcPr>
+          <w:p>
+            <w:r>
+              <w:t>Correct username and Password input and log in button clicked</w:t>
+            </w:r>
+          </w:p>
+        </w:tc>
+        <w:tc>
+          <w:tcPr>
+            <w:tcW w:w="2268" w:type="dxa"/>
+          </w:tcPr>
+          <w:p>
+            <w:r>
+              <w:t>Logs user in and opens home page</w:t>
+            </w:r>
+          </w:p>
+        </w:tc>
+        <w:tc>
+          <w:tcPr>
+            <w:tcW w:w="2358" w:type="dxa"/>
+          </w:tcPr>
+          <w:p>
+            <w:r>
+              <w:t>Logs user in and opens home page</w:t>
+            </w:r>
+          </w:p>
+        </w:tc>
+      </w:tr>
+      <w:tr>
+        <w:tc>
+          <w:tcPr>
+            <w:tcW w:w="1129" w:type="dxa"/>
+          </w:tcPr>
+          <w:p>
+            <w:r>
+              <w:t>9</w:t>
+            </w:r>
+          </w:p>
+        </w:tc>
+        <w:tc>
+          <w:tcPr>
+            <w:tcW w:w="3261" w:type="dxa"/>
+          </w:tcPr>
+          <w:p>
+            <w:r>
+              <w:t>Incorrect username and password input and log in button clicked</w:t>
+            </w:r>
+          </w:p>
+        </w:tc>
+        <w:tc>
+          <w:tcPr>
+            <w:tcW w:w="2268" w:type="dxa"/>
+          </w:tcPr>
+          <w:p>
+            <w:r>
+              <w:t>Error message pops up</w:t>
+            </w:r>
+          </w:p>
+        </w:tc>
+        <w:tc>
+          <w:tcPr>
+            <w:tcW w:w="2358" w:type="dxa"/>
+          </w:tcPr>
+          <w:p>
+            <w:r>
+              <w:t>Error message pops up</w:t>
+            </w:r>
+          </w:p>
+        </w:tc>
+      </w:tr>
+      <w:tr>
+        <w:tc>
+          <w:tcPr>
+            <w:tcW w:w="1129" w:type="dxa"/>
+          </w:tcPr>
+          <w:p>
+            <w:r>
+              <w:t>10</w:t>
+            </w:r>
+          </w:p>
+        </w:tc>
+        <w:tc>
+          <w:tcPr>
+            <w:tcW w:w="3261" w:type="dxa"/>
+          </w:tcPr>
+          <w:p>
+            <w:r>
+              <w:t>Plaintext file saved</w:t>
+            </w:r>
+          </w:p>
+        </w:tc>
+        <w:tc>
+          <w:tcPr>
+            <w:tcW w:w="2268" w:type="dxa"/>
+          </w:tcPr>
+          <w:p>
+            <w:r>
+              <w:t>Stored in an encrypted format</w:t>
+            </w:r>
+          </w:p>
+        </w:tc>
+        <w:tc>
+          <w:tcPr>
+            <w:tcW w:w="2358" w:type="dxa"/>
+          </w:tcPr>
+          <w:p>
+            <w:r>
+              <w:t>Stored in an encrypted format</w:t>
+            </w:r>
+          </w:p>
+        </w:tc>
+      </w:tr>
+      <w:tr>
+        <w:tc>
+          <w:tcPr>
+            <w:tcW w:w="1129" w:type="dxa"/>
+          </w:tcPr>
+          <w:p>
+            <w:r>
+              <w:t>11</w:t>
+            </w:r>
+          </w:p>
+        </w:tc>
+        <w:tc>
+          <w:tcPr>
+            <w:tcW w:w="3261" w:type="dxa"/>
+          </w:tcPr>
+          <w:p>
+            <w:r>
+              <w:t>Encrypted note selected</w:t>
+            </w:r>
+          </w:p>
+        </w:tc>
+        <w:tc>
+          <w:tcPr>
+            <w:tcW w:w="2268" w:type="dxa"/>
+          </w:tcPr>
+          <w:p>
+            <w:r>
+              <w:t>Opens to preview and is decrypted correctly</w:t>
+            </w:r>
+          </w:p>
+        </w:tc>
+        <w:tc>
+          <w:tcPr>
+            <w:tcW w:w="2358" w:type="dxa"/>
+          </w:tcPr>
+          <w:p>
+            <w:r>
+              <w:t>Opens to preview and is decrypted correctly</w:t>
+            </w:r>
+          </w:p>
+        </w:tc>
+      </w:tr>
+      <w:tr>
+        <w:tc>
+          <w:tcPr>
+            <w:tcW w:w="1129" w:type="dxa"/>
+          </w:tcPr>
+          <w:p>
+            <w:r>
+              <w:t>12</w:t>
+            </w:r>
+          </w:p>
+        </w:tc>
+        <w:tc>
+          <w:tcPr>
+            <w:tcW w:w="3261" w:type="dxa"/>
+          </w:tcPr>
+          <w:p>
+            <w:r>
+              <w:t>Continue button on preview is selected</w:t>
+            </w:r>
+          </w:p>
+        </w:tc>
+        <w:tc>
+          <w:tcPr>
+            <w:tcW w:w="2268" w:type="dxa"/>
+          </w:tcPr>
+          <w:p>
+            <w:r>
+              <w:t>Opens to full note page with fully decrypted text</w:t>
+            </w:r>
+          </w:p>
+        </w:tc>
+        <w:tc>
+          <w:tcPr>
+            <w:tcW w:w="2358" w:type="dxa"/>
+          </w:tcPr>
+          <w:p>
+            <w:r>
+              <w:t>Opens to full note page with fully decrypted text</w:t>
+            </w:r>
+          </w:p>
+        </w:tc>
+      </w:tr>
+      <w:tr>
+        <w:tc>
+          <w:tcPr>
+            <w:tcW w:w="1129" w:type="dxa"/>
+          </w:tcPr>
+          <w:p>
+            <w:r>
+              <w:t>13</w:t>
+            </w:r>
+          </w:p>
+        </w:tc>
+        <w:tc>
+          <w:tcPr>
+            <w:tcW w:w="3261" w:type="dxa"/>
+          </w:tcPr>
+          <w:p>
+            <w:r>
+              <w:t>Upload button clicked</w:t>
+            </w:r>
+          </w:p>
+        </w:tc>
+        <w:tc>
+          <w:tcPr>
+            <w:tcW w:w="2268" w:type="dxa"/>
+          </w:tcPr>
+          <w:p>
+            <w:r>
+              <w:t>File selector opens, with only JSON files allowed</w:t>
+            </w:r>
+          </w:p>
+        </w:tc>
+        <w:tc>
+          <w:tcPr>
+            <w:tcW w:w="2358" w:type="dxa"/>
+          </w:tcPr>
+          <w:p>
+            <w:r>
+              <w:t>File selector opens, with only JSON files allowed</w:t>
+            </w:r>
+          </w:p>
+        </w:tc>
+      </w:tr>
+      <w:tr>
+        <w:tc>
+          <w:tcPr>
+            <w:tcW w:w="1129" w:type="dxa"/>
+          </w:tcPr>
+          <w:p>
+            <w:r>
+              <w:t>14</w:t>
+            </w:r>
+          </w:p>
+        </w:tc>
+        <w:tc>
+          <w:tcPr>
+            <w:tcW w:w="3261" w:type="dxa"/>
+          </w:tcPr>
+          <w:p>
+            <w:r>
+              <w:t>File selected from file selector</w:t>
+            </w:r>
+          </w:p>
+        </w:tc>
+        <w:tc>
+          <w:tcPr>
+            <w:tcW w:w="2268" w:type="dxa"/>
+          </w:tcPr>
+          <w:p>
+            <w:r>
+              <w:t>File added to note homepage with correct data</w:t>
+            </w:r>
+          </w:p>
+        </w:tc>
+        <w:tc>
+          <w:tcPr>
+            <w:tcW w:w="2358" w:type="dxa"/>
+          </w:tcPr>
+          <w:p>
+            <w:r>
+              <w:t>File added to note homepage with correct data</w:t>
+            </w:r>
+          </w:p>
+        </w:tc>
+      </w:tr>
+      <w:tr>
+        <w:tc>
+          <w:tcPr>
+            <w:tcW w:w="1129" w:type="dxa"/>
+          </w:tcPr>
+          <w:p>
+            <w:r>
+              <w:t>15</w:t>
+            </w:r>
+          </w:p>
+        </w:tc>
+        <w:tc>
+          <w:tcPr>
+            <w:tcW w:w="3261" w:type="dxa"/>
+          </w:tcPr>
+          <w:p>
+            <w:r>
+              <w:t>Delete button selected</w:t>
+            </w:r>
+          </w:p>
+        </w:tc>
+        <w:tc>
+          <w:tcPr>
+            <w:tcW w:w="2268" w:type="dxa"/>
+          </w:tcPr>
+          <w:p>
+            <w:r>
+              <w:t>Warning message appears</w:t>
+            </w:r>
+          </w:p>
+        </w:tc>
+        <w:tc>
+          <w:tcPr>
+            <w:tcW w:w="2358" w:type="dxa"/>
+          </w:tcPr>
+          <w:p>
+            <w:r>
+              <w:t>Warning message appears</w:t>
+            </w:r>
+          </w:p>
+        </w:tc>
+      </w:tr>
+      <w:tr>
+        <w:tc>
+          <w:tcPr>
+            <w:tcW w:w="1129" w:type="dxa"/>
+          </w:tcPr>
+          <w:p>
+            <w:r>
+              <w:t>16</w:t>
+            </w:r>
+          </w:p>
+        </w:tc>
+        <w:tc>
+          <w:tcPr>
+            <w:tcW w:w="3261" w:type="dxa"/>
+          </w:tcPr>
+          <w:p>
+            <w:r>
+              <w:t>Delete confirm button selected</w:t>
+            </w:r>
+          </w:p>
+        </w:tc>
+        <w:tc>
+          <w:tcPr>
+            <w:tcW w:w="2268" w:type="dxa"/>
+          </w:tcPr>
+          <w:p>
+            <w:r>
+              <w:t>File is deleted from browser local storage</w:t>
+            </w:r>
+          </w:p>
+        </w:tc>
+        <w:tc>
+          <w:tcPr>
+            <w:tcW w:w="2358" w:type="dxa"/>
+          </w:tcPr>
+          <w:p>
+            <w:r>
+              <w:t>File is deleted from browser local storage</w:t>
+            </w:r>
+          </w:p>
+        </w:tc>
+      </w:tr>
+      <w:tr>
+        <w:tc>
+          <w:tcPr>
+            <w:tcW w:w="1129" w:type="dxa"/>
+          </w:tcPr>
+          <w:p>
+            <w:r>
+              <w:t>17</w:t>
+            </w:r>
+          </w:p>
+        </w:tc>
+        <w:tc>
+          <w:tcPr>
+            <w:tcW w:w="3261" w:type="dxa"/>
+          </w:tcPr>
+          <w:p>
+            <w:r>
+              <w:t xml:space="preserve">Pin button is clicked when note </w:t>
+            </w:r>
+            <w:r>
+              <w:t>is not pinned</w:t>
+            </w:r>
+          </w:p>
+        </w:tc>
+        <w:tc>
+          <w:tcPr>
+            <w:tcW w:w="2268" w:type="dxa"/>
+          </w:tcPr>
+          <w:p>
+            <w:r>
+              <w:t>Note is added to the pin list and is displayed at the top</w:t>
+            </w:r>
+          </w:p>
+        </w:tc>
+        <w:tc>
+          <w:tcPr>
+            <w:tcW w:w="2358" w:type="dxa"/>
+          </w:tcPr>
+          <w:p>
+            <w:r>
+              <w:t>Note is added to the pin list and is displayed at the top</w:t>
+            </w:r>
+          </w:p>
+        </w:tc>
+      </w:tr>
+      <w:tr>
+        <w:tc>
+          <w:tcPr>
+            <w:tcW w:w="1129" w:type="dxa"/>
+          </w:tcPr>
+          <w:p>
+            <w:r>
+              <w:t>18</w:t>
+            </w:r>
+          </w:p>
+        </w:tc>
+        <w:tc>
+          <w:tcPr>
+            <w:tcW w:w="3261" w:type="dxa"/>
+          </w:tcPr>
+          <w:p>
+            <w:r>
+              <w:t>Pin button is clicked when note is pinned</w:t>
+            </w:r>
+          </w:p>
+        </w:tc>
+        <w:tc>
+          <w:tcPr>
+            <w:tcW w:w="2268" w:type="dxa"/>
+          </w:tcPr>
+          <w:p>
+            <w:r>
+              <w:t>Note is removed from the pin list</w:t>
+            </w:r>
+          </w:p>
+        </w:tc>
+        <w:tc>
+          <w:tcPr>
+            <w:tcW w:w="2358" w:type="dxa"/>
+          </w:tcPr>
+          <w:p>
+            <w:r>
+              <w:t>Note is removed from the pin list</w:t>
+            </w:r>
+          </w:p>
+        </w:tc>
+      </w:tr>
+      <w:tr>
+        <w:tc>
+          <w:tcPr>
+            <w:tcW w:w="1129" w:type="dxa"/>
+          </w:tcPr>
+          <w:p>
+            <w:r>
+              <w:lastRenderedPageBreak/>
+              <w:t>19</w:t>
+            </w:r>
+          </w:p>
+        </w:tc>
+        <w:tc>
+          <w:tcPr>
+            <w:tcW w:w="3261" w:type="dxa"/>
+          </w:tcPr>
+          <w:p>
+            <w:r>
+              <w:t>Log out button is clicked</w:t>
+            </w:r>
+          </w:p>
+        </w:tc>
+        <w:tc>
+          <w:tcPr>
+            <w:tcW w:w="2268" w:type="dxa"/>
+          </w:tcPr>
+          <w:p>
+            <w:r>
+              <w:t>User is logged out and sent to log in page</w:t>
+            </w:r>
+          </w:p>
+        </w:tc>
+        <w:tc>
+          <w:tcPr>
+            <w:tcW w:w="2358" w:type="dxa"/>
+          </w:tcPr>
+          <w:p>
+            <w:r>
+              <w:t>User is logged out and sent to log in page</w:t>
+            </w:r>
+          </w:p>
+        </w:tc>
+      </w:tr>
+      <w:tr>
+        <w:tc>
+          <w:tcPr>
+            <w:tcW w:w="1129" w:type="dxa"/>
+          </w:tcPr>
+          <w:p>
+            <w:r>
+              <w:t>20</w:t>
+            </w:r>
+          </w:p>
+        </w:tc>
+        <w:tc>
+          <w:tcPr>
+            <w:tcW w:w="3261" w:type="dxa"/>
+          </w:tcPr>
+          <w:p>
+            <w:r>
+              <w:t>‘No account? Click here.’ Button clicked</w:t>
+            </w:r>
+          </w:p>
+        </w:tc>
+        <w:tc>
+          <w:tcPr>
+            <w:tcW w:w="2268" w:type="dxa"/>
+          </w:tcPr>
+          <w:p>
+            <w:r>
+              <w:t>User is sent to the sign up page</w:t>
+            </w:r>
+          </w:p>
+        </w:tc>
+        <w:tc>
+          <w:tcPr>
+            <w:tcW w:w="2358" w:type="dxa"/>
+          </w:tcPr>
+          <w:p>
+            <w:r>
+              <w:t>User is sent to the sign up page</w:t>
+            </w:r>
+          </w:p>
+        </w:tc>
+      </w:tr>
+      <w:tr>
+        <w:tc>
+          <w:tcPr>
+            <w:tcW w:w="1129" w:type="dxa"/>
+          </w:tcPr>
+          <w:p>
+            <w:r>
+              <w:t>21</w:t>
+            </w:r>
+          </w:p>
+        </w:tc>
+        <w:tc>
+          <w:tcPr>
+            <w:tcW w:w="3261" w:type="dxa"/>
+          </w:tcPr>
+          <w:p>
+            <w:r>
+              <w:t>Account is created</w:t>
+            </w:r>
+          </w:p>
+        </w:tc>
+        <w:tc>
+          <w:tcPr>
+            <w:tcW w:w="2268" w:type="dxa"/>
+          </w:tcPr>
+          <w:p>
+            <w:r>
+              <w:t>Password is salted and hashed and stored in local storage</w:t>
+            </w:r>
+          </w:p>
+        </w:tc>
+        <w:tc>
+          <w:tcPr>
+            <w:tcW w:w="2358" w:type="dxa"/>
+          </w:tcPr>
+          <w:p>
+            <w:r>
+              <w:t>Password is salted and hashed and stored in local storage</w:t>
+            </w:r>
+          </w:p>
         </w:tc>
       </w:tr>
     </w:tbl>
@@ -6058,7 +8385,7 @@
       <w:pPr>
         <w:pStyle w:val="Heading2"/>
       </w:pPr>
-      <w:bookmarkStart w:id="26" w:name="_Toc225503037"/>
+      <w:bookmarkStart w:id="26" w:name="_Toc227530369"/>
       <w:r>
         <w:t>References</w:t>
       </w:r>
@@ -6087,7 +8414,7 @@
       <w:r>
         <w:t xml:space="preserve">. Available at: </w:t>
       </w:r>
-      <w:hyperlink r:id="rId20" w:history="1">
+      <w:hyperlink r:id="rId30" w:history="1">
         <w:r>
           <w:rPr>
             <w:rStyle w:val="Hyperlink"/>
@@ -6114,7 +8441,15 @@
           <w:i/>
           <w:iCs/>
         </w:rPr>
-        <w:t>The 2020 Scrum Guide</w:t>
+        <w:t xml:space="preserve">The 2020 Scrum </w:t>
+      </w:r>
+      <w:proofErr w:type="spellStart"/>
+      <w:r>
+        <w:rPr>
+          <w:i/>
+          <w:iCs/>
+        </w:rPr>
+        <w:t>Guide</w:t>
       </w:r>
       <w:r>
         <w:rPr>
@@ -6132,6 +8467,7 @@
         </w:rPr>
         <w:t>M</w:t>
       </w:r>
+      <w:proofErr w:type="spellEnd"/>
       <w:r>
         <w:rPr>
           <w:i/>
@@ -6142,7 +8478,7 @@
       <w:r>
         <w:t xml:space="preserve">Available at: </w:t>
       </w:r>
-      <w:hyperlink r:id="rId21" w:history="1">
+      <w:hyperlink r:id="rId31" w:history="1">
         <w:r>
           <w:rPr>
             <w:rStyle w:val="Hyperlink"/>
@@ -6175,7 +8511,7 @@
       <w:r>
         <w:t xml:space="preserve">Available at: </w:t>
       </w:r>
-      <w:hyperlink r:id="rId22" w:history="1">
+      <w:hyperlink r:id="rId32" w:history="1">
         <w:r>
           <w:rPr>
             <w:rStyle w:val="Hyperlink"/>
@@ -6207,7 +8543,7 @@
       <w:r>
         <w:t xml:space="preserve"> Available at: </w:t>
       </w:r>
-      <w:hyperlink r:id="rId23" w:history="1">
+      <w:hyperlink r:id="rId33" w:history="1">
         <w:r>
           <w:rPr>
             <w:rStyle w:val="Hyperlink"/>
@@ -6243,7 +8579,7 @@
       <w:r>
         <w:t xml:space="preserve">Available at: </w:t>
       </w:r>
-      <w:hyperlink r:id="rId24" w:history="1">
+      <w:hyperlink r:id="rId34" w:history="1">
         <w:r>
           <w:rPr>
             <w:rStyle w:val="Hyperlink"/>
@@ -6269,7 +8605,7 @@
       <w:r>
         <w:t xml:space="preserve">Available at: </w:t>
       </w:r>
-      <w:hyperlink r:id="rId25" w:history="1">
+      <w:hyperlink r:id="rId35" w:history="1">
         <w:r>
           <w:rPr>
             <w:rStyle w:val="Hyperlink"/>
@@ -6282,11 +8618,16 @@
       </w:r>
     </w:p>
     <w:p>
+      <w:proofErr w:type="spellStart"/>
       <w:r>
         <w:t>CipherU</w:t>
       </w:r>
       <w:r>
-        <w:t xml:space="preserve">tility (2025) </w:t>
+        <w:t>tility</w:t>
+      </w:r>
+      <w:proofErr w:type="spellEnd"/>
+      <w:r>
+        <w:t xml:space="preserve"> (2025) </w:t>
       </w:r>
       <w:r>
         <w:rPr>
@@ -6305,7 +8646,7 @@
       <w:r>
         <w:t xml:space="preserve">Available at: </w:t>
       </w:r>
-      <w:hyperlink r:id="rId26" w:history="1">
+      <w:hyperlink r:id="rId36" w:history="1">
         <w:r>
           <w:rPr>
             <w:rStyle w:val="Hyperlink"/>
@@ -6357,7 +8698,7 @@
       <w:r>
         <w:t xml:space="preserve"> </w:t>
       </w:r>
-      <w:hyperlink r:id="rId27" w:history="1">
+      <w:hyperlink r:id="rId37" w:history="1">
         <w:r>
           <w:rPr>
             <w:rStyle w:val="Hyperlink"/>
@@ -6371,39 +8712,234 @@
     </w:p>
     <w:p>
       <w:r>
-        <w:t xml:space="preserve">Legislation (2025) </w:t>
+        <w:t>NCSC (2025)</w:t>
+      </w:r>
+      <w:r>
+        <w:t xml:space="preserve"> </w:t>
       </w:r>
       <w:r>
         <w:rPr>
           <w:i/>
+          <w:iCs/>
         </w:rPr>
-        <w:t>The Public Sector Bodies (Websites and Mobile Applications) (No. 2) Accessibility Regulations 2018</w:t>
-      </w:r>
+        <w:t xml:space="preserve">UK experiencing four 'nationally significant' </w:t>
+      </w:r>
+      <w:proofErr w:type="spellStart"/>
       <w:r>
         <w:rPr>
           <w:i/>
+          <w:iCs/>
         </w:rPr>
-        <w:t>.</w:t>
+        <w:t>cyber attacks</w:t>
+      </w:r>
+      <w:proofErr w:type="spellEnd"/>
+      <w:r>
+        <w:rPr>
+          <w:i/>
+          <w:iCs/>
+        </w:rPr>
+        <w:t xml:space="preserve"> every week</w:t>
+      </w:r>
+      <w:r>
+        <w:rPr>
+          <w:i/>
+          <w:iCs/>
+        </w:rPr>
+        <w:t xml:space="preserve">. </w:t>
+      </w:r>
+      <w:r>
+        <w:t>Available at:</w:t>
       </w:r>
       <w:r>
         <w:t xml:space="preserve"> </w:t>
       </w:r>
-      <w:r>
-        <w:t xml:space="preserve">Available at: </w:t>
-      </w:r>
-      <w:hyperlink r:id="rId28" w:history="1">
+      <w:hyperlink r:id="rId38" w:history="1">
         <w:r>
           <w:rPr>
             <w:rStyle w:val="Hyperlink"/>
           </w:rPr>
-          <w:t>https://www.legislation.gov.uk/uksi/2018/952/contents</w:t>
+          <w:t>https://www.ncsc.gov.uk/news/uk-experiencing-four-nationally-significant-cyber-attacks-weekly</w:t>
         </w:r>
       </w:hyperlink>
       <w:r>
+        <w:t xml:space="preserve"> (Accessed: 15/04/2026)</w:t>
+      </w:r>
+    </w:p>
+    <w:p>
+      <w:r>
+        <w:t xml:space="preserve">Shah, P. (2024) </w:t>
+      </w:r>
+      <w:r>
+        <w:rPr>
+          <w:i/>
+          <w:iCs/>
+        </w:rPr>
+        <w:t>5 best private note-taking apps offering ultimate security</w:t>
+      </w:r>
+      <w:r>
+        <w:rPr>
+          <w:i/>
+          <w:iCs/>
+        </w:rPr>
+        <w:t xml:space="preserve">. </w:t>
+      </w:r>
+      <w:r>
+        <w:t xml:space="preserve">Available at: </w:t>
+      </w:r>
+      <w:hyperlink r:id="rId39" w:history="1">
+        <w:r>
+          <w:rPr>
+            <w:rStyle w:val="Hyperlink"/>
+          </w:rPr>
+          <w:t>https://www.xda-developers.com/best-private-note-taking-apps-fo</w:t>
+        </w:r>
+        <w:r>
+          <w:rPr>
+            <w:rStyle w:val="Hyperlink"/>
+          </w:rPr>
+          <w:t>r</w:t>
+        </w:r>
+        <w:r>
+          <w:rPr>
+            <w:rStyle w:val="Hyperlink"/>
+          </w:rPr>
+          <w:t>-ultimate-security/</w:t>
+        </w:r>
+      </w:hyperlink>
+      <w:r>
+        <w:t xml:space="preserve"> (Accessed: 15/04/2026)</w:t>
+      </w:r>
+    </w:p>
+    <w:p>
+      <w:r>
+        <w:t>Google (2026)</w:t>
+      </w:r>
+      <w:r>
+        <w:rPr>
+          <w:i/>
+          <w:iCs/>
+        </w:rPr>
         <w:t xml:space="preserve"> </w:t>
       </w:r>
       <w:r>
-        <w:t>(Accessed: 19/03/2026)</w:t>
+        <w:rPr>
+          <w:i/>
+          <w:iCs/>
+        </w:rPr>
+        <w:t>Google Keep</w:t>
+      </w:r>
+      <w:r>
+        <w:t xml:space="preserve">. Available at: </w:t>
+      </w:r>
+      <w:hyperlink r:id="rId40" w:history="1">
+        <w:r>
+          <w:rPr>
+            <w:rStyle w:val="Hyperlink"/>
+          </w:rPr>
+          <w:t>https://workspace.google.com/products/keep/</w:t>
+        </w:r>
+      </w:hyperlink>
+      <w:r>
+        <w:t xml:space="preserve"> </w:t>
+      </w:r>
+    </w:p>
+    <w:p>
+      <w:r>
+        <w:t xml:space="preserve">UpNote (2026) Available at: </w:t>
+      </w:r>
+      <w:hyperlink r:id="rId41" w:history="1">
+        <w:r>
+          <w:rPr>
+            <w:rStyle w:val="Hyperlink"/>
+          </w:rPr>
+          <w:t>https://getupnote.com/</w:t>
+        </w:r>
+      </w:hyperlink>
+      <w:r>
+        <w:t xml:space="preserve"> </w:t>
+      </w:r>
+    </w:p>
+    <w:p>
+      <w:r>
+        <w:lastRenderedPageBreak/>
+        <w:t>Gov.uk (2024)</w:t>
+      </w:r>
+      <w:r>
+        <w:rPr>
+          <w:rFonts w:ascii="Arial" w:eastAsia="Times New Roman" w:hAnsi="Arial" w:cs="Arial"/>
+          <w:b/>
+          <w:bCs/>
+          <w:color w:val="0B0C0C"/>
+          <w:kern w:val="36"/>
+          <w:sz w:val="48"/>
+          <w:szCs w:val="48"/>
+          <w:lang w:eastAsia="en-GB"/>
+          <w14:ligatures w14:val="none"/>
+        </w:rPr>
+        <w:t xml:space="preserve"> </w:t>
+      </w:r>
+      <w:r>
+        <w:rPr>
+          <w:i/>
+          <w:iCs/>
+        </w:rPr>
+        <w:t>Meet the requirements of equality and accessibility regulations</w:t>
+      </w:r>
+      <w:r>
+        <w:rPr>
+          <w:b/>
+          <w:bCs/>
+        </w:rPr>
+        <w:t xml:space="preserve">. </w:t>
+      </w:r>
+      <w:r>
+        <w:t xml:space="preserve">Available at: </w:t>
+      </w:r>
+      <w:hyperlink r:id="rId42" w:history="1">
+        <w:r>
+          <w:rPr>
+            <w:rStyle w:val="Hyperlink"/>
+          </w:rPr>
+          <w:t>https://www.gov.uk/guidance/meet-the-requirements-of-equality-and-accessibility-regulations</w:t>
+        </w:r>
+      </w:hyperlink>
+      <w:r>
+        <w:t xml:space="preserve"> (Accessed 15/04/2026)</w:t>
+      </w:r>
+    </w:p>
+    <w:p>
+      <w:r>
+        <w:rPr>
+          <w:i/>
+          <w:iCs/>
+        </w:rPr>
+        <w:t>General Data Protection Regulation 2016</w:t>
+      </w:r>
+      <w:r>
+        <w:t xml:space="preserve">, </w:t>
+      </w:r>
+      <w:r>
+        <w:t>C. 2, Article 5</w:t>
+      </w:r>
+      <w:r>
+        <w:t>. Available at:</w:t>
+      </w:r>
+      <w:r>
+        <w:t xml:space="preserve"> </w:t>
+      </w:r>
+      <w:hyperlink r:id="rId43" w:history="1">
+        <w:r>
+          <w:rPr>
+            <w:rStyle w:val="Hyperlink"/>
+          </w:rPr>
+          <w:t>https://www.legislation.gov.uk/eur/2016/679/article/5</w:t>
+        </w:r>
+      </w:hyperlink>
+      <w:r>
+        <w:t xml:space="preserve"> </w:t>
+      </w:r>
+      <w:r>
+        <w:t>(Accessed: 15/04/2026)</w:t>
       </w:r>
     </w:p>
     <w:sectPr>
@@ -7691,7 +10227,6 @@
   <w:style w:type="character" w:default="1" w:styleId="DefaultParagraphFont">
     <w:name w:val="Default Paragraph Font"/>
     <w:uiPriority w:val="1"/>
-    <w:semiHidden/>
     <w:unhideWhenUsed/>
   </w:style>
   <w:style w:type="table" w:default="1" w:styleId="TableNormal">
@@ -8163,6 +10698,18 @@
     <w:uiPriority w:val="99"/>
     <w:rsid w:val="005703BC"/>
   </w:style>
+  <w:style w:type="character" w:styleId="FollowedHyperlink">
+    <w:name w:val="FollowedHyperlink"/>
+    <w:basedOn w:val="DefaultParagraphFont"/>
+    <w:uiPriority w:val="99"/>
+    <w:semiHidden/>
+    <w:unhideWhenUsed/>
+    <w:rsid w:val="005510C7"/>
+    <w:rPr>
+      <w:color w:val="96607D" w:themeColor="followedHyperlink"/>
+      <w:u w:val="single"/>
+    </w:rPr>
+  </w:style>
 </w:styles>
 </file>
 
@@ -8244,7 +10791,88 @@
       <inkml:brushProperty name="ignorePressure" value="1"/>
     </inkml:brush>
   </inkml:definitions>
-  <inkml:trace contextRef="#ctx0" brushRef="#br0">0 386,'2850'2714,"-2842"-2706</inkml:trace>
+  <inkml:trace contextRef="#ctx0" brushRef="#br0">0 386,'3036'3511,"-3027"-3500</inkml:trace>
+</inkml:ink>
+</file>
+
+<file path=word/ink/ink4.xml><?xml version="1.0" encoding="utf-8"?>
+<inkml:ink xmlns:inkml="http://www.w3.org/2003/InkML">
+  <inkml:definitions>
+    <inkml:context xml:id="ctx0">
+      <inkml:inkSource xml:id="inkSrc0">
+        <inkml:traceFormat>
+          <inkml:channel name="X" type="integer" min="-2.14748E9" max="2.14748E9" units="cm"/>
+          <inkml:channel name="Y" type="integer" min="-2.14748E9" max="2.14748E9" units="cm"/>
+        </inkml:traceFormat>
+        <inkml:channelProperties>
+          <inkml:channelProperty channel="X" name="resolution" value="1000" units="1/cm"/>
+          <inkml:channelProperty channel="Y" name="resolution" value="1000" units="1/cm"/>
+        </inkml:channelProperties>
+      </inkml:inkSource>
+      <inkml:timestamp xml:id="ts0" timeString="2026-04-15T10:12:09.785"/>
+    </inkml:context>
+    <inkml:brush xml:id="br0">
+      <inkml:brushProperty name="width" value="0.025" units="cm"/>
+      <inkml:brushProperty name="height" value="0.025" units="cm"/>
+      <inkml:brushProperty name="color" value="#E71224"/>
+      <inkml:brushProperty name="ignorePressure" value="1"/>
+    </inkml:brush>
+  </inkml:definitions>
+  <inkml:trace contextRef="#ctx0" brushRef="#br0">0 391,'6281'7688,"-6263"-7665</inkml:trace>
+</inkml:ink>
+</file>
+
+<file path=word/ink/ink5.xml><?xml version="1.0" encoding="utf-8"?>
+<inkml:ink xmlns:inkml="http://www.w3.org/2003/InkML">
+  <inkml:definitions>
+    <inkml:context xml:id="ctx0">
+      <inkml:inkSource xml:id="inkSrc0">
+        <inkml:traceFormat>
+          <inkml:channel name="X" type="integer" min="-2.14748E9" max="2.14748E9" units="cm"/>
+          <inkml:channel name="Y" type="integer" min="-2.14748E9" max="2.14748E9" units="cm"/>
+        </inkml:traceFormat>
+        <inkml:channelProperties>
+          <inkml:channelProperty channel="X" name="resolution" value="1000" units="1/cm"/>
+          <inkml:channelProperty channel="Y" name="resolution" value="1000" units="1/cm"/>
+        </inkml:channelProperties>
+      </inkml:inkSource>
+      <inkml:timestamp xml:id="ts0" timeString="2026-04-15T10:11:28.303"/>
+    </inkml:context>
+    <inkml:brush xml:id="br0">
+      <inkml:brushProperty name="width" value="0.025" units="cm"/>
+      <inkml:brushProperty name="height" value="0.025" units="cm"/>
+      <inkml:brushProperty name="color" value="#E71224"/>
+      <inkml:brushProperty name="ignorePressure" value="1"/>
+    </inkml:brush>
+  </inkml:definitions>
+  <inkml:trace contextRef="#ctx0" brushRef="#br0">0 4668,'3097'-4268,"-3089"4255</inkml:trace>
+</inkml:ink>
+</file>
+
+<file path=word/ink/ink6.xml><?xml version="1.0" encoding="utf-8"?>
+<inkml:ink xmlns:inkml="http://www.w3.org/2003/InkML">
+  <inkml:definitions>
+    <inkml:context xml:id="ctx0">
+      <inkml:inkSource xml:id="inkSrc0">
+        <inkml:traceFormat>
+          <inkml:channel name="X" type="integer" min="-2.14748E9" max="2.14748E9" units="cm"/>
+          <inkml:channel name="Y" type="integer" min="-2.14748E9" max="2.14748E9" units="cm"/>
+        </inkml:traceFormat>
+        <inkml:channelProperties>
+          <inkml:channelProperty channel="X" name="resolution" value="1000" units="1/cm"/>
+          <inkml:channelProperty channel="Y" name="resolution" value="1000" units="1/cm"/>
+        </inkml:channelProperties>
+      </inkml:inkSource>
+      <inkml:timestamp xml:id="ts0" timeString="2026-04-15T10:11:09.148"/>
+    </inkml:context>
+    <inkml:brush xml:id="br0">
+      <inkml:brushProperty name="width" value="0.025" units="cm"/>
+      <inkml:brushProperty name="height" value="0.025" units="cm"/>
+      <inkml:brushProperty name="color" value="#E71224"/>
+      <inkml:brushProperty name="ignorePressure" value="1"/>
+    </inkml:brush>
+  </inkml:definitions>
+  <inkml:trace contextRef="#ctx0" brushRef="#br0">0 385,'4751'882,"-4738"-880</inkml:trace>
 </inkml:ink>
 </file>
 

--- a/COMP1004-Report.docx
+++ b/COMP1004-Report.docx
@@ -121,7 +121,7 @@
           <w:r>
             <w:fldChar w:fldCharType="separate"/>
           </w:r>
-          <w:hyperlink w:anchor="_Toc227530342" w:history="1">
+          <w:hyperlink w:anchor="_Toc228180791" w:history="1">
             <w:r>
               <w:rPr>
                 <w:rStyle w:val="Hyperlink"/>
@@ -148,7 +148,7 @@
                 <w:noProof/>
                 <w:webHidden/>
               </w:rPr>
-              <w:instrText xml:space="preserve"> PAGEREF _Toc227530342 \h </w:instrText>
+              <w:instrText xml:space="preserve"> PAGEREF _Toc228180791 \h </w:instrText>
             </w:r>
             <w:r>
               <w:rPr>
@@ -193,7 +193,7 @@
               <w:lang w:eastAsia="en-GB"/>
             </w:rPr>
           </w:pPr>
-          <w:hyperlink w:anchor="_Toc227530343" w:history="1">
+          <w:hyperlink w:anchor="_Toc228180792" w:history="1">
             <w:r>
               <w:rPr>
                 <w:rStyle w:val="Hyperlink"/>
@@ -220,7 +220,7 @@
                 <w:noProof/>
                 <w:webHidden/>
               </w:rPr>
-              <w:instrText xml:space="preserve"> PAGEREF _Toc227530343 \h </w:instrText>
+              <w:instrText xml:space="preserve"> PAGEREF _Toc228180792 \h </w:instrText>
             </w:r>
             <w:r>
               <w:rPr>
@@ -265,7 +265,7 @@
               <w:lang w:eastAsia="en-GB"/>
             </w:rPr>
           </w:pPr>
-          <w:hyperlink w:anchor="_Toc227530344" w:history="1">
+          <w:hyperlink w:anchor="_Toc228180793" w:history="1">
             <w:r>
               <w:rPr>
                 <w:rStyle w:val="Hyperlink"/>
@@ -292,7 +292,7 @@
                 <w:noProof/>
                 <w:webHidden/>
               </w:rPr>
-              <w:instrText xml:space="preserve"> PAGEREF _Toc227530344 \h </w:instrText>
+              <w:instrText xml:space="preserve"> PAGEREF _Toc228180793 \h </w:instrText>
             </w:r>
             <w:r>
               <w:rPr>
@@ -337,7 +337,7 @@
               <w:lang w:eastAsia="en-GB"/>
             </w:rPr>
           </w:pPr>
-          <w:hyperlink w:anchor="_Toc227530345" w:history="1">
+          <w:hyperlink w:anchor="_Toc228180794" w:history="1">
             <w:r>
               <w:rPr>
                 <w:rStyle w:val="Hyperlink"/>
@@ -364,7 +364,7 @@
                 <w:noProof/>
                 <w:webHidden/>
               </w:rPr>
-              <w:instrText xml:space="preserve"> PAGEREF _Toc227530345 \h </w:instrText>
+              <w:instrText xml:space="preserve"> PAGEREF _Toc228180794 \h </w:instrText>
             </w:r>
             <w:r>
               <w:rPr>
@@ -409,7 +409,7 @@
               <w:lang w:eastAsia="en-GB"/>
             </w:rPr>
           </w:pPr>
-          <w:hyperlink w:anchor="_Toc227530346" w:history="1">
+          <w:hyperlink w:anchor="_Toc228180795" w:history="1">
             <w:r>
               <w:rPr>
                 <w:rStyle w:val="Hyperlink"/>
@@ -436,7 +436,7 @@
                 <w:noProof/>
                 <w:webHidden/>
               </w:rPr>
-              <w:instrText xml:space="preserve"> PAGEREF _Toc227530346 \h </w:instrText>
+              <w:instrText xml:space="preserve"> PAGEREF _Toc228180795 \h </w:instrText>
             </w:r>
             <w:r>
               <w:rPr>
@@ -481,7 +481,7 @@
               <w:lang w:eastAsia="en-GB"/>
             </w:rPr>
           </w:pPr>
-          <w:hyperlink w:anchor="_Toc227530347" w:history="1">
+          <w:hyperlink w:anchor="_Toc228180796" w:history="1">
             <w:r>
               <w:rPr>
                 <w:rStyle w:val="Hyperlink"/>
@@ -508,7 +508,7 @@
                 <w:noProof/>
                 <w:webHidden/>
               </w:rPr>
-              <w:instrText xml:space="preserve"> PAGEREF _Toc227530347 \h </w:instrText>
+              <w:instrText xml:space="preserve"> PAGEREF _Toc228180796 \h </w:instrText>
             </w:r>
             <w:r>
               <w:rPr>
@@ -553,7 +553,7 @@
               <w:lang w:eastAsia="en-GB"/>
             </w:rPr>
           </w:pPr>
-          <w:hyperlink w:anchor="_Toc227530348" w:history="1">
+          <w:hyperlink w:anchor="_Toc228180797" w:history="1">
             <w:r>
               <w:rPr>
                 <w:rStyle w:val="Hyperlink"/>
@@ -580,7 +580,7 @@
                 <w:noProof/>
                 <w:webHidden/>
               </w:rPr>
-              <w:instrText xml:space="preserve"> PAGEREF _Toc227530348 \h </w:instrText>
+              <w:instrText xml:space="preserve"> PAGEREF _Toc228180797 \h </w:instrText>
             </w:r>
             <w:r>
               <w:rPr>
@@ -625,7 +625,7 @@
               <w:lang w:eastAsia="en-GB"/>
             </w:rPr>
           </w:pPr>
-          <w:hyperlink w:anchor="_Toc227530349" w:history="1">
+          <w:hyperlink w:anchor="_Toc228180798" w:history="1">
             <w:r>
               <w:rPr>
                 <w:rStyle w:val="Hyperlink"/>
@@ -652,7 +652,7 @@
                 <w:noProof/>
                 <w:webHidden/>
               </w:rPr>
-              <w:instrText xml:space="preserve"> PAGEREF _Toc227530349 \h </w:instrText>
+              <w:instrText xml:space="preserve"> PAGEREF _Toc228180798 \h </w:instrText>
             </w:r>
             <w:r>
               <w:rPr>
@@ -697,7 +697,7 @@
               <w:lang w:eastAsia="en-GB"/>
             </w:rPr>
           </w:pPr>
-          <w:hyperlink w:anchor="_Toc227530350" w:history="1">
+          <w:hyperlink w:anchor="_Toc228180799" w:history="1">
             <w:r>
               <w:rPr>
                 <w:rStyle w:val="Hyperlink"/>
@@ -724,7 +724,7 @@
                 <w:noProof/>
                 <w:webHidden/>
               </w:rPr>
-              <w:instrText xml:space="preserve"> PAGEREF _Toc227530350 \h </w:instrText>
+              <w:instrText xml:space="preserve"> PAGEREF _Toc228180799 \h </w:instrText>
             </w:r>
             <w:r>
               <w:rPr>
@@ -769,7 +769,7 @@
               <w:lang w:eastAsia="en-GB"/>
             </w:rPr>
           </w:pPr>
-          <w:hyperlink w:anchor="_Toc227530351" w:history="1">
+          <w:hyperlink w:anchor="_Toc228180800" w:history="1">
             <w:r>
               <w:rPr>
                 <w:rStyle w:val="Hyperlink"/>
@@ -796,7 +796,7 @@
                 <w:noProof/>
                 <w:webHidden/>
               </w:rPr>
-              <w:instrText xml:space="preserve"> PAGEREF _Toc227530351 \h </w:instrText>
+              <w:instrText xml:space="preserve"> PAGEREF _Toc228180800 \h </w:instrText>
             </w:r>
             <w:r>
               <w:rPr>
@@ -841,7 +841,7 @@
               <w:lang w:eastAsia="en-GB"/>
             </w:rPr>
           </w:pPr>
-          <w:hyperlink w:anchor="_Toc227530352" w:history="1">
+          <w:hyperlink w:anchor="_Toc228180801" w:history="1">
             <w:r>
               <w:rPr>
                 <w:rStyle w:val="Hyperlink"/>
@@ -868,7 +868,7 @@
                 <w:noProof/>
                 <w:webHidden/>
               </w:rPr>
-              <w:instrText xml:space="preserve"> PAGEREF _Toc227530352 \h </w:instrText>
+              <w:instrText xml:space="preserve"> PAGEREF _Toc228180801 \h </w:instrText>
             </w:r>
             <w:r>
               <w:rPr>
@@ -913,7 +913,7 @@
               <w:lang w:eastAsia="en-GB"/>
             </w:rPr>
           </w:pPr>
-          <w:hyperlink w:anchor="_Toc227530353" w:history="1">
+          <w:hyperlink w:anchor="_Toc228180802" w:history="1">
             <w:r>
               <w:rPr>
                 <w:rStyle w:val="Hyperlink"/>
@@ -940,7 +940,7 @@
                 <w:noProof/>
                 <w:webHidden/>
               </w:rPr>
-              <w:instrText xml:space="preserve"> PAGEREF _Toc227530353 \h </w:instrText>
+              <w:instrText xml:space="preserve"> PAGEREF _Toc228180802 \h </w:instrText>
             </w:r>
             <w:r>
               <w:rPr>
@@ -960,7 +960,7 @@
                 <w:noProof/>
                 <w:webHidden/>
               </w:rPr>
-              <w:t>8</w:t>
+              <w:t>9</w:t>
             </w:r>
             <w:r>
               <w:rPr>
@@ -985,7 +985,7 @@
               <w:lang w:eastAsia="en-GB"/>
             </w:rPr>
           </w:pPr>
-          <w:hyperlink w:anchor="_Toc227530354" w:history="1">
+          <w:hyperlink w:anchor="_Toc228180803" w:history="1">
             <w:r>
               <w:rPr>
                 <w:rStyle w:val="Hyperlink"/>
@@ -1012,7 +1012,7 @@
                 <w:noProof/>
                 <w:webHidden/>
               </w:rPr>
-              <w:instrText xml:space="preserve"> PAGEREF _Toc227530354 \h </w:instrText>
+              <w:instrText xml:space="preserve"> PAGEREF _Toc228180803 \h </w:instrText>
             </w:r>
             <w:r>
               <w:rPr>
@@ -1032,7 +1032,7 @@
                 <w:noProof/>
                 <w:webHidden/>
               </w:rPr>
-              <w:t>8</w:t>
+              <w:t>9</w:t>
             </w:r>
             <w:r>
               <w:rPr>
@@ -1057,7 +1057,7 @@
               <w:lang w:eastAsia="en-GB"/>
             </w:rPr>
           </w:pPr>
-          <w:hyperlink w:anchor="_Toc227530355" w:history="1">
+          <w:hyperlink w:anchor="_Toc228180804" w:history="1">
             <w:r>
               <w:rPr>
                 <w:rStyle w:val="Hyperlink"/>
@@ -1084,7 +1084,7 @@
                 <w:noProof/>
                 <w:webHidden/>
               </w:rPr>
-              <w:instrText xml:space="preserve"> PAGEREF _Toc227530355 \h </w:instrText>
+              <w:instrText xml:space="preserve"> PAGEREF _Toc228180804 \h </w:instrText>
             </w:r>
             <w:r>
               <w:rPr>
@@ -1104,7 +1104,7 @@
                 <w:noProof/>
                 <w:webHidden/>
               </w:rPr>
-              <w:t>8</w:t>
+              <w:t>9</w:t>
             </w:r>
             <w:r>
               <w:rPr>
@@ -1129,7 +1129,7 @@
               <w:lang w:eastAsia="en-GB"/>
             </w:rPr>
           </w:pPr>
-          <w:hyperlink w:anchor="_Toc227530356" w:history="1">
+          <w:hyperlink w:anchor="_Toc228180805" w:history="1">
             <w:r>
               <w:rPr>
                 <w:rStyle w:val="Hyperlink"/>
@@ -1156,7 +1156,7 @@
                 <w:noProof/>
                 <w:webHidden/>
               </w:rPr>
-              <w:instrText xml:space="preserve"> PAGEREF _Toc227530356 \h </w:instrText>
+              <w:instrText xml:space="preserve"> PAGEREF _Toc228180805 \h </w:instrText>
             </w:r>
             <w:r>
               <w:rPr>
@@ -1201,7 +1201,7 @@
               <w:lang w:eastAsia="en-GB"/>
             </w:rPr>
           </w:pPr>
-          <w:hyperlink w:anchor="_Toc227530357" w:history="1">
+          <w:hyperlink w:anchor="_Toc228180806" w:history="1">
             <w:r>
               <w:rPr>
                 <w:rStyle w:val="Hyperlink"/>
@@ -1228,7 +1228,7 @@
                 <w:noProof/>
                 <w:webHidden/>
               </w:rPr>
-              <w:instrText xml:space="preserve"> PAGEREF _Toc227530357 \h </w:instrText>
+              <w:instrText xml:space="preserve"> PAGEREF _Toc228180806 \h </w:instrText>
             </w:r>
             <w:r>
               <w:rPr>
@@ -1273,7 +1273,7 @@
               <w:lang w:eastAsia="en-GB"/>
             </w:rPr>
           </w:pPr>
-          <w:hyperlink w:anchor="_Toc227530358" w:history="1">
+          <w:hyperlink w:anchor="_Toc228180807" w:history="1">
             <w:r>
               <w:rPr>
                 <w:rStyle w:val="Hyperlink"/>
@@ -1300,7 +1300,7 @@
                 <w:noProof/>
                 <w:webHidden/>
               </w:rPr>
-              <w:instrText xml:space="preserve"> PAGEREF _Toc227530358 \h </w:instrText>
+              <w:instrText xml:space="preserve"> PAGEREF _Toc228180807 \h </w:instrText>
             </w:r>
             <w:r>
               <w:rPr>
@@ -1321,6 +1321,366 @@
                 <w:webHidden/>
               </w:rPr>
               <w:t>11</w:t>
+            </w:r>
+            <w:r>
+              <w:rPr>
+                <w:noProof/>
+                <w:webHidden/>
+              </w:rPr>
+              <w:fldChar w:fldCharType="end"/>
+            </w:r>
+          </w:hyperlink>
+        </w:p>
+        <w:p>
+          <w:pPr>
+            <w:pStyle w:val="TOC3"/>
+            <w:tabs>
+              <w:tab w:val="right" w:leader="dot" w:pos="9016"/>
+            </w:tabs>
+            <w:rPr>
+              <w:rFonts w:eastAsiaTheme="minorEastAsia"/>
+              <w:noProof/>
+              <w:sz w:val="24"/>
+              <w:szCs w:val="24"/>
+              <w:lang w:eastAsia="en-GB"/>
+            </w:rPr>
+          </w:pPr>
+          <w:hyperlink w:anchor="_Toc228180808" w:history="1">
+            <w:r>
+              <w:rPr>
+                <w:rStyle w:val="Hyperlink"/>
+                <w:noProof/>
+              </w:rPr>
+              <w:t>Log In Sequence Diagram</w:t>
+            </w:r>
+            <w:r>
+              <w:rPr>
+                <w:noProof/>
+                <w:webHidden/>
+              </w:rPr>
+              <w:tab/>
+            </w:r>
+            <w:r>
+              <w:rPr>
+                <w:noProof/>
+                <w:webHidden/>
+              </w:rPr>
+              <w:fldChar w:fldCharType="begin"/>
+            </w:r>
+            <w:r>
+              <w:rPr>
+                <w:noProof/>
+                <w:webHidden/>
+              </w:rPr>
+              <w:instrText xml:space="preserve"> PAGEREF _Toc228180808 \h </w:instrText>
+            </w:r>
+            <w:r>
+              <w:rPr>
+                <w:noProof/>
+                <w:webHidden/>
+              </w:rPr>
+            </w:r>
+            <w:r>
+              <w:rPr>
+                <w:noProof/>
+                <w:webHidden/>
+              </w:rPr>
+              <w:fldChar w:fldCharType="separate"/>
+            </w:r>
+            <w:r>
+              <w:rPr>
+                <w:noProof/>
+                <w:webHidden/>
+              </w:rPr>
+              <w:t>13</w:t>
+            </w:r>
+            <w:r>
+              <w:rPr>
+                <w:noProof/>
+                <w:webHidden/>
+              </w:rPr>
+              <w:fldChar w:fldCharType="end"/>
+            </w:r>
+          </w:hyperlink>
+        </w:p>
+        <w:p>
+          <w:pPr>
+            <w:pStyle w:val="TOC2"/>
+            <w:tabs>
+              <w:tab w:val="right" w:leader="dot" w:pos="9016"/>
+            </w:tabs>
+            <w:rPr>
+              <w:rFonts w:eastAsiaTheme="minorEastAsia"/>
+              <w:noProof/>
+              <w:sz w:val="24"/>
+              <w:szCs w:val="24"/>
+              <w:lang w:eastAsia="en-GB"/>
+            </w:rPr>
+          </w:pPr>
+          <w:hyperlink w:anchor="_Toc228180809" w:history="1">
+            <w:r>
+              <w:rPr>
+                <w:rStyle w:val="Hyperlink"/>
+                <w:noProof/>
+              </w:rPr>
+              <w:t>Algorithm Design</w:t>
+            </w:r>
+            <w:r>
+              <w:rPr>
+                <w:noProof/>
+                <w:webHidden/>
+              </w:rPr>
+              <w:tab/>
+            </w:r>
+            <w:r>
+              <w:rPr>
+                <w:noProof/>
+                <w:webHidden/>
+              </w:rPr>
+              <w:fldChar w:fldCharType="begin"/>
+            </w:r>
+            <w:r>
+              <w:rPr>
+                <w:noProof/>
+                <w:webHidden/>
+              </w:rPr>
+              <w:instrText xml:space="preserve"> PAGEREF _Toc228180809 \h </w:instrText>
+            </w:r>
+            <w:r>
+              <w:rPr>
+                <w:noProof/>
+                <w:webHidden/>
+              </w:rPr>
+            </w:r>
+            <w:r>
+              <w:rPr>
+                <w:noProof/>
+                <w:webHidden/>
+              </w:rPr>
+              <w:fldChar w:fldCharType="separate"/>
+            </w:r>
+            <w:r>
+              <w:rPr>
+                <w:noProof/>
+                <w:webHidden/>
+              </w:rPr>
+              <w:t>13</w:t>
+            </w:r>
+            <w:r>
+              <w:rPr>
+                <w:noProof/>
+                <w:webHidden/>
+              </w:rPr>
+              <w:fldChar w:fldCharType="end"/>
+            </w:r>
+          </w:hyperlink>
+        </w:p>
+        <w:p>
+          <w:pPr>
+            <w:pStyle w:val="TOC3"/>
+            <w:tabs>
+              <w:tab w:val="right" w:leader="dot" w:pos="9016"/>
+            </w:tabs>
+            <w:rPr>
+              <w:rFonts w:eastAsiaTheme="minorEastAsia"/>
+              <w:noProof/>
+              <w:sz w:val="24"/>
+              <w:szCs w:val="24"/>
+              <w:lang w:eastAsia="en-GB"/>
+            </w:rPr>
+          </w:pPr>
+          <w:hyperlink w:anchor="_Toc228180810" w:history="1">
+            <w:r>
+              <w:rPr>
+                <w:rStyle w:val="Hyperlink"/>
+                <w:noProof/>
+              </w:rPr>
+              <w:t>Salt/Key Generation</w:t>
+            </w:r>
+            <w:r>
+              <w:rPr>
+                <w:noProof/>
+                <w:webHidden/>
+              </w:rPr>
+              <w:tab/>
+            </w:r>
+            <w:r>
+              <w:rPr>
+                <w:noProof/>
+                <w:webHidden/>
+              </w:rPr>
+              <w:fldChar w:fldCharType="begin"/>
+            </w:r>
+            <w:r>
+              <w:rPr>
+                <w:noProof/>
+                <w:webHidden/>
+              </w:rPr>
+              <w:instrText xml:space="preserve"> PAGEREF _Toc228180810 \h </w:instrText>
+            </w:r>
+            <w:r>
+              <w:rPr>
+                <w:noProof/>
+                <w:webHidden/>
+              </w:rPr>
+            </w:r>
+            <w:r>
+              <w:rPr>
+                <w:noProof/>
+                <w:webHidden/>
+              </w:rPr>
+              <w:fldChar w:fldCharType="separate"/>
+            </w:r>
+            <w:r>
+              <w:rPr>
+                <w:noProof/>
+                <w:webHidden/>
+              </w:rPr>
+              <w:t>13</w:t>
+            </w:r>
+            <w:r>
+              <w:rPr>
+                <w:noProof/>
+                <w:webHidden/>
+              </w:rPr>
+              <w:fldChar w:fldCharType="end"/>
+            </w:r>
+          </w:hyperlink>
+        </w:p>
+        <w:p>
+          <w:pPr>
+            <w:pStyle w:val="TOC3"/>
+            <w:tabs>
+              <w:tab w:val="right" w:leader="dot" w:pos="9016"/>
+            </w:tabs>
+            <w:rPr>
+              <w:rFonts w:eastAsiaTheme="minorEastAsia"/>
+              <w:noProof/>
+              <w:sz w:val="24"/>
+              <w:szCs w:val="24"/>
+              <w:lang w:eastAsia="en-GB"/>
+            </w:rPr>
+          </w:pPr>
+          <w:hyperlink w:anchor="_Toc228180811" w:history="1">
+            <w:r>
+              <w:rPr>
+                <w:rStyle w:val="Hyperlink"/>
+                <w:noProof/>
+              </w:rPr>
+              <w:t>Encryption and Decryption</w:t>
+            </w:r>
+            <w:r>
+              <w:rPr>
+                <w:noProof/>
+                <w:webHidden/>
+              </w:rPr>
+              <w:tab/>
+            </w:r>
+            <w:r>
+              <w:rPr>
+                <w:noProof/>
+                <w:webHidden/>
+              </w:rPr>
+              <w:fldChar w:fldCharType="begin"/>
+            </w:r>
+            <w:r>
+              <w:rPr>
+                <w:noProof/>
+                <w:webHidden/>
+              </w:rPr>
+              <w:instrText xml:space="preserve"> PAGEREF _Toc228180811 \h </w:instrText>
+            </w:r>
+            <w:r>
+              <w:rPr>
+                <w:noProof/>
+                <w:webHidden/>
+              </w:rPr>
+            </w:r>
+            <w:r>
+              <w:rPr>
+                <w:noProof/>
+                <w:webHidden/>
+              </w:rPr>
+              <w:fldChar w:fldCharType="separate"/>
+            </w:r>
+            <w:r>
+              <w:rPr>
+                <w:noProof/>
+                <w:webHidden/>
+              </w:rPr>
+              <w:t>13</w:t>
+            </w:r>
+            <w:r>
+              <w:rPr>
+                <w:noProof/>
+                <w:webHidden/>
+              </w:rPr>
+              <w:fldChar w:fldCharType="end"/>
+            </w:r>
+          </w:hyperlink>
+        </w:p>
+        <w:p>
+          <w:pPr>
+            <w:pStyle w:val="TOC3"/>
+            <w:tabs>
+              <w:tab w:val="right" w:leader="dot" w:pos="9016"/>
+            </w:tabs>
+            <w:rPr>
+              <w:rFonts w:eastAsiaTheme="minorEastAsia"/>
+              <w:noProof/>
+              <w:sz w:val="24"/>
+              <w:szCs w:val="24"/>
+              <w:lang w:eastAsia="en-GB"/>
+            </w:rPr>
+          </w:pPr>
+          <w:hyperlink w:anchor="_Toc228180812" w:history="1">
+            <w:r>
+              <w:rPr>
+                <w:rStyle w:val="Hyperlink"/>
+                <w:noProof/>
+              </w:rPr>
+              <w:t>Hashing</w:t>
+            </w:r>
+            <w:r>
+              <w:rPr>
+                <w:noProof/>
+                <w:webHidden/>
+              </w:rPr>
+              <w:tab/>
+            </w:r>
+            <w:r>
+              <w:rPr>
+                <w:noProof/>
+                <w:webHidden/>
+              </w:rPr>
+              <w:fldChar w:fldCharType="begin"/>
+            </w:r>
+            <w:r>
+              <w:rPr>
+                <w:noProof/>
+                <w:webHidden/>
+              </w:rPr>
+              <w:instrText xml:space="preserve"> PAGEREF _Toc228180812 \h </w:instrText>
+            </w:r>
+            <w:r>
+              <w:rPr>
+                <w:noProof/>
+                <w:webHidden/>
+              </w:rPr>
+            </w:r>
+            <w:r>
+              <w:rPr>
+                <w:noProof/>
+                <w:webHidden/>
+              </w:rPr>
+              <w:fldChar w:fldCharType="separate"/>
+            </w:r>
+            <w:r>
+              <w:rPr>
+                <w:noProof/>
+                <w:webHidden/>
+              </w:rPr>
+              <w:t>14</w:t>
             </w:r>
             <w:r>
               <w:rPr>
@@ -1345,7 +1705,14 @@
               <w:lang w:eastAsia="en-GB"/>
             </w:rPr>
           </w:pPr>
-          <w:hyperlink w:anchor="_Toc227530359" w:history="1">
+          <w:hyperlink w:anchor="_Toc228180813" w:history="1">
+            <w:r>
+              <w:rPr>
+                <w:rStyle w:val="Hyperlink"/>
+                <w:noProof/>
+              </w:rPr>
+              <w:t>Noted Issues and Constraints</w:t>
+            </w:r>
             <w:r>
               <w:rPr>
                 <w:noProof/>
@@ -1365,7 +1732,7 @@
                 <w:noProof/>
                 <w:webHidden/>
               </w:rPr>
-              <w:instrText xml:space="preserve"> PAGEREF _Toc227530359 \h </w:instrText>
+              <w:instrText xml:space="preserve"> PAGEREF _Toc228180813 \h </w:instrText>
             </w:r>
             <w:r>
               <w:rPr>
@@ -1385,79 +1752,7 @@
                 <w:noProof/>
                 <w:webHidden/>
               </w:rPr>
-              <w:t>11</w:t>
-            </w:r>
-            <w:r>
-              <w:rPr>
-                <w:noProof/>
-                <w:webHidden/>
-              </w:rPr>
-              <w:fldChar w:fldCharType="end"/>
-            </w:r>
-          </w:hyperlink>
-        </w:p>
-        <w:p>
-          <w:pPr>
-            <w:pStyle w:val="TOC3"/>
-            <w:tabs>
-              <w:tab w:val="right" w:leader="dot" w:pos="9016"/>
-            </w:tabs>
-            <w:rPr>
-              <w:rFonts w:eastAsiaTheme="minorEastAsia"/>
-              <w:noProof/>
-              <w:sz w:val="24"/>
-              <w:szCs w:val="24"/>
-              <w:lang w:eastAsia="en-GB"/>
-            </w:rPr>
-          </w:pPr>
-          <w:hyperlink w:anchor="_Toc227530360" w:history="1">
-            <w:r>
-              <w:rPr>
-                <w:rStyle w:val="Hyperlink"/>
-                <w:noProof/>
-              </w:rPr>
-              <w:t>Sequence Diagrams</w:t>
-            </w:r>
-            <w:r>
-              <w:rPr>
-                <w:noProof/>
-                <w:webHidden/>
-              </w:rPr>
-              <w:tab/>
-            </w:r>
-            <w:r>
-              <w:rPr>
-                <w:noProof/>
-                <w:webHidden/>
-              </w:rPr>
-              <w:fldChar w:fldCharType="begin"/>
-            </w:r>
-            <w:r>
-              <w:rPr>
-                <w:noProof/>
-                <w:webHidden/>
-              </w:rPr>
-              <w:instrText xml:space="preserve"> PAGEREF _Toc227530360 \h </w:instrText>
-            </w:r>
-            <w:r>
-              <w:rPr>
-                <w:noProof/>
-                <w:webHidden/>
-              </w:rPr>
-            </w:r>
-            <w:r>
-              <w:rPr>
-                <w:noProof/>
-                <w:webHidden/>
-              </w:rPr>
-              <w:fldChar w:fldCharType="separate"/>
-            </w:r>
-            <w:r>
-              <w:rPr>
-                <w:noProof/>
-                <w:webHidden/>
-              </w:rPr>
-              <w:t>13</w:t>
+              <w:t>15</w:t>
             </w:r>
             <w:r>
               <w:rPr>
@@ -1482,13 +1777,13 @@
               <w:lang w:eastAsia="en-GB"/>
             </w:rPr>
           </w:pPr>
-          <w:hyperlink w:anchor="_Toc227530361" w:history="1">
+          <w:hyperlink w:anchor="_Toc228180814" w:history="1">
             <w:r>
               <w:rPr>
                 <w:rStyle w:val="Hyperlink"/>
                 <w:noProof/>
               </w:rPr>
-              <w:t>Algorithm Design</w:t>
+              <w:t>LESP Issues</w:t>
             </w:r>
             <w:r>
               <w:rPr>
@@ -1509,7 +1804,7 @@
                 <w:noProof/>
                 <w:webHidden/>
               </w:rPr>
-              <w:instrText xml:space="preserve"> PAGEREF _Toc227530361 \h </w:instrText>
+              <w:instrText xml:space="preserve"> PAGEREF _Toc228180814 \h </w:instrText>
             </w:r>
             <w:r>
               <w:rPr>
@@ -1529,7 +1824,7 @@
                 <w:noProof/>
                 <w:webHidden/>
               </w:rPr>
-              <w:t>13</w:t>
+              <w:t>15</w:t>
             </w:r>
             <w:r>
               <w:rPr>
@@ -1542,7 +1837,7 @@
         </w:p>
         <w:p>
           <w:pPr>
-            <w:pStyle w:val="TOC3"/>
+            <w:pStyle w:val="TOC2"/>
             <w:tabs>
               <w:tab w:val="right" w:leader="dot" w:pos="9016"/>
             </w:tabs>
@@ -1554,13 +1849,13 @@
               <w:lang w:eastAsia="en-GB"/>
             </w:rPr>
           </w:pPr>
-          <w:hyperlink w:anchor="_Toc227530362" w:history="1">
+          <w:hyperlink w:anchor="_Toc228180815" w:history="1">
             <w:r>
               <w:rPr>
                 <w:rStyle w:val="Hyperlink"/>
                 <w:noProof/>
               </w:rPr>
-              <w:t>Salt/Key Generation</w:t>
+              <w:t>GitHub Repository Link</w:t>
             </w:r>
             <w:r>
               <w:rPr>
@@ -1581,7 +1876,7 @@
                 <w:noProof/>
                 <w:webHidden/>
               </w:rPr>
-              <w:instrText xml:space="preserve"> PAGEREF _Toc227530362 \h </w:instrText>
+              <w:instrText xml:space="preserve"> PAGEREF _Toc228180815 \h </w:instrText>
             </w:r>
             <w:r>
               <w:rPr>
@@ -1601,151 +1896,7 @@
                 <w:noProof/>
                 <w:webHidden/>
               </w:rPr>
-              <w:t>13</w:t>
-            </w:r>
-            <w:r>
-              <w:rPr>
-                <w:noProof/>
-                <w:webHidden/>
-              </w:rPr>
-              <w:fldChar w:fldCharType="end"/>
-            </w:r>
-          </w:hyperlink>
-        </w:p>
-        <w:p>
-          <w:pPr>
-            <w:pStyle w:val="TOC3"/>
-            <w:tabs>
-              <w:tab w:val="right" w:leader="dot" w:pos="9016"/>
-            </w:tabs>
-            <w:rPr>
-              <w:rFonts w:eastAsiaTheme="minorEastAsia"/>
-              <w:noProof/>
-              <w:sz w:val="24"/>
-              <w:szCs w:val="24"/>
-              <w:lang w:eastAsia="en-GB"/>
-            </w:rPr>
-          </w:pPr>
-          <w:hyperlink w:anchor="_Toc227530363" w:history="1">
-            <w:r>
-              <w:rPr>
-                <w:rStyle w:val="Hyperlink"/>
-                <w:noProof/>
-              </w:rPr>
-              <w:t>Encryption and Decryption</w:t>
-            </w:r>
-            <w:r>
-              <w:rPr>
-                <w:noProof/>
-                <w:webHidden/>
-              </w:rPr>
-              <w:tab/>
-            </w:r>
-            <w:r>
-              <w:rPr>
-                <w:noProof/>
-                <w:webHidden/>
-              </w:rPr>
-              <w:fldChar w:fldCharType="begin"/>
-            </w:r>
-            <w:r>
-              <w:rPr>
-                <w:noProof/>
-                <w:webHidden/>
-              </w:rPr>
-              <w:instrText xml:space="preserve"> PAGEREF _Toc227530363 \h </w:instrText>
-            </w:r>
-            <w:r>
-              <w:rPr>
-                <w:noProof/>
-                <w:webHidden/>
-              </w:rPr>
-            </w:r>
-            <w:r>
-              <w:rPr>
-                <w:noProof/>
-                <w:webHidden/>
-              </w:rPr>
-              <w:fldChar w:fldCharType="separate"/>
-            </w:r>
-            <w:r>
-              <w:rPr>
-                <w:noProof/>
-                <w:webHidden/>
-              </w:rPr>
-              <w:t>13</w:t>
-            </w:r>
-            <w:r>
-              <w:rPr>
-                <w:noProof/>
-                <w:webHidden/>
-              </w:rPr>
-              <w:fldChar w:fldCharType="end"/>
-            </w:r>
-          </w:hyperlink>
-        </w:p>
-        <w:p>
-          <w:pPr>
-            <w:pStyle w:val="TOC3"/>
-            <w:tabs>
-              <w:tab w:val="right" w:leader="dot" w:pos="9016"/>
-            </w:tabs>
-            <w:rPr>
-              <w:rFonts w:eastAsiaTheme="minorEastAsia"/>
-              <w:noProof/>
-              <w:sz w:val="24"/>
-              <w:szCs w:val="24"/>
-              <w:lang w:eastAsia="en-GB"/>
-            </w:rPr>
-          </w:pPr>
-          <w:hyperlink w:anchor="_Toc227530364" w:history="1">
-            <w:r>
-              <w:rPr>
-                <w:rStyle w:val="Hyperlink"/>
-                <w:noProof/>
-              </w:rPr>
-              <w:t>Hashing</w:t>
-            </w:r>
-            <w:r>
-              <w:rPr>
-                <w:noProof/>
-                <w:webHidden/>
-              </w:rPr>
-              <w:tab/>
-            </w:r>
-            <w:r>
-              <w:rPr>
-                <w:noProof/>
-                <w:webHidden/>
-              </w:rPr>
-              <w:fldChar w:fldCharType="begin"/>
-            </w:r>
-            <w:r>
-              <w:rPr>
-                <w:noProof/>
-                <w:webHidden/>
-              </w:rPr>
-              <w:instrText xml:space="preserve"> PAGEREF _Toc227530364 \h </w:instrText>
-            </w:r>
-            <w:r>
-              <w:rPr>
-                <w:noProof/>
-                <w:webHidden/>
-              </w:rPr>
-            </w:r>
-            <w:r>
-              <w:rPr>
-                <w:noProof/>
-                <w:webHidden/>
-              </w:rPr>
-              <w:fldChar w:fldCharType="separate"/>
-            </w:r>
-            <w:r>
-              <w:rPr>
-                <w:noProof/>
-                <w:webHidden/>
-              </w:rPr>
-              <w:t>14</w:t>
+              <w:t>15</w:t>
             </w:r>
             <w:r>
               <w:rPr>
@@ -1770,13 +1921,13 @@
               <w:lang w:eastAsia="en-GB"/>
             </w:rPr>
           </w:pPr>
-          <w:hyperlink w:anchor="_Toc227530365" w:history="1">
+          <w:hyperlink w:anchor="_Toc228180816" w:history="1">
             <w:r>
               <w:rPr>
                 <w:rStyle w:val="Hyperlink"/>
                 <w:noProof/>
               </w:rPr>
-              <w:t>Noted Issues and Constraints</w:t>
+              <w:t>Appendix</w:t>
             </w:r>
             <w:r>
               <w:rPr>
@@ -1797,7 +1948,7 @@
                 <w:noProof/>
                 <w:webHidden/>
               </w:rPr>
-              <w:instrText xml:space="preserve"> PAGEREF _Toc227530365 \h </w:instrText>
+              <w:instrText xml:space="preserve"> PAGEREF _Toc228180816 \h </w:instrText>
             </w:r>
             <w:r>
               <w:rPr>
@@ -1817,7 +1968,7 @@
                 <w:noProof/>
                 <w:webHidden/>
               </w:rPr>
-              <w:t>15</w:t>
+              <w:t>16</w:t>
             </w:r>
             <w:r>
               <w:rPr>
@@ -1842,13 +1993,13 @@
               <w:lang w:eastAsia="en-GB"/>
             </w:rPr>
           </w:pPr>
-          <w:hyperlink w:anchor="_Toc227530366" w:history="1">
+          <w:hyperlink w:anchor="_Toc228180817" w:history="1">
             <w:r>
               <w:rPr>
                 <w:rStyle w:val="Hyperlink"/>
                 <w:noProof/>
               </w:rPr>
-              <w:t>Github Repository Link</w:t>
+              <w:t>Testing Table</w:t>
             </w:r>
             <w:r>
               <w:rPr>
@@ -1869,79 +2020,7 @@
                 <w:noProof/>
                 <w:webHidden/>
               </w:rPr>
-              <w:instrText xml:space="preserve"> PAGEREF _Toc227530366 \h </w:instrText>
-            </w:r>
-            <w:r>
-              <w:rPr>
-                <w:noProof/>
-                <w:webHidden/>
-              </w:rPr>
-            </w:r>
-            <w:r>
-              <w:rPr>
-                <w:noProof/>
-                <w:webHidden/>
-              </w:rPr>
-              <w:fldChar w:fldCharType="separate"/>
-            </w:r>
-            <w:r>
-              <w:rPr>
-                <w:noProof/>
-                <w:webHidden/>
-              </w:rPr>
-              <w:t>15</w:t>
-            </w:r>
-            <w:r>
-              <w:rPr>
-                <w:noProof/>
-                <w:webHidden/>
-              </w:rPr>
-              <w:fldChar w:fldCharType="end"/>
-            </w:r>
-          </w:hyperlink>
-        </w:p>
-        <w:p>
-          <w:pPr>
-            <w:pStyle w:val="TOC1"/>
-            <w:tabs>
-              <w:tab w:val="right" w:leader="dot" w:pos="9016"/>
-            </w:tabs>
-            <w:rPr>
-              <w:rFonts w:eastAsiaTheme="minorEastAsia"/>
-              <w:noProof/>
-              <w:sz w:val="24"/>
-              <w:szCs w:val="24"/>
-              <w:lang w:eastAsia="en-GB"/>
-            </w:rPr>
-          </w:pPr>
-          <w:hyperlink w:anchor="_Toc227530367" w:history="1">
-            <w:r>
-              <w:rPr>
-                <w:rStyle w:val="Hyperlink"/>
-                <w:noProof/>
-              </w:rPr>
-              <w:t>Appendix</w:t>
-            </w:r>
-            <w:r>
-              <w:rPr>
-                <w:noProof/>
-                <w:webHidden/>
-              </w:rPr>
-              <w:tab/>
-            </w:r>
-            <w:r>
-              <w:rPr>
-                <w:noProof/>
-                <w:webHidden/>
-              </w:rPr>
-              <w:fldChar w:fldCharType="begin"/>
-            </w:r>
-            <w:r>
-              <w:rPr>
-                <w:noProof/>
-                <w:webHidden/>
-              </w:rPr>
-              <w:instrText xml:space="preserve"> PAGEREF _Toc227530367 \h </w:instrText>
+              <w:instrText xml:space="preserve"> PAGEREF _Toc228180817 \h </w:instrText>
             </w:r>
             <w:r>
               <w:rPr>
@@ -1986,13 +2065,13 @@
               <w:lang w:eastAsia="en-GB"/>
             </w:rPr>
           </w:pPr>
-          <w:hyperlink w:anchor="_Toc227530368" w:history="1">
+          <w:hyperlink w:anchor="_Toc228180818" w:history="1">
             <w:r>
               <w:rPr>
                 <w:rStyle w:val="Hyperlink"/>
                 <w:noProof/>
               </w:rPr>
-              <w:t>Testing Table</w:t>
+              <w:t>References</w:t>
             </w:r>
             <w:r>
               <w:rPr>
@@ -2013,7 +2092,7 @@
                 <w:noProof/>
                 <w:webHidden/>
               </w:rPr>
-              <w:instrText xml:space="preserve"> PAGEREF _Toc227530368 \h </w:instrText>
+              <w:instrText xml:space="preserve"> PAGEREF _Toc228180818 \h </w:instrText>
             </w:r>
             <w:r>
               <w:rPr>
@@ -2033,79 +2112,7 @@
                 <w:noProof/>
                 <w:webHidden/>
               </w:rPr>
-              <w:t>16</w:t>
-            </w:r>
-            <w:r>
-              <w:rPr>
-                <w:noProof/>
-                <w:webHidden/>
-              </w:rPr>
-              <w:fldChar w:fldCharType="end"/>
-            </w:r>
-          </w:hyperlink>
-        </w:p>
-        <w:p>
-          <w:pPr>
-            <w:pStyle w:val="TOC2"/>
-            <w:tabs>
-              <w:tab w:val="right" w:leader="dot" w:pos="9016"/>
-            </w:tabs>
-            <w:rPr>
-              <w:rFonts w:eastAsiaTheme="minorEastAsia"/>
-              <w:noProof/>
-              <w:sz w:val="24"/>
-              <w:szCs w:val="24"/>
-              <w:lang w:eastAsia="en-GB"/>
-            </w:rPr>
-          </w:pPr>
-          <w:hyperlink w:anchor="_Toc227530369" w:history="1">
-            <w:r>
-              <w:rPr>
-                <w:rStyle w:val="Hyperlink"/>
-                <w:noProof/>
-              </w:rPr>
-              <w:t>References</w:t>
-            </w:r>
-            <w:r>
-              <w:rPr>
-                <w:noProof/>
-                <w:webHidden/>
-              </w:rPr>
-              <w:tab/>
-            </w:r>
-            <w:r>
-              <w:rPr>
-                <w:noProof/>
-                <w:webHidden/>
-              </w:rPr>
-              <w:fldChar w:fldCharType="begin"/>
-            </w:r>
-            <w:r>
-              <w:rPr>
-                <w:noProof/>
-                <w:webHidden/>
-              </w:rPr>
-              <w:instrText xml:space="preserve"> PAGEREF _Toc227530369 \h </w:instrText>
-            </w:r>
-            <w:r>
-              <w:rPr>
-                <w:noProof/>
-                <w:webHidden/>
-              </w:rPr>
-            </w:r>
-            <w:r>
-              <w:rPr>
-                <w:noProof/>
-                <w:webHidden/>
-              </w:rPr>
-              <w:fldChar w:fldCharType="separate"/>
-            </w:r>
-            <w:r>
-              <w:rPr>
-                <w:noProof/>
-                <w:webHidden/>
-              </w:rPr>
-              <w:t>16</w:t>
+              <w:t>17</w:t>
             </w:r>
             <w:r>
               <w:rPr>
@@ -2147,7 +2154,7 @@
       <w:pPr>
         <w:pStyle w:val="Heading1"/>
       </w:pPr>
-      <w:bookmarkStart w:id="0" w:name="_Toc227530342"/>
+      <w:bookmarkStart w:id="0" w:name="_Toc228180791"/>
       <w:r>
         <w:lastRenderedPageBreak/>
         <w:t>Introduction</w:t>
@@ -2238,7 +2245,7 @@
       <w:pPr>
         <w:pStyle w:val="Heading1"/>
       </w:pPr>
-      <w:bookmarkStart w:id="1" w:name="_Toc227530343"/>
+      <w:bookmarkStart w:id="1" w:name="_Toc228180792"/>
       <w:r>
         <w:t>Software Development Lifecycle</w:t>
       </w:r>
@@ -2732,7 +2739,7 @@
       <w:pPr>
         <w:pStyle w:val="Heading2"/>
       </w:pPr>
-      <w:bookmarkStart w:id="2" w:name="_Toc227530344"/>
+      <w:bookmarkStart w:id="2" w:name="_Toc228180793"/>
       <w:r>
         <w:lastRenderedPageBreak/>
         <w:t>Sprint Backlog</w:t>
@@ -2760,7 +2767,7 @@
       <w:pPr>
         <w:pStyle w:val="Heading3"/>
       </w:pPr>
-      <w:bookmarkStart w:id="3" w:name="_Toc227530345"/>
+      <w:bookmarkStart w:id="3" w:name="_Toc228180794"/>
       <w:r>
         <w:t>Sprint 1</w:t>
       </w:r>
@@ -2964,7 +2971,7 @@
       <w:pPr>
         <w:pStyle w:val="Heading3"/>
       </w:pPr>
-      <w:bookmarkStart w:id="4" w:name="_Toc227530346"/>
+      <w:bookmarkStart w:id="4" w:name="_Toc228180795"/>
       <w:r>
         <w:t>Sprint 2</w:t>
       </w:r>
@@ -3163,7 +3170,7 @@
       <w:pPr>
         <w:pStyle w:val="Heading3"/>
       </w:pPr>
-      <w:bookmarkStart w:id="5" w:name="_Toc227530347"/>
+      <w:bookmarkStart w:id="5" w:name="_Toc228180796"/>
       <w:r>
         <w:t>Sprint 3</w:t>
       </w:r>
@@ -3309,7 +3316,7 @@
       <w:pPr>
         <w:pStyle w:val="Heading3"/>
       </w:pPr>
-      <w:bookmarkStart w:id="6" w:name="_Toc227530348"/>
+      <w:bookmarkStart w:id="6" w:name="_Toc228180797"/>
       <w:r>
         <w:t>Sprint 4</w:t>
       </w:r>
@@ -3544,7 +3551,7 @@
       <w:pPr>
         <w:pStyle w:val="Heading3"/>
       </w:pPr>
-      <w:bookmarkStart w:id="7" w:name="_Toc227530349"/>
+      <w:bookmarkStart w:id="7" w:name="_Toc228180798"/>
       <w:r>
         <w:t>Sprint 5</w:t>
       </w:r>
@@ -3728,7 +3735,7 @@
           <w:strike/>
         </w:rPr>
       </w:pPr>
-      <w:bookmarkStart w:id="8" w:name="_Toc227530350"/>
+      <w:bookmarkStart w:id="8" w:name="_Toc228180799"/>
       <w:r>
         <w:t>Sprint 6</w:t>
       </w:r>
@@ -3899,7 +3906,7 @@
           <w:strike/>
         </w:rPr>
       </w:pPr>
-      <w:bookmarkStart w:id="9" w:name="_Toc227530351"/>
+      <w:bookmarkStart w:id="9" w:name="_Toc228180800"/>
       <w:r>
         <w:t>Sprint 7</w:t>
       </w:r>
@@ -4189,7 +4196,7 @@
       <w:r>
         <w:t xml:space="preserve"> </w:t>
       </w:r>
-      <w:bookmarkStart w:id="10" w:name="_Toc227530352"/>
+      <w:bookmarkStart w:id="10" w:name="_Toc228180801"/>
       <w:r>
         <w:t xml:space="preserve">Sprint </w:t>
       </w:r>
@@ -4351,7 +4358,6 @@
           <w:szCs w:val="40"/>
         </w:rPr>
       </w:pPr>
-      <w:bookmarkStart w:id="11" w:name="_Toc227530353"/>
       <w:r>
         <w:br w:type="page"/>
       </w:r>
@@ -4366,6 +4372,7 @@
           <w:szCs w:val="22"/>
         </w:rPr>
       </w:pPr>
+      <w:bookmarkStart w:id="11" w:name="_Toc228180802"/>
       <w:r>
         <w:lastRenderedPageBreak/>
         <w:t>Design Document</w:t>
@@ -4384,7 +4391,7 @@
       <w:pPr>
         <w:pStyle w:val="Heading2"/>
       </w:pPr>
-      <w:bookmarkStart w:id="12" w:name="_Toc227530354"/>
+      <w:bookmarkStart w:id="12" w:name="_Toc228180803"/>
       <w:r>
         <w:t>Project Vision</w:t>
       </w:r>
@@ -4503,7 +4510,7 @@
       <w:pPr>
         <w:pStyle w:val="Heading2"/>
       </w:pPr>
-      <w:bookmarkStart w:id="13" w:name="_Toc227530355"/>
+      <w:bookmarkStart w:id="13" w:name="_Toc228180804"/>
       <w:r>
         <w:t>Background</w:t>
       </w:r>
@@ -4746,7 +4753,7 @@
       <w:pPr>
         <w:pStyle w:val="Heading2"/>
       </w:pPr>
-      <w:bookmarkStart w:id="14" w:name="_Toc227530356"/>
+      <w:bookmarkStart w:id="14" w:name="_Toc228180805"/>
       <w:r>
         <w:lastRenderedPageBreak/>
         <w:t>UML diagrams</w:t>
@@ -4765,7 +4772,7 @@
       <w:pPr>
         <w:pStyle w:val="Heading3"/>
       </w:pPr>
-      <w:bookmarkStart w:id="15" w:name="_Toc227530357"/>
+      <w:bookmarkStart w:id="15" w:name="_Toc228180806"/>
       <w:r>
         <w:t>Sitemap</w:t>
       </w:r>
@@ -4885,7 +4892,7 @@
       <w:pPr>
         <w:pStyle w:val="Heading3"/>
       </w:pPr>
-      <w:bookmarkStart w:id="16" w:name="_Toc227530358"/>
+      <w:bookmarkStart w:id="16" w:name="_Toc228180807"/>
       <w:r>
         <w:lastRenderedPageBreak/>
         <w:t>Wireframes</w:t>
@@ -5473,13 +5480,12 @@
       </w:r>
     </w:p>
     <w:p>
-      <w:bookmarkStart w:id="17" w:name="_Toc227530359"/>
       <w:r>
         <w:rPr>
           <w:noProof/>
         </w:rPr>
         <w:drawing>
-          <wp:anchor distT="0" distB="0" distL="114300" distR="114300" simplePos="0" relativeHeight="251657215" behindDoc="0" locked="0" layoutInCell="1" allowOverlap="1" wp14:anchorId="26116EE4" wp14:editId="7FFA26C4">
+          <wp:anchor distT="0" distB="0" distL="114300" distR="114300" simplePos="0" relativeHeight="251657215" behindDoc="0" locked="0" layoutInCell="1" allowOverlap="1" wp14:anchorId="26116EE4" wp14:editId="53676792">
             <wp:simplePos x="0" y="0"/>
             <wp:positionH relativeFrom="margin">
               <wp:posOffset>1169670</wp:posOffset>
@@ -5612,7 +5618,6 @@
           </mc:Fallback>
         </mc:AlternateContent>
       </w:r>
-      <w:bookmarkEnd w:id="17"/>
     </w:p>
     <w:p>
       <w:pPr>
@@ -6563,6 +6568,7 @@
       <w:pPr>
         <w:pStyle w:val="Heading3"/>
       </w:pPr>
+      <w:bookmarkStart w:id="17" w:name="_Toc228180808"/>
       <w:r>
         <w:lastRenderedPageBreak/>
         <w:t xml:space="preserve">Log </w:t>
@@ -6582,6 +6588,7 @@
       <w:r>
         <w:t xml:space="preserve"> Diagram</w:t>
       </w:r>
+      <w:bookmarkEnd w:id="17"/>
     </w:p>
     <w:p>
       <w:r>
@@ -6667,7 +6674,7 @@
       <w:pPr>
         <w:pStyle w:val="Heading2"/>
       </w:pPr>
-      <w:bookmarkStart w:id="18" w:name="_Toc227530361"/>
+      <w:bookmarkStart w:id="18" w:name="_Toc228180809"/>
       <w:r>
         <w:t>Algorithm Design</w:t>
       </w:r>
@@ -6691,7 +6698,7 @@
       <w:pPr>
         <w:pStyle w:val="Heading3"/>
       </w:pPr>
-      <w:bookmarkStart w:id="19" w:name="_Toc227530362"/>
+      <w:bookmarkStart w:id="19" w:name="_Toc228180810"/>
       <w:r>
         <w:t>Salt/Key Generation</w:t>
       </w:r>
@@ -6772,7 +6779,7 @@
       <w:pPr>
         <w:pStyle w:val="Heading3"/>
       </w:pPr>
-      <w:bookmarkStart w:id="20" w:name="_Toc227530363"/>
+      <w:bookmarkStart w:id="20" w:name="_Toc228180811"/>
       <w:r>
         <w:t>Encryption and Decryption</w:t>
       </w:r>
@@ -6866,7 +6873,7 @@
       <w:pPr>
         <w:pStyle w:val="Heading3"/>
       </w:pPr>
-      <w:bookmarkStart w:id="21" w:name="_Toc227530364"/>
+      <w:bookmarkStart w:id="21" w:name="_Toc228180812"/>
       <w:r>
         <w:t>Hashing</w:t>
       </w:r>
@@ -7134,7 +7141,7 @@
       <w:pPr>
         <w:pStyle w:val="Heading1"/>
       </w:pPr>
-      <w:bookmarkStart w:id="22" w:name="_Toc227530365"/>
+      <w:bookmarkStart w:id="22" w:name="_Toc228180813"/>
       <w:r>
         <w:lastRenderedPageBreak/>
         <w:t>Noted Issues and Constraints</w:t>
@@ -7281,9 +7288,11 @@
       <w:pPr>
         <w:pStyle w:val="Heading2"/>
       </w:pPr>
+      <w:bookmarkStart w:id="23" w:name="_Toc228180814"/>
       <w:r>
         <w:t>LESP Issues</w:t>
       </w:r>
+      <w:bookmarkEnd w:id="23"/>
     </w:p>
     <w:p>
       <w:r>
@@ -7371,14 +7380,14 @@
       <w:pPr>
         <w:pStyle w:val="Heading2"/>
       </w:pPr>
-      <w:bookmarkStart w:id="23" w:name="_Toc227530366"/>
+      <w:bookmarkStart w:id="24" w:name="_Toc228180815"/>
       <w:r>
         <w:t>GitHub</w:t>
       </w:r>
       <w:r>
         <w:t xml:space="preserve"> Repository Link</w:t>
       </w:r>
-      <w:bookmarkEnd w:id="23"/>
+      <w:bookmarkEnd w:id="24"/>
     </w:p>
     <w:p>
       <w:r>
@@ -7402,22 +7411,22 @@
       <w:pPr>
         <w:pStyle w:val="Heading1"/>
       </w:pPr>
-      <w:bookmarkStart w:id="24" w:name="_Toc227530367"/>
+      <w:bookmarkStart w:id="25" w:name="_Toc228180816"/>
       <w:r>
         <w:lastRenderedPageBreak/>
         <w:t>Appendix</w:t>
       </w:r>
-      <w:bookmarkEnd w:id="24"/>
+      <w:bookmarkEnd w:id="25"/>
     </w:p>
     <w:p>
       <w:pPr>
         <w:pStyle w:val="Heading2"/>
       </w:pPr>
-      <w:bookmarkStart w:id="25" w:name="_Toc227530368"/>
+      <w:bookmarkStart w:id="26" w:name="_Toc228180817"/>
       <w:r>
         <w:t>Testing Table</w:t>
       </w:r>
-      <w:bookmarkEnd w:id="25"/>
+      <w:bookmarkEnd w:id="26"/>
     </w:p>
     <w:p>
       <w:r>
@@ -8385,11 +8394,11 @@
       <w:pPr>
         <w:pStyle w:val="Heading2"/>
       </w:pPr>
-      <w:bookmarkStart w:id="26" w:name="_Toc227530369"/>
+      <w:bookmarkStart w:id="27" w:name="_Toc228180818"/>
       <w:r>
         <w:t>References</w:t>
       </w:r>
-      <w:bookmarkEnd w:id="26"/>
+      <w:bookmarkEnd w:id="27"/>
     </w:p>
     <w:p>
       <w:r>
@@ -8791,19 +8800,7 @@
           <w:rPr>
             <w:rStyle w:val="Hyperlink"/>
           </w:rPr>
-          <w:t>https://www.xda-developers.com/best-private-note-taking-apps-fo</w:t>
-        </w:r>
-        <w:r>
-          <w:rPr>
-            <w:rStyle w:val="Hyperlink"/>
-          </w:rPr>
-          <w:t>r</w:t>
-        </w:r>
-        <w:r>
-          <w:rPr>
-            <w:rStyle w:val="Hyperlink"/>
-          </w:rPr>
-          <w:t>-ultimate-security/</w:t>
+          <w:t>https://www.xda-developers.com/best-private-note-taking-apps-for-ultimate-security/</w:t>
         </w:r>
       </w:hyperlink>
       <w:r>
@@ -10227,6 +10224,7 @@
   <w:style w:type="character" w:default="1" w:styleId="DefaultParagraphFont">
     <w:name w:val="Default Paragraph Font"/>
     <w:uiPriority w:val="1"/>
+    <w:semiHidden/>
     <w:unhideWhenUsed/>
   </w:style>
   <w:style w:type="table" w:default="1" w:styleId="TableNormal">

--- a/COMP1004-Report.docx
+++ b/COMP1004-Report.docx
@@ -3081,7 +3081,7 @@
           </w:tcPr>
           <w:p>
             <w:r>
-              <w:t>Design the security for the website *</w:t>
+              <w:t>Design the security for the website</w:t>
             </w:r>
           </w:p>
         </w:tc>
@@ -3104,13 +3104,14 @@
       </w:r>
     </w:p>
     <w:p>
-      <w:pPr>
-        <w:pBdr>
-          <w:bottom w:val="single" w:sz="6" w:space="1" w:color="auto"/>
-        </w:pBdr>
-      </w:pPr>
-      <w:r>
-        <w:t>The architecture of the code is designed, so when programming starts it is easy to know what to code and the security has been researched and designed.</w:t>
+      <w:r>
+        <w:t>The architecture of the code is designed, so when programming starts it is easy to know what to code and the security has bee</w:t>
+      </w:r>
+      <w:r>
+        <w:t>n</w:t>
+      </w:r>
+      <w:r>
+        <w:t xml:space="preserve"> researched and designed.</w:t>
       </w:r>
     </w:p>
     <w:p>
@@ -3130,40 +3131,15 @@
         <w:pStyle w:val="Footer"/>
       </w:pPr>
       <w:r>
-        <w:t>Research for the security led to me realising that the initial idea of using End-To-End encryption to stand out from other notes applications</w:t>
-      </w:r>
-      <w:r>
-        <w:t xml:space="preserve"> was too complicated and out of scope for this particular project. </w:t>
-      </w:r>
-      <w:proofErr w:type="gramStart"/>
-      <w:r>
-        <w:t>So</w:t>
-      </w:r>
-      <w:proofErr w:type="gramEnd"/>
-      <w:r>
-        <w:t xml:space="preserve"> the</w:t>
-      </w:r>
-      <w:r>
-        <w:t xml:space="preserve"> security for the website was initially designed here</w:t>
-      </w:r>
-      <w:r>
-        <w:t xml:space="preserve"> using</w:t>
-      </w:r>
-      <w:r>
-        <w:t xml:space="preserve"> node.js crypto module, but no end-to-end encryption</w:t>
-      </w:r>
-      <w:r>
-        <w:t xml:space="preserve">, </w:t>
-      </w:r>
-      <w:r>
-        <w:t>however this</w:t>
-      </w:r>
-      <w:r>
-        <w:t xml:space="preserve"> was changed later as </w:t>
-      </w:r>
-      <w:r>
-        <w:t>it became clear this too was out of scope</w:t>
-      </w:r>
+        <w:t>Research for the security led to me realising that the initial idea of using End-To-End encryption to stand out from other notes applications was too complicated and out of scope for this particular project. So, the security for the website was initially designed here using node.js crypto module, but no end-to-end encryption, however this was changed later as it became clear this too was out of scope.</w:t>
+      </w:r>
+    </w:p>
+    <w:p>
+      <w:pPr>
+        <w:pBdr>
+          <w:bottom w:val="single" w:sz="4" w:space="1" w:color="auto"/>
+        </w:pBdr>
+      </w:pPr>
     </w:p>
     <w:p/>
     <w:p>
@@ -3172,6 +3148,7 @@
       </w:pPr>
       <w:bookmarkStart w:id="5" w:name="_Toc228180796"/>
       <w:r>
+        <w:lastRenderedPageBreak/>
         <w:t>Sprint 3</w:t>
       </w:r>
       <w:bookmarkEnd w:id="5"/>
@@ -3186,7 +3163,6 @@
         <w:pStyle w:val="Heading4"/>
       </w:pPr>
       <w:r>
-        <w:lastRenderedPageBreak/>
         <w:t>User Stories</w:t>
       </w:r>
     </w:p>
@@ -3636,6 +3612,7 @@
           </w:tcPr>
           <w:p>
             <w:r>
+              <w:lastRenderedPageBreak/>
               <w:t>Securely hash and store the password</w:t>
             </w:r>
           </w:p>
@@ -3714,7 +3691,6 @@
         <w:pStyle w:val="Heading4"/>
       </w:pPr>
       <w:r>
-        <w:lastRenderedPageBreak/>
         <w:t>Deliverables</w:t>
       </w:r>
     </w:p>
@@ -3849,7 +3825,13 @@
           </w:tcPr>
           <w:p>
             <w:r>
-              <w:t>Add ways to chain design of note (font, font colour, font size etc)</w:t>
+              <w:t>Add ways to cha</w:t>
+            </w:r>
+            <w:r>
+              <w:t>nge</w:t>
+            </w:r>
+            <w:r>
+              <w:t xml:space="preserve"> design of note (font, font colour, font size etc)</w:t>
             </w:r>
           </w:p>
         </w:tc>
@@ -3897,6 +3879,49 @@
       </w:pPr>
       <w:r>
         <w:t>Home page will be able to link to the note page and note page will be fully functional, with files saving in browser local storage.</w:t>
+      </w:r>
+    </w:p>
+    <w:p>
+      <w:pPr>
+        <w:pStyle w:val="Heading4"/>
+      </w:pPr>
+      <w:r>
+        <w:t>Issues</w:t>
+      </w:r>
+    </w:p>
+    <w:p>
+      <w:r>
+        <w:t>There were many i</w:t>
+      </w:r>
+      <w:r>
+        <w:t>ssues with implementing ways to change the design of the note. I was using the text area element, which does not allow the text in it to be altered in anyway</w:t>
+      </w:r>
+      <w:r>
+        <w:t xml:space="preserve">. </w:t>
+      </w:r>
+      <w:r>
+        <w:t>So,</w:t>
+      </w:r>
+      <w:r>
+        <w:t xml:space="preserve"> I tried changing to a content editable element, </w:t>
+      </w:r>
+      <w:r>
+        <w:t>however,</w:t>
+      </w:r>
+      <w:r>
+        <w:t xml:space="preserve"> to retrieve the selection that the user highlighted and then change it </w:t>
+      </w:r>
+      <w:r>
+        <w:t>required libraries which are not allowed to be used. So, after a lot of trail and error, I decided to</w:t>
+      </w:r>
+      <w:r>
+        <w:t xml:space="preserve"> not implement these ideas as they were just functional requirements. </w:t>
+      </w:r>
+      <w:r>
+        <w:t xml:space="preserve">My focus on these elements also meant I </w:t>
+      </w:r>
+      <w:r>
+        <w:t>neglected the other tasks.</w:t>
       </w:r>
     </w:p>
     <w:p>
@@ -3913,15 +3938,29 @@
       <w:bookmarkEnd w:id="9"/>
     </w:p>
     <w:p>
-      <w:r>
+      <w:pPr>
+        <w:rPr>
+          <w:lang w:val="sv-SE"/>
+        </w:rPr>
+      </w:pPr>
+      <w:r>
+        <w:rPr>
+          <w:lang w:val="sv-SE"/>
+        </w:rPr>
         <w:t>18/3/2026 – 1/4/2026</w:t>
       </w:r>
     </w:p>
     <w:p>
       <w:pPr>
         <w:pStyle w:val="Heading4"/>
-      </w:pPr>
-      <w:r>
+        <w:rPr>
+          <w:lang w:val="sv-SE"/>
+        </w:rPr>
+      </w:pPr>
+      <w:r>
+        <w:rPr>
+          <w:lang w:val="sv-SE"/>
+        </w:rPr>
         <w:t>User Stories</w:t>
       </w:r>
     </w:p>
@@ -4155,6 +4194,7 @@
           </w:tcPr>
           <w:p>
             <w:r>
+              <w:lastRenderedPageBreak/>
               <w:t>Decrypt part of each note as preview</w:t>
             </w:r>
           </w:p>
@@ -4248,7 +4288,6 @@
           </w:tcPr>
           <w:p>
             <w:r>
-              <w:lastRenderedPageBreak/>
               <w:t>Task</w:t>
             </w:r>
           </w:p>
@@ -4552,14 +4591,9 @@
       <w:r>
         <w:t xml:space="preserve"> with “204 ‘nationally significant’ </w:t>
       </w:r>
-      <w:proofErr w:type="spellStart"/>
-      <w:r>
-        <w:t>cyber attack</w:t>
-      </w:r>
-      <w:r>
-        <w:t>s</w:t>
-      </w:r>
-      <w:proofErr w:type="spellEnd"/>
+      <w:r>
+        <w:t>cyber-attacks</w:t>
+      </w:r>
       <w:r>
         <w:t xml:space="preserve"> against the UK”</w:t>
       </w:r>
@@ -4907,7 +4941,7 @@
         <mc:AlternateContent>
           <mc:Choice Requires="wps">
             <w:drawing>
-              <wp:anchor distT="0" distB="0" distL="114300" distR="114300" simplePos="0" relativeHeight="251685888" behindDoc="0" locked="0" layoutInCell="1" allowOverlap="1" wp14:anchorId="2CAF661C" wp14:editId="6C1A4A7E">
+              <wp:anchor distT="0" distB="0" distL="114300" distR="114300" simplePos="0" relativeHeight="251658255" behindDoc="0" locked="0" layoutInCell="1" allowOverlap="1" wp14:anchorId="2CAF661C" wp14:editId="6C1A4A7E">
                 <wp:simplePos x="0" y="0"/>
                 <wp:positionH relativeFrom="column">
                   <wp:posOffset>3138805</wp:posOffset>
@@ -4985,7 +5019,7 @@
                 <v:stroke joinstyle="miter"/>
                 <v:path gradientshapeok="t" o:connecttype="rect"/>
               </v:shapetype>
-              <v:shape id="Text Box 1" o:spid="_x0000_s1026" type="#_x0000_t202" style="position:absolute;margin-left:247.15pt;margin-top:164.65pt;width:244.2pt;height:.05pt;z-index:251685888;visibility:visible;mso-wrap-style:square;mso-wrap-distance-left:9pt;mso-wrap-distance-top:0;mso-wrap-distance-right:9pt;mso-wrap-distance-bottom:0;mso-position-horizontal:absolute;mso-position-horizontal-relative:text;mso-position-vertical:absolute;mso-position-vertical-relative:text;v-text-anchor:top" o:gfxdata="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" stroked="f">
+              <v:shape id="Text Box 1" o:spid="_x0000_s1026" type="#_x0000_t202" style="position:absolute;margin-left:247.15pt;margin-top:164.65pt;width:244.2pt;height:.05pt;z-index:251658255;visibility:visible;mso-wrap-style:square;mso-wrap-distance-left:9pt;mso-wrap-distance-top:0;mso-wrap-distance-right:9pt;mso-wrap-distance-bottom:0;mso-position-horizontal:absolute;mso-position-horizontal-relative:text;mso-position-vertical:absolute;mso-position-vertical-relative:text;v-text-anchor:top" o:gfxdata="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" stroked="f">
                 <v:textbox style="mso-fit-shape-to-text:t" inset="0,0,0,0">
                   <w:txbxContent>
                     <w:p>
@@ -5027,7 +5061,7 @@
         <mc:AlternateContent>
           <mc:Choice Requires="wps">
             <w:drawing>
-              <wp:anchor distT="0" distB="0" distL="114300" distR="114300" simplePos="0" relativeHeight="251683840" behindDoc="0" locked="0" layoutInCell="1" allowOverlap="1" wp14:anchorId="51AEAE7D" wp14:editId="3F5299BC">
+              <wp:anchor distT="0" distB="0" distL="114300" distR="114300" simplePos="0" relativeHeight="251658254" behindDoc="0" locked="0" layoutInCell="1" allowOverlap="1" wp14:anchorId="51AEAE7D" wp14:editId="3F5299BC">
                 <wp:simplePos x="0" y="0"/>
                 <wp:positionH relativeFrom="column">
                   <wp:posOffset>-436880</wp:posOffset>
@@ -5101,7 +5135,7 @@
           </mc:Choice>
           <mc:Fallback>
             <w:pict>
-              <v:shape w14:anchorId="51AEAE7D" id="_x0000_s1027" type="#_x0000_t202" style="position:absolute;margin-left:-34.4pt;margin-top:170.4pt;width:252.9pt;height:.05pt;z-index:251683840;visibility:visible;mso-wrap-style:square;mso-wrap-distance-left:9pt;mso-wrap-distance-top:0;mso-wrap-distance-right:9pt;mso-wrap-distance-bottom:0;mso-position-horizontal:absolute;mso-position-horizontal-relative:text;mso-position-vertical:absolute;mso-position-vertical-relative:text;v-text-anchor:top" o:gfxdata="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" stroked="f">
+              <v:shape w14:anchorId="51AEAE7D" id="_x0000_s1027" type="#_x0000_t202" style="position:absolute;margin-left:-34.4pt;margin-top:170.4pt;width:252.9pt;height:.05pt;z-index:251658254;visibility:visible;mso-wrap-style:square;mso-wrap-distance-left:9pt;mso-wrap-distance-top:0;mso-wrap-distance-right:9pt;mso-wrap-distance-bottom:0;mso-position-horizontal:absolute;mso-position-horizontal-relative:text;mso-position-vertical:absolute;mso-position-vertical-relative:text;v-text-anchor:top" o:gfxdata="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" stroked="f">
                 <v:textbox style="mso-fit-shape-to-text:t" inset="0,0,0,0">
                   <w:txbxContent>
                     <w:p>
@@ -5141,7 +5175,7 @@
           <w:noProof/>
         </w:rPr>
         <w:drawing>
-          <wp:anchor distT="0" distB="0" distL="360045" distR="360045" simplePos="0" relativeHeight="251660288" behindDoc="0" locked="0" layoutInCell="1" allowOverlap="1" wp14:anchorId="3EAA9C69" wp14:editId="5C9033A8">
+          <wp:anchor distT="0" distB="0" distL="360045" distR="360045" simplePos="0" relativeHeight="251658242" behindDoc="0" locked="0" layoutInCell="1" allowOverlap="1" wp14:anchorId="3EAA9C69" wp14:editId="5C9033A8">
             <wp:simplePos x="0" y="0"/>
             <wp:positionH relativeFrom="column">
               <wp:posOffset>3138805</wp:posOffset>
@@ -5208,7 +5242,7 @@
           <w:noProof/>
         </w:rPr>
         <w:drawing>
-          <wp:anchor distT="0" distB="0" distL="114300" distR="114300" simplePos="0" relativeHeight="251658240" behindDoc="0" locked="0" layoutInCell="1" allowOverlap="1" wp14:anchorId="2DD38B25" wp14:editId="3C96D9A8">
+          <wp:anchor distT="0" distB="0" distL="114300" distR="114300" simplePos="0" relativeHeight="251658241" behindDoc="0" locked="0" layoutInCell="1" allowOverlap="1" wp14:anchorId="2DD38B25" wp14:editId="3C96D9A8">
             <wp:simplePos x="0" y="0"/>
             <wp:positionH relativeFrom="column">
               <wp:posOffset>-436880</wp:posOffset>
@@ -5277,7 +5311,7 @@
         <mc:AlternateContent>
           <mc:Choice Requires="wpi">
             <w:drawing>
-              <wp:anchor distT="0" distB="0" distL="114300" distR="114300" simplePos="0" relativeHeight="251669504" behindDoc="0" locked="0" layoutInCell="1" allowOverlap="1" wp14:anchorId="1204D359" wp14:editId="69A253E4">
+              <wp:anchor distT="0" distB="0" distL="114300" distR="114300" simplePos="0" relativeHeight="251658245" behindDoc="0" locked="0" layoutInCell="1" allowOverlap="1" wp14:anchorId="1204D359" wp14:editId="69A253E4">
                 <wp:simplePos x="0" y="0"/>
                 <wp:positionH relativeFrom="column">
                   <wp:posOffset>1250950</wp:posOffset>
@@ -5347,7 +5381,7 @@
         <mc:AlternateContent>
           <mc:Choice Requires="wps">
             <w:drawing>
-              <wp:anchor distT="0" distB="0" distL="114300" distR="114300" simplePos="0" relativeHeight="251664384" behindDoc="0" locked="0" layoutInCell="1" allowOverlap="1" wp14:anchorId="4D6D8A81" wp14:editId="74EEAD31">
+              <wp:anchor distT="0" distB="0" distL="114300" distR="114300" simplePos="0" relativeHeight="251658244" behindDoc="0" locked="0" layoutInCell="1" allowOverlap="1" wp14:anchorId="4D6D8A81" wp14:editId="74EEAD31">
                 <wp:simplePos x="0" y="0"/>
                 <wp:positionH relativeFrom="column">
                   <wp:posOffset>859846</wp:posOffset>
@@ -5440,7 +5474,7 @@
         <mc:AlternateContent>
           <mc:Choice Requires="wpi">
             <w:drawing>
-              <wp:anchor distT="0" distB="0" distL="114300" distR="114300" simplePos="0" relativeHeight="251662336" behindDoc="0" locked="0" layoutInCell="1" allowOverlap="1" wp14:anchorId="30D22623" wp14:editId="057650BF">
+              <wp:anchor distT="0" distB="0" distL="114300" distR="114300" simplePos="0" relativeHeight="251658243" behindDoc="0" locked="0" layoutInCell="1" allowOverlap="1" wp14:anchorId="30D22623" wp14:editId="057650BF">
                 <wp:simplePos x="0" y="0"/>
                 <wp:positionH relativeFrom="column">
                   <wp:posOffset>1375560</wp:posOffset>
@@ -5485,7 +5519,7 @@
           <w:noProof/>
         </w:rPr>
         <w:drawing>
-          <wp:anchor distT="0" distB="0" distL="114300" distR="114300" simplePos="0" relativeHeight="251657215" behindDoc="0" locked="0" layoutInCell="1" allowOverlap="1" wp14:anchorId="26116EE4" wp14:editId="53676792">
+          <wp:anchor distT="0" distB="0" distL="114300" distR="114300" simplePos="0" relativeHeight="251658240" behindDoc="0" locked="0" layoutInCell="1" allowOverlap="1" wp14:anchorId="26116EE4" wp14:editId="4150787D">
             <wp:simplePos x="0" y="0"/>
             <wp:positionH relativeFrom="margin">
               <wp:posOffset>1169670</wp:posOffset>
@@ -5554,7 +5588,7 @@
         <mc:AlternateContent>
           <mc:Choice Requires="wpi">
             <w:drawing>
-              <wp:anchor distT="0" distB="0" distL="114300" distR="114300" simplePos="0" relativeHeight="251671552" behindDoc="0" locked="0" layoutInCell="1" allowOverlap="1" wp14:anchorId="3E3D77BC" wp14:editId="141CDC52">
+              <wp:anchor distT="0" distB="0" distL="114300" distR="114300" simplePos="0" relativeHeight="251658246" behindDoc="0" locked="0" layoutInCell="1" allowOverlap="1" wp14:anchorId="3E3D77BC" wp14:editId="141CDC52">
                 <wp:simplePos x="0" y="0"/>
                 <wp:positionH relativeFrom="margin">
                   <wp:posOffset>1336675</wp:posOffset>
@@ -5640,7 +5674,7 @@
           <w:noProof/>
         </w:rPr>
         <w:drawing>
-          <wp:anchor distT="0" distB="0" distL="114300" distR="114300" simplePos="0" relativeHeight="251674624" behindDoc="0" locked="0" layoutInCell="1" allowOverlap="1" wp14:anchorId="705C8901" wp14:editId="0FA9CBBF">
+          <wp:anchor distT="0" distB="0" distL="114300" distR="114300" simplePos="0" relativeHeight="251658249" behindDoc="0" locked="0" layoutInCell="1" allowOverlap="1" wp14:anchorId="705C8901" wp14:editId="0FA9CBBF">
             <wp:simplePos x="0" y="0"/>
             <wp:positionH relativeFrom="margin">
               <wp:posOffset>1265555</wp:posOffset>
@@ -5709,7 +5743,7 @@
         <mc:AlternateContent>
           <mc:Choice Requires="wps">
             <w:drawing>
-              <wp:anchor distT="0" distB="0" distL="114300" distR="114300" simplePos="0" relativeHeight="251692032" behindDoc="0" locked="0" layoutInCell="1" allowOverlap="1" wp14:anchorId="5B960AB7" wp14:editId="69664F33">
+              <wp:anchor distT="0" distB="0" distL="114300" distR="114300" simplePos="0" relativeHeight="251658258" behindDoc="0" locked="0" layoutInCell="1" allowOverlap="1" wp14:anchorId="5B960AB7" wp14:editId="69664F33">
                 <wp:simplePos x="0" y="0"/>
                 <wp:positionH relativeFrom="column">
                   <wp:posOffset>2959735</wp:posOffset>
@@ -5775,7 +5809,7 @@
           </mc:Choice>
           <mc:Fallback>
             <w:pict>
-              <v:shape w14:anchorId="5B960AB7" id="_x0000_s1028" type="#_x0000_t202" style="position:absolute;margin-left:233.05pt;margin-top:206.8pt;width:228.55pt;height:16.45pt;z-index:251692032;visibility:visible;mso-wrap-style:square;mso-height-percent:0;mso-wrap-distance-left:9pt;mso-wrap-distance-top:0;mso-wrap-distance-right:9pt;mso-wrap-distance-bottom:0;mso-position-horizontal:absolute;mso-position-horizontal-relative:text;mso-position-vertical:absolute;mso-position-vertical-relative:text;mso-height-percent:0;mso-height-relative:margin;v-text-anchor:top" o:gfxdata="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" stroked="f">
+              <v:shape w14:anchorId="5B960AB7" id="_x0000_s1028" type="#_x0000_t202" style="position:absolute;margin-left:233.05pt;margin-top:206.8pt;width:228.55pt;height:16.45pt;z-index:251658258;visibility:visible;mso-wrap-style:square;mso-height-percent:0;mso-wrap-distance-left:9pt;mso-wrap-distance-top:0;mso-wrap-distance-right:9pt;mso-wrap-distance-bottom:0;mso-position-horizontal:absolute;mso-position-horizontal-relative:text;mso-position-vertical:absolute;mso-position-vertical-relative:text;mso-height-percent:0;mso-height-relative:margin;v-text-anchor:top" o:gfxdata="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" stroked="f">
                 <v:textbox inset="0,0,0,0">
                   <w:txbxContent>
                     <w:p>
@@ -5806,7 +5840,7 @@
         <mc:AlternateContent>
           <mc:Choice Requires="wps">
             <w:drawing>
-              <wp:anchor distT="0" distB="0" distL="114300" distR="114300" simplePos="0" relativeHeight="251689984" behindDoc="0" locked="0" layoutInCell="1" allowOverlap="1" wp14:anchorId="27D1F7BC" wp14:editId="2953D54B">
+              <wp:anchor distT="0" distB="0" distL="114300" distR="114300" simplePos="0" relativeHeight="251658257" behindDoc="0" locked="0" layoutInCell="1" allowOverlap="1" wp14:anchorId="27D1F7BC" wp14:editId="2953D54B">
                 <wp:simplePos x="0" y="0"/>
                 <wp:positionH relativeFrom="column">
                   <wp:posOffset>-264160</wp:posOffset>
@@ -5875,7 +5909,7 @@
           </mc:Choice>
           <mc:Fallback>
             <w:pict>
-              <v:shape w14:anchorId="27D1F7BC" id="_x0000_s1029" type="#_x0000_t202" style="position:absolute;margin-left:-20.8pt;margin-top:204.95pt;width:231.7pt;height:17.05pt;z-index:251689984;visibility:visible;mso-wrap-style:square;mso-height-percent:0;mso-wrap-distance-left:9pt;mso-wrap-distance-top:0;mso-wrap-distance-right:9pt;mso-wrap-distance-bottom:0;mso-position-horizontal:absolute;mso-position-horizontal-relative:text;mso-position-vertical:absolute;mso-position-vertical-relative:text;mso-height-percent:0;mso-height-relative:margin;v-text-anchor:top" o:gfxdata="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" stroked="f">
+              <v:shape w14:anchorId="27D1F7BC" id="_x0000_s1029" type="#_x0000_t202" style="position:absolute;margin-left:-20.8pt;margin-top:204.95pt;width:231.7pt;height:17.05pt;z-index:251658257;visibility:visible;mso-wrap-style:square;mso-height-percent:0;mso-wrap-distance-left:9pt;mso-wrap-distance-top:0;mso-wrap-distance-right:9pt;mso-wrap-distance-bottom:0;mso-position-horizontal:absolute;mso-position-horizontal-relative:text;mso-position-vertical:absolute;mso-position-vertical-relative:text;mso-height-percent:0;mso-height-relative:margin;v-text-anchor:top" o:gfxdata="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" stroked="f">
                 <v:textbox inset="0,0,0,0">
                   <w:txbxContent>
                     <w:p>
@@ -5909,7 +5943,7 @@
         <mc:AlternateContent>
           <mc:Choice Requires="wpi">
             <w:drawing>
-              <wp:anchor distT="0" distB="0" distL="114300" distR="114300" simplePos="0" relativeHeight="251680768" behindDoc="0" locked="0" layoutInCell="1" allowOverlap="1" wp14:anchorId="1F924F76" wp14:editId="463D7B4C">
+              <wp:anchor distT="0" distB="0" distL="114300" distR="114300" simplePos="0" relativeHeight="251658252" behindDoc="0" locked="0" layoutInCell="1" allowOverlap="1" wp14:anchorId="1F924F76" wp14:editId="463D7B4C">
                 <wp:simplePos x="0" y="0"/>
                 <wp:positionH relativeFrom="margin">
                   <wp:posOffset>-59690</wp:posOffset>
@@ -5959,7 +5993,7 @@
           <w:noProof/>
         </w:rPr>
         <w:drawing>
-          <wp:anchor distT="0" distB="0" distL="114300" distR="114300" simplePos="0" relativeHeight="251672576" behindDoc="0" locked="0" layoutInCell="1" allowOverlap="1" wp14:anchorId="2897FC9D" wp14:editId="62DD117E">
+          <wp:anchor distT="0" distB="0" distL="114300" distR="114300" simplePos="0" relativeHeight="251658247" behindDoc="0" locked="0" layoutInCell="1" allowOverlap="1" wp14:anchorId="2897FC9D" wp14:editId="62DD117E">
             <wp:simplePos x="0" y="0"/>
             <wp:positionH relativeFrom="column">
               <wp:posOffset>-278130</wp:posOffset>
@@ -6026,7 +6060,7 @@
           <w:noProof/>
         </w:rPr>
         <w:drawing>
-          <wp:anchor distT="0" distB="0" distL="114300" distR="114300" simplePos="0" relativeHeight="251673600" behindDoc="0" locked="0" layoutInCell="1" allowOverlap="1" wp14:anchorId="71AC2A9F" wp14:editId="49FCA924">
+          <wp:anchor distT="0" distB="0" distL="114300" distR="114300" simplePos="0" relativeHeight="251658248" behindDoc="0" locked="0" layoutInCell="1" allowOverlap="1" wp14:anchorId="71AC2A9F" wp14:editId="49FCA924">
             <wp:simplePos x="0" y="0"/>
             <wp:positionH relativeFrom="margin">
               <wp:posOffset>2962910</wp:posOffset>
@@ -6095,7 +6129,7 @@
         <mc:AlternateContent>
           <mc:Choice Requires="wps">
             <w:drawing>
-              <wp:anchor distT="0" distB="0" distL="114300" distR="114300" simplePos="0" relativeHeight="251687936" behindDoc="0" locked="0" layoutInCell="1" allowOverlap="1" wp14:anchorId="1625C4DB" wp14:editId="11859E81">
+              <wp:anchor distT="0" distB="0" distL="114300" distR="114300" simplePos="0" relativeHeight="251658256" behindDoc="0" locked="0" layoutInCell="1" allowOverlap="1" wp14:anchorId="1625C4DB" wp14:editId="11859E81">
                 <wp:simplePos x="0" y="0"/>
                 <wp:positionH relativeFrom="column">
                   <wp:posOffset>1168400</wp:posOffset>
@@ -6162,7 +6196,7 @@
           </mc:Choice>
           <mc:Fallback>
             <w:pict>
-              <v:shape w14:anchorId="1625C4DB" id="_x0000_s1030" type="#_x0000_t202" style="position:absolute;margin-left:92pt;margin-top:45.7pt;width:267.3pt;height:.05pt;z-index:251687936;visibility:visible;mso-wrap-style:square;mso-wrap-distance-left:9pt;mso-wrap-distance-top:0;mso-wrap-distance-right:9pt;mso-wrap-distance-bottom:0;mso-position-horizontal:absolute;mso-position-horizontal-relative:text;mso-position-vertical:absolute;mso-position-vertical-relative:text;v-text-anchor:top" o:gfxdata="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" stroked="f">
+              <v:shape w14:anchorId="1625C4DB" id="_x0000_s1030" type="#_x0000_t202" style="position:absolute;margin-left:92pt;margin-top:45.7pt;width:267.3pt;height:.05pt;z-index:251658256;visibility:visible;mso-wrap-style:square;mso-wrap-distance-left:9pt;mso-wrap-distance-top:0;mso-wrap-distance-right:9pt;mso-wrap-distance-bottom:0;mso-position-horizontal:absolute;mso-position-horizontal-relative:text;mso-position-vertical:absolute;mso-position-vertical-relative:text;v-text-anchor:top" o:gfxdata="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" stroked="f">
                 <v:textbox style="mso-fit-shape-to-text:t" inset="0,0,0,0">
                   <w:txbxContent>
                     <w:p>
@@ -6197,7 +6231,7 @@
         <mc:AlternateContent>
           <mc:Choice Requires="wps">
             <w:drawing>
-              <wp:anchor distT="0" distB="0" distL="114300" distR="114300" simplePos="0" relativeHeight="251694080" behindDoc="0" locked="0" layoutInCell="1" allowOverlap="1" wp14:anchorId="5DB62136" wp14:editId="59E85A44">
+              <wp:anchor distT="0" distB="0" distL="114300" distR="114300" simplePos="0" relativeHeight="251658259" behindDoc="0" locked="0" layoutInCell="1" allowOverlap="1" wp14:anchorId="5DB62136" wp14:editId="59E85A44">
                 <wp:simplePos x="0" y="0"/>
                 <wp:positionH relativeFrom="column">
                   <wp:posOffset>1263015</wp:posOffset>
@@ -6263,7 +6297,7 @@
           </mc:Choice>
           <mc:Fallback>
             <w:pict>
-              <v:shape w14:anchorId="5DB62136" id="_x0000_s1031" type="#_x0000_t202" style="position:absolute;margin-left:99.45pt;margin-top:359.6pt;width:251.5pt;height:15.25pt;z-index:251694080;visibility:visible;mso-wrap-style:square;mso-height-percent:0;mso-wrap-distance-left:9pt;mso-wrap-distance-top:0;mso-wrap-distance-right:9pt;mso-wrap-distance-bottom:0;mso-position-horizontal:absolute;mso-position-horizontal-relative:text;mso-position-vertical:absolute;mso-position-vertical-relative:text;mso-height-percent:0;mso-height-relative:margin;v-text-anchor:top" o:gfxdata="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" stroked="f">
+              <v:shape w14:anchorId="5DB62136" id="_x0000_s1031" type="#_x0000_t202" style="position:absolute;margin-left:99.45pt;margin-top:359.6pt;width:251.5pt;height:15.25pt;z-index:251658259;visibility:visible;mso-wrap-style:square;mso-height-percent:0;mso-wrap-distance-left:9pt;mso-wrap-distance-top:0;mso-wrap-distance-right:9pt;mso-wrap-distance-bottom:0;mso-position-horizontal:absolute;mso-position-horizontal-relative:text;mso-position-vertical:absolute;mso-position-vertical-relative:text;mso-height-percent:0;mso-height-relative:margin;v-text-anchor:top" o:gfxdata="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" stroked="f">
                 <v:textbox inset="0,0,0,0">
                   <w:txbxContent>
                     <w:p>
@@ -6294,7 +6328,7 @@
         <mc:AlternateContent>
           <mc:Choice Requires="wpi">
             <w:drawing>
-              <wp:anchor distT="0" distB="0" distL="114300" distR="114300" simplePos="0" relativeHeight="251678720" behindDoc="0" locked="0" layoutInCell="1" allowOverlap="1" wp14:anchorId="29E3ACEC" wp14:editId="0C1A6916">
+              <wp:anchor distT="0" distB="0" distL="114300" distR="114300" simplePos="0" relativeHeight="251658251" behindDoc="0" locked="0" layoutInCell="1" allowOverlap="1" wp14:anchorId="29E3ACEC" wp14:editId="0C1A6916">
                 <wp:simplePos x="0" y="0"/>
                 <wp:positionH relativeFrom="margin">
                   <wp:posOffset>3403600</wp:posOffset>
@@ -6346,7 +6380,7 @@
         <mc:AlternateContent>
           <mc:Choice Requires="wpi">
             <w:drawing>
-              <wp:anchor distT="0" distB="0" distL="114300" distR="114300" simplePos="0" relativeHeight="251676672" behindDoc="0" locked="0" layoutInCell="1" allowOverlap="1" wp14:anchorId="227DDDAD" wp14:editId="4277F83A">
+              <wp:anchor distT="0" distB="0" distL="114300" distR="114300" simplePos="0" relativeHeight="251658250" behindDoc="0" locked="0" layoutInCell="1" allowOverlap="1" wp14:anchorId="227DDDAD" wp14:editId="4277F83A">
                 <wp:simplePos x="0" y="0"/>
                 <wp:positionH relativeFrom="margin">
                   <wp:posOffset>2305050</wp:posOffset>
@@ -6412,7 +6446,7 @@
         <mc:AlternateContent>
           <mc:Choice Requires="wps">
             <w:drawing>
-              <wp:anchor distT="0" distB="0" distL="114300" distR="114300" simplePos="0" relativeHeight="251696128" behindDoc="0" locked="0" layoutInCell="1" allowOverlap="1" wp14:anchorId="0127D232" wp14:editId="199B6489">
+              <wp:anchor distT="0" distB="0" distL="114300" distR="114300" simplePos="0" relativeHeight="251658260" behindDoc="0" locked="0" layoutInCell="1" allowOverlap="1" wp14:anchorId="0127D232" wp14:editId="199B6489">
                 <wp:simplePos x="0" y="0"/>
                 <wp:positionH relativeFrom="column">
                   <wp:posOffset>819150</wp:posOffset>
@@ -6475,7 +6509,7 @@
           </mc:Choice>
           <mc:Fallback>
             <w:pict>
-              <v:shape w14:anchorId="0127D232" id="_x0000_s1032" type="#_x0000_t202" style="position:absolute;margin-left:64.5pt;margin-top:195.25pt;width:312pt;height:.05pt;z-index:251696128;visibility:visible;mso-wrap-style:square;mso-wrap-distance-left:9pt;mso-wrap-distance-top:0;mso-wrap-distance-right:9pt;mso-wrap-distance-bottom:0;mso-position-horizontal:absolute;mso-position-horizontal-relative:text;mso-position-vertical:absolute;mso-position-vertical-relative:text;v-text-anchor:top" o:gfxdata="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" stroked="f">
+              <v:shape w14:anchorId="0127D232" id="_x0000_s1032" type="#_x0000_t202" style="position:absolute;margin-left:64.5pt;margin-top:195.25pt;width:312pt;height:.05pt;z-index:251658260;visibility:visible;mso-wrap-style:square;mso-wrap-distance-left:9pt;mso-wrap-distance-top:0;mso-wrap-distance-right:9pt;mso-wrap-distance-bottom:0;mso-position-horizontal:absolute;mso-position-horizontal-relative:text;mso-position-vertical:absolute;mso-position-vertical-relative:text;v-text-anchor:top" o:gfxdata="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" stroked="f">
                 <v:textbox style="mso-fit-shape-to-text:t" inset="0,0,0,0">
                   <w:txbxContent>
                     <w:p>
@@ -6504,7 +6538,7 @@
           <w:noProof/>
         </w:rPr>
         <w:drawing>
-          <wp:anchor distT="0" distB="0" distL="114300" distR="114300" simplePos="0" relativeHeight="251681792" behindDoc="0" locked="0" layoutInCell="1" allowOverlap="1" wp14:anchorId="65222AB2" wp14:editId="3260ADCD">
+          <wp:anchor distT="0" distB="0" distL="114300" distR="114300" simplePos="0" relativeHeight="251658253" behindDoc="0" locked="0" layoutInCell="1" allowOverlap="1" wp14:anchorId="65222AB2" wp14:editId="3260ADCD">
             <wp:simplePos x="0" y="0"/>
             <wp:positionH relativeFrom="column">
               <wp:posOffset>819150</wp:posOffset>
@@ -6887,7 +6921,16 @@
         <w:t xml:space="preserve">hashing algorithm works. It is based on the algorithm </w:t>
       </w:r>
       <w:r>
-        <w:t>MD5;</w:t>
+        <w:t>MD5</w:t>
+      </w:r>
+      <w:r>
+        <w:t>, which is a cryptographic hash function</w:t>
+      </w:r>
+      <w:r>
+        <w:t xml:space="preserve"> (Kumar, 2025)</w:t>
+      </w:r>
+      <w:r>
+        <w:t>;</w:t>
       </w:r>
       <w:r>
         <w:t xml:space="preserve"> however</w:t>
@@ -6896,7 +6939,10 @@
         <w:t>,</w:t>
       </w:r>
       <w:r>
-        <w:t xml:space="preserve"> it is simplified by not including [something, google when have internet]</w:t>
+        <w:t xml:space="preserve"> it is simplified</w:t>
+      </w:r>
+      <w:r>
+        <w:t xml:space="preserve"> to make it easier to implement</w:t>
       </w:r>
       <w:r>
         <w:t>.</w:t>
@@ -7126,12 +7172,12 @@
     </w:p>
     <w:p>
       <w:pPr>
-        <w:rPr>
-          <w:rFonts w:asciiTheme="majorHAnsi" w:eastAsiaTheme="majorEastAsia" w:hAnsiTheme="majorHAnsi" w:cstheme="majorBidi"/>
-          <w:color w:val="0F4761" w:themeColor="accent1" w:themeShade="BF"/>
-          <w:sz w:val="40"/>
-          <w:szCs w:val="40"/>
-        </w:rPr>
+        <w:sectPr>
+          <w:pgSz w:w="11906" w:h="16838"/>
+          <w:pgMar w:top="1440" w:right="1440" w:bottom="1440" w:left="1440" w:header="708" w:footer="708" w:gutter="0"/>
+          <w:cols w:space="708"/>
+          <w:docGrid w:linePitch="360"/>
+        </w:sectPr>
       </w:pPr>
       <w:r>
         <w:br w:type="page"/>
@@ -7296,7 +7342,7 @@
     </w:p>
     <w:p>
       <w:r>
-        <w:t xml:space="preserve">Finally, I also had to </w:t>
+        <w:t xml:space="preserve">I also had to </w:t>
       </w:r>
       <w:r>
         <w:t>consider</w:t>
@@ -7390,19 +7436,37 @@
       <w:bookmarkEnd w:id="24"/>
     </w:p>
     <w:p>
-      <w:r>
-        <w:t>Link here</w:t>
-      </w:r>
-    </w:p>
-    <w:p>
-      <w:pPr>
-        <w:rPr>
-          <w:rFonts w:asciiTheme="majorHAnsi" w:eastAsiaTheme="majorEastAsia" w:hAnsiTheme="majorHAnsi" w:cstheme="majorBidi"/>
-          <w:color w:val="0F4761" w:themeColor="accent1" w:themeShade="BF"/>
-          <w:sz w:val="40"/>
-          <w:szCs w:val="40"/>
-        </w:rPr>
-      </w:pPr>
+      <w:hyperlink r:id="rId30" w:history="1">
+        <w:r>
+          <w:rPr>
+            <w:rStyle w:val="Hyperlink"/>
+          </w:rPr>
+          <w:t>https://github.com/hedwignu/HeidiGinnaw-COMP1004</w:t>
+        </w:r>
+      </w:hyperlink>
+      <w:r>
+        <w:t xml:space="preserve"> </w:t>
+      </w:r>
+    </w:p>
+    <w:p>
+      <w:pPr>
+        <w:pStyle w:val="Caption"/>
+        <w:sectPr>
+          <w:pgSz w:w="11906" w:h="16838"/>
+          <w:pgMar w:top="1440" w:right="1440" w:bottom="1440" w:left="1440" w:header="708" w:footer="708" w:gutter="0"/>
+          <w:cols w:space="708"/>
+          <w:docGrid w:linePitch="360"/>
+        </w:sectPr>
+      </w:pPr>
+      <w:r>
+        <w:t xml:space="preserve">Note: </w:t>
+      </w:r>
+      <w:r>
+        <w:t>I worked on a branch called test for a couple of months and only merged</w:t>
+      </w:r>
+      <w:r>
+        <w:t xml:space="preserve"> it to master recently, so a lot of my commits are on test.</w:t>
+      </w:r>
       <w:r>
         <w:br w:type="page"/>
       </w:r>
@@ -8423,7 +8487,7 @@
       <w:r>
         <w:t xml:space="preserve">. Available at: </w:t>
       </w:r>
-      <w:hyperlink r:id="rId30" w:history="1">
+      <w:hyperlink r:id="rId31" w:history="1">
         <w:r>
           <w:rPr>
             <w:rStyle w:val="Hyperlink"/>
@@ -8487,7 +8551,7 @@
       <w:r>
         <w:t xml:space="preserve">Available at: </w:t>
       </w:r>
-      <w:hyperlink r:id="rId31" w:history="1">
+      <w:hyperlink r:id="rId32" w:history="1">
         <w:r>
           <w:rPr>
             <w:rStyle w:val="Hyperlink"/>
@@ -8520,7 +8584,7 @@
       <w:r>
         <w:t xml:space="preserve">Available at: </w:t>
       </w:r>
-      <w:hyperlink r:id="rId32" w:history="1">
+      <w:hyperlink r:id="rId33" w:history="1">
         <w:r>
           <w:rPr>
             <w:rStyle w:val="Hyperlink"/>
@@ -8552,7 +8616,7 @@
       <w:r>
         <w:t xml:space="preserve"> Available at: </w:t>
       </w:r>
-      <w:hyperlink r:id="rId33" w:history="1">
+      <w:hyperlink r:id="rId34" w:history="1">
         <w:r>
           <w:rPr>
             <w:rStyle w:val="Hyperlink"/>
@@ -8588,7 +8652,7 @@
       <w:r>
         <w:t xml:space="preserve">Available at: </w:t>
       </w:r>
-      <w:hyperlink r:id="rId34" w:history="1">
+      <w:hyperlink r:id="rId35" w:history="1">
         <w:r>
           <w:rPr>
             <w:rStyle w:val="Hyperlink"/>
@@ -8614,7 +8678,7 @@
       <w:r>
         <w:t xml:space="preserve">Available at: </w:t>
       </w:r>
-      <w:hyperlink r:id="rId35" w:history="1">
+      <w:hyperlink r:id="rId36" w:history="1">
         <w:r>
           <w:rPr>
             <w:rStyle w:val="Hyperlink"/>
@@ -8655,7 +8719,7 @@
       <w:r>
         <w:t xml:space="preserve">Available at: </w:t>
       </w:r>
-      <w:hyperlink r:id="rId36" w:history="1">
+      <w:hyperlink r:id="rId37" w:history="1">
         <w:r>
           <w:rPr>
             <w:rStyle w:val="Hyperlink"/>
@@ -8707,7 +8771,7 @@
       <w:r>
         <w:t xml:space="preserve"> </w:t>
       </w:r>
-      <w:hyperlink r:id="rId37" w:history="1">
+      <w:hyperlink r:id="rId38" w:history="1">
         <w:r>
           <w:rPr>
             <w:rStyle w:val="Hyperlink"/>
@@ -8762,7 +8826,7 @@
       <w:r>
         <w:t xml:space="preserve"> </w:t>
       </w:r>
-      <w:hyperlink r:id="rId38" w:history="1">
+      <w:hyperlink r:id="rId39" w:history="1">
         <w:r>
           <w:rPr>
             <w:rStyle w:val="Hyperlink"/>
@@ -8795,7 +8859,7 @@
       <w:r>
         <w:t xml:space="preserve">Available at: </w:t>
       </w:r>
-      <w:hyperlink r:id="rId39" w:history="1">
+      <w:hyperlink r:id="rId40" w:history="1">
         <w:r>
           <w:rPr>
             <w:rStyle w:val="Hyperlink"/>
@@ -8828,7 +8892,7 @@
       <w:r>
         <w:t xml:space="preserve">. Available at: </w:t>
       </w:r>
-      <w:hyperlink r:id="rId40" w:history="1">
+      <w:hyperlink r:id="rId41" w:history="1">
         <w:r>
           <w:rPr>
             <w:rStyle w:val="Hyperlink"/>
@@ -8844,7 +8908,7 @@
       <w:r>
         <w:t xml:space="preserve">UpNote (2026) Available at: </w:t>
       </w:r>
-      <w:hyperlink r:id="rId41" w:history="1">
+      <w:hyperlink r:id="rId42" w:history="1">
         <w:r>
           <w:rPr>
             <w:rStyle w:val="Hyperlink"/>
@@ -8892,7 +8956,7 @@
       <w:r>
         <w:t xml:space="preserve">Available at: </w:t>
       </w:r>
-      <w:hyperlink r:id="rId42" w:history="1">
+      <w:hyperlink r:id="rId43" w:history="1">
         <w:r>
           <w:rPr>
             <w:rStyle w:val="Hyperlink"/>
@@ -8905,6 +8969,54 @@
       </w:r>
     </w:p>
     <w:p>
+      <w:pPr>
+        <w:rPr>
+          <w:b/>
+          <w:bCs/>
+          <w:lang w:val="en-US"/>
+        </w:rPr>
+      </w:pPr>
+      <w:r>
+        <w:t xml:space="preserve">Kumar, S (2025) </w:t>
+      </w:r>
+      <w:r>
+        <w:rPr>
+          <w:i/>
+          <w:iCs/>
+        </w:rPr>
+        <w:t>What is the MD5 Algorithm</w:t>
+      </w:r>
+      <w:r>
+        <w:rPr>
+          <w:i/>
+          <w:iCs/>
+          <w:lang w:val="en-US"/>
+        </w:rPr>
+        <w:t xml:space="preserve">? </w:t>
+      </w:r>
+      <w:r>
+        <w:rPr>
+          <w:lang w:val="en-US"/>
+        </w:rPr>
+        <w:t xml:space="preserve">Available at: </w:t>
+      </w:r>
+      <w:hyperlink r:id="rId44" w:history="1">
+        <w:r>
+          <w:rPr>
+            <w:rStyle w:val="Hyperlink"/>
+            <w:lang w:val="en-US"/>
+          </w:rPr>
+          <w:t>https://www.geeksforgeeks.org/computer-networks/what-is-the-md5-algorithm/</w:t>
+        </w:r>
+      </w:hyperlink>
+      <w:r>
+        <w:rPr>
+          <w:lang w:val="en-US"/>
+        </w:rPr>
+        <w:t xml:space="preserve"> (Accessed: 28/04/2026)</w:t>
+      </w:r>
+    </w:p>
+    <w:p>
       <w:r>
         <w:rPr>
           <w:i/>
@@ -8924,7 +9036,7 @@
       <w:r>
         <w:t xml:space="preserve"> </w:t>
       </w:r>
-      <w:hyperlink r:id="rId43" w:history="1">
+      <w:hyperlink r:id="rId45" w:history="1">
         <w:r>
           <w:rPr>
             <w:rStyle w:val="Hyperlink"/>
@@ -10224,7 +10336,6 @@
   <w:style w:type="character" w:default="1" w:styleId="DefaultParagraphFont">
     <w:name w:val="Default Paragraph Font"/>
     <w:uiPriority w:val="1"/>
-    <w:semiHidden/>
     <w:unhideWhenUsed/>
   </w:style>
   <w:style w:type="table" w:default="1" w:styleId="TableNormal">
